--- a/docs/feature-list.docx
+++ b/docs/feature-list.docx
@@ -18,7 +18,7 @@
         <w:t>Version:</w:t>
       </w:r>
       <w:r>
-        <w:t xml:space="preserve"> v3.4.1</w:t>
+        <w:t xml:space="preserve"> v3.17.2</w:t>
       </w:r>
     </w:p>
     <w:p>
@@ -29,7 +29,7 @@
         <w:t>Generated:</w:t>
       </w:r>
       <w:r>
-        <w:t xml:space="preserve"> 2026-05-29 (automated)</w:t>
+        <w:t xml:space="preserve"> 2026-05-31 (automated)</w:t>
       </w:r>
     </w:p>
     <w:p>
@@ -47,32 +47,37 @@
     </w:p>
     <w:p>
       <w:r>
-        <w:t>patient record. It sits alongside the clinical system and surfaces practice</w:t>
+        <w:t>patient record (EPR). It sits alongside the clinical system and surfaces</w:t>
       </w:r>
     </w:p>
     <w:p>
       <w:r>
-        <w:t>demand, capacity, and activity at a glance, adds clinical-context overlays on</w:t>
+        <w:t>practice demand, capacity, and activity at a glance, adds clinical-context</w:t>
       </w:r>
     </w:p>
     <w:p>
       <w:r>
-        <w:t>patient records and triage queues, and lets the practice track referrals and</w:t>
+        <w:t>overlays on patient records and triage queues, and lets the practice track</w:t>
       </w:r>
     </w:p>
     <w:p>
       <w:r>
-        <w:t>daily submissions — all from API data the clinician is already entitled to</w:t>
+        <w:t>referrals and daily submissions — all drawn from API data the clinician is</w:t>
       </w:r>
     </w:p>
     <w:p>
       <w:r>
-        <w:t>see. It is a passive display and memory aid: it never writes to the record,</w:t>
+        <w:t>already authorised to see. It is a passive display and memory aid: it never</w:t>
       </w:r>
     </w:p>
     <w:p>
       <w:r>
-        <w:t>never makes clinical recommendations, and keeps all data inside the browser.</w:t>
+        <w:t>writes to the record, never makes clinical decisions, and keeps all data inside</w:t>
+      </w:r>
+    </w:p>
+    <w:p>
+      <w:r>
+        <w:t>the browser.</w:t>
       </w:r>
     </w:p>
     <w:p>
@@ -94,7 +99,7 @@
         <w:t>6 side-panel modules</w:t>
       </w:r>
       <w:r>
-        <w:t xml:space="preserve"> — Slots, Capacity Forecast, Submissions, Monitoring, Activity, Referrals</w:t>
+        <w:t xml:space="preserve"> — Slot Counter, Capacity Forecast, Submissions Tracker, Sentinel, Activity Report, Referrals Tracker</w:t>
       </w:r>
     </w:p>
     <w:p>
@@ -105,7 +110,7 @@
         <w:rPr>
           <w:b/>
         </w:rPr>
-        <w:t>4 in-page (content-script) features</w:t>
+        <w:t>4 in-page features</w:t>
       </w:r>
       <w:r>
         <w:t xml:space="preserve"> — Triage Lens, Sentinel HUD, Referrals discovery, live Pusher updates</w:t>
@@ -152,12 +157,12 @@
         <w:pStyle w:val="Heading2"/>
       </w:pPr>
       <w:r>
-        <w:t>Slot Counter — v2.2</w:t>
+        <w:t>Slot Counter v2.2</w:t>
       </w:r>
     </w:p>
     <w:p>
       <w:r>
-        <w:t>Shows available appointment slots by type for any date, straight from the</w:t>
+        <w:t>Shows available appointment slots by type for any date, direct from the</w:t>
       </w:r>
     </w:p>
     <w:p>
@@ -183,7 +188,7 @@
         <w:pStyle w:val="ListBullet"/>
       </w:pPr>
       <w:r>
-        <w:t>Live refresh on scheduling changes</w:t>
+        <w:t>Live refresh triggered by scheduling changes</w:t>
       </w:r>
     </w:p>
     <w:p>
@@ -199,7 +204,7 @@
         <w:pStyle w:val="ListBullet"/>
       </w:pPr>
       <w:r>
-        <w:t>Configurable per-type alert thresholds with a nav badge</w:t>
+        <w:t>Configurable per-type alert thresholds with a nav-strip badge</w:t>
       </w:r>
     </w:p>
     <w:p>
@@ -217,12 +222,12 @@
     </w:p>
     <w:p>
       <w:r>
-        <w:t>practice-defined targets, so you can see where the week is tight before it</w:t>
+        <w:t>practice-defined daily targets, so you can see where the week is tight before</w:t>
       </w:r>
     </w:p>
     <w:p>
       <w:r>
-        <w:t>bites.</w:t>
+        <w:t>it bites.</w:t>
       </w:r>
     </w:p>
     <w:p>
@@ -230,7 +235,7 @@
         <w:pStyle w:val="ListBullet"/>
       </w:pPr>
       <w:r>
-        <w:t>Reusable presets (a named bundle of slot types + targets)</w:t>
+        <w:t>Reusable named presets — each bundles a set of appointment types and a daily minimum</w:t>
       </w:r>
     </w:p>
     <w:p>
@@ -238,7 +243,7 @@
         <w:pStyle w:val="ListBullet"/>
       </w:pPr>
       <w:r>
-        <w:t>Minimum-per-day target with "tight" and "low" warning thresholds</w:t>
+        <w:t>Colour-coded RAG status per day and per preset</w:t>
       </w:r>
     </w:p>
     <w:p>
@@ -246,7 +251,15 @@
         <w:pStyle w:val="ListBullet"/>
       </w:pPr>
       <w:r>
-        <w:t>RAG-style readout per preset</w:t>
+        <w:t>Week and month calendar views; weekend suppression option</w:t>
+      </w:r>
+    </w:p>
+    <w:p>
+      <w:pPr>
+        <w:pStyle w:val="ListBullet"/>
+      </w:pPr>
+      <w:r>
+        <w:t>Multiple presets for different staff groups or session types</w:t>
       </w:r>
     </w:p>
     <w:p>
@@ -254,17 +267,17 @@
         <w:pStyle w:val="Heading2"/>
       </w:pPr>
       <w:r>
-        <w:t>Submissions Tracker — v1.0</w:t>
+        <w:t>Submissions Tracker v1.0</w:t>
       </w:r>
     </w:p>
     <w:p>
       <w:r>
-        <w:t>Daily inbound task counts across medical, admin, investigation and prescription</w:t>
+        <w:t>Daily inbound task counts across medical, admin, investigation, and</w:t>
       </w:r>
     </w:p>
     <w:p>
       <w:r>
-        <w:t>categories.</w:t>
+        <w:t>prescription-request categories.</w:t>
       </w:r>
     </w:p>
     <w:p>
@@ -272,7 +285,7 @@
         <w:pStyle w:val="ListBullet"/>
       </w:pPr>
       <w:r>
-        <w:t>Today view, custom date range, and day-vs-day comparison</w:t>
+        <w:t>Today view, custom date range, and same-day-last-week comparison</w:t>
       </w:r>
     </w:p>
     <w:p>
@@ -280,7 +293,15 @@
         <w:pStyle w:val="ListBullet"/>
       </w:pPr>
       <w:r>
-        <w:t>Optional RAG threshold alerts surfaced as a global strip</w:t>
+        <w:t>Stacked bar chart for week-on-week pattern recognition</w:t>
+      </w:r>
+    </w:p>
+    <w:p>
+      <w:pPr>
+        <w:pStyle w:val="ListBullet"/>
+      </w:pPr>
+      <w:r>
+        <w:t>Optional RAG thresholds (amber / red) per task type; breaches shown as a persistent global strip at the top of the panel</w:t>
       </w:r>
     </w:p>
     <w:p>
@@ -288,32 +309,32 @@
         <w:pStyle w:val="Heading2"/>
       </w:pPr>
       <w:r>
-        <w:t>Monitoring (Sentinel) — v0.4.2</w:t>
+        <w:t>Sentinel</w:t>
       </w:r>
     </w:p>
     <w:p>
       <w:r>
-        <w:t>A clinical-context sidebar on patient records covering drug monitoring and QOF</w:t>
+        <w:t>Clinical-context display for the open patient record, covering drug monitoring,</w:t>
       </w:r>
     </w:p>
     <w:p>
       <w:r>
-        <w:t>2025/26 indicators. It displays, against the patient's own active medications,</w:t>
+        <w:t>QOF 2025/26 indicators, and the practice waiting room. Chips are colour-coded</w:t>
       </w:r>
     </w:p>
     <w:p>
       <w:r>
-        <w:t>problems, and recent observations, the most recent recorded values relevant to</w:t>
+        <w:t>(red / amber / green / grey) and sorted worst-first; each chip links through to</w:t>
       </w:r>
     </w:p>
     <w:p>
       <w:r>
-        <w:t>published drug-monitoring guidance and QOF criteria, and whether each is in or</w:t>
+        <w:t>the exact evidence the engine matched — the medication, test, value, date, and</w:t>
       </w:r>
     </w:p>
     <w:p>
       <w:r>
-        <w:t>out of the recommended interval.</w:t>
+        <w:t>threshold.</w:t>
       </w:r>
     </w:p>
     <w:p>
@@ -321,7 +342,7 @@
         <w:pStyle w:val="ListBullet"/>
       </w:pPr>
       <w:r>
-        <w:t>Chips coloured by status (in-range, due soon, overdue, severely overdue)</w:t>
+        <w:t>Drug-monitoring recall: shows whether each high-risk medication's monitoring tests are in date, due soon, overdue, or absent</w:t>
       </w:r>
     </w:p>
     <w:p>
@@ -329,12 +350,7 @@
         <w:pStyle w:val="ListBullet"/>
       </w:pPr>
       <w:r>
-        <w:t>Click any chip to see the exact evidence the engine matched — the medication,</w:t>
-      </w:r>
-    </w:p>
-    <w:p>
-      <w:r>
-        <w:t xml:space="preserve">  the test, the value, the date, and the threshold that fired it</w:t>
+        <w:t>QOF indicator status: checks whether targets are met for the current QOF year against the patient's registers and observations</w:t>
       </w:r>
     </w:p>
     <w:p>
@@ -342,7 +358,7 @@
         <w:pStyle w:val="ListBullet"/>
       </w:pPr>
       <w:r>
-        <w:t>Inline sparkline for observation trends</w:t>
+        <w:t>Register membership: identifies which QOF registers the patient's coded problems place them on</w:t>
       </w:r>
     </w:p>
     <w:p>
@@ -350,7 +366,31 @@
         <w:pStyle w:val="ListBullet"/>
       </w:pPr>
       <w:r>
-        <w:t>Passive only: no actions ordered, nothing written to the record</w:t>
+        <w:t>Inline evidence panel: click any chip to see the matched value, date, reference range, and which part of the rule fired</w:t>
+      </w:r>
+    </w:p>
+    <w:p>
+      <w:pPr>
+        <w:pStyle w:val="ListBullet"/>
+      </w:pPr>
+      <w:r>
+        <w:t>Waiting-room list: patients currently checked in, polled every 30 seconds in real time</w:t>
+      </w:r>
+    </w:p>
+    <w:p>
+      <w:pPr>
+        <w:pStyle w:val="ListBullet"/>
+      </w:pPr>
+      <w:r>
+        <w:t>Extraction-health warning: if the page layout has drifted and no patient data can be read, shows a prominent warning rather than a misleading empty state</w:t>
+      </w:r>
+    </w:p>
+    <w:p>
+      <w:pPr>
+        <w:pStyle w:val="ListBullet"/>
+      </w:pPr>
+      <w:r>
+        <w:t>Filter by action-needed vs clear; refresh on demand or automatically on tab navigation</w:t>
       </w:r>
     </w:p>
     <w:p>
@@ -358,12 +398,12 @@
         <w:pStyle w:val="Heading2"/>
       </w:pPr>
       <w:r>
-        <w:t>Activity Report — v1.0</w:t>
+        <w:t>Activity Report v1.0</w:t>
       </w:r>
     </w:p>
     <w:p>
       <w:r>
-        <w:t>Practice activity per staff member across a configurable date range.</w:t>
+        <w:t>Practice activity data per staff member across a configurable date range.</w:t>
       </w:r>
     </w:p>
     <w:p>
@@ -371,12 +411,23 @@
         <w:pStyle w:val="ListBullet"/>
       </w:pPr>
       <w:r>
-        <w:t>Period totals plus a stacked bar chart by consultations, prescription</w:t>
+        <w:t>Period totals and a stacked horizontal bar chart by consultations, prescription requests, medication reviews, document tasks, and investigation results</w:t>
       </w:r>
     </w:p>
     <w:p>
+      <w:pPr>
+        <w:pStyle w:val="ListBullet"/>
+      </w:pPr>
       <w:r>
-        <w:t xml:space="preserve">  requests, medication reviews, document tasks, and investigation results</w:t>
+        <w:t>Configurable date presets (today, this week, custom range)</w:t>
+      </w:r>
+    </w:p>
+    <w:p>
+      <w:pPr>
+        <w:pStyle w:val="ListBullet"/>
+      </w:pPr>
+      <w:r>
+        <w:t>Auto-refreshes when the configured practice code changes</w:t>
       </w:r>
     </w:p>
     <w:p>
@@ -384,12 +435,17 @@
         <w:pStyle w:val="Heading2"/>
       </w:pPr>
       <w:r>
-        <w:t>Referrals Tracker — v1.0</w:t>
+        <w:t>Referrals Tracker v1.0</w:t>
       </w:r>
     </w:p>
     <w:p>
       <w:r>
-        <w:t>Referral audit data across a configurable date range.</w:t>
+        <w:t>Referral audit data across a configurable date range, sourced from the</w:t>
+      </w:r>
+    </w:p>
+    <w:p>
+      <w:r>
+        <w:t>practice's Medicus referrals endpoint.</w:t>
       </w:r>
     </w:p>
     <w:p>
@@ -397,12 +453,7 @@
         <w:pStyle w:val="ListBullet"/>
       </w:pPr>
       <w:r>
-        <w:t>Total referral count with priority (Routine / Urgent / 2WW) and status</w:t>
-      </w:r>
-    </w:p>
-    <w:p>
-      <w:r>
-        <w:t xml:space="preserve">  breakdowns</w:t>
+        <w:t>Total referral count with Routine / Urgent / Two-Week-Wait priority and Completed / Incomplete / Cancelled status breakdowns</w:t>
       </w:r>
     </w:p>
     <w:p>
@@ -410,7 +461,23 @@
         <w:pStyle w:val="ListBullet"/>
       </w:pPr>
       <w:r>
-        <w:t>Bar charts by referring clinician, specialty, and hospital</w:t>
+        <w:t>Bar charts by referring clinician, specialty, and hospital (top 15 per view)</w:t>
+      </w:r>
+    </w:p>
+    <w:p>
+      <w:pPr>
+        <w:pStyle w:val="ListBullet"/>
+      </w:pPr>
+      <w:r>
+        <w:t>Referral rate per clinician (referrals ÷ consultations) when activity data is also available</w:t>
+      </w:r>
+    </w:p>
+    <w:p>
+      <w:pPr>
+        <w:pStyle w:val="ListBullet"/>
+      </w:pPr>
+      <w:r>
+        <w:t>Filter by priority and status chips; staleness warning after 30 minutes</w:t>
       </w:r>
     </w:p>
     <w:p>
@@ -423,7 +490,33 @@
     </w:p>
     <w:p>
       <w:r>
-        <w:t>These activate automatically on Medicus pages (*.medicus.health):</w:t>
+        <w:t>These run automatically on Medicus pages (*.medicus.health) when the</w:t>
+      </w:r>
+    </w:p>
+    <w:p>
+      <w:r>
+        <w:t>extension is installed:</w:t>
+      </w:r>
+    </w:p>
+    <w:p>
+      <w:r>
+        <w:rPr>
+          <w:b/>
+        </w:rPr>
+        <w:t>Triage Lens</w:t>
+      </w:r>
+      <w:r>
+        <w:t xml:space="preserve"> — an overlay on the triage queue and patient records that</w:t>
+      </w:r>
+    </w:p>
+    <w:p>
+      <w:r>
+        <w:t>applies up to 20 configurable detection rules to incoming patient request text</w:t>
+      </w:r>
+    </w:p>
+    <w:p>
+      <w:r>
+        <w:t>and surfaces severity chips directly in the task row:</w:t>
       </w:r>
     </w:p>
     <w:p>
@@ -431,18 +524,7 @@
         <w:pStyle w:val="ListBullet"/>
       </w:pPr>
       <w:r>
-        <w:rPr>
-          <w:b/>
-        </w:rPr>
-        <w:t>Triage Lens (v0.5.0)</w:t>
-      </w:r>
-      <w:r>
-        <w:t xml:space="preserve"> — an overlay on patient records and triage queues</w:t>
-      </w:r>
-    </w:p>
-    <w:p>
-      <w:r>
-        <w:t xml:space="preserve">  that highlights user-defined keywords with severity chips.</w:t>
+        <w:t>20 built-in rules covering chest pain, red-flag headache, GI bleed, sepsis, mental-health crisis, medication reviews, and more; 620+ detection patterns covering lay, clinical, and abbreviated phrasings</w:t>
       </w:r>
     </w:p>
     <w:p>
@@ -450,18 +532,7 @@
         <w:pStyle w:val="ListBullet"/>
       </w:pPr>
       <w:r>
-        <w:rPr>
-          <w:b/>
-        </w:rPr>
-        <w:t>Sentinel HUD</w:t>
-      </w:r>
-      <w:r>
-        <w:t xml:space="preserve"> — the drug-monitoring / QOF context display rendered</w:t>
-      </w:r>
-    </w:p>
-    <w:p>
-      <w:r>
-        <w:t xml:space="preserve">  directly on the patient record page.</w:t>
+        <w:t>NHS Pharmacy First signposting for all 7 national pathways (UTI, sore throat, otitis media, sinusitis, insect bite, impetigo, shingles): eligibility notes and safety-netting displayed per pathway</w:t>
       </w:r>
     </w:p>
     <w:p>
@@ -469,18 +540,7 @@
         <w:pStyle w:val="ListBullet"/>
       </w:pPr>
       <w:r>
-        <w:rPr>
-          <w:b/>
-        </w:rPr>
-        <w:t>Referrals discovery</w:t>
-      </w:r>
-      <w:r>
-        <w:t xml:space="preserve"> — collects the referral data the Referrals Tracker</w:t>
-      </w:r>
-    </w:p>
-    <w:p>
-      <w:r>
-        <w:t xml:space="preserve">  reports on.</w:t>
+        <w:t>STOPP/START-style prescribing-safety flags on individual patient records: NSAID + anticoagulant, triple whammy (NSAID + ACEi/ARB + diuretic), benzodiazepine or Z-drug in patients aged ≥80</w:t>
       </w:r>
     </w:p>
     <w:p>
@@ -488,18 +548,81 @@
         <w:pStyle w:val="ListBullet"/>
       </w:pPr>
       <w:r>
+        <w:t>Risk-tool signpost chip (adults ≥25) with links to QRISK3, QCancer, and eFI calculators</w:t>
+      </w:r>
+    </w:p>
+    <w:p>
+      <w:pPr>
+        <w:pStyle w:val="ListBullet"/>
+      </w:pPr>
+      <w:r>
+        <w:t>Configurable match thresholds, rule priorities, and per-rule enable/disable</w:t>
+      </w:r>
+    </w:p>
+    <w:p>
+      <w:pPr>
+        <w:pStyle w:val="ListBullet"/>
+      </w:pPr>
+      <w:r>
+        <w:t>Draggable HUD overlay; position is remembered per session</w:t>
+      </w:r>
+    </w:p>
+    <w:p>
+      <w:r>
+        <w:rPr>
+          <w:b/>
+        </w:rPr>
+        <w:t>Sentinel HUD</w:t>
+      </w:r>
+      <w:r>
+        <w:t xml:space="preserve"> — the same drug-monitoring and QOF chip display rendered</w:t>
+      </w:r>
+    </w:p>
+    <w:p>
+      <w:r>
+        <w:t>directly in the page, alongside the patient record, without opening the side</w:t>
+      </w:r>
+    </w:p>
+    <w:p>
+      <w:r>
+        <w:t>panel.</w:t>
+      </w:r>
+    </w:p>
+    <w:p>
+      <w:r>
+        <w:rPr>
+          <w:b/>
+        </w:rPr>
+        <w:t>Referrals discovery</w:t>
+      </w:r>
+      <w:r>
+        <w:t xml:space="preserve"> — listens for referral data loaded during normal</w:t>
+      </w:r>
+    </w:p>
+    <w:p>
+      <w:r>
+        <w:t>Medicus navigation and forwards it to the Referrals Tracker.</w:t>
+      </w:r>
+    </w:p>
+    <w:p>
+      <w:r>
         <w:rPr>
           <w:b/>
         </w:rPr>
         <w:t>Live updates (Pusher relay)</w:t>
       </w:r>
       <w:r>
-        <w:t xml:space="preserve"> — pushes scheduling changes through so the</w:t>
+        <w:t xml:space="preserve"> — intercepts Medicus scheduling events and</w:t>
       </w:r>
     </w:p>
     <w:p>
       <w:r>
-        <w:t xml:space="preserve">  Slots and demand strips refresh in real time.</w:t>
+        <w:t>forwards them so the Slot Counter and demand strips refresh without a manual</w:t>
+      </w:r>
+    </w:p>
+    <w:p>
+      <w:r>
+        <w:t>reload.</w:t>
       </w:r>
     </w:p>
     <w:p>
@@ -512,12 +635,17 @@
     </w:p>
     <w:p>
       <w:r>
-        <w:t>The Monitoring module is driven by a rules engine supporting seven rule types,</w:t>
+        <w:t>The Sentinel display and the custom-alert builder are both driven by the same</w:t>
       </w:r>
     </w:p>
     <w:p>
       <w:r>
-        <w:t>so alerts can be tailored to local protocols:</w:t>
+        <w:t>rules engine, which supports seven rule types. Each type can be used standalone</w:t>
+      </w:r>
+    </w:p>
+    <w:p>
+      <w:r>
+        <w:t>or mixed in a single ruleset:</w:t>
       </w:r>
     </w:p>
     <w:p>
@@ -531,12 +659,7 @@
         <w:t>Drug monitoring</w:t>
       </w:r>
       <w:r>
-        <w:t xml:space="preserve"> — a medication requires a test at an interval; flags</w:t>
-      </w:r>
-    </w:p>
-    <w:p>
-      <w:r>
-        <w:t xml:space="preserve">  when the latest result is missing or out of date.</w:t>
+        <w:t xml:space="preserve"> — a medication triggers a recall requirement; the engine checks whether the required test was recorded within the configured interval. Fires as overdue, due soon, severely overdue, recently-initiated (grace period), or no data found.</w:t>
       </w:r>
     </w:p>
     <w:p>
@@ -550,7 +673,7 @@
         <w:t>QOF register</w:t>
       </w:r>
       <w:r>
-        <w:t xml:space="preserve"> — patient belongs to a register based on a coded problem.</w:t>
+        <w:t xml:space="preserve"> — confirms whether the patient belongs to a QOF register based on their active coded problems. Supports all major QOF 2025/26 registers including Dementia (DEM).</w:t>
       </w:r>
     </w:p>
     <w:p>
@@ -564,12 +687,7 @@
         <w:t>QOF indicator</w:t>
       </w:r>
       <w:r>
-        <w:t xml:space="preserve"> — an observation meets (or misses) a threshold within the</w:t>
-      </w:r>
-    </w:p>
-    <w:p>
-      <w:r>
-        <w:t xml:space="preserve">  QOF year / rolling window, with register preconditions.</w:t>
+        <w:t xml:space="preserve"> — checks whether an observation or medication meets the QOF target threshold within the current QOF year or a rolling window, with register-membership preconditions.</w:t>
       </w:r>
     </w:p>
     <w:p>
@@ -583,12 +701,7 @@
         <w:t>Drug combo</w:t>
       </w:r>
       <w:r>
-        <w:t xml:space="preserve"> — combinations of drugs (optionally gated on age, sex, or</w:t>
-      </w:r>
-    </w:p>
-    <w:p>
-      <w:r>
-        <w:t xml:space="preserve">  problems) that warrant caution, e.g. interaction risks.</w:t>
+        <w:t xml:space="preserve"> — detects combinations of two or more drug classes (optionally gated on age range, sex, or problem list). Used for prescribing-safety patterns such as PINCER, interaction risks, and STOPP/START criteria. Supports exclusion lists (e.g. topical NSAIDs, co-prescribed gastroprotection).</w:t>
       </w:r>
     </w:p>
     <w:p>
@@ -602,7 +715,7 @@
         <w:t>Event count</w:t>
       </w:r>
       <w:r>
-        <w:t xml:space="preserve"> — counts matching events in a window, e.g. "&gt;3 UTIs".</w:t>
+        <w:t xml:space="preserve"> — counts occurrences of matching observations or coded events within a time window and fires above a configurable threshold (e.g. three or more UTIs in 12 months).</w:t>
       </w:r>
     </w:p>
     <w:p>
@@ -616,12 +729,7 @@
         <w:t>Composite</w:t>
       </w:r>
       <w:r>
-        <w:t xml:space="preserve"> — combines several sub-rules with AND/OR logic; sub-rules are</w:t>
-      </w:r>
-    </w:p>
-    <w:p>
-      <w:r>
-        <w:t xml:space="preserve">  drillable from the evidence panel.</w:t>
+        <w:t xml:space="preserve"> — combines any number of other rules with AND / OR logic. Each component rule's own evidence remains drillable in the evidence panel.</w:t>
       </w:r>
     </w:p>
     <w:p>
@@ -635,12 +743,12 @@
         <w:t>Observation trend</w:t>
       </w:r>
       <w:r>
-        <w:t xml:space="preserve"> — direction and magnitude of change across a series.</w:t>
+        <w:t xml:space="preserve"> — evaluates the direction and magnitude of change across a series of observations within a configurable window.</w:t>
       </w:r>
     </w:p>
     <w:p>
       <w:r>
-        <w:t xml:space="preserve">Out of the box, the bundled </w:t>
+        <w:t xml:space="preserve">The bundled </w:t>
       </w:r>
       <w:r>
         <w:rPr>
@@ -649,17 +757,56 @@
         <w:t>alert library</w:t>
       </w:r>
       <w:r>
-        <w:t xml:space="preserve"> ships 22 starter alerts (19</w:t>
+        <w:t xml:space="preserve"> ships 22 starter alerts based on PINCER (BMJ</w:t>
       </w:r>
     </w:p>
     <w:p>
       <w:r>
-        <w:t>prescribing-safety, 3 clinical-review) that can be added individually or all</w:t>
+        <w:t>2012) and standard UK prescribing-safety guidelines, designed as editable</w:t>
       </w:r>
     </w:p>
     <w:p>
       <w:r>
-        <w:t>at once.</w:t>
+        <w:t>starting points for local review: 19 prescribing-safety alerts (GI bleed risk,</w:t>
+      </w:r>
+    </w:p>
+    <w:p>
+      <w:r>
+        <w:t>anticoagulation interactions, cardiac and renal drug combinations, NSAIDs in the</w:t>
+      </w:r>
+    </w:p>
+    <w:p>
+      <w:r>
+        <w:t>elderly, valproate monitoring, and others) and 3 clinical-review alerts.</w:t>
+      </w:r>
+    </w:p>
+    <w:p>
+      <w:r>
+        <w:t xml:space="preserve">Practices can extend the ruleset with the </w:t>
+      </w:r>
+      <w:r>
+        <w:rPr>
+          <w:b/>
+        </w:rPr>
+        <w:t>Custom Alert Builder</w:t>
+      </w:r>
+      <w:r>
+        <w:t xml:space="preserve"> in Settings,</w:t>
+      </w:r>
+    </w:p>
+    <w:p>
+      <w:r>
+        <w:t>which provides an engine-backed "would this fire?" live preview across all five</w:t>
+      </w:r>
+    </w:p>
+    <w:p>
+      <w:r>
+        <w:t>non-composite rule types, driven by an editable mock patient. An Auto-fill</w:t>
+      </w:r>
+    </w:p>
+    <w:p>
+      <w:r>
+        <w:t>button seeds a firing example from the rule under construction.</w:t>
       </w:r>
     </w:p>
     <w:p>
@@ -681,7 +828,7 @@
         <w:t>Practice Profile</w:t>
       </w:r>
       <w:r>
-        <w:t xml:space="preserve"> — shared-folder managed deployment of practice settings</w:t>
+        <w:t xml:space="preserve"> — shared-folder managed deployment of practice-wide settings (rules, Triage Lens config, thresholds), so the suite admin can push a consistent configuration to all staff</w:t>
       </w:r>
     </w:p>
     <w:p>
@@ -695,7 +842,7 @@
         <w:t>Backup / restore</w:t>
       </w:r>
       <w:r>
-        <w:t xml:space="preserve"> — a single suite-wide backup envelope, or per-module</w:t>
+        <w:t xml:space="preserve"> — a single suite-wide backup envelope or per-module export; covers all storage keys including custom rules, capacity presets, and display preferences</w:t>
       </w:r>
     </w:p>
     <w:p>
@@ -709,7 +856,21 @@
         <w:t>Display preferences</w:t>
       </w:r>
       <w:r>
-        <w:t xml:space="preserve"> — theme, density, and colourblind-friendly palette</w:t>
+        <w:t xml:space="preserve"> — theme (light / dark / system), density, and a colourblind-friendly palette</w:t>
+      </w:r>
+    </w:p>
+    <w:p>
+      <w:pPr>
+        <w:pStyle w:val="ListBullet"/>
+      </w:pPr>
+      <w:r>
+        <w:rPr>
+          <w:b/>
+        </w:rPr>
+        <w:t>Custom Alert Builder</w:t>
+      </w:r>
+      <w:r>
+        <w:t xml:space="preserve"> — create and edit Sentinel alerts for all seven rule types with live engine preview and validation</w:t>
       </w:r>
     </w:p>
     <w:p>
@@ -723,12 +884,7 @@
         <w:t>Feedback</w:t>
       </w:r>
       <w:r>
-        <w:t xml:space="preserve"> — a built-in Feedback / feature request / bug report button</w:t>
-      </w:r>
-    </w:p>
-    <w:p>
-      <w:r>
-        <w:t xml:space="preserve">  (About tab) that emails the developer; recipient configurable in settings</w:t>
+        <w:t xml:space="preserve"> — an in-panel feedback and bug-report button (About tab)</w:t>
       </w:r>
     </w:p>
     <w:p>
@@ -742,7 +898,7 @@
         <w:t>Clinical Safety</w:t>
       </w:r>
       <w:r>
-        <w:t xml:space="preserve"> — an in-app tab linking the full safety case</w:t>
+        <w:t xml:space="preserve"> — an in-app tab linking the full safety case documents</w:t>
       </w:r>
     </w:p>
     <w:p>
@@ -761,10 +917,10 @@
         <w:rPr>
           <w:b/>
         </w:rPr>
-        <w:t>v3.4.1 (2026-05-29)</w:t>
+        <w:t>v3.17.2 (2026-05-30)</w:t>
       </w:r>
       <w:r>
-        <w:t xml:space="preserve"> — configurable feedback recipient email, included in backup/restore</w:t>
+        <w:t xml:space="preserve"> — Sentinel now shows an explicit warning when the extraction canary detects a degraded snapshot; stale previous-patient snapshots are invalidated on navigation (wrong-patient risk fix)</w:t>
       </w:r>
     </w:p>
     <w:p>
@@ -775,10 +931,10 @@
         <w:rPr>
           <w:b/>
         </w:rPr>
-        <w:t>v3.4.0 (2026-05-29)</w:t>
+        <w:t>v3.17.1 (2026-05-30)</w:t>
       </w:r>
       <w:r>
-        <w:t xml:space="preserve"> — Feedback / feature request / bug report button in the About tab</w:t>
+        <w:t xml:space="preserve"> — Security: web_accessible_resources restricted to *.medicus.health only</w:t>
       </w:r>
     </w:p>
     <w:p>
@@ -789,10 +945,10 @@
         <w:rPr>
           <w:b/>
         </w:rPr>
-        <w:t>v3.3.1 (2026-05-29)</w:t>
+        <w:t>v3.17.0 (2026-05-30)</w:t>
       </w:r>
       <w:r>
-        <w:t xml:space="preserve"> — removed low-value Triage Lens read-time chips; de-duplicated chip defaults</w:t>
+        <w:t xml:space="preserve"> — Silent-failure detection for DOM/API drift; CI now runs the full test suite and defaults drift-check on every push</w:t>
       </w:r>
     </w:p>
     <w:p>
@@ -803,10 +959,10 @@
         <w:rPr>
           <w:b/>
         </w:rPr>
-        <w:t>v3.3.0 (2026-05-29)</w:t>
+        <w:t>v3.16.0 (2026-05-30)</w:t>
       </w:r>
       <w:r>
-        <w:t xml:space="preserve"> — new Clinical Safety settings tab linking the safety case documents</w:t>
+        <w:t xml:space="preserve"> — Custom Alert Builder: engine-backed live preview for all five rule types (drug-combo, event-count, qof-indicator, composite, drug-monitoring)</w:t>
       </w:r>
     </w:p>
     <w:p>
@@ -817,10 +973,10 @@
         <w:rPr>
           <w:b/>
         </w:rPr>
-        <w:t>v3.2.x (2026-05-29)</w:t>
+        <w:t>v3.14.0 (2026-05-30)</w:t>
       </w:r>
       <w:r>
-        <w:t xml:space="preserve"> — clearer non-time-based alert wording (ALERT / CAUTION / NOTED), "Severely overdue" relabel, alert-library "Add all", and several theme/legibility fixes</w:t>
+        <w:t xml:space="preserve"> — STOPP/START prescribing-safety flags and risk-tool signpost chips on patient records</w:t>
       </w:r>
     </w:p>
     <w:p>
@@ -831,10 +987,38 @@
         <w:rPr>
           <w:b/>
         </w:rPr>
-        <w:t>v3.2.0 (2026-05-28)</w:t>
+        <w:t>v3.13.0 (2026-05-30)</w:t>
       </w:r>
       <w:r>
-        <w:t xml:space="preserve"> — chip provenance: click any monitoring chip to see the exact evidence the engine matched</w:t>
+        <w:t xml:space="preserve"> — NHS Pharmacy First signposting for all 7 clinical pathways added to Triage Lens</w:t>
+      </w:r>
+    </w:p>
+    <w:p>
+      <w:pPr>
+        <w:pStyle w:val="ListBullet"/>
+      </w:pPr>
+      <w:r>
+        <w:rPr>
+          <w:b/>
+        </w:rPr>
+        <w:t>v3.12.x (2026-05-30)</w:t>
+      </w:r>
+      <w:r>
+        <w:t xml:space="preserve"> — Triage Lens detection expanded 5.8× (106 → 620 patterns); applicability-filter fix (demographic-gated alerts now fail open on unknown demographics)</w:t>
+      </w:r>
+    </w:p>
+    <w:p>
+      <w:pPr>
+        <w:pStyle w:val="ListBullet"/>
+      </w:pPr>
+      <w:r>
+        <w:rPr>
+          <w:b/>
+        </w:rPr>
+        <w:t>v3.11.x (2026-05-30)</w:t>
+      </w:r>
+      <w:r>
+        <w:t xml:space="preserve"> — Bug fixes: capacity backup data-loss, display-popover listener leak, wrong-patient snapshot guard, submissions NaN display, Triage Lens drag handler lingering after alt-tab</w:t>
       </w:r>
     </w:p>
     <w:p>

--- a/docs/feature-list.docx
+++ b/docs/feature-list.docx
@@ -18,7 +18,7 @@
         <w:t>Version:</w:t>
       </w:r>
       <w:r>
-        <w:t xml:space="preserve"> v3.17.2</w:t>
+        <w:t xml:space="preserve"> v3.26.4</w:t>
       </w:r>
     </w:p>
     <w:p>
@@ -29,7 +29,7 @@
         <w:t>Generated:</w:t>
       </w:r>
       <w:r>
-        <w:t xml:space="preserve"> 2026-05-31 (automated)</w:t>
+        <w:t xml:space="preserve"> 2026-06-03 (automated)</w:t>
       </w:r>
     </w:p>
     <w:p>
@@ -96,10 +96,10 @@
         <w:rPr>
           <w:b/>
         </w:rPr>
-        <w:t>6 side-panel modules</w:t>
+        <w:t>8 side-panel modules</w:t>
       </w:r>
       <w:r>
-        <w:t xml:space="preserve"> — Slot Counter, Capacity Forecast, Submissions Tracker, Sentinel, Activity Report, Referrals Tracker</w:t>
+        <w:t xml:space="preserve"> — Slot Counter, Capacity Forecast, Submissions Tracker, Sentinel, Activity Report, Referrals Tracker, BP Trend, ACR Trend</w:t>
       </w:r>
     </w:p>
     <w:p>
@@ -113,7 +113,7 @@
         <w:t>4 in-page features</w:t>
       </w:r>
       <w:r>
-        <w:t xml:space="preserve"> — Triage Lens, Sentinel HUD, Referrals discovery, live Pusher updates</w:t>
+        <w:t xml:space="preserve"> — Triage Lens, Sentinel engine, Referrals discovery, live Pusher updates</w:t>
       </w:r>
     </w:p>
     <w:p>
@@ -138,10 +138,19 @@
         <w:rPr>
           <w:b/>
         </w:rPr>
-        <w:t>22 bundled starter alerts</w:t>
+        <w:t>84 bundled rules</w:t>
       </w:r>
       <w:r>
-        <w:t xml:space="preserve"> in the library (19 prescribing-safety, 3 clinical-review)</w:t>
+        <w:t xml:space="preserve"> (24 drug-monitoring, 58 QOF registers and indicators, 2 vaccination eligibility) plus </w:t>
+      </w:r>
+      <w:r>
+        <w:rPr>
+          <w:b/>
+        </w:rPr>
+        <w:t>22 opt-in starter alerts</w:t>
+      </w:r>
+      <w:r>
+        <w:t xml:space="preserve"> in the library</w:t>
       </w:r>
     </w:p>
     <w:p>
@@ -243,7 +252,7 @@
         <w:pStyle w:val="ListBullet"/>
       </w:pPr>
       <w:r>
-        <w:t>Colour-coded RAG status per day and per preset</w:t>
+        <w:t>Colour-coded RAG status (Sufficient / Tight / Low / Critical / Closed) per day</w:t>
       </w:r>
     </w:p>
     <w:p>
@@ -251,7 +260,7 @@
         <w:pStyle w:val="ListBullet"/>
       </w:pPr>
       <w:r>
-        <w:t>Week and month calendar views; weekend suppression option</w:t>
+        <w:t>Week and month calendar views; optional weekend display</w:t>
       </w:r>
     </w:p>
     <w:p>
@@ -285,7 +294,7 @@
         <w:pStyle w:val="ListBullet"/>
       </w:pPr>
       <w:r>
-        <w:t>Today view, custom date range, and same-day-last-week comparison</w:t>
+        <w:t>Today view, custom date range, and same-day comparison mode</w:t>
       </w:r>
     </w:p>
     <w:p>
@@ -319,22 +328,22 @@
     </w:p>
     <w:p>
       <w:r>
-        <w:t>QOF 2025/26 indicators, and the practice waiting room. Chips are colour-coded</w:t>
+        <w:t>QOF 2025/26 indicators, vaccination eligibility, and the practice waiting room.</w:t>
       </w:r>
     </w:p>
     <w:p>
       <w:r>
-        <w:t>(red / amber / green / grey) and sorted worst-first; each chip links through to</w:t>
+        <w:t>Chips are colour-coded (red / amber / green / grey) and sorted worst-first; each</w:t>
       </w:r>
     </w:p>
     <w:p>
       <w:r>
-        <w:t>the exact evidence the engine matched — the medication, test, value, date, and</w:t>
+        <w:t>chip links through to the exact evidence the engine matched — the medication,</w:t>
       </w:r>
     </w:p>
     <w:p>
       <w:r>
-        <w:t>threshold.</w:t>
+        <w:t>test, value, date, and threshold.</w:t>
       </w:r>
     </w:p>
     <w:p>
@@ -342,7 +351,13 @@
         <w:pStyle w:val="ListBullet"/>
       </w:pPr>
       <w:r>
-        <w:t>Drug-monitoring recall: shows whether each high-risk medication's monitoring tests are in date, due soon, overdue, or absent</w:t>
+        <w:rPr>
+          <w:b/>
+        </w:rPr>
+        <w:t>Drug-monitoring recall</w:t>
+      </w:r>
+      <w:r>
+        <w:t xml:space="preserve"> — shows whether each high-risk medication's monitoring tests are in date, due soon, overdue, or absent; covers 24 drugs including DMARDs, lithium, amiodarone, ADHD stimulants (methylphenidate, lisdexamfetamine, dexamfetamine), atomoxetine, and guanfacine</w:t>
       </w:r>
     </w:p>
     <w:p>
@@ -350,7 +365,13 @@
         <w:pStyle w:val="ListBullet"/>
       </w:pPr>
       <w:r>
-        <w:t>QOF indicator status: checks whether targets are met for the current QOF year against the patient's registers and observations</w:t>
+        <w:rPr>
+          <w:b/>
+        </w:rPr>
+        <w:t>QOF indicator status</w:t>
+      </w:r>
+      <w:r>
+        <w:t xml:space="preserve"> — checks whether targets are met for the current QOF year against the patient's registers and observations across 46 indicators</w:t>
       </w:r>
     </w:p>
     <w:p>
@@ -358,7 +379,13 @@
         <w:pStyle w:val="ListBullet"/>
       </w:pPr>
       <w:r>
-        <w:t>Register membership: identifies which QOF registers the patient's coded problems place them on</w:t>
+        <w:rPr>
+          <w:b/>
+        </w:rPr>
+        <w:t>Register membership</w:t>
+      </w:r>
+      <w:r>
+        <w:t xml:space="preserve"> — identifies which of 12 QOF disease registers the patient's coded problems place them on (including Dementia)</w:t>
       </w:r>
     </w:p>
     <w:p>
@@ -366,7 +393,13 @@
         <w:pStyle w:val="ListBullet"/>
       </w:pPr>
       <w:r>
-        <w:t>Inline evidence panel: click any chip to see the matched value, date, reference range, and which part of the rule fired</w:t>
+        <w:rPr>
+          <w:b/>
+        </w:rPr>
+        <w:t>Vaccination eligibility</w:t>
+      </w:r>
+      <w:r>
+        <w:t xml:space="preserve"> — flu and COVID chips derived from JCVI/UKHSA 2025/26 criteria (age, QOF registers, active problems, medications, and BMI); status DUE / GIVEN / DECLINED per season</w:t>
       </w:r>
     </w:p>
     <w:p>
@@ -374,7 +407,13 @@
         <w:pStyle w:val="ListBullet"/>
       </w:pPr>
       <w:r>
-        <w:t>Waiting-room list: patients currently checked in, polled every 30 seconds in real time</w:t>
+        <w:rPr>
+          <w:b/>
+        </w:rPr>
+        <w:t>Trend monitors</w:t>
+      </w:r>
+      <w:r>
+        <w:t xml:space="preserve"> — falling eGFR (NICE NG203, ≥15 mL/min over 3 readings in 24 months), rising HbA1c (diabetics only, ≥10 mmol/mol over 3 readings), rising PSA</w:t>
       </w:r>
     </w:p>
     <w:p>
@@ -382,7 +421,69 @@
         <w:pStyle w:val="ListBullet"/>
       </w:pPr>
       <w:r>
-        <w:t>Extraction-health warning: if the page layout has drifted and no patient data can be read, shows a prominent warning rather than a misleading empty state</w:t>
+        <w:rPr>
+          <w:b/>
+        </w:rPr>
+        <w:t>Observation-safety alerts</w:t>
+      </w:r>
+      <w:r>
+        <w:t xml:space="preserve"> — hyperkalaemia (amber 5.5–5.9 mmol/L; red ≥6.0 mmol/L)</w:t>
+      </w:r>
+    </w:p>
+    <w:p>
+      <w:pPr>
+        <w:pStyle w:val="ListBullet"/>
+      </w:pPr>
+      <w:r>
+        <w:rPr>
+          <w:b/>
+        </w:rPr>
+        <w:t>Per-rule hide / snooze</w:t>
+      </w:r>
+      <w:r>
+        <w:t xml:space="preserve"> — dismiss any chip permanently or snooze to a future date (vaccine chips snooze to the next season start); managed in Sentinel settings</w:t>
+      </w:r>
+    </w:p>
+    <w:p>
+      <w:pPr>
+        <w:pStyle w:val="ListBullet"/>
+      </w:pPr>
+      <w:r>
+        <w:rPr>
+          <w:b/>
+        </w:rPr>
+        <w:t>Inline evidence panel</w:t>
+      </w:r>
+      <w:r>
+        <w:t xml:space="preserve"> — click any chip to see matched value, date, reference range, and which part of the rule fired</w:t>
+      </w:r>
+    </w:p>
+    <w:p>
+      <w:pPr>
+        <w:pStyle w:val="ListBullet"/>
+      </w:pPr>
+      <w:r>
+        <w:rPr>
+          <w:b/>
+        </w:rPr>
+        <w:t>Waiting-room list</w:t>
+      </w:r>
+      <w:r>
+        <w:t xml:space="preserve"> — patients currently checked in, polled every 30 seconds</w:t>
+      </w:r>
+    </w:p>
+    <w:p>
+      <w:pPr>
+        <w:pStyle w:val="ListBullet"/>
+      </w:pPr>
+      <w:r>
+        <w:rPr>
+          <w:b/>
+        </w:rPr>
+        <w:t>Extraction-health warning</w:t>
+      </w:r>
+      <w:r>
+        <w:t xml:space="preserve"> — if the page layout has drifted and no patient data can be read, shows a prominent warning rather than a misleading empty state</w:t>
       </w:r>
     </w:p>
     <w:p>
@@ -469,7 +570,7 @@
         <w:pStyle w:val="ListBullet"/>
       </w:pPr>
       <w:r>
-        <w:t>Referral rate per clinician (referrals ÷ consultations) when activity data is also available</w:t>
+        <w:t>Referral rate per clinician (referrals ÷ consultations) when activity data is available</w:t>
       </w:r>
     </w:p>
     <w:p>
@@ -478,6 +579,106 @@
       </w:pPr>
       <w:r>
         <w:t>Filter by priority and status chips; staleness warning after 30 minutes</w:t>
+      </w:r>
+    </w:p>
+    <w:p>
+      <w:pPr>
+        <w:pStyle w:val="Heading2"/>
+      </w:pPr>
+      <w:r>
+        <w:t>BP Trend</w:t>
+      </w:r>
+    </w:p>
+    <w:p>
+      <w:r>
+        <w:t>Blood pressure history for the active patient as a dual-line SVG chart</w:t>
+      </w:r>
+    </w:p>
+    <w:p>
+      <w:r>
+        <w:t>(systolic and diastolic), with condition-specific target lines.</w:t>
+      </w:r>
+    </w:p>
+    <w:p>
+      <w:pPr>
+        <w:pStyle w:val="ListBullet"/>
+      </w:pPr>
+      <w:r>
+        <w:t>Target lines auto-set from achieved QOF register chips: 150/90 for hypertension aged ≥80, 130/80 for CKD with high ACR, 140/90 otherwise</w:t>
+      </w:r>
+    </w:p>
+    <w:p>
+      <w:pPr>
+        <w:pStyle w:val="ListBullet"/>
+      </w:pPr>
+      <w:r>
+        <w:t>AT TARGET / ABOVE TARGET summary pill</w:t>
+      </w:r>
+    </w:p>
+    <w:p>
+      <w:pPr>
+        <w:pStyle w:val="ListBullet"/>
+      </w:pPr>
+      <w:r>
+        <w:t>Paediatric caveat shown for under-18s (adult thresholds displayed; centile charts needed for accurate paediatric assessment)</w:t>
+      </w:r>
+    </w:p>
+    <w:p>
+      <w:pPr>
+        <w:pStyle w:val="ListBullet"/>
+      </w:pPr>
+      <w:r>
+        <w:t>Updates each time the Sentinel engine publishes a new snapshot</w:t>
+      </w:r>
+    </w:p>
+    <w:p>
+      <w:pPr>
+        <w:pStyle w:val="Heading2"/>
+      </w:pPr>
+      <w:r>
+        <w:t>ACR Trend</w:t>
+      </w:r>
+    </w:p>
+    <w:p>
+      <w:r>
+        <w:t>Albumin:creatinine ratio and eGFR history for the active patient with KDIGO</w:t>
+      </w:r>
+    </w:p>
+    <w:p>
+      <w:r>
+        <w:t>staging overlays.</w:t>
+      </w:r>
+    </w:p>
+    <w:p>
+      <w:pPr>
+        <w:pStyle w:val="ListBullet"/>
+      </w:pPr>
+      <w:r>
+        <w:t>ACR history chart with A1 / A2 / A3 threshold band shading; eGFR co-plotted with G-stage colour bands</w:t>
+      </w:r>
+    </w:p>
+    <w:p>
+      <w:pPr>
+        <w:pStyle w:val="ListBullet"/>
+      </w:pPr>
+      <w:r>
+        <w:t>KDIGO G×A monitoring-frequency cell showing recommended checks per year for the patient's current stage combination</w:t>
+      </w:r>
+    </w:p>
+    <w:p>
+      <w:pPr>
+        <w:pStyle w:val="ListBullet"/>
+      </w:pPr>
+      <w:r>
+        <w:t>Action banners for ACR ≥70 (consider nephrology referral), ACR doubling, and KDIGO category crossing</w:t>
+      </w:r>
+    </w:p>
+    <w:p>
+      <w:pPr>
+        <w:pStyle w:val="ListBullet"/>
+      </w:pPr>
+      <w:r>
+        <w:t>Updates each time the Sentinel engine publishes a new snapshot</w:t>
       </w:r>
     </w:p>
     <w:p>
@@ -511,12 +712,12 @@
     </w:p>
     <w:p>
       <w:r>
-        <w:t>applies up to 20 configurable detection rules to incoming patient request text</w:t>
+        <w:t>applies configurable detection rules to request text and surfaces severity chips</w:t>
       </w:r>
     </w:p>
     <w:p>
       <w:r>
-        <w:t>and surfaces severity chips directly in the task row:</w:t>
+        <w:t>directly in the task row or patient record view:</w:t>
       </w:r>
     </w:p>
     <w:p>
@@ -524,7 +725,7 @@
         <w:pStyle w:val="ListBullet"/>
       </w:pPr>
       <w:r>
-        <w:t>20 built-in rules covering chest pain, red-flag headache, GI bleed, sepsis, mental-health crisis, medication reviews, and more; 620+ detection patterns covering lay, clinical, and abbreviated phrasings</w:t>
+        <w:t>20 built-in rules covering chest pain, red-flag headache, GI bleed, sepsis, mental-health crisis, anticoagulants, and more; 620+ detection patterns covering lay, clinical, and abbreviated phrasings</w:t>
       </w:r>
     </w:p>
     <w:p>
@@ -532,15 +733,7 @@
         <w:pStyle w:val="ListBullet"/>
       </w:pPr>
       <w:r>
-        <w:t>NHS Pharmacy First signposting for all 7 national pathways (UTI, sore throat, otitis media, sinusitis, insect bite, impetigo, shingles): eligibility notes and safety-netting displayed per pathway</w:t>
-      </w:r>
-    </w:p>
-    <w:p>
-      <w:pPr>
-        <w:pStyle w:val="ListBullet"/>
-      </w:pPr>
-      <w:r>
-        <w:t>STOPP/START-style prescribing-safety flags on individual patient records: NSAID + anticoagulant, triple whammy (NSAID + ACEi/ARB + diuretic), benzodiazepine or Z-drug in patients aged ≥80</w:t>
+        <w:t>On individual patient records: STOPP/START-style prescribing-safety prompts (NSAID + anticoagulant GI bleed risk; triple whammy AKI risk; benzodiazepine/Z-drug in age ≥80) and an NHS Pharmacy First signpost for all 7 national pathways (UTI, sore throat, otitis media, sinusitis, insect bite, impetigo, shingles)</w:t>
       </w:r>
     </w:p>
     <w:p>
@@ -556,7 +749,7 @@
         <w:pStyle w:val="ListBullet"/>
       </w:pPr>
       <w:r>
-        <w:t>Configurable match thresholds, rule priorities, and per-rule enable/disable</w:t>
+        <w:t>Configurable per-chip enable/disable, match thresholds, and user-defined rules</w:t>
       </w:r>
     </w:p>
     <w:p>
@@ -572,20 +765,20 @@
         <w:rPr>
           <w:b/>
         </w:rPr>
-        <w:t>Sentinel HUD</w:t>
+        <w:t>Sentinel engine</w:t>
       </w:r>
       <w:r>
-        <w:t xml:space="preserve"> — the same drug-monitoring and QOF chip display rendered</w:t>
+        <w:t xml:space="preserve"> — the drug-monitoring and QOF evaluation engine running as a</w:t>
       </w:r>
     </w:p>
     <w:p>
       <w:r>
-        <w:t>directly in the page, alongside the patient record, without opening the side</w:t>
+        <w:t>content script on patient-record pages. Evaluates the full merged rule set and</w:t>
       </w:r>
     </w:p>
     <w:p>
       <w:r>
-        <w:t>panel.</w:t>
+        <w:t>publishes the chip snapshot to the side-panel Sentinel module on each navigation.</w:t>
       </w:r>
     </w:p>
     <w:p>
@@ -596,12 +789,12 @@
         <w:t>Referrals discovery</w:t>
       </w:r>
       <w:r>
-        <w:t xml:space="preserve"> — listens for referral data loaded during normal</w:t>
+        <w:t xml:space="preserve"> — detects the practice-specific referrals API endpoint</w:t>
       </w:r>
     </w:p>
     <w:p>
       <w:r>
-        <w:t>Medicus navigation and forwards it to the Referrals Tracker.</w:t>
+        <w:t>from the Medicus page and stores it for the Referrals Tracker.</w:t>
       </w:r>
     </w:p>
     <w:p>
@@ -635,17 +828,12 @@
     </w:p>
     <w:p>
       <w:r>
-        <w:t>The Sentinel display and the custom-alert builder are both driven by the same</w:t>
+        <w:t>The Sentinel display and the Custom Alert Builder are driven by the same rules</w:t>
       </w:r>
     </w:p>
     <w:p>
       <w:r>
-        <w:t>rules engine, which supports seven rule types. Each type can be used standalone</w:t>
-      </w:r>
-    </w:p>
-    <w:p>
-      <w:r>
-        <w:t>or mixed in a single ruleset:</w:t>
+        <w:t>engine, which supports seven rule types:</w:t>
       </w:r>
     </w:p>
     <w:p>
@@ -659,7 +847,7 @@
         <w:t>Drug monitoring</w:t>
       </w:r>
       <w:r>
-        <w:t xml:space="preserve"> — a medication triggers a recall requirement; the engine checks whether the required test was recorded within the configured interval. Fires as overdue, due soon, severely overdue, recently-initiated (grace period), or no data found.</w:t>
+        <w:t xml:space="preserve"> — a prescribed medication triggers a monitoring recall; the engine checks whether each required test was recorded within the configured interval. Fires as overdue, due soon, severely overdue, recently-initiated (grace period), or no data found.</w:t>
       </w:r>
     </w:p>
     <w:p>
@@ -673,7 +861,7 @@
         <w:t>QOF register</w:t>
       </w:r>
       <w:r>
-        <w:t xml:space="preserve"> — confirms whether the patient belongs to a QOF register based on their active coded problems. Supports all major QOF 2025/26 registers including Dementia (DEM).</w:t>
+        <w:t xml:space="preserve"> — confirms whether the patient belongs to a QOF disease register based on active coded problems, with word-boundary matching and negation handling.</w:t>
       </w:r>
     </w:p>
     <w:p>
@@ -687,7 +875,7 @@
         <w:t>QOF indicator</w:t>
       </w:r>
       <w:r>
-        <w:t xml:space="preserve"> — checks whether an observation or medication meets the QOF target threshold within the current QOF year or a rolling window, with register-membership preconditions.</w:t>
+        <w:t xml:space="preserve"> — checks whether an observation, medication, or care-process bundle meets the QOF target threshold within the current QOF year or a rolling window, with register-membership preconditions and age/sex filters.</w:t>
       </w:r>
     </w:p>
     <w:p>
@@ -701,7 +889,7 @@
         <w:t>Drug combo</w:t>
       </w:r>
       <w:r>
-        <w:t xml:space="preserve"> — detects combinations of two or more drug classes (optionally gated on age range, sex, or problem list). Used for prescribing-safety patterns such as PINCER, interaction risks, and STOPP/START criteria. Supports exclusion lists (e.g. topical NSAIDs, co-prescribed gastroprotection).</w:t>
+        <w:t xml:space="preserve"> — detects two or more drug classes co-prescribed (optionally gated on age, sex, or problem list). Used for PINCER/STOPP-style prescribing-safety combinations. Supports exclusion lists (e.g. topical NSAIDs, co-prescribed gastroprotection).</w:t>
       </w:r>
     </w:p>
     <w:p>
@@ -715,7 +903,7 @@
         <w:t>Event count</w:t>
       </w:r>
       <w:r>
-        <w:t xml:space="preserve"> — counts occurrences of matching observations or coded events within a time window and fires above a configurable threshold (e.g. three or more UTIs in 12 months).</w:t>
+        <w:t xml:space="preserve"> — counts occurrences of matching observations or coded events within a time window and fires above a configurable threshold.</w:t>
       </w:r>
     </w:p>
     <w:p>
@@ -729,7 +917,7 @@
         <w:t>Composite</w:t>
       </w:r>
       <w:r>
-        <w:t xml:space="preserve"> — combines any number of other rules with AND / OR logic. Each component rule's own evidence remains drillable in the evidence panel.</w:t>
+        <w:t xml:space="preserve"> — combines any number of other rules with AND / OR logic; each component rule's own evidence remains drillable.</w:t>
       </w:r>
     </w:p>
     <w:p>
@@ -740,10 +928,10 @@
         <w:rPr>
           <w:b/>
         </w:rPr>
-        <w:t>Observation trend</w:t>
+        <w:t>Vaccination eligibility</w:t>
       </w:r>
       <w:r>
-        <w:t xml:space="preserve"> — evaluates the direction and magnitude of change across a series of observations within a configurable window.</w:t>
+        <w:t xml:space="preserve"> — checks whether flu or COVID vaccination is due for the current season based on JCVI/UKHSA eligibility criteria derived from age, register membership, active problems, medications, and observation values.</w:t>
       </w:r>
     </w:p>
     <w:p>
@@ -757,32 +945,22 @@
         <w:t>alert library</w:t>
       </w:r>
       <w:r>
-        <w:t xml:space="preserve"> ships 22 starter alerts based on PINCER (BMJ</w:t>
+        <w:t xml:space="preserve"> ships 22 opt-in starter alerts (19 prescribing-safety</w:t>
       </w:r>
     </w:p>
     <w:p>
       <w:r>
-        <w:t>2012) and standard UK prescribing-safety guidelines, designed as editable</w:t>
+        <w:t>based on PINCER and UK guidelines; 3 clinical-review) as editable starting points for</w:t>
       </w:r>
     </w:p>
     <w:p>
       <w:r>
-        <w:t>starting points for local review: 19 prescribing-safety alerts (GI bleed risk,</w:t>
+        <w:t>local review.</w:t>
       </w:r>
     </w:p>
     <w:p>
       <w:r>
-        <w:t>anticoagulation interactions, cardiac and renal drug combinations, NSAIDs in the</w:t>
-      </w:r>
-    </w:p>
-    <w:p>
-      <w:r>
-        <w:t>elderly, valproate monitoring, and others) and 3 clinical-review alerts.</w:t>
-      </w:r>
-    </w:p>
-    <w:p>
-      <w:r>
-        <w:t xml:space="preserve">Practices can extend the ruleset with the </w:t>
+        <w:t xml:space="preserve">Practices can extend the rule set with the </w:t>
       </w:r>
       <w:r>
         <w:rPr>
@@ -791,22 +969,17 @@
         <w:t>Custom Alert Builder</w:t>
       </w:r>
       <w:r>
-        <w:t xml:space="preserve"> in Settings,</w:t>
+        <w:t xml:space="preserve"> in Sentinel settings,</w:t>
       </w:r>
     </w:p>
     <w:p>
       <w:r>
-        <w:t>which provides an engine-backed "would this fire?" live preview across all five</w:t>
+        <w:t>which provides a form for all five non-vaccine rule types with an engine-backed live</w:t>
       </w:r>
     </w:p>
     <w:p>
       <w:r>
-        <w:t>non-composite rule types, driven by an editable mock patient. An Auto-fill</w:t>
-      </w:r>
-    </w:p>
-    <w:p>
-      <w:r>
-        <w:t>button seeds a firing example from the rule under construction.</w:t>
+        <w:t>"would this fire?" preview against an editable mock patient and schema validation on save.</w:t>
       </w:r>
     </w:p>
     <w:p>
@@ -828,7 +1001,7 @@
         <w:t>Practice Profile</w:t>
       </w:r>
       <w:r>
-        <w:t xml:space="preserve"> — shared-folder managed deployment of practice-wide settings (rules, Triage Lens config, thresholds), so the suite admin can push a consistent configuration to all staff</w:t>
+        <w:t xml:space="preserve"> — stores the practice site ID, enabling the API-based modules without a Medicus page open; supports shared-folder managed deployment for practice-wide configuration push</w:t>
       </w:r>
     </w:p>
     <w:p>
@@ -842,7 +1015,7 @@
         <w:t>Backup / restore</w:t>
       </w:r>
       <w:r>
-        <w:t xml:space="preserve"> — a single suite-wide backup envelope or per-module export; covers all storage keys including custom rules, capacity presets, and display preferences</w:t>
+        <w:t xml:space="preserve"> — suite-wide envelope or per-module export covering custom rules, capacity presets, display preferences, and hidden-alert state</w:t>
       </w:r>
     </w:p>
     <w:p>
@@ -856,7 +1029,7 @@
         <w:t>Display preferences</w:t>
       </w:r>
       <w:r>
-        <w:t xml:space="preserve"> — theme (light / dark / system), density, and a colourblind-friendly palette</w:t>
+        <w:t xml:space="preserve"> — light / dark / system theme, text density, and a colourblind-friendly palette</w:t>
       </w:r>
     </w:p>
     <w:p>
@@ -870,7 +1043,7 @@
         <w:t>Custom Alert Builder</w:t>
       </w:r>
       <w:r>
-        <w:t xml:space="preserve"> — create and edit Sentinel alerts for all seven rule types with live engine preview and validation</w:t>
+        <w:t xml:space="preserve"> — create and edit Sentinel alerts for all rule types with live engine preview and validation</w:t>
       </w:r>
     </w:p>
     <w:p>
@@ -881,24 +1054,10 @@
         <w:rPr>
           <w:b/>
         </w:rPr>
-        <w:t>Feedback</w:t>
+        <w:t>Sentinel settings</w:t>
       </w:r>
       <w:r>
-        <w:t xml:space="preserve"> — an in-panel feedback and bug-report button (About tab)</w:t>
-      </w:r>
-    </w:p>
-    <w:p>
-      <w:pPr>
-        <w:pStyle w:val="ListBullet"/>
-      </w:pPr>
-      <w:r>
-        <w:rPr>
-          <w:b/>
-        </w:rPr>
-        <w:t>Clinical Safety</w:t>
-      </w:r>
-      <w:r>
-        <w:t xml:space="preserve"> — an in-app tab linking the full safety case documents</w:t>
+        <w:t xml:space="preserve"> — alert library (import individually or in bulk), hidden/snoozed alerts management, vaccine rule on/off toggle</w:t>
       </w:r>
     </w:p>
     <w:p>
@@ -917,10 +1076,10 @@
         <w:rPr>
           <w:b/>
         </w:rPr>
-        <w:t>v3.17.2 (2026-05-30)</w:t>
+        <w:t>v3.26.3–v3.26.4 (2026-06-02)</w:t>
       </w:r>
       <w:r>
-        <w:t xml:space="preserve"> — Sentinel now shows an explicit warning when the extraction canary detects a degraded snapshot; stale previous-patient snapshots are invalidated on navigation (wrong-patient risk fix)</w:t>
+        <w:t xml:space="preserve"> — Per-rule hide and snooze on monitoring chips; vaccine chips snooze to next season start; HRT progestogen-coverage check now detects hysterectomy coded as a past/ended problem</w:t>
       </w:r>
     </w:p>
     <w:p>
@@ -931,10 +1090,10 @@
         <w:rPr>
           <w:b/>
         </w:rPr>
-        <w:t>v3.17.1 (2026-05-30)</w:t>
+        <w:t>v3.26.0–v3.26.2 (2026-06-02)</w:t>
       </w:r>
       <w:r>
-        <w:t xml:space="preserve"> — Security: web_accessible_resources restricted to *.medicus.health only</w:t>
+        <w:t xml:space="preserve"> — Vaccination eligibility chips added (flu and COVID, JCVI/UKHSA 2025/26); eligibility derived from age, QOF registers, problems, medications, and BMI; status DUE / GIVEN / DECLINED; bug fixes for QOF chips on care-record view and vaccine chip false positive</w:t>
       </w:r>
     </w:p>
     <w:p>
@@ -945,10 +1104,10 @@
         <w:rPr>
           <w:b/>
         </w:rPr>
-        <w:t>v3.17.0 (2026-05-30)</w:t>
+        <w:t>v3.25.0–v3.25.3 (2026-06-02)</w:t>
       </w:r>
       <w:r>
-        <w:t xml:space="preserve"> — Silent-failure detection for DOM/API drift; CI now runs the full test suite and defaults drift-check on every push</w:t>
+        <w:t xml:space="preserve"> — Two new trend modules: BP Trend (dual-line chart with condition-specific targets) and ACR Trend (KDIGO G×A staging, eGFR co-display, referral action banners)</w:t>
       </w:r>
     </w:p>
     <w:p>
@@ -959,10 +1118,10 @@
         <w:rPr>
           <w:b/>
         </w:rPr>
-        <w:t>v3.16.0 (2026-05-30)</w:t>
+        <w:t>v3.24.0 (2026-06-02)</w:t>
       </w:r>
       <w:r>
-        <w:t xml:space="preserve"> — Custom Alert Builder: engine-backed live preview for all five rule types (drug-combo, event-count, qof-indicator, composite, drug-monitoring)</w:t>
+        <w:t xml:space="preserve"> — ADHD stimulant monitoring rules (paediatric and adult) added; atomoxetine (6-monthly bloods + annual LFT) and guanfacine (3-monthly BP/HR/weight) monitoring rules added</w:t>
       </w:r>
     </w:p>
     <w:p>
@@ -973,10 +1132,10 @@
         <w:rPr>
           <w:b/>
         </w:rPr>
-        <w:t>v3.14.0 (2026-05-30)</w:t>
+        <w:t>v3.23.0 (2026-06-02)</w:t>
       </w:r>
       <w:r>
-        <w:t xml:space="preserve"> — STOPP/START prescribing-safety flags and risk-tool signpost chips on patient records</w:t>
+        <w:t xml:space="preserve"> — Smoking status due chips across all relevant QOF registers; carbamazepine monitoring rule; new observation-bundle engine support for care-process-set indicators; DM037 (8 diabetes care processes) enabled</w:t>
       </w:r>
     </w:p>
     <w:p>
@@ -987,10 +1146,10 @@
         <w:rPr>
           <w:b/>
         </w:rPr>
-        <w:t>v3.13.0 (2026-05-30)</w:t>
+        <w:t>v3.22.0 (2026-06-01)</w:t>
       </w:r>
       <w:r>
-        <w:t xml:space="preserve"> — NHS Pharmacy First signposting for all 7 clinical pathways added to Triage Lens</w:t>
+        <w:t xml:space="preserve"> — Custom Alert Builder brought to full parity with the engine: medicationExclude, requiresProblem/requiresAnyProblem, ageRange, sex, and per-test SNOMED codes now reachable from the form</w:t>
       </w:r>
     </w:p>
     <w:p>
@@ -1001,10 +1160,10 @@
         <w:rPr>
           <w:b/>
         </w:rPr>
-        <w:t>v3.12.x (2026-05-30)</w:t>
+        <w:t>v3.21.0–v3.21.3 (2026-06-01)</w:t>
       </w:r>
       <w:r>
-        <w:t xml:space="preserve"> — Triage Lens detection expanded 5.8× (106 → 620 patterns); applicability-filter fix (demographic-gated alerts now fail open on unknown demographics)</w:t>
+        <w:t xml:space="preserve"> — Journal-coded QOF indicators now fire in the side panel; backup/restore coverage completed (display preferences, sentinel acknowledgements, per-module export cards); clinical-correctness fixes for QOF age/sex filters, STIA register TIA abbreviation matching, and HRT chip over-trigger on contraceptive progestogen</w:t>
       </w:r>
     </w:p>
     <w:p>
@@ -1015,10 +1174,10 @@
         <w:rPr>
           <w:b/>
         </w:rPr>
-        <w:t>v3.11.x (2026-05-30)</w:t>
+        <w:t>v3.18.0–v3.20.0 (2026-05-31)</w:t>
       </w:r>
       <w:r>
-        <w:t xml:space="preserve"> — Bug fixes: capacity backup data-loss, display-popover listener leak, wrong-patient snapshot guard, submissions NaN display, Triage Lens drag handler lingering after alt-tab</w:t>
+        <w:t xml:space="preserve"> — Falling eGFR trend monitor (NICE NG203) and hyperkalaemia safety alert added as defaults; new observation-alert rule type; rising HbA1c trend monitor for diabetics; toolbar icon reliability fixed across Chrome service-worker edge cases</w:t>
       </w:r>
     </w:p>
     <w:p>
@@ -1046,12 +1205,17 @@
     </w:p>
     <w:p>
       <w:r>
-        <w:t>user's browser. It is not a medical device and does not constitute clinical</w:t>
+        <w:t>user's browser. All chip outputs are deterministic rule evaluations against data</w:t>
       </w:r>
     </w:p>
     <w:p>
       <w:r>
-        <w:t>decision support; all clinical decisions, including verification of any</w:t>
+        <w:t>the clinician already holds. It is not a medical device and does not constitute</w:t>
+      </w:r>
+    </w:p>
+    <w:p>
+      <w:r>
+        <w:t>clinical decision support; all clinical decisions, including verification of any</w:t>
       </w:r>
     </w:p>
     <w:p>

--- a/docs/feature-list.docx
+++ b/docs/feature-list.docx
@@ -18,7 +18,7 @@
         <w:t>Version:</w:t>
       </w:r>
       <w:r>
-        <w:t xml:space="preserve"> v3.17.2</w:t>
+        <w:t xml:space="preserve"> v3.31.2</w:t>
       </w:r>
     </w:p>
     <w:p>
@@ -29,7 +29,7 @@
         <w:t>Generated:</w:t>
       </w:r>
       <w:r>
-        <w:t xml:space="preserve"> 2026-05-31 (automated)</w:t>
+        <w:t xml:space="preserve"> 2026-06-07 (automated)</w:t>
       </w:r>
     </w:p>
     <w:p>
@@ -42,42 +42,7 @@
     </w:p>
     <w:p>
       <w:r>
-        <w:t>Medicus Suite is a Chrome side-panel companion for the Medicus electronic</w:t>
-      </w:r>
-    </w:p>
-    <w:p>
-      <w:r>
-        <w:t>patient record (EPR). It sits alongside the clinical system and surfaces</w:t>
-      </w:r>
-    </w:p>
-    <w:p>
-      <w:r>
-        <w:t>practice demand, capacity, and activity at a glance, adds clinical-context</w:t>
-      </w:r>
-    </w:p>
-    <w:p>
-      <w:r>
-        <w:t>overlays on patient records and triage queues, and lets the practice track</w:t>
-      </w:r>
-    </w:p>
-    <w:p>
-      <w:r>
-        <w:t>referrals and daily submissions — all drawn from API data the clinician is</w:t>
-      </w:r>
-    </w:p>
-    <w:p>
-      <w:r>
-        <w:t>already authorised to see. It is a passive display and memory aid: it never</w:t>
-      </w:r>
-    </w:p>
-    <w:p>
-      <w:r>
-        <w:t>writes to the record, never makes clinical decisions, and keeps all data inside</w:t>
-      </w:r>
-    </w:p>
-    <w:p>
-      <w:r>
-        <w:t>the browser.</w:t>
+        <w:t>Medicus Suite is a Chrome side-panel companion for the Medicus electronic patient record system, built for UK GP practices. It works alongside Medicus in the browser, surfacing appointment demand, capacity, QOF and drug-monitoring status, clinical trends, referral audits, and activity reports without interrupting the clinical workflow. When a patient record is open it surfaces monitoring alerts, prescribing-safety prompts, and observation trend charts drawn from data the clinician already has access to. It is a passive display tool: it never writes to the record, never makes clinical decisions, and processes all patient data locally in the browser.</w:t>
       </w:r>
     </w:p>
     <w:p>
@@ -96,10 +61,10 @@
         <w:rPr>
           <w:b/>
         </w:rPr>
-        <w:t>6 side-panel modules</w:t>
+        <w:t>9 side-panel modules</w:t>
       </w:r>
       <w:r>
-        <w:t xml:space="preserve"> — Slot Counter, Capacity Forecast, Submissions Tracker, Sentinel, Activity Report, Referrals Tracker</w:t>
+        <w:t xml:space="preserve"> — Slots, Capacity Forecast, Submissions, Monitoring (Sentinel), Activity, Referrals, BP Trend, Renal Monitoring, Observation Trends</w:t>
       </w:r>
     </w:p>
     <w:p>
@@ -113,7 +78,7 @@
         <w:t>4 in-page features</w:t>
       </w:r>
       <w:r>
-        <w:t xml:space="preserve"> — Triage Lens, Sentinel HUD, Referrals discovery, live Pusher updates</w:t>
+        <w:t xml:space="preserve"> — Triage Lens queue overlay, Sentinel monitoring, Referrals discovery, live Pusher demand updates</w:t>
       </w:r>
     </w:p>
     <w:p>
@@ -141,7 +106,7 @@
         <w:t>22 bundled starter alerts</w:t>
       </w:r>
       <w:r>
-        <w:t xml:space="preserve"> in the library (19 prescribing-safety, 3 clinical-review)</w:t>
+        <w:t xml:space="preserve"> in the importable library (prescribing safety and clinical review)</w:t>
       </w:r>
     </w:p>
     <w:p>
@@ -157,22 +122,12 @@
         <w:pStyle w:val="Heading2"/>
       </w:pPr>
       <w:r>
-        <w:t>Slot Counter v2.2</w:t>
+        <w:t>Slot Counter</w:t>
       </w:r>
     </w:p>
     <w:p>
       <w:r>
-        <w:t>Shows available appointment slots by type for any date, direct from the</w:t>
-      </w:r>
-    </w:p>
-    <w:p>
-      <w:r>
-        <w:t>scheduling API — no need to open the appointment book. Updates live via Pusher</w:t>
-      </w:r>
-    </w:p>
-    <w:p>
-      <w:r>
-        <w:t>whenever a Medicus tab is open.</w:t>
+        <w:t>Fetches live appointment slot availability from the Medicus scheduling API for any date. Displays available slots broken down by appointment type, with configurable threshold alerts.</w:t>
       </w:r>
     </w:p>
     <w:p>
@@ -180,7 +135,7 @@
         <w:pStyle w:val="ListBullet"/>
       </w:pPr>
       <w:r>
-        <w:t>Per-type slot counts for any chosen date</w:t>
+        <w:t>Live slot count per appointment type for any selected date</w:t>
       </w:r>
     </w:p>
     <w:p>
@@ -188,7 +143,7 @@
         <w:pStyle w:val="ListBullet"/>
       </w:pPr>
       <w:r>
-        <w:t>Live refresh triggered by scheduling changes</w:t>
+        <w:t>Configurable amber/red threshold alerts by appointment type</w:t>
       </w:r>
     </w:p>
     <w:p>
@@ -196,7 +151,7 @@
         <w:pStyle w:val="ListBullet"/>
       </w:pPr>
       <w:r>
-        <w:t>Hide slot types you don't want counted; choices are saved</w:t>
+        <w:t>Type filter to hide irrelevant session types</w:t>
       </w:r>
     </w:p>
     <w:p>
@@ -204,7 +159,7 @@
         <w:pStyle w:val="ListBullet"/>
       </w:pPr>
       <w:r>
-        <w:t>Configurable per-type alert thresholds with a nav-strip badge</w:t>
+        <w:t>Polls on load; manual refresh available</w:t>
       </w:r>
     </w:p>
     <w:p>
@@ -217,17 +172,7 @@
     </w:p>
     <w:p>
       <w:r>
-        <w:t>Turns the live slot picture into a forward view of capacity against</w:t>
-      </w:r>
-    </w:p>
-    <w:p>
-      <w:r>
-        <w:t>practice-defined daily targets, so you can see where the week is tight before</w:t>
-      </w:r>
-    </w:p>
-    <w:p>
-      <w:r>
-        <w:t>it bites.</w:t>
+        <w:t>A calendar view of appointment capacity against user-defined daily minimums. Shows each date as Sufficient / Tight / Low / Critical / Closed at a glance.</w:t>
       </w:r>
     </w:p>
     <w:p>
@@ -235,7 +180,7 @@
         <w:pStyle w:val="ListBullet"/>
       </w:pPr>
       <w:r>
-        <w:t>Reusable named presets — each bundles a set of appointment types and a daily minimum</w:t>
+        <w:t>Day, week, or month calendar modes</w:t>
       </w:r>
     </w:p>
     <w:p>
@@ -243,7 +188,7 @@
         <w:pStyle w:val="ListBullet"/>
       </w:pPr>
       <w:r>
-        <w:t>Colour-coded RAG status per day and per preset</w:t>
+        <w:t>Per-weekday minimum slot thresholds</w:t>
       </w:r>
     </w:p>
     <w:p>
@@ -251,7 +196,7 @@
         <w:pStyle w:val="ListBullet"/>
       </w:pPr>
       <w:r>
-        <w:t>Week and month calendar views; weekend suppression option</w:t>
+        <w:t>RAG status (Sufficient to Critical) against configurable minimums</w:t>
       </w:r>
     </w:p>
     <w:p>
@@ -259,7 +204,15 @@
         <w:pStyle w:val="ListBullet"/>
       </w:pPr>
       <w:r>
-        <w:t>Multiple presets for different staff groups or session types</w:t>
+        <w:t>Appointment-type presets; weekends toggleable</w:t>
+      </w:r>
+    </w:p>
+    <w:p>
+      <w:pPr>
+        <w:pStyle w:val="ListBullet"/>
+      </w:pPr>
+      <w:r>
+        <w:t>Named presets for quick switching</w:t>
       </w:r>
     </w:p>
     <w:p>
@@ -267,17 +220,12 @@
         <w:pStyle w:val="Heading2"/>
       </w:pPr>
       <w:r>
-        <w:t>Submissions Tracker v1.0</w:t>
+        <w:t>Submissions Tracker</w:t>
       </w:r>
     </w:p>
     <w:p>
       <w:r>
-        <w:t>Daily inbound task counts across medical, admin, investigation, and</w:t>
-      </w:r>
-    </w:p>
-    <w:p>
-      <w:r>
-        <w:t>prescription-request categories.</w:t>
+        <w:t>Displays QOF and enhanced service submission task counts, drawn from the Medicus task API. Compare today against a previous date, or view a date range.</w:t>
       </w:r>
     </w:p>
     <w:p>
@@ -285,7 +233,7 @@
         <w:pStyle w:val="ListBullet"/>
       </w:pPr>
       <w:r>
-        <w:t>Today view, custom date range, and same-day-last-week comparison</w:t>
+        <w:t>Task counts by type: Medical, Admin, Investigation, Routine Rx, Non-routine Rx</w:t>
       </w:r>
     </w:p>
     <w:p>
@@ -293,7 +241,7 @@
         <w:pStyle w:val="ListBullet"/>
       </w:pPr>
       <w:r>
-        <w:t>Stacked bar chart for week-on-week pattern recognition</w:t>
+        <w:t>Today view, date comparison, and date-range modes</w:t>
       </w:r>
     </w:p>
     <w:p>
@@ -301,7 +249,15 @@
         <w:pStyle w:val="ListBullet"/>
       </w:pPr>
       <w:r>
-        <w:t>Optional RAG thresholds (amber / red) per task type; breaches shown as a persistent global strip at the top of the panel</w:t>
+        <w:t>Configurable amber/red thresholds for Medical and Admin queues</w:t>
+      </w:r>
+    </w:p>
+    <w:p>
+      <w:pPr>
+        <w:pStyle w:val="ListBullet"/>
+      </w:pPr>
+      <w:r>
+        <w:t>Global demand strip in the panel header warns when thresholds are crossed</w:t>
       </w:r>
     </w:p>
     <w:p>
@@ -309,32 +265,12 @@
         <w:pStyle w:val="Heading2"/>
       </w:pPr>
       <w:r>
-        <w:t>Sentinel</w:t>
+        <w:t>Monitoring (Sentinel)</w:t>
       </w:r>
     </w:p>
     <w:p>
       <w:r>
-        <w:t>Clinical-context display for the open patient record, covering drug monitoring,</w:t>
-      </w:r>
-    </w:p>
-    <w:p>
-      <w:r>
-        <w:t>QOF 2025/26 indicators, and the practice waiting room. Chips are colour-coded</w:t>
-      </w:r>
-    </w:p>
-    <w:p>
-      <w:r>
-        <w:t>(red / amber / green / grey) and sorted worst-first; each chip links through to</w:t>
-      </w:r>
-    </w:p>
-    <w:p>
-      <w:r>
-        <w:t>the exact evidence the engine matched — the medication, test, value, date, and</w:t>
-      </w:r>
-    </w:p>
-    <w:p>
-      <w:r>
-        <w:t>threshold.</w:t>
+        <w:t>The clinical heart of the suite. When a patient record is open in Medicus, this tab shows a set of chips — colour-coded cards — representing drug-monitoring recall status, QOF indicator achievement, vaccination eligibility, and prescribing-safety alerts for that patient. Evaluation runs in real time against data extracted from the current record.</w:t>
       </w:r>
     </w:p>
     <w:p>
@@ -342,7 +278,7 @@
         <w:pStyle w:val="ListBullet"/>
       </w:pPr>
       <w:r>
-        <w:t>Drug-monitoring recall: shows whether each high-risk medication's monitoring tests are in date, due soon, overdue, or absent</w:t>
+        <w:t>Drug-monitoring chips for lithium, methotrexate, DMARDs, antipsychotics, anticonvulsants, ACE inhibitors, statins, ADHD medications, carbamazepine, and more, with overdue/due-soon/in-date/stale status and last-checked evidence</w:t>
       </w:r>
     </w:p>
     <w:p>
@@ -350,7 +286,7 @@
         <w:pStyle w:val="ListBullet"/>
       </w:pPr>
       <w:r>
-        <w:t>QOF indicator status: checks whether targets are met for the current QOF year against the patient's registers and observations</w:t>
+        <w:t>QOF indicator chips (HbA1c, BP, lipids, eGFR, smoking status, diabetes care processes) for patients on relevant disease registers</w:t>
       </w:r>
     </w:p>
     <w:p>
@@ -358,7 +294,7 @@
         <w:pStyle w:val="ListBullet"/>
       </w:pPr>
       <w:r>
-        <w:t>Register membership: identifies which QOF registers the patient's coded problems place them on</w:t>
+        <w:t>Vaccination eligibility chips (flu, COVID) derived from age, QOF registers, current medications, and recorded problems per JCVI/UKHSA 2025/26 seasonal criteria</w:t>
       </w:r>
     </w:p>
     <w:p>
@@ -366,7 +302,7 @@
         <w:pStyle w:val="ListBullet"/>
       </w:pPr>
       <w:r>
-        <w:t>Inline evidence panel: click any chip to see the matched value, date, reference range, and which part of the rule fired</w:t>
+        <w:t>Prescribing-safety chips: NSAID+anticoagulant (GI bleed risk), triple whammy (NSAID+ACEi/ARB+diuretic, AKI risk), benzodiazepine/Z-drug in patients aged 80 or over (falls risk)</w:t>
       </w:r>
     </w:p>
     <w:p>
@@ -374,7 +310,7 @@
         <w:pStyle w:val="ListBullet"/>
       </w:pPr>
       <w:r>
-        <w:t>Waiting-room list: patients currently checked in, polled every 30 seconds in real time</w:t>
+        <w:t>Observation safety alerts: hyperkalaemia (amber 5.5–5.9, red 6.0+ mmol/L), rising HbA1c trend, falling eGFR trend (NICE NG203)</w:t>
       </w:r>
     </w:p>
     <w:p>
@@ -382,7 +318,7 @@
         <w:pStyle w:val="ListBullet"/>
       </w:pPr>
       <w:r>
-        <w:t>Extraction-health warning: if the page layout has drifted and no patient data can be read, shows a prominent warning rather than a misleading empty state</w:t>
+        <w:t>Per-chip expand view showing evidence (observation values, dates, sources)</w:t>
       </w:r>
     </w:p>
     <w:p>
@@ -390,7 +326,31 @@
         <w:pStyle w:val="ListBullet"/>
       </w:pPr>
       <w:r>
-        <w:t>Filter by action-needed vs clear; refresh on demand or automatically on tab navigation</w:t>
+        <w:t>Per-chip dismiss (permanent) or snooze (vaccine chips snooze until season start and auto-resurface)</w:t>
+      </w:r>
+    </w:p>
+    <w:p>
+      <w:pPr>
+        <w:pStyle w:val="ListBullet"/>
+      </w:pPr>
+      <w:r>
+        <w:t>Global amber banner if the record cannot be read, prompting the clinician to check directly in Medicus</w:t>
+      </w:r>
+    </w:p>
+    <w:p>
+      <w:pPr>
+        <w:pStyle w:val="ListBullet"/>
+      </w:pPr>
+      <w:r>
+        <w:t>Custom alert builder (five rule types) with live engine-backed preview; importable starter library of 22 PINCER/clinical rules</w:t>
+      </w:r>
+    </w:p>
+    <w:p>
+      <w:pPr>
+        <w:pStyle w:val="ListBullet"/>
+      </w:pPr>
+      <w:r>
+        <w:t>Filter chips by status: All / Action needed / Clear</w:t>
       </w:r>
     </w:p>
     <w:p>
@@ -398,12 +358,12 @@
         <w:pStyle w:val="Heading2"/>
       </w:pPr>
       <w:r>
-        <w:t>Activity Report v1.0</w:t>
+        <w:t>Activity Report</w:t>
       </w:r>
     </w:p>
     <w:p>
       <w:r>
-        <w:t>Practice activity data per staff member across a configurable date range.</w:t>
+        <w:t>Shows practice activity data for a configurable date range, drawn from the Medicus reporting API.</w:t>
       </w:r>
     </w:p>
     <w:p>
@@ -411,7 +371,7 @@
         <w:pStyle w:val="ListBullet"/>
       </w:pPr>
       <w:r>
-        <w:t>Period totals and a stacked horizontal bar chart by consultations, prescription requests, medication reviews, document tasks, and investigation results</w:t>
+        <w:t>Period totals for consultations, home visits, calls, and other activity types</w:t>
       </w:r>
     </w:p>
     <w:p>
@@ -419,7 +379,7 @@
         <w:pStyle w:val="ListBullet"/>
       </w:pPr>
       <w:r>
-        <w:t>Configurable date presets (today, this week, custom range)</w:t>
+        <w:t>Stacked horizontal bar chart broken down by clinician</w:t>
       </w:r>
     </w:p>
     <w:p>
@@ -427,7 +387,15 @@
         <w:pStyle w:val="ListBullet"/>
       </w:pPr>
       <w:r>
-        <w:t>Auto-refreshes when the configured practice code changes</w:t>
+        <w:t>Presets: today, yesterday, last 7 days, last 30 days, custom range</w:t>
+      </w:r>
+    </w:p>
+    <w:p>
+      <w:pPr>
+        <w:pStyle w:val="ListBullet"/>
+      </w:pPr>
+      <w:r>
+        <w:t>Toggle between stacked overview and single-metric drill-down</w:t>
       </w:r>
     </w:p>
     <w:p>
@@ -435,17 +403,12 @@
         <w:pStyle w:val="Heading2"/>
       </w:pPr>
       <w:r>
-        <w:t>Referrals Tracker v1.0</w:t>
+        <w:t>Referrals Tracker</w:t>
       </w:r>
     </w:p>
     <w:p>
       <w:r>
-        <w:t>Referral audit data across a configurable date range, sourced from the</w:t>
-      </w:r>
-    </w:p>
-    <w:p>
-      <w:r>
-        <w:t>practice's Medicus referrals endpoint.</w:t>
+        <w:t>Displays referral audit data for a configurable date window, aggregated by specialty, clinician, priority, and status.</w:t>
       </w:r>
     </w:p>
     <w:p>
@@ -453,7 +416,7 @@
         <w:pStyle w:val="ListBullet"/>
       </w:pPr>
       <w:r>
-        <w:t>Total referral count with Routine / Urgent / Two-Week-Wait priority and Completed / Incomplete / Cancelled status breakdowns</w:t>
+        <w:t>Referral counts by priority (Routine, Urgent, 2WW) and status (Completed, Incomplete, Cancelled)</w:t>
       </w:r>
     </w:p>
     <w:p>
@@ -461,7 +424,7 @@
         <w:pStyle w:val="ListBullet"/>
       </w:pPr>
       <w:r>
-        <w:t>Bar charts by referring clinician, specialty, and hospital (top 15 per view)</w:t>
+        <w:t>Charts switchable between by-clinician and by-specialty views</w:t>
       </w:r>
     </w:p>
     <w:p>
@@ -469,7 +432,7 @@
         <w:pStyle w:val="ListBullet"/>
       </w:pPr>
       <w:r>
-        <w:t>Referral rate per clinician (referrals ÷ consultations) when activity data is also available</w:t>
+        <w:t>Top-N specialty and clinician breakdowns</w:t>
       </w:r>
     </w:p>
     <w:p>
@@ -477,7 +440,150 @@
         <w:pStyle w:val="ListBullet"/>
       </w:pPr>
       <w:r>
-        <w:t>Filter by priority and status chips; staleness warning after 30 minutes</w:t>
+        <w:t>Date presets: last 3 months, 6 months, 12 months, custom range</w:t>
+      </w:r>
+    </w:p>
+    <w:p>
+      <w:pPr>
+        <w:pStyle w:val="ListBullet"/>
+      </w:pPr>
+      <w:r>
+        <w:t>Priority and status filters</w:t>
+      </w:r>
+    </w:p>
+    <w:p>
+      <w:pPr>
+        <w:pStyle w:val="Heading2"/>
+      </w:pPr>
+      <w:r>
+        <w:t>BP Trend</w:t>
+      </w:r>
+    </w:p>
+    <w:p>
+      <w:r>
+        <w:t>Shows a patient's blood pressure history as a dual-line chart (systolic and diastolic), with a target line derived from the patient's QOF register membership.</w:t>
+      </w:r>
+    </w:p>
+    <w:p>
+      <w:pPr>
+        <w:pStyle w:val="ListBullet"/>
+      </w:pPr>
+      <w:r>
+        <w:t>Systolic and diastolic lines over the full available history</w:t>
+      </w:r>
+    </w:p>
+    <w:p>
+      <w:pPr>
+        <w:pStyle w:val="ListBullet"/>
+      </w:pPr>
+      <w:r>
+        <w:t>Condition-specific target lines (CKD+ACR above 70: 130/80; HYP aged 80 or over: 150/90; standard: 140/90)</w:t>
+      </w:r>
+    </w:p>
+    <w:p>
+      <w:pPr>
+        <w:pStyle w:val="ListBullet"/>
+      </w:pPr>
+      <w:r>
+        <w:t>AT TARGET / ABOVE TARGET status pill</w:t>
+      </w:r>
+    </w:p>
+    <w:p>
+      <w:pPr>
+        <w:pStyle w:val="ListBullet"/>
+      </w:pPr>
+      <w:r>
+        <w:t>Paediatric caveat: adult targets shown; centile charts required for accurate under-18 assessment</w:t>
+      </w:r>
+    </w:p>
+    <w:p>
+      <w:pPr>
+        <w:pStyle w:val="Heading2"/>
+      </w:pPr>
+      <w:r>
+        <w:t>Renal Monitoring</w:t>
+      </w:r>
+    </w:p>
+    <w:p>
+      <w:r>
+        <w:t>Shows ACR and eGFR history with KDIGO staging.</w:t>
+      </w:r>
+    </w:p>
+    <w:p>
+      <w:pPr>
+        <w:pStyle w:val="ListBullet"/>
+      </w:pPr>
+      <w:r>
+        <w:t>ACR history with A1/A2/A3 KDIGO threshold band shading</w:t>
+      </w:r>
+    </w:p>
+    <w:p>
+      <w:pPr>
+        <w:pStyle w:val="ListBullet"/>
+      </w:pPr>
+      <w:r>
+        <w:t>eGFR co-display with G-stage bands</w:t>
+      </w:r>
+    </w:p>
+    <w:p>
+      <w:pPr>
+        <w:pStyle w:val="ListBullet"/>
+      </w:pPr>
+      <w:r>
+        <w:t>KDIGO G x A monitoring frequency cell (recommended checks per year)</w:t>
+      </w:r>
+    </w:p>
+    <w:p>
+      <w:pPr>
+        <w:pStyle w:val="ListBullet"/>
+      </w:pPr>
+      <w:r>
+        <w:t>Action banners for ACR 70 or above (referral threshold), ACR doubling, and category crossing</w:t>
+      </w:r>
+    </w:p>
+    <w:p>
+      <w:pPr>
+        <w:pStyle w:val="Heading2"/>
+      </w:pPr>
+      <w:r>
+        <w:t>Observation Trends</w:t>
+      </w:r>
+    </w:p>
+    <w:p>
+      <w:r>
+        <w:t>Plots serial readings for HbA1c, total cholesterol, and weight. Display only — no clinical thresholds or target zones.</w:t>
+      </w:r>
+    </w:p>
+    <w:p>
+      <w:pPr>
+        <w:pStyle w:val="ListBullet"/>
+      </w:pPr>
+      <w:r>
+        <w:t>Selectable metrics: HbA1c (mmol/mol), Total Cholesterol (mmol/L), Weight (kg)</w:t>
+      </w:r>
+    </w:p>
+    <w:p>
+      <w:pPr>
+        <w:pStyle w:val="ListBullet"/>
+      </w:pPr>
+      <w:r>
+        <w:t>Latest reading, change arrow, reading count and date range</w:t>
+      </w:r>
+    </w:p>
+    <w:p>
+      <w:pPr>
+        <w:pStyle w:val="ListBullet"/>
+      </w:pPr>
+      <w:r>
+        <w:t>Look-alike exclusions (e.g. cholesterol excludes HDL/LDL/ratio/non-HDL)</w:t>
+      </w:r>
+    </w:p>
+    <w:p>
+      <w:pPr>
+        <w:pStyle w:val="ListBullet"/>
+      </w:pPr>
+      <w:r>
+        <w:t>Passive display only: no thresholds, interpretation text, or advice rendered</w:t>
       </w:r>
     </w:p>
     <w:p>
@@ -490,12 +596,7 @@
     </w:p>
     <w:p>
       <w:r>
-        <w:t>These run automatically on Medicus pages (*.medicus.health) when the</w:t>
-      </w:r>
-    </w:p>
-    <w:p>
-      <w:r>
-        <w:t>extension is installed:</w:t>
+        <w:t>These activate automatically on Medicus pages.</w:t>
       </w:r>
     </w:p>
     <w:p>
@@ -506,17 +607,7 @@
         <w:t>Triage Lens</w:t>
       </w:r>
       <w:r>
-        <w:t xml:space="preserve"> — an overlay on the triage queue and patient records that</w:t>
-      </w:r>
-    </w:p>
-    <w:p>
-      <w:r>
-        <w:t>applies up to 20 configurable detection rules to incoming patient request text</w:t>
-      </w:r>
-    </w:p>
-    <w:p>
-      <w:r>
-        <w:t>and surfaces severity chips directly in the task row:</w:t>
+        <w:t xml:space="preserve"> — activates on any Medicus page. In the task/appointment queue it adds a structured overlay alongside each patient row with triage flags. On the patient record view it additionally surfaces:</w:t>
       </w:r>
     </w:p>
     <w:p>
@@ -524,7 +615,7 @@
         <w:pStyle w:val="ListBullet"/>
       </w:pPr>
       <w:r>
-        <w:t>20 built-in rules covering chest pain, red-flag headache, GI bleed, sepsis, mental-health crisis, medication reviews, and more; 620+ detection patterns covering lay, clinical, and abbreviated phrasings</w:t>
+        <w:t>Prescribing-safety review prompts: NSAID+anticoagulant, triple whammy, benzodiazepine/Z-drug in patients aged 80 or over</w:t>
       </w:r>
     </w:p>
     <w:p>
@@ -532,7 +623,7 @@
         <w:pStyle w:val="ListBullet"/>
       </w:pPr>
       <w:r>
-        <w:t>NHS Pharmacy First signposting for all 7 national pathways (UTI, sore throat, otitis media, sinusitis, insect bite, impetigo, shingles): eligibility notes and safety-netting displayed per pathway</w:t>
+        <w:t>NHS Pharmacy First pathway signposting for all 7 clinical pathways (UTI, sore throat, otitis, sinusitis, impetigo, insect bite, shingles) with eligibility notes and red-flag safety-netting</w:t>
       </w:r>
     </w:p>
     <w:p>
@@ -540,7 +631,7 @@
         <w:pStyle w:val="ListBullet"/>
       </w:pPr>
       <w:r>
-        <w:t>STOPP/START-style prescribing-safety flags on individual patient records: NSAID + anticoagulant, triple whammy (NSAID + ACEi/ARB + diuretic), benzodiazepine or Z-drug in patients aged ≥80</w:t>
+        <w:t>Risk-tool signpost chip: one-click links to QRISK3, QCancer, and eFI calculators (no score is computed by the extension)</w:t>
       </w:r>
     </w:p>
     <w:p>
@@ -548,23 +639,7 @@
         <w:pStyle w:val="ListBullet"/>
       </w:pPr>
       <w:r>
-        <w:t>Risk-tool signpost chip (adults ≥25) with links to QRISK3, QCancer, and eFI calculators</w:t>
-      </w:r>
-    </w:p>
-    <w:p>
-      <w:pPr>
-        <w:pStyle w:val="ListBullet"/>
-      </w:pPr>
-      <w:r>
-        <w:t>Configurable match thresholds, rule priorities, and per-rule enable/disable</w:t>
-      </w:r>
-    </w:p>
-    <w:p>
-      <w:pPr>
-        <w:pStyle w:val="ListBullet"/>
-      </w:pPr>
-      <w:r>
-        <w:t>Draggable HUD overlay; position is remembered per session</w:t>
+        <w:t>20 built-in triage detection rules with 620+ lay and clinical match patterns</w:t>
       </w:r>
     </w:p>
     <w:p>
@@ -572,20 +647,10 @@
         <w:rPr>
           <w:b/>
         </w:rPr>
-        <w:t>Sentinel HUD</w:t>
+        <w:t>Sentinel</w:t>
       </w:r>
       <w:r>
-        <w:t xml:space="preserve"> — the same drug-monitoring and QOF chip display rendered</w:t>
-      </w:r>
-    </w:p>
-    <w:p>
-      <w:r>
-        <w:t>directly in the page, alongside the patient record, without opening the side</w:t>
-      </w:r>
-    </w:p>
-    <w:p>
-      <w:r>
-        <w:t>panel.</w:t>
+        <w:t xml:space="preserve"> — activates on any Medicus patient record page. Extracts medications, observations, problems, and demographics from the record and evaluates the configured rules; results appear in the Monitoring tab.</w:t>
       </w:r>
     </w:p>
     <w:p>
@@ -593,15 +658,10 @@
         <w:rPr>
           <w:b/>
         </w:rPr>
-        <w:t>Referrals discovery</w:t>
+        <w:t>Referrals Discovery</w:t>
       </w:r>
       <w:r>
-        <w:t xml:space="preserve"> — listens for referral data loaded during normal</w:t>
-      </w:r>
-    </w:p>
-    <w:p>
-      <w:r>
-        <w:t>Medicus navigation and forwards it to the Referrals Tracker.</w:t>
+        <w:t xml:space="preserve"> — detects the practice-specific API endpoint required by the Referrals Tracker.</w:t>
       </w:r>
     </w:p>
     <w:p>
@@ -609,20 +669,10 @@
         <w:rPr>
           <w:b/>
         </w:rPr>
-        <w:t>Live updates (Pusher relay)</w:t>
+        <w:t>Pusher Relay</w:t>
       </w:r>
       <w:r>
-        <w:t xml:space="preserve"> — intercepts Medicus scheduling events and</w:t>
-      </w:r>
-    </w:p>
-    <w:p>
-      <w:r>
-        <w:t>forwards them so the Slot Counter and demand strips refresh without a manual</w:t>
-      </w:r>
-    </w:p>
-    <w:p>
-      <w:r>
-        <w:t>reload.</w:t>
+        <w:t xml:space="preserve"> — relays live Pusher demand-update events to the side panel, keeping waiting-room and new-request counts current without polling.</w:t>
       </w:r>
     </w:p>
     <w:p>
@@ -635,17 +685,112 @@
     </w:p>
     <w:p>
       <w:r>
-        <w:t>The Sentinel display and the custom-alert builder are both driven by the same</w:t>
+        <w:t>The Sentinel engine evaluates seven rule types against the patient's extracted data:</w:t>
+      </w:r>
+    </w:p>
+    <w:p>
+      <w:pPr>
+        <w:pStyle w:val="Heading2"/>
+      </w:pPr>
+      <w:r>
+        <w:t>drug-monitoring</w:t>
       </w:r>
     </w:p>
     <w:p>
       <w:r>
-        <w:t>rules engine, which supports seven rule types. Each type can be used standalone</w:t>
+        <w:t>Matches prescribed medications by generic name or UK brand name, then checks whether required monitoring tests have been done within the configured interval. Returns overdue / due-soon / in-date / stale / recently-initiated status. Supports age and sex gating and SNOMED test codes.</w:t>
+      </w:r>
+    </w:p>
+    <w:p>
+      <w:pPr>
+        <w:pStyle w:val="Heading2"/>
+      </w:pPr>
+      <w:r>
+        <w:t>qof-register</w:t>
       </w:r>
     </w:p>
     <w:p>
       <w:r>
-        <w:t>or mixed in a single ruleset:</w:t>
+        <w:t>Derives register membership from the problem list using configurable match and exclude terms. The resulting on-register status gates which indicator chips fire.</w:t>
+      </w:r>
+    </w:p>
+    <w:p>
+      <w:pPr>
+        <w:pStyle w:val="Heading2"/>
+      </w:pPr>
+      <w:r>
+        <w:t>qof-indicator</w:t>
+      </w:r>
+    </w:p>
+    <w:p>
+      <w:r>
+        <w:t>Checks QOF achievement for register members. Four check modes: threshold (latest observation vs target), recency (last observation within QOF year), observation bundle (sets of care processes, e.g. all 8 diabetes care processes), and observation trend (rising or falling threshold across a minimum number of readings).</w:t>
+      </w:r>
+    </w:p>
+    <w:p>
+      <w:pPr>
+        <w:pStyle w:val="Heading2"/>
+      </w:pPr>
+      <w:r>
+        <w:t>drug-combo</w:t>
+      </w:r>
+    </w:p>
+    <w:p>
+      <w:r>
+        <w:t>Fires when two or more specified drug groups are co-prescribed, with optional age gating and a must-not-be-present exclusion list. Used for PINCER prescribing-safety rules.</w:t>
+      </w:r>
+    </w:p>
+    <w:p>
+      <w:pPr>
+        <w:pStyle w:val="Heading2"/>
+      </w:pPr>
+      <w:r>
+        <w:t>event-count</w:t>
+      </w:r>
+    </w:p>
+    <w:p>
+      <w:r>
+        <w:t>Counts matching events (observations or journal entries) in a configurable time window and fires when the count meets a threshold.</w:t>
+      </w:r>
+    </w:p>
+    <w:p>
+      <w:pPr>
+        <w:pStyle w:val="Heading2"/>
+      </w:pPr>
+      <w:r>
+        <w:t>composite</w:t>
+      </w:r>
+    </w:p>
+    <w:p>
+      <w:r>
+        <w:t>Combines other rules with AND or OR logic. Fires when its child rules meet the configured condition.</w:t>
+      </w:r>
+    </w:p>
+    <w:p>
+      <w:pPr>
+        <w:pStyle w:val="Heading2"/>
+      </w:pPr>
+      <w:r>
+        <w:t>vaccine</w:t>
+      </w:r>
+    </w:p>
+    <w:p>
+      <w:r>
+        <w:t>Evaluates eligibility for flu and COVID vaccination against JCVI/UKHSA 2025/26 seasonal criteria (age, QOF registers, medications, BMI), then checks for GIVEN/DECLINED coding in the current season window.</w:t>
+      </w:r>
+    </w:p>
+    <w:p>
+      <w:r>
+        <w:t xml:space="preserve">The </w:t>
+      </w:r>
+      <w:r>
+        <w:rPr>
+          <w:b/>
+        </w:rPr>
+        <w:t>Alert Library</w:t>
+      </w:r>
+      <w:r>
+        <w:t xml:space="preserve"> contains 22 importable starter rules in two categories:</w:t>
       </w:r>
     </w:p>
     <w:p>
@@ -656,10 +801,10 @@
         <w:rPr>
           <w:b/>
         </w:rPr>
-        <w:t>Drug monitoring</w:t>
+        <w:t>Prescribing safety</w:t>
       </w:r>
       <w:r>
-        <w:t xml:space="preserve"> — a medication triggers a recall requirement; the engine checks whether the required test was recorded within the configured interval. Fires as overdue, due soon, severely overdue, recently-initiated (grace period), or no data found.</w:t>
+        <w:t xml:space="preserve"> (19 rules): PINCER indicators 1–12, NSAID combinations, DOAC interactions, valproate teratogenicity, and others</w:t>
       </w:r>
     </w:p>
     <w:p>
@@ -670,143 +815,10 @@
         <w:rPr>
           <w:b/>
         </w:rPr>
-        <w:t>QOF register</w:t>
+        <w:t>Clinical review</w:t>
       </w:r>
       <w:r>
-        <w:t xml:space="preserve"> — confirms whether the patient belongs to a QOF register based on their active coded problems. Supports all major QOF 2025/26 registers including Dementia (DEM).</w:t>
-      </w:r>
-    </w:p>
-    <w:p>
-      <w:pPr>
-        <w:pStyle w:val="ListBullet"/>
-      </w:pPr>
-      <w:r>
-        <w:rPr>
-          <w:b/>
-        </w:rPr>
-        <w:t>QOF indicator</w:t>
-      </w:r>
-      <w:r>
-        <w:t xml:space="preserve"> — checks whether an observation or medication meets the QOF target threshold within the current QOF year or a rolling window, with register-membership preconditions.</w:t>
-      </w:r>
-    </w:p>
-    <w:p>
-      <w:pPr>
-        <w:pStyle w:val="ListBullet"/>
-      </w:pPr>
-      <w:r>
-        <w:rPr>
-          <w:b/>
-        </w:rPr>
-        <w:t>Drug combo</w:t>
-      </w:r>
-      <w:r>
-        <w:t xml:space="preserve"> — detects combinations of two or more drug classes (optionally gated on age range, sex, or problem list). Used for prescribing-safety patterns such as PINCER, interaction risks, and STOPP/START criteria. Supports exclusion lists (e.g. topical NSAIDs, co-prescribed gastroprotection).</w:t>
-      </w:r>
-    </w:p>
-    <w:p>
-      <w:pPr>
-        <w:pStyle w:val="ListBullet"/>
-      </w:pPr>
-      <w:r>
-        <w:rPr>
-          <w:b/>
-        </w:rPr>
-        <w:t>Event count</w:t>
-      </w:r>
-      <w:r>
-        <w:t xml:space="preserve"> — counts occurrences of matching observations or coded events within a time window and fires above a configurable threshold (e.g. three or more UTIs in 12 months).</w:t>
-      </w:r>
-    </w:p>
-    <w:p>
-      <w:pPr>
-        <w:pStyle w:val="ListBullet"/>
-      </w:pPr>
-      <w:r>
-        <w:rPr>
-          <w:b/>
-        </w:rPr>
-        <w:t>Composite</w:t>
-      </w:r>
-      <w:r>
-        <w:t xml:space="preserve"> — combines any number of other rules with AND / OR logic. Each component rule's own evidence remains drillable in the evidence panel.</w:t>
-      </w:r>
-    </w:p>
-    <w:p>
-      <w:pPr>
-        <w:pStyle w:val="ListBullet"/>
-      </w:pPr>
-      <w:r>
-        <w:rPr>
-          <w:b/>
-        </w:rPr>
-        <w:t>Observation trend</w:t>
-      </w:r>
-      <w:r>
-        <w:t xml:space="preserve"> — evaluates the direction and magnitude of change across a series of observations within a configurable window.</w:t>
-      </w:r>
-    </w:p>
-    <w:p>
-      <w:r>
-        <w:t xml:space="preserve">The bundled </w:t>
-      </w:r>
-      <w:r>
-        <w:rPr>
-          <w:b/>
-        </w:rPr>
-        <w:t>alert library</w:t>
-      </w:r>
-      <w:r>
-        <w:t xml:space="preserve"> ships 22 starter alerts based on PINCER (BMJ</w:t>
-      </w:r>
-    </w:p>
-    <w:p>
-      <w:r>
-        <w:t>2012) and standard UK prescribing-safety guidelines, designed as editable</w:t>
-      </w:r>
-    </w:p>
-    <w:p>
-      <w:r>
-        <w:t>starting points for local review: 19 prescribing-safety alerts (GI bleed risk,</w:t>
-      </w:r>
-    </w:p>
-    <w:p>
-      <w:r>
-        <w:t>anticoagulation interactions, cardiac and renal drug combinations, NSAIDs in the</w:t>
-      </w:r>
-    </w:p>
-    <w:p>
-      <w:r>
-        <w:t>elderly, valproate monitoring, and others) and 3 clinical-review alerts.</w:t>
-      </w:r>
-    </w:p>
-    <w:p>
-      <w:r>
-        <w:t xml:space="preserve">Practices can extend the ruleset with the </w:t>
-      </w:r>
-      <w:r>
-        <w:rPr>
-          <w:b/>
-        </w:rPr>
-        <w:t>Custom Alert Builder</w:t>
-      </w:r>
-      <w:r>
-        <w:t xml:space="preserve"> in Settings,</w:t>
-      </w:r>
-    </w:p>
-    <w:p>
-      <w:r>
-        <w:t>which provides an engine-backed "would this fire?" live preview across all five</w:t>
-      </w:r>
-    </w:p>
-    <w:p>
-      <w:r>
-        <w:t>non-composite rule types, driven by an editable mock patient. An Auto-fill</w:t>
-      </w:r>
-    </w:p>
-    <w:p>
-      <w:r>
-        <w:t>button seeds a firing example from the rule under construction.</w:t>
+        <w:t xml:space="preserve"> (3 rules): eGFR trend, PSA trend, and additional observation monitors</w:t>
       </w:r>
     </w:p>
     <w:p>
@@ -828,7 +840,21 @@
         <w:t>Practice Profile</w:t>
       </w:r>
       <w:r>
-        <w:t xml:space="preserve"> — shared-folder managed deployment of practice-wide settings (rules, Triage Lens config, thresholds), so the suite admin can push a consistent configuration to all staff</w:t>
+        <w:t xml:space="preserve"> — one-time practice API code setup; shared-folder managed deployment supported</w:t>
+      </w:r>
+    </w:p>
+    <w:p>
+      <w:pPr>
+        <w:pStyle w:val="ListBullet"/>
+      </w:pPr>
+      <w:r>
+        <w:rPr>
+          <w:b/>
+        </w:rPr>
+        <w:t>Custom Alert Builder</w:t>
+      </w:r>
+      <w:r>
+        <w:t xml:space="preserve"> — form-based builder for all five rule types with live engine preview and validate-on-save</w:t>
       </w:r>
     </w:p>
     <w:p>
@@ -842,7 +868,7 @@
         <w:t>Backup / restore</w:t>
       </w:r>
       <w:r>
-        <w:t xml:space="preserve"> — a single suite-wide backup envelope or per-module export; covers all storage keys including custom rules, capacity presets, and display preferences</w:t>
+        <w:t xml:space="preserve"> — suite-wide JSON backup envelope covering all module settings, custom rules, thresholds, and display preferences; per-module export/import also available</w:t>
       </w:r>
     </w:p>
     <w:p>
@@ -856,7 +882,7 @@
         <w:t>Display preferences</w:t>
       </w:r>
       <w:r>
-        <w:t xml:space="preserve"> — theme (light / dark / system), density, and a colourblind-friendly palette</w:t>
+        <w:t xml:space="preserve"> — light/dark theme, small/medium/large text size, colour-blind mode</w:t>
       </w:r>
     </w:p>
     <w:p>
@@ -867,38 +893,10 @@
         <w:rPr>
           <w:b/>
         </w:rPr>
-        <w:t>Custom Alert Builder</w:t>
+        <w:t>Hidden/snoozed alerts</w:t>
       </w:r>
       <w:r>
-        <w:t xml:space="preserve"> — create and edit Sentinel alerts for all seven rule types with live engine preview and validation</w:t>
-      </w:r>
-    </w:p>
-    <w:p>
-      <w:pPr>
-        <w:pStyle w:val="ListBullet"/>
-      </w:pPr>
-      <w:r>
-        <w:rPr>
-          <w:b/>
-        </w:rPr>
-        <w:t>Feedback</w:t>
-      </w:r>
-      <w:r>
-        <w:t xml:space="preserve"> — an in-panel feedback and bug-report button (About tab)</w:t>
-      </w:r>
-    </w:p>
-    <w:p>
-      <w:pPr>
-        <w:pStyle w:val="ListBullet"/>
-      </w:pPr>
-      <w:r>
-        <w:rPr>
-          <w:b/>
-        </w:rPr>
-        <w:t>Clinical Safety</w:t>
-      </w:r>
-      <w:r>
-        <w:t xml:space="preserve"> — an in-app tab linking the full safety case documents</w:t>
+        <w:t xml:space="preserve"> — management panel to re-enable dismissed chips or cancel an active vaccine snooze</w:t>
       </w:r>
     </w:p>
     <w:p>
@@ -917,10 +915,10 @@
         <w:rPr>
           <w:b/>
         </w:rPr>
-        <w:t>v3.17.2 (2026-05-30)</w:t>
+        <w:t>v3.31.0 (2026-06-06)</w:t>
       </w:r>
       <w:r>
-        <w:t xml:space="preserve"> — Sentinel now shows an explicit warning when the extraction canary detects a degraded snapshot; stale previous-patient snapshots are invalidated on navigation (wrong-patient risk fix)</w:t>
+        <w:t xml:space="preserve"> — New Observation Trends tab: HbA1c, cholesterol, and weight chart viewer</w:t>
       </w:r>
     </w:p>
     <w:p>
@@ -931,10 +929,10 @@
         <w:rPr>
           <w:b/>
         </w:rPr>
-        <w:t>v3.17.1 (2026-05-30)</w:t>
+        <w:t>v3.30.0 (2026-06-06)</w:t>
       </w:r>
       <w:r>
-        <w:t xml:space="preserve"> — Security: web_accessible_resources restricted to *.medicus.health only</w:t>
+        <w:t xml:space="preserve"> — Global extraction-health banner: surfaces Medicus layout changes across every tab, with one-click update check</w:t>
       </w:r>
     </w:p>
     <w:p>
@@ -945,10 +943,10 @@
         <w:rPr>
           <w:b/>
         </w:rPr>
-        <w:t>v3.17.0 (2026-05-30)</w:t>
+        <w:t>v3.29.x (2026-06-04–05)</w:t>
       </w:r>
       <w:r>
-        <w:t xml:space="preserve"> — Silent-failure detection for DOM/API drift; CI now runs the full test suite and defaults drift-check on every push</w:t>
+        <w:t xml:space="preserve"> — QOF 2026/27 Obesity clinical area (draft, pending confirmation); NSAID drug set completed; Renal Monitoring tab renamed; options page auto-reloads after backup import</w:t>
       </w:r>
     </w:p>
     <w:p>
@@ -959,10 +957,10 @@
         <w:rPr>
           <w:b/>
         </w:rPr>
-        <w:t>v3.16.0 (2026-05-30)</w:t>
+        <w:t>v3.28.x (2026-06-04)</w:t>
       </w:r>
       <w:r>
-        <w:t xml:space="preserve"> — Custom Alert Builder: engine-backed live preview for all five rule types (drug-combo, event-count, qof-indicator, composite, drug-monitoring)</w:t>
+        <w:t xml:space="preserve"> — Security hardening (ruleset import validation, patient data minimisation, tightened extension resource exposure, message-sender validation); drug-monitoring brand-completeness pass for amiodarone, allopurinol, azathioprine, sulfasalazine, and methotrexate brands</w:t>
       </w:r>
     </w:p>
     <w:p>
@@ -973,10 +971,10 @@
         <w:rPr>
           <w:b/>
         </w:rPr>
-        <w:t>v3.14.0 (2026-05-30)</w:t>
+        <w:t>v3.27.0 (2026-06-03)</w:t>
       </w:r>
       <w:r>
-        <w:t xml:space="preserve"> — STOPP/START prescribing-safety flags and risk-tool signpost chips on patient records</w:t>
+        <w:t xml:space="preserve"> — Comprehensive UK brand coverage for all monitored drug classes (DMARDs, antihypertensives, statins, antipsychotics, DOACs, SGLT2 inhibitors, GLP-1 agents, systemic HRT)</w:t>
       </w:r>
     </w:p>
     <w:p>
@@ -987,10 +985,10 @@
         <w:rPr>
           <w:b/>
         </w:rPr>
-        <w:t>v3.13.0 (2026-05-30)</w:t>
+        <w:t>v3.26.x (2026-06-02)</w:t>
       </w:r>
       <w:r>
-        <w:t xml:space="preserve"> — NHS Pharmacy First signposting for all 7 clinical pathways added to Triage Lens</w:t>
+        <w:t xml:space="preserve"> — Vaccination eligibility alerts (flu/COVID per JCVI 2025/26); per-chip dismiss and vaccine snooze; QOF chip fixes on care-record views</w:t>
       </w:r>
     </w:p>
     <w:p>
@@ -1001,10 +999,10 @@
         <w:rPr>
           <w:b/>
         </w:rPr>
-        <w:t>v3.12.x (2026-05-30)</w:t>
+        <w:t>v3.25.x (2026-06-02)</w:t>
       </w:r>
       <w:r>
-        <w:t xml:space="preserve"> — Triage Lens detection expanded 5.8× (106 → 620 patterns); applicability-filter fix (demographic-gated alerts now fail open on unknown demographics)</w:t>
+        <w:t xml:space="preserve"> — BP Trend and Renal Monitoring tabs added</w:t>
       </w:r>
     </w:p>
     <w:p>
@@ -1015,10 +1013,80 @@
         <w:rPr>
           <w:b/>
         </w:rPr>
-        <w:t>v3.11.x (2026-05-30)</w:t>
+        <w:t>v3.24.0 (2026-06-02)</w:t>
       </w:r>
       <w:r>
-        <w:t xml:space="preserve"> — Bug fixes: capacity backup data-loss, display-popover listener leak, wrong-patient snapshot guard, submissions NaN display, Triage Lens drag handler lingering after alt-tab</w:t>
+        <w:t xml:space="preserve"> — ADHD stimulant monitoring rules for methylphenidate, lisdexamfetamine, dexamfetamine, atomoxetine, and guanfacine (paediatric and adult)</w:t>
+      </w:r>
+    </w:p>
+    <w:p>
+      <w:pPr>
+        <w:pStyle w:val="ListBullet"/>
+      </w:pPr>
+      <w:r>
+        <w:rPr>
+          <w:b/>
+        </w:rPr>
+        <w:t>v3.23.0 (2026-06-02)</w:t>
+      </w:r>
+      <w:r>
+        <w:t xml:space="preserve"> — Smoking status recall chips for disease registers; carbamazepine drug monitoring added</w:t>
+      </w:r>
+    </w:p>
+    <w:p>
+      <w:pPr>
+        <w:pStyle w:val="ListBullet"/>
+      </w:pPr>
+      <w:r>
+        <w:rPr>
+          <w:b/>
+        </w:rPr>
+        <w:t>v3.22.0 (2026-06-01)</w:t>
+      </w:r>
+      <w:r>
+        <w:t xml:space="preserve"> — Custom Alert Builder: cohort fields exposed, medication-exclude fix, drug-monitoring patient filters, live preview for all five rule types</w:t>
+      </w:r>
+    </w:p>
+    <w:p>
+      <w:pPr>
+        <w:pStyle w:val="ListBullet"/>
+      </w:pPr>
+      <w:r>
+        <w:rPr>
+          <w:b/>
+        </w:rPr>
+        <w:t>v3.20–v3.21.x (2026-06-01)</w:t>
+      </w:r>
+      <w:r>
+        <w:t xml:space="preserve"> — QOF clinical-correctness fixes (age filter fail-open, negation-aware problem matching, STIA register, DM register false-positive fix); backup/restore data-loss fixes; lifecycle and race-condition reliability fixes</w:t>
+      </w:r>
+    </w:p>
+    <w:p>
+      <w:pPr>
+        <w:pStyle w:val="ListBullet"/>
+      </w:pPr>
+      <w:r>
+        <w:rPr>
+          <w:b/>
+        </w:rPr>
+        <w:t>v3.18–v3.19.x (2026-05-31)</w:t>
+      </w:r>
+      <w:r>
+        <w:t xml:space="preserve"> — Service worker fixed (icon reliably opens side panel); falling eGFR and hyperkalaemia alerts shipped as defaults; extraction-health canary wired to side panel</w:t>
+      </w:r>
+    </w:p>
+    <w:p>
+      <w:pPr>
+        <w:pStyle w:val="ListBullet"/>
+      </w:pPr>
+      <w:r>
+        <w:rPr>
+          <w:b/>
+        </w:rPr>
+        <w:t>v3.13–v3.17.x (2026-05-30)</w:t>
+      </w:r>
+      <w:r>
+        <w:t xml:space="preserve"> — Triage Lens pattern expansion (106 to 620 patterns); Pharmacy First signposting for all 7 pathways; STOPP/START prescribing-safety flags; CI test suite added; eGFR trend and PSA trend monitors</w:t>
       </w:r>
     </w:p>
     <w:p>
@@ -1031,37 +1099,12 @@
     </w:p>
     <w:p>
       <w:r>
-        <w:t>Medicus Suite is a passive display tool and memory aid. It does not write to</w:t>
+        <w:t>Medicus Suite is a passive display tool. It reads data the clinician is already authorised to see in Medicus, processes everything locally in the browser, and writes nothing to any patient record or external system. No patient data is transmitted outside the browser. It does not produce clinical diagnoses or recommendations; all displayed values are drawn from the source record and all clinical decisions remain solely with the clinician.</w:t>
       </w:r>
     </w:p>
     <w:p>
       <w:r>
-        <w:t>the patient record, does not order investigations, does not modify QOF claims</w:t>
-      </w:r>
-    </w:p>
-    <w:p>
-      <w:r>
-        <w:t>data, performs no AI inference, and transmits no patient data outside the</w:t>
-      </w:r>
-    </w:p>
-    <w:p>
-      <w:r>
-        <w:t>user's browser. It is not a medical device and does not constitute clinical</w:t>
-      </w:r>
-    </w:p>
-    <w:p>
-      <w:r>
-        <w:t>decision support; all clinical decisions, including verification of any</w:t>
-      </w:r>
-    </w:p>
-    <w:p>
-      <w:r>
-        <w:t>displayed value against the source record, remain the responsibility of the</w:t>
-      </w:r>
-    </w:p>
-    <w:p>
-      <w:r>
-        <w:t>clinician. See INTENDED-PURPOSE.md and CLINICAL-SAFETY-NOTICE.md.</w:t>
+        <w:t>For a full statement, see INTENDED-PURPOSE.md and HAZARD-LOG.md.</w:t>
       </w:r>
     </w:p>
     <w:sectPr>

--- a/docs/feature-list.docx
+++ b/docs/feature-list.docx
@@ -18,7 +18,7 @@
         <w:t>Version:</w:t>
       </w:r>
       <w:r>
-        <w:t xml:space="preserve"> v3.31.2</w:t>
+        <w:t xml:space="preserve"> v3.54.0</w:t>
       </w:r>
     </w:p>
     <w:p>
@@ -29,7 +29,7 @@
         <w:t>Generated:</w:t>
       </w:r>
       <w:r>
-        <w:t xml:space="preserve"> 2026-06-07 (automated)</w:t>
+        <w:t xml:space="preserve"> 2026-06-11 (automated)</w:t>
       </w:r>
     </w:p>
     <w:p>
@@ -42,7 +42,7 @@
     </w:p>
     <w:p>
       <w:r>
-        <w:t>Medicus Suite is a Chrome side-panel companion for the Medicus electronic patient record system, built for UK GP practices. It works alongside Medicus in the browser, surfacing appointment demand, capacity, QOF and drug-monitoring status, clinical trends, referral audits, and activity reports without interrupting the clinical workflow. When a patient record is open it surfaces monitoring alerts, prescribing-safety prompts, and observation trend charts drawn from data the clinician already has access to. It is a passive display tool: it never writes to the record, never makes clinical decisions, and processes all patient data locally in the browser.</w:t>
+        <w:t>Medicus Suite is a Chrome browser extension for UK GP practices that runs alongside the Medicus electronic patient record system. It adds a side panel and optional on-page overlays to surface monitoring alerts, demand data, appointment capacity, and clinical decision prompts directly within the Medicus interface. All processing happens locally in the browser; no patient data is transmitted to any external service, no record is written to, and no clinical inference is performed — everything shown is derived from data already present in Medicus.</w:t>
       </w:r>
     </w:p>
     <w:p>
@@ -58,13 +58,7 @@
         <w:pStyle w:val="ListBullet"/>
       </w:pPr>
       <w:r>
-        <w:rPr>
-          <w:b/>
-        </w:rPr>
-        <w:t>9 side-panel modules</w:t>
-      </w:r>
-      <w:r>
-        <w:t xml:space="preserve"> — Slots, Capacity Forecast, Submissions, Monitoring (Sentinel), Activity, Referrals, BP Trend, Renal Monitoring, Observation Trends</w:t>
+        <w:t>11 side-panel modules covering monitoring, demand, capacity, workflow, and reference</w:t>
       </w:r>
     </w:p>
     <w:p>
@@ -72,13 +66,7 @@
         <w:pStyle w:val="ListBullet"/>
       </w:pPr>
       <w:r>
-        <w:rPr>
-          <w:b/>
-        </w:rPr>
-        <w:t>4 in-page features</w:t>
-      </w:r>
-      <w:r>
-        <w:t xml:space="preserve"> — Triage Lens queue overlay, Sentinel monitoring, Referrals discovery, live Pusher demand updates</w:t>
+        <w:t>4 in-page content-script features (on-screen overlays and relays)</w:t>
       </w:r>
     </w:p>
     <w:p>
@@ -86,13 +74,7 @@
         <w:pStyle w:val="ListBullet"/>
       </w:pPr>
       <w:r>
-        <w:rPr>
-          <w:b/>
-        </w:rPr>
-        <w:t>7 rule types</w:t>
-      </w:r>
-      <w:r>
-        <w:t xml:space="preserve"> in the alert engine</w:t>
+        <w:t>6 rule types in the alert engine</w:t>
       </w:r>
     </w:p>
     <w:p>
@@ -100,13 +82,7 @@
         <w:pStyle w:val="ListBullet"/>
       </w:pPr>
       <w:r>
-        <w:rPr>
-          <w:b/>
-        </w:rPr>
-        <w:t>22 bundled starter alerts</w:t>
-      </w:r>
-      <w:r>
-        <w:t xml:space="preserve"> in the importable library (prescribing safety and clinical review)</w:t>
+        <w:t>22 bundled starter alerts in the prescribing-safety library (PINCER/NICE-based)</w:t>
       </w:r>
     </w:p>
     <w:p>
@@ -122,12 +98,12 @@
         <w:pStyle w:val="Heading2"/>
       </w:pPr>
       <w:r>
-        <w:t>Slot Counter</w:t>
+        <w:t>Sentinel (Monitoring)</w:t>
       </w:r>
     </w:p>
     <w:p>
       <w:r>
-        <w:t>Fetches live appointment slot availability from the Medicus scheduling API for any date. Displays available slots broken down by appointment type, with configurable threshold alerts.</w:t>
+        <w:t>Sentinel is the core per-patient alerting module. When a patient record is open in Medicus, it evaluates the practice's monitoring rules against that patient's medications, observations, problems, and vaccination history, and displays colour-coded chips for anything overdue, due soon, or not achieved.</w:t>
       </w:r>
     </w:p>
     <w:p>
@@ -135,7 +111,7 @@
         <w:pStyle w:val="ListBullet"/>
       </w:pPr>
       <w:r>
-        <w:t>Live slot count per appointment type for any selected date</w:t>
+        <w:t>Drug-monitoring chips show which specific blood tests are overdue and by how long, with the monitoring interval and source citation</w:t>
       </w:r>
     </w:p>
     <w:p>
@@ -143,7 +119,7 @@
         <w:pStyle w:val="ListBullet"/>
       </w:pPr>
       <w:r>
-        <w:t>Configurable amber/red threshold alerts by appointment type</w:t>
+        <w:t>QOF indicator chips flag register members whose targets are not met or approaching the threshold</w:t>
       </w:r>
     </w:p>
     <w:p>
@@ -151,7 +127,7 @@
         <w:pStyle w:val="ListBullet"/>
       </w:pPr>
       <w:r>
-        <w:t>Type filter to hide irrelevant session types</w:t>
+        <w:t>Vaccine chips reflect seasonal campaign windows — flu and COVID chips only appear during the active season</w:t>
       </w:r>
     </w:p>
     <w:p>
@@ -159,7 +135,74 @@
         <w:pStyle w:val="ListBullet"/>
       </w:pPr>
       <w:r>
-        <w:t>Polls on load; manual refresh available</w:t>
+        <w:t xml:space="preserve">A collapsible </w:t>
+      </w:r>
+      <w:r>
+        <w:rPr>
+          <w:b/>
+        </w:rPr>
+        <w:t>Brief</w:t>
+      </w:r>
+      <w:r>
+        <w:t xml:space="preserve"> card at the top gives a 30-second risk summary: patient line, red/amber counts, and the four highest-priority signals</w:t>
+      </w:r>
+    </w:p>
+    <w:p>
+      <w:pPr>
+        <w:pStyle w:val="ListBullet"/>
+      </w:pPr>
+      <w:r>
+        <w:rPr>
+          <w:b/>
+        </w:rPr>
+        <w:t>Action Packs</w:t>
+      </w:r>
+      <w:r>
+        <w:t>: each actionable chip carries copy-ready text — blood form with only overdue tests listed, recall SMS (≤320 characters), escalation SMS, letter, and task line for admin</w:t>
+      </w:r>
+    </w:p>
+    <w:p>
+      <w:pPr>
+        <w:pStyle w:val="ListBullet"/>
+      </w:pPr>
+      <w:r>
+        <w:rPr>
+          <w:b/>
+        </w:rPr>
+        <w:t>Appts summary</w:t>
+      </w:r>
+      <w:r>
+        <w:t xml:space="preserve"> button generates a plain-text booking instruction for admin, for pasting into a Medicus internal message without narrating each item verbally</w:t>
+      </w:r>
+    </w:p>
+    <w:p>
+      <w:pPr>
+        <w:pStyle w:val="ListBullet"/>
+      </w:pPr>
+      <w:r>
+        <w:rPr>
+          <w:b/>
+        </w:rPr>
+        <w:t>Print patient summary</w:t>
+      </w:r>
+      <w:r>
+        <w:t xml:space="preserve"> opens a Patient Passport: a plain-English (reading age 9–11) summary of what monitoring is due and what key numbers mean, for handing to the patient in the room</w:t>
+      </w:r>
+    </w:p>
+    <w:p>
+      <w:pPr>
+        <w:pStyle w:val="ListBullet"/>
+      </w:pPr>
+      <w:r>
+        <w:t>Dismissed chips resurface automatically if their status escalates (an overdue chip cannot stay permanently hidden when it becomes severely overdue)</w:t>
+      </w:r>
+    </w:p>
+    <w:p>
+      <w:pPr>
+        <w:pStyle w:val="ListBullet"/>
+      </w:pPr>
+      <w:r>
+        <w:t>A "Meds without a monitoring rule" audit view shows medications not matched by any enabled rule, so brand-coverage gaps are visible rather than silent</w:t>
       </w:r>
     </w:p>
     <w:p>
@@ -167,12 +210,12 @@
         <w:pStyle w:val="Heading2"/>
       </w:pPr>
       <w:r>
-        <w:t>Capacity Forecast</w:t>
+        <w:t>Sweep (Pre-clinic sweep)</w:t>
       </w:r>
     </w:p>
     <w:p>
       <w:r>
-        <w:t>A calendar view of appointment capacity against user-defined daily minimums. Shows each date as Sufficient / Tight / Low / Critical / Closed at a glance.</w:t>
+        <w:t>Sweep runs the same monitoring rules as Sentinel across all patients booked in today's appointment book — before clinic starts. It produces a worst-first worklist so overdue bloods and recalls can be arranged before the GP sees the patient.</w:t>
       </w:r>
     </w:p>
     <w:p>
@@ -180,7 +223,7 @@
         <w:pStyle w:val="ListBullet"/>
       </w:pPr>
       <w:r>
-        <w:t>Day, week, or month calendar modes</w:t>
+        <w:t>Manual trigger only; large practices are processed in batches of 40 with a "Check next N" button</w:t>
       </w:r>
     </w:p>
     <w:p>
@@ -188,7 +231,7 @@
         <w:pStyle w:val="ListBullet"/>
       </w:pPr>
       <w:r>
-        <w:t>Per-weekday minimum slot thresholds</w:t>
+        <w:t>Clinician filter: sweep one clinician's list or the whole practice</w:t>
       </w:r>
     </w:p>
     <w:p>
@@ -196,7 +239,7 @@
         <w:pStyle w:val="ListBullet"/>
       </w:pPr>
       <w:r>
-        <w:t>RAG status (Sufficient to Critical) against configurable minimums</w:t>
+        <w:t>Per-patient API failures render explicitly — a patient with partial data cannot appear as clear</w:t>
       </w:r>
     </w:p>
     <w:p>
@@ -204,7 +247,26 @@
         <w:pStyle w:val="ListBullet"/>
       </w:pPr>
       <w:r>
-        <w:t>Appointment-type presets; weekends toggleable</w:t>
+        <w:rPr>
+          <w:b/>
+        </w:rPr>
+        <w:t>Print reception handout</w:t>
+      </w:r>
+      <w:r>
+        <w:t xml:space="preserve"> produces a tick-box worklist for the receptionist with plain-English booking instructions per patient (blood tests, check-ups, reviews, or flag to duty clinician), deduplicated and sorted by appointment time</w:t>
+      </w:r>
+    </w:p>
+    <w:p>
+      <w:pPr>
+        <w:pStyle w:val="Heading2"/>
+      </w:pPr>
+      <w:r>
+        <w:t>Reception</w:t>
+      </w:r>
+    </w:p>
+    <w:p>
+      <w:r>
+        <w:t>A reception-facing panel designed for non-clinical front-desk staff:</w:t>
       </w:r>
     </w:p>
     <w:p>
@@ -212,7 +274,43 @@
         <w:pStyle w:val="ListBullet"/>
       </w:pPr>
       <w:r>
-        <w:t>Named presets for quick switching</w:t>
+        <w:rPr>
+          <w:b/>
+        </w:rPr>
+        <w:t>Patient status pill</w:t>
+      </w:r>
+      <w:r>
+        <w:t>: single green/amber/red indicator for the patient whose record is open; click to expand action-needed monitoring detail</w:t>
+      </w:r>
+    </w:p>
+    <w:p>
+      <w:pPr>
+        <w:pStyle w:val="ListBullet"/>
+      </w:pPr>
+      <w:r>
+        <w:rPr>
+          <w:b/>
+        </w:rPr>
+        <w:t>Guided capture</w:t>
+      </w:r>
+      <w:r>
+        <w:t>: configurable question sets per presenting problem (sore throat, earache, adult cough, urinary symptoms, headache, low back pain, feverish child, rash, general) with Pharmacy First suitability hints. Red-flag questions come first; any YES immediately shows a 999 or duty-clinician escalation banner. Output is a plain-text structured history block for copy-paste into the Medicus triage entry. All pathways ship disabled — a practice administrator must accept an explicit disclaimer before enabling any</w:t>
+      </w:r>
+    </w:p>
+    <w:p>
+      <w:pPr>
+        <w:pStyle w:val="ListBullet"/>
+      </w:pPr>
+      <w:r>
+        <w:t>Practices can edit bundled pathways and author custom ones in Options</w:t>
+      </w:r>
+    </w:p>
+    <w:p>
+      <w:pPr>
+        <w:pStyle w:val="ListBullet"/>
+      </w:pPr>
+      <w:r>
+        <w:t>Tile grid is organise-able: colour-code, drag-and-drop reorder, or A–Z sort</w:t>
       </w:r>
     </w:p>
     <w:p>
@@ -220,12 +318,12 @@
         <w:pStyle w:val="Heading2"/>
       </w:pPr>
       <w:r>
-        <w:t>Submissions Tracker</w:t>
+        <w:t>Triage Lens</w:t>
       </w:r>
     </w:p>
     <w:p>
       <w:r>
-        <w:t>Displays QOF and enhanced service submission task counts, drawn from the Medicus task API. Compare today against a previous date, or view a date range.</w:t>
+        <w:t>The Triage Lens overlays the Medicus request queue with semantic triage chips. Chips are red (same-day or 999), amber (urgent or soon), or info-level. The engine applies pattern-matching rules against the request text.</w:t>
       </w:r>
     </w:p>
     <w:p>
@@ -233,7 +331,7 @@
         <w:pStyle w:val="ListBullet"/>
       </w:pPr>
       <w:r>
-        <w:t>Task counts by type: Medical, Admin, Investigation, Routine Rx, Non-routine Rx</w:t>
+        <w:t>77+ built-in rules across clinical domains including chest pain, sepsis, stroke/TIA, anaphylaxis, obstetric emergencies, mental health crisis, paediatric red flags, 2WW cancer patterns, and common acute presentations</w:t>
       </w:r>
     </w:p>
     <w:p>
@@ -241,7 +339,7 @@
         <w:pStyle w:val="ListBullet"/>
       </w:pPr>
       <w:r>
-        <w:t>Today view, date comparison, and date-range modes</w:t>
+        <w:t>Chips are severity-ordered: red chips always appear before amber, amber before info</w:t>
       </w:r>
     </w:p>
     <w:p>
@@ -249,7 +347,7 @@
         <w:pStyle w:val="ListBullet"/>
       </w:pPr>
       <w:r>
-        <w:t>Configurable amber/red thresholds for Medical and Admin queues</w:t>
+        <w:t>New rules added since the last stored config are merged in automatically — existing users receive new builtins without a destructive reset, and rules they deliberately deleted stay deleted</w:t>
       </w:r>
     </w:p>
     <w:p>
@@ -257,7 +355,7 @@
         <w:pStyle w:val="ListBullet"/>
       </w:pPr>
       <w:r>
-        <w:t>Global demand strip in the panel header warns when thresholds are crossed</w:t>
+        <w:t>An LLM-assisted authoring flow (copy prompt → external LLM → paste JSON → validate → import) is available for authoring custom rules</w:t>
       </w:r>
     </w:p>
     <w:p>
@@ -265,12 +363,12 @@
         <w:pStyle w:val="Heading2"/>
       </w:pPr>
       <w:r>
-        <w:t>Monitoring (Sentinel)</w:t>
+        <w:t>Trends</w:t>
       </w:r>
     </w:p>
     <w:p>
       <w:r>
-        <w:t>The clinical heart of the suite. When a patient record is open in Medicus, this tab shows a set of chips — colour-coded cards — representing drug-monitoring recall status, QOF indicator achievement, vaccination eligibility, and prescribing-safety alerts for that patient. Evaluation runs in real time against data extracted from the current record.</w:t>
+        <w:t>Displays sparkline charts of a patient's longitudinal observations for quick clinical context: HbA1c, cholesterol, weight, blood pressure, eGFR, and albumin-creatinine ratio (ACR/KDIGO stage grid).</w:t>
       </w:r>
     </w:p>
     <w:p>
@@ -278,7 +376,7 @@
         <w:pStyle w:val="ListBullet"/>
       </w:pPr>
       <w:r>
-        <w:t>Drug-monitoring chips for lithium, methotrexate, DMARDs, antipsychotics, anticonvulsants, ACE inhibitors, statins, ADHD medications, carbamazepine, and more, with overdue/due-soon/in-date/stale status and last-checked evidence</w:t>
+        <w:t>Charts pull from the extracted observation history for the current patient</w:t>
       </w:r>
     </w:p>
     <w:p>
@@ -286,7 +384,7 @@
         <w:pStyle w:val="ListBullet"/>
       </w:pPr>
       <w:r>
-        <w:t>QOF indicator chips (HbA1c, BP, lipids, eGFR, smoking status, diabetes care processes) for patients on relevant disease registers</w:t>
+        <w:t>eGFR chart shows the KDIGO risk grid and monitoring frequency recommendation</w:t>
       </w:r>
     </w:p>
     <w:p>
@@ -294,7 +392,20 @@
         <w:pStyle w:val="ListBullet"/>
       </w:pPr>
       <w:r>
-        <w:t>Vaccination eligibility chips (flu, COVID) derived from age, QOF registers, current medications, and recorded problems per JCVI/UKHSA 2025/26 seasonal criteria</w:t>
+        <w:t>BP chart shows target bands and whether the most recent reading meets target</w:t>
+      </w:r>
+    </w:p>
+    <w:p>
+      <w:pPr>
+        <w:pStyle w:val="Heading2"/>
+      </w:pPr>
+      <w:r>
+        <w:t>Condor (Live operations dashboard)</w:t>
+      </w:r>
+    </w:p>
+    <w:p>
+      <w:r>
+        <w:t>A live operational dashboard for the practice, updating automatically:</w:t>
       </w:r>
     </w:p>
     <w:p>
@@ -302,7 +413,13 @@
         <w:pStyle w:val="ListBullet"/>
       </w:pPr>
       <w:r>
-        <w:t>Prescribing-safety chips: NSAID+anticoagulant (GI bleed risk), triple whammy (NSAID+ACEi/ARB+diuretic, AKI risk), benzodiazepine/Z-drug in patients aged 80 or over (falls risk)</w:t>
+        <w:rPr>
+          <w:b/>
+        </w:rPr>
+        <w:t>PPI score</w:t>
+      </w:r>
+      <w:r>
+        <w:t xml:space="preserve"> (Practice Pressure Index): a composite daily demand score</w:t>
       </w:r>
     </w:p>
     <w:p>
@@ -310,7 +427,22 @@
         <w:pStyle w:val="ListBullet"/>
       </w:pPr>
       <w:r>
-        <w:t>Observation safety alerts: hyperkalaemia (amber 5.5–5.9, red 6.0+ mmol/L), rising HbA1c trend, falling eGFR trend (NICE NG203)</w:t>
+        <w:rPr>
+          <w:b/>
+        </w:rPr>
+        <w:t>Demand gap</w:t>
+      </w:r>
+      <w:r>
+        <w:t xml:space="preserve">: task backlog vs available capacity; </w:t>
+      </w:r>
+      <w:r>
+        <w:rPr>
+          <w:b/>
+        </w:rPr>
+        <w:t>Velocity</w:t>
+      </w:r>
+      <w:r>
+        <w:t>: task clearance rate</w:t>
       </w:r>
     </w:p>
     <w:p>
@@ -318,7 +450,13 @@
         <w:pStyle w:val="ListBullet"/>
       </w:pPr>
       <w:r>
-        <w:t>Per-chip expand view showing evidence (observation values, dates, sources)</w:t>
+        <w:rPr>
+          <w:b/>
+        </w:rPr>
+        <w:t>Task age</w:t>
+      </w:r>
+      <w:r>
+        <w:t>: inbox age distribution (integrates with the Request Monitor)</w:t>
       </w:r>
     </w:p>
     <w:p>
@@ -326,7 +464,22 @@
         <w:pStyle w:val="ListBullet"/>
       </w:pPr>
       <w:r>
-        <w:t>Per-chip dismiss (permanent) or snooze (vaccine chips snooze until season start and auto-resurface)</w:t>
+        <w:rPr>
+          <w:b/>
+        </w:rPr>
+        <w:t>Workload</w:t>
+      </w:r>
+      <w:r>
+        <w:t xml:space="preserve">: per-clinician task counts; </w:t>
+      </w:r>
+      <w:r>
+        <w:rPr>
+          <w:b/>
+        </w:rPr>
+        <w:t>Waiting room</w:t>
+      </w:r>
+      <w:r>
+        <w:t>: current patient count</w:t>
       </w:r>
     </w:p>
     <w:p>
@@ -334,7 +487,91 @@
         <w:pStyle w:val="ListBullet"/>
       </w:pPr>
       <w:r>
-        <w:t>Global amber banner if the record cannot be read, prompting the clinician to check directly in Medicus</w:t>
+        <w:rPr>
+          <w:b/>
+        </w:rPr>
+        <w:t>Day score</w:t>
+      </w:r>
+      <w:r>
+        <w:t>: end-of-day performance rating, saveable for trend analysis</w:t>
+      </w:r>
+    </w:p>
+    <w:p>
+      <w:pPr>
+        <w:pStyle w:val="Heading2"/>
+      </w:pPr>
+      <w:r>
+        <w:t>Slots (Slot Counter)</w:t>
+      </w:r>
+    </w:p>
+    <w:p>
+      <w:r>
+        <w:t>Displays live appointment slot availability from the Medicus scheduling API for any selected date. Slots are grouped by type; types can be hidden. Configurable amber/red alert rules trigger when slot counts fall below practice-defined thresholds.</w:t>
+      </w:r>
+    </w:p>
+    <w:p>
+      <w:pPr>
+        <w:pStyle w:val="Heading2"/>
+      </w:pPr>
+      <w:r>
+        <w:t>Capacity (Capacity Forecast)</w:t>
+      </w:r>
+    </w:p>
+    <w:p>
+      <w:r>
+        <w:t>A calendar view showing daily available appointment capacity against user-defined minimum thresholds, coloured green/amber/red/critical. Supports daily, weekly, and monthly views.</w:t>
+      </w:r>
+    </w:p>
+    <w:p>
+      <w:pPr>
+        <w:pStyle w:val="Heading2"/>
+      </w:pPr>
+      <w:r>
+        <w:t>Submissions (Submissions Tracker)</w:t>
+      </w:r>
+    </w:p>
+    <w:p>
+      <w:r>
+        <w:t>Tracks task and submission counts by type (medical requests, admin, investigations, prescriptions) for a configurable date or range, with configurable amber/red thresholds and a stacked bar chart. Useful for monitoring request volumes at a glance.</w:t>
+      </w:r>
+    </w:p>
+    <w:p>
+      <w:pPr>
+        <w:pStyle w:val="Heading2"/>
+      </w:pPr>
+      <w:r>
+        <w:t>Activity</w:t>
+      </w:r>
+    </w:p>
+    <w:p>
+      <w:r>
+        <w:t>Fetches and displays the Medicus activity report for a configurable period, broken down by staff member. Rendered as period totals and a stacked horizontal bar chart.</w:t>
+      </w:r>
+    </w:p>
+    <w:p>
+      <w:pPr>
+        <w:pStyle w:val="Heading2"/>
+      </w:pPr>
+      <w:r>
+        <w:t>Referrals</w:t>
+      </w:r>
+    </w:p>
+    <w:p>
+      <w:r>
+        <w:t>Fetches and displays referral audit data from Medicus: total count, specialty breakdown, clinician breakdown, priority (routine/urgent/2WW) and status (completed/incomplete/cancelled) filters, and a chart view.</w:t>
+      </w:r>
+    </w:p>
+    <w:p>
+      <w:pPr>
+        <w:pStyle w:val="Heading2"/>
+      </w:pPr>
+      <w:r>
+        <w:t>Knowledge</w:t>
+      </w:r>
+    </w:p>
+    <w:p>
+      <w:r>
+        <w:t>A practice-owned searchable reference base for referral criteria, key contacts, local pathways, and templates. Reference material only — not clinical decision support.</w:t>
       </w:r>
     </w:p>
     <w:p>
@@ -342,7 +579,7 @@
         <w:pStyle w:val="ListBullet"/>
       </w:pPr>
       <w:r>
-        <w:t>Custom alert builder (five rule types) with live engine-backed preview; importable starter library of 22 PINCER/clinical rules</w:t>
+        <w:t>Add/edit/search cards directly on the tab</w:t>
       </w:r>
     </w:p>
     <w:p>
@@ -350,20 +587,7 @@
         <w:pStyle w:val="ListBullet"/>
       </w:pPr>
       <w:r>
-        <w:t>Filter chips by status: All / Action needed / Clear</w:t>
-      </w:r>
-    </w:p>
-    <w:p>
-      <w:pPr>
-        <w:pStyle w:val="Heading2"/>
-      </w:pPr>
-      <w:r>
-        <w:t>Activity Report</w:t>
-      </w:r>
-    </w:p>
-    <w:p>
-      <w:r>
-        <w:t>Shows practice activity data for a configurable date range, drawn from the Medicus reporting API.</w:t>
+        <w:t>Near-duplicate detection surfaces similar existing entries as you type a title, to avoid bloat</w:t>
       </w:r>
     </w:p>
     <w:p>
@@ -371,7 +595,7 @@
         <w:pStyle w:val="ListBullet"/>
       </w:pPr>
       <w:r>
-        <w:t>Period totals for consultations, home visits, calls, and other activity types</w:t>
+        <w:t>LLM starter-pack in Options: copy a prompt, paste the JSON reply back, validate, and import. AI-generated entries are badged "Unreviewed" until a human marks each one reviewed</w:t>
       </w:r>
     </w:p>
     <w:p>
@@ -379,7 +603,7 @@
         <w:pStyle w:val="ListBullet"/>
       </w:pPr>
       <w:r>
-        <w:t>Stacked horizontal bar chart broken down by clinician</w:t>
+        <w:t>Cards carry an optional review-by date; expired ones show a "Review due" badge</w:t>
       </w:r>
     </w:p>
     <w:p>
@@ -387,203 +611,7 @@
         <w:pStyle w:val="ListBullet"/>
       </w:pPr>
       <w:r>
-        <w:t>Presets: today, yesterday, last 7 days, last 30 days, custom range</w:t>
-      </w:r>
-    </w:p>
-    <w:p>
-      <w:pPr>
-        <w:pStyle w:val="ListBullet"/>
-      </w:pPr>
-      <w:r>
-        <w:t>Toggle between stacked overview and single-metric drill-down</w:t>
-      </w:r>
-    </w:p>
-    <w:p>
-      <w:pPr>
-        <w:pStyle w:val="Heading2"/>
-      </w:pPr>
-      <w:r>
-        <w:t>Referrals Tracker</w:t>
-      </w:r>
-    </w:p>
-    <w:p>
-      <w:r>
-        <w:t>Displays referral audit data for a configurable date window, aggregated by specialty, clinician, priority, and status.</w:t>
-      </w:r>
-    </w:p>
-    <w:p>
-      <w:pPr>
-        <w:pStyle w:val="ListBullet"/>
-      </w:pPr>
-      <w:r>
-        <w:t>Referral counts by priority (Routine, Urgent, 2WW) and status (Completed, Incomplete, Cancelled)</w:t>
-      </w:r>
-    </w:p>
-    <w:p>
-      <w:pPr>
-        <w:pStyle w:val="ListBullet"/>
-      </w:pPr>
-      <w:r>
-        <w:t>Charts switchable between by-clinician and by-specialty views</w:t>
-      </w:r>
-    </w:p>
-    <w:p>
-      <w:pPr>
-        <w:pStyle w:val="ListBullet"/>
-      </w:pPr>
-      <w:r>
-        <w:t>Top-N specialty and clinician breakdowns</w:t>
-      </w:r>
-    </w:p>
-    <w:p>
-      <w:pPr>
-        <w:pStyle w:val="ListBullet"/>
-      </w:pPr>
-      <w:r>
-        <w:t>Date presets: last 3 months, 6 months, 12 months, custom range</w:t>
-      </w:r>
-    </w:p>
-    <w:p>
-      <w:pPr>
-        <w:pStyle w:val="ListBullet"/>
-      </w:pPr>
-      <w:r>
-        <w:t>Priority and status filters</w:t>
-      </w:r>
-    </w:p>
-    <w:p>
-      <w:pPr>
-        <w:pStyle w:val="Heading2"/>
-      </w:pPr>
-      <w:r>
-        <w:t>BP Trend</w:t>
-      </w:r>
-    </w:p>
-    <w:p>
-      <w:r>
-        <w:t>Shows a patient's blood pressure history as a dual-line chart (systolic and diastolic), with a target line derived from the patient's QOF register membership.</w:t>
-      </w:r>
-    </w:p>
-    <w:p>
-      <w:pPr>
-        <w:pStyle w:val="ListBullet"/>
-      </w:pPr>
-      <w:r>
-        <w:t>Systolic and diastolic lines over the full available history</w:t>
-      </w:r>
-    </w:p>
-    <w:p>
-      <w:pPr>
-        <w:pStyle w:val="ListBullet"/>
-      </w:pPr>
-      <w:r>
-        <w:t>Condition-specific target lines (CKD+ACR above 70: 130/80; HYP aged 80 or over: 150/90; standard: 140/90)</w:t>
-      </w:r>
-    </w:p>
-    <w:p>
-      <w:pPr>
-        <w:pStyle w:val="ListBullet"/>
-      </w:pPr>
-      <w:r>
-        <w:t>AT TARGET / ABOVE TARGET status pill</w:t>
-      </w:r>
-    </w:p>
-    <w:p>
-      <w:pPr>
-        <w:pStyle w:val="ListBullet"/>
-      </w:pPr>
-      <w:r>
-        <w:t>Paediatric caveat: adult targets shown; centile charts required for accurate under-18 assessment</w:t>
-      </w:r>
-    </w:p>
-    <w:p>
-      <w:pPr>
-        <w:pStyle w:val="Heading2"/>
-      </w:pPr>
-      <w:r>
-        <w:t>Renal Monitoring</w:t>
-      </w:r>
-    </w:p>
-    <w:p>
-      <w:r>
-        <w:t>Shows ACR and eGFR history with KDIGO staging.</w:t>
-      </w:r>
-    </w:p>
-    <w:p>
-      <w:pPr>
-        <w:pStyle w:val="ListBullet"/>
-      </w:pPr>
-      <w:r>
-        <w:t>ACR history with A1/A2/A3 KDIGO threshold band shading</w:t>
-      </w:r>
-    </w:p>
-    <w:p>
-      <w:pPr>
-        <w:pStyle w:val="ListBullet"/>
-      </w:pPr>
-      <w:r>
-        <w:t>eGFR co-display with G-stage bands</w:t>
-      </w:r>
-    </w:p>
-    <w:p>
-      <w:pPr>
-        <w:pStyle w:val="ListBullet"/>
-      </w:pPr>
-      <w:r>
-        <w:t>KDIGO G x A monitoring frequency cell (recommended checks per year)</w:t>
-      </w:r>
-    </w:p>
-    <w:p>
-      <w:pPr>
-        <w:pStyle w:val="ListBullet"/>
-      </w:pPr>
-      <w:r>
-        <w:t>Action banners for ACR 70 or above (referral threshold), ACR doubling, and category crossing</w:t>
-      </w:r>
-    </w:p>
-    <w:p>
-      <w:pPr>
-        <w:pStyle w:val="Heading2"/>
-      </w:pPr>
-      <w:r>
-        <w:t>Observation Trends</w:t>
-      </w:r>
-    </w:p>
-    <w:p>
-      <w:r>
-        <w:t>Plots serial readings for HbA1c, total cholesterol, and weight. Display only — no clinical thresholds or target zones.</w:t>
-      </w:r>
-    </w:p>
-    <w:p>
-      <w:pPr>
-        <w:pStyle w:val="ListBullet"/>
-      </w:pPr>
-      <w:r>
-        <w:t>Selectable metrics: HbA1c (mmol/mol), Total Cholesterol (mmol/L), Weight (kg)</w:t>
-      </w:r>
-    </w:p>
-    <w:p>
-      <w:pPr>
-        <w:pStyle w:val="ListBullet"/>
-      </w:pPr>
-      <w:r>
-        <w:t>Latest reading, change arrow, reading count and date range</w:t>
-      </w:r>
-    </w:p>
-    <w:p>
-      <w:pPr>
-        <w:pStyle w:val="ListBullet"/>
-      </w:pPr>
-      <w:r>
-        <w:t>Look-alike exclusions (e.g. cholesterol excludes HDL/LDL/ratio/non-HDL)</w:t>
-      </w:r>
-    </w:p>
-    <w:p>
-      <w:pPr>
-        <w:pStyle w:val="ListBullet"/>
-      </w:pPr>
-      <w:r>
-        <w:t>Passive display only: no thresholds, interpretation text, or advice rendered</w:t>
+        <w:t>Backup/restore via the suite-wide envelope</w:t>
       </w:r>
     </w:p>
     <w:p>
@@ -596,7 +624,7 @@
     </w:p>
     <w:p>
       <w:r>
-        <w:t>These activate automatically on Medicus pages.</w:t>
+        <w:t>These run in every Medicus tab at page load and do not require the side panel to be open.</w:t>
       </w:r>
     </w:p>
     <w:p>
@@ -607,39 +635,7 @@
         <w:t>Triage Lens</w:t>
       </w:r>
       <w:r>
-        <w:t xml:space="preserve"> — activates on any Medicus page. In the task/appointment queue it adds a structured overlay alongside each patient row with triage flags. On the patient record view it additionally surfaces:</w:t>
-      </w:r>
-    </w:p>
-    <w:p>
-      <w:pPr>
-        <w:pStyle w:val="ListBullet"/>
-      </w:pPr>
-      <w:r>
-        <w:t>Prescribing-safety review prompts: NSAID+anticoagulant, triple whammy, benzodiazepine/Z-drug in patients aged 80 or over</w:t>
-      </w:r>
-    </w:p>
-    <w:p>
-      <w:pPr>
-        <w:pStyle w:val="ListBullet"/>
-      </w:pPr>
-      <w:r>
-        <w:t>NHS Pharmacy First pathway signposting for all 7 clinical pathways (UTI, sore throat, otitis, sinusitis, impetigo, insect bite, shingles) with eligibility notes and red-flag safety-netting</w:t>
-      </w:r>
-    </w:p>
-    <w:p>
-      <w:pPr>
-        <w:pStyle w:val="ListBullet"/>
-      </w:pPr>
-      <w:r>
-        <w:t>Risk-tool signpost chip: one-click links to QRISK3, QCancer, and eFI calculators (no score is computed by the extension)</w:t>
-      </w:r>
-    </w:p>
-    <w:p>
-      <w:pPr>
-        <w:pStyle w:val="ListBullet"/>
-      </w:pPr>
-      <w:r>
-        <w:t>20 built-in triage detection rules with 620+ lay and clinical match patterns</w:t>
+        <w:t xml:space="preserve"> (content.js + page-world.js) — Active on all *.medicus.health pages. Overlays the triage queue with colour-coded semantic chips based on pattern matching against request text. On the patient record view it also surfaces STOPP/START-style prescribing combination prompts, a risk-tool signpost chip (links to QRISK3/QCancer/eFI calculators — computes no score), and Pharmacy First signposting.</w:t>
       </w:r>
     </w:p>
     <w:p>
@@ -650,7 +646,7 @@
         <w:t>Sentinel</w:t>
       </w:r>
       <w:r>
-        <w:t xml:space="preserve"> — activates on any Medicus patient record page. Extracts medications, observations, problems, and demographics from the record and evaluates the configured rules; results appear in the Monitoring tab.</w:t>
+        <w:t xml:space="preserve"> (sentinel.js) — Runs the monitoring rules engine on every patient record page and publishes the chip snapshot to the side panel. Shows an amber drift-detection banner if extraction quality degrades, so "no alerts" is distinguishable from "extraction may have missed data."</w:t>
       </w:r>
     </w:p>
     <w:p>
@@ -661,7 +657,7 @@
         <w:t>Referrals Discovery</w:t>
       </w:r>
       <w:r>
-        <w:t xml:space="preserve"> — detects the practice-specific API endpoint required by the Referrals Tracker.</w:t>
+        <w:t xml:space="preserve"> (referrals-discovery.js) — Passively discovers the referral data endpoint from the current Medicus page and caches it for the Referrals module.</w:t>
       </w:r>
     </w:p>
     <w:p>
@@ -672,7 +668,7 @@
         <w:t>Pusher Relay</w:t>
       </w:r>
       <w:r>
-        <w:t xml:space="preserve"> — relays live Pusher demand-update events to the side panel, keeping waiting-room and new-request counts current without polling.</w:t>
+        <w:t xml:space="preserve"> (pusher-relay.js) — Relays real-time demand events (waiting-room counts, new-request notifications) to the side panel, powering the three global demand strips and the Condor waiting-room card.</w:t>
       </w:r>
     </w:p>
     <w:p>
@@ -685,112 +681,7 @@
     </w:p>
     <w:p>
       <w:r>
-        <w:t>The Sentinel engine evaluates seven rule types against the patient's extracted data:</w:t>
-      </w:r>
-    </w:p>
-    <w:p>
-      <w:pPr>
-        <w:pStyle w:val="Heading2"/>
-      </w:pPr>
-      <w:r>
-        <w:t>drug-monitoring</w:t>
-      </w:r>
-    </w:p>
-    <w:p>
-      <w:r>
-        <w:t>Matches prescribed medications by generic name or UK brand name, then checks whether required monitoring tests have been done within the configured interval. Returns overdue / due-soon / in-date / stale / recently-initiated status. Supports age and sex gating and SNOMED test codes.</w:t>
-      </w:r>
-    </w:p>
-    <w:p>
-      <w:pPr>
-        <w:pStyle w:val="Heading2"/>
-      </w:pPr>
-      <w:r>
-        <w:t>qof-register</w:t>
-      </w:r>
-    </w:p>
-    <w:p>
-      <w:r>
-        <w:t>Derives register membership from the problem list using configurable match and exclude terms. The resulting on-register status gates which indicator chips fire.</w:t>
-      </w:r>
-    </w:p>
-    <w:p>
-      <w:pPr>
-        <w:pStyle w:val="Heading2"/>
-      </w:pPr>
-      <w:r>
-        <w:t>qof-indicator</w:t>
-      </w:r>
-    </w:p>
-    <w:p>
-      <w:r>
-        <w:t>Checks QOF achievement for register members. Four check modes: threshold (latest observation vs target), recency (last observation within QOF year), observation bundle (sets of care processes, e.g. all 8 diabetes care processes), and observation trend (rising or falling threshold across a minimum number of readings).</w:t>
-      </w:r>
-    </w:p>
-    <w:p>
-      <w:pPr>
-        <w:pStyle w:val="Heading2"/>
-      </w:pPr>
-      <w:r>
-        <w:t>drug-combo</w:t>
-      </w:r>
-    </w:p>
-    <w:p>
-      <w:r>
-        <w:t>Fires when two or more specified drug groups are co-prescribed, with optional age gating and a must-not-be-present exclusion list. Used for PINCER prescribing-safety rules.</w:t>
-      </w:r>
-    </w:p>
-    <w:p>
-      <w:pPr>
-        <w:pStyle w:val="Heading2"/>
-      </w:pPr>
-      <w:r>
-        <w:t>event-count</w:t>
-      </w:r>
-    </w:p>
-    <w:p>
-      <w:r>
-        <w:t>Counts matching events (observations or journal entries) in a configurable time window and fires when the count meets a threshold.</w:t>
-      </w:r>
-    </w:p>
-    <w:p>
-      <w:pPr>
-        <w:pStyle w:val="Heading2"/>
-      </w:pPr>
-      <w:r>
-        <w:t>composite</w:t>
-      </w:r>
-    </w:p>
-    <w:p>
-      <w:r>
-        <w:t>Combines other rules with AND or OR logic. Fires when its child rules meet the configured condition.</w:t>
-      </w:r>
-    </w:p>
-    <w:p>
-      <w:pPr>
-        <w:pStyle w:val="Heading2"/>
-      </w:pPr>
-      <w:r>
-        <w:t>vaccine</w:t>
-      </w:r>
-    </w:p>
-    <w:p>
-      <w:r>
-        <w:t>Evaluates eligibility for flu and COVID vaccination against JCVI/UKHSA 2025/26 seasonal criteria (age, QOF registers, medications, BMI), then checks for GIVEN/DECLINED coding in the current season window.</w:t>
-      </w:r>
-    </w:p>
-    <w:p>
-      <w:r>
-        <w:t xml:space="preserve">The </w:t>
-      </w:r>
-      <w:r>
-        <w:rPr>
-          <w:b/>
-        </w:rPr>
-        <w:t>Alert Library</w:t>
-      </w:r>
-      <w:r>
-        <w:t xml:space="preserve"> contains 22 importable starter rules in two categories:</w:t>
+        <w:t>The rules engine evaluates patient data against six rule types:</w:t>
       </w:r>
     </w:p>
     <w:p>
@@ -801,10 +692,10 @@
         <w:rPr>
           <w:b/>
         </w:rPr>
-        <w:t>Prescribing safety</w:t>
+        <w:t>drug-monitoring</w:t>
       </w:r>
       <w:r>
-        <w:t xml:space="preserve"> (19 rules): PINCER indicators 1–12, NSAID combinations, DOAC interactions, valproate teratogenicity, and others</w:t>
+        <w:t xml:space="preserve"> — Flag when a drug's required blood test or clinical check is overdue (configurable interval, overdue window, due-soon window, recent-initiation grace period). Supports test-name matching and SNOMED code lookup</w:t>
       </w:r>
     </w:p>
     <w:p>
@@ -815,10 +706,66 @@
         <w:rPr>
           <w:b/>
         </w:rPr>
-        <w:t>Clinical review</w:t>
+        <w:t>qof-register</w:t>
       </w:r>
       <w:r>
-        <w:t xml:space="preserve"> (3 rules): eGFR trend, PSA trend, and additional observation monitors</w:t>
+        <w:t xml:space="preserve"> — Confirm whether the patient's active problems place them on a QOF register (e.g. diabetes, hypertension, CKD). Register membership gates indicator evaluation</w:t>
+      </w:r>
+    </w:p>
+    <w:p>
+      <w:pPr>
+        <w:pStyle w:val="ListBullet"/>
+      </w:pPr>
+      <w:r>
+        <w:rPr>
+          <w:b/>
+        </w:rPr>
+        <w:t>qof-indicator</w:t>
+      </w:r>
+      <w:r>
+        <w:t xml:space="preserve"> — Threshold check against a recent observation or medication record. Sub-kinds: observation-threshold (numeric value vs target), observation-recent (done in the QOF year?), medication-present (drug prescribed?), medication-all-of (all drug classes present — used for HFrEF four-pillar therapy), observation-bundle (a set of care processes all must be done — used for DM037)</w:t>
+      </w:r>
+    </w:p>
+    <w:p>
+      <w:pPr>
+        <w:pStyle w:val="ListBullet"/>
+      </w:pPr>
+      <w:r>
+        <w:rPr>
+          <w:b/>
+        </w:rPr>
+        <w:t>drug-combo</w:t>
+      </w:r>
+      <w:r>
+        <w:t xml:space="preserve"> — Detect concurrent medications matching two or more drug sets (PINCER/STOPP pattern). Supports age and sex gates, mustNotBePresent (gastroprotection detection), and problem-based requires/excludes</w:t>
+      </w:r>
+    </w:p>
+    <w:p>
+      <w:pPr>
+        <w:pStyle w:val="ListBullet"/>
+      </w:pPr>
+      <w:r>
+        <w:rPr>
+          <w:b/>
+        </w:rPr>
+        <w:t>event-count</w:t>
+      </w:r>
+      <w:r>
+        <w:t xml:space="preserve"> — Count coded events over a rolling window and alert when the count crosses a threshold</w:t>
+      </w:r>
+    </w:p>
+    <w:p>
+      <w:pPr>
+        <w:pStyle w:val="ListBullet"/>
+      </w:pPr>
+      <w:r>
+        <w:rPr>
+          <w:b/>
+        </w:rPr>
+        <w:t>composite</w:t>
+      </w:r>
+      <w:r>
+        <w:t xml:space="preserve"> — Combine any of the above rules with AND or OR logic, enabling complex multi-condition alerts</w:t>
       </w:r>
     </w:p>
     <w:p>
@@ -826,7 +773,7 @@
         <w:pStyle w:val="Heading1"/>
       </w:pPr>
       <w:r>
-        <w:t>Settings &amp; customisation</w:t>
+        <w:t>Settings and customisation</w:t>
       </w:r>
     </w:p>
     <w:p>
@@ -840,21 +787,7 @@
         <w:t>Practice Profile</w:t>
       </w:r>
       <w:r>
-        <w:t xml:space="preserve"> — one-time practice API code setup; shared-folder managed deployment supported</w:t>
-      </w:r>
-    </w:p>
-    <w:p>
-      <w:pPr>
-        <w:pStyle w:val="ListBullet"/>
-      </w:pPr>
-      <w:r>
-        <w:rPr>
-          <w:b/>
-        </w:rPr>
-        <w:t>Custom Alert Builder</w:t>
-      </w:r>
-      <w:r>
-        <w:t xml:space="preserve"> — form-based builder for all five rule types with live engine preview and validate-on-save</w:t>
+        <w:t xml:space="preserve"> — A practice-profile.json file in a shared folder is applied to every PC on a 15-minute cycle. Practice managers can push module configuration (merge to fill gaps, or enforce practice-wide) without touching individual installs. Also handles self-updating: new extension files dropped in the shared folder cause each PC to reload when next idle</w:t>
       </w:r>
     </w:p>
     <w:p>
@@ -868,7 +801,7 @@
         <w:t>Backup / restore</w:t>
       </w:r>
       <w:r>
-        <w:t xml:space="preserve"> — suite-wide JSON backup envelope covering all module settings, custom rules, thresholds, and display preferences; per-module export/import also available</w:t>
+        <w:t xml:space="preserve"> — A suite-wide envelope captures all module configuration into a single signed JSON file for export and restore</w:t>
       </w:r>
     </w:p>
     <w:p>
@@ -882,7 +815,7 @@
         <w:t>Display preferences</w:t>
       </w:r>
       <w:r>
-        <w:t xml:space="preserve"> — light/dark theme, small/medium/large text size, colour-blind mode</w:t>
+        <w:t xml:space="preserve"> — Light/dark theme, three text sizes, and a colour-blind mode (from the side-panel toolbar)</w:t>
       </w:r>
     </w:p>
     <w:p>
@@ -893,10 +826,24 @@
         <w:rPr>
           <w:b/>
         </w:rPr>
-        <w:t>Hidden/snoozed alerts</w:t>
+        <w:t>Custom monitoring rules</w:t>
       </w:r>
       <w:r>
-        <w:t xml:space="preserve"> — management panel to re-enable dismissed chips or cancel an active vaccine snooze</w:t>
+        <w:t xml:space="preserve"> — Five rule types in the Sentinel custom-rule builder, with a live test-patient preview</w:t>
+      </w:r>
+    </w:p>
+    <w:p>
+      <w:pPr>
+        <w:pStyle w:val="ListBullet"/>
+      </w:pPr>
+      <w:r>
+        <w:rPr>
+          <w:b/>
+        </w:rPr>
+        <w:t>Tab order</w:t>
+      </w:r>
+      <w:r>
+        <w:t xml:space="preserve"> — Drag-and-drop reordering of side-panel nav tabs; order persists and is shared with the pop-out window</w:t>
       </w:r>
     </w:p>
     <w:p>
@@ -908,17 +855,11 @@
       </w:r>
     </w:p>
     <w:p>
-      <w:pPr>
-        <w:pStyle w:val="ListBullet"/>
-      </w:pPr>
       <w:r>
         <w:rPr>
           <w:b/>
         </w:rPr>
-        <w:t>v3.31.0 (2026-06-06)</w:t>
-      </w:r>
-      <w:r>
-        <w:t xml:space="preserve"> — New Observation Trends tab: HbA1c, cholesterol, and weight chart viewer</w:t>
+        <w:t>Clinical safety and rules</w:t>
       </w:r>
     </w:p>
     <w:p>
@@ -929,10 +870,10 @@
         <w:rPr>
           <w:b/>
         </w:rPr>
-        <w:t>v3.30.0 (2026-06-06)</w:t>
+        <w:t>v3.54.0 / v3.51.3 (2026-06-11)</w:t>
       </w:r>
       <w:r>
-        <w:t xml:space="preserve"> — Global extraction-health banner: surfaces Medicus layout changes across every tab, with one-click update check</w:t>
+        <w:t xml:space="preserve"> — The Keeper clinical-currency passes: completed the UK systemic NSAID, VKA (acenocoumarol, phenindione), ACEi/ARB, and diuretic drug sets across both the active triage engine and the patient record visualiser; 28 of 36 documented parity divergences resolved</w:t>
       </w:r>
     </w:p>
     <w:p>
@@ -943,10 +884,10 @@
         <w:rPr>
           <w:b/>
         </w:rPr>
-        <w:t>v3.29.x (2026-06-04–05)</w:t>
+        <w:t>v3.52.0 (2026-06-11)</w:t>
       </w:r>
       <w:r>
-        <w:t xml:space="preserve"> — QOF 2026/27 Obesity clinical area (draft, pending confirmation); NSAID drug set completed; Renal Monitoring tab renamed; options page auto-reloads after backup import</w:t>
+        <w:t xml:space="preserve"> — DKA/HHS now fires a red chip (same-day/999) separately from routine diabetes amber chips; clinical-letter curly-quote normalisation so patterns match regardless of source punctuation; threshold rules now fail closed on non-numeric inputs</w:t>
       </w:r>
     </w:p>
     <w:p>
@@ -957,10 +898,10 @@
         <w:rPr>
           <w:b/>
         </w:rPr>
-        <w:t>v3.28.x (2026-06-04)</w:t>
+        <w:t>v3.51.0 (2026-06-10)</w:t>
       </w:r>
       <w:r>
-        <w:t xml:space="preserve"> — Security hardening (ruleset import validation, patient data minimisation, tightened extension resource exposure, message-sender validation); drug-monitoring brand-completeness pass for amiodarone, allopurinol, azathioprine, sulfasalazine, and methotrexate brands</w:t>
+        <w:t xml:space="preserve"> — New SMR tab in the patient record visualiser: ACB anticholinergic burden scoring (Boustani scale), STOPP/START v3 (2023) flags for 13 criteria, and a printable NHS DES-aligned SMR documentation skeleton</w:t>
       </w:r>
     </w:p>
     <w:p>
@@ -971,10 +912,18 @@
         <w:rPr>
           <w:b/>
         </w:rPr>
-        <w:t>v3.27.0 (2026-06-03)</w:t>
+        <w:t>v3.47.0 (2026-06-10)</w:t>
       </w:r>
       <w:r>
-        <w:t xml:space="preserve"> — Comprehensive UK brand coverage for all monitored drug classes (DMARDs, antihypertensives, statins, antipsychotics, DOACs, SGLT2 inhibitors, GLP-1 agents, systemic HRT)</w:t>
+        <w:t xml:space="preserve"> — Vaccine schedule expanded (pneumococcal PPV23, shingles/Shingrix, RSV); QOF HF009 enabled (HFrEF four-pillar therapy); HRT IUS cover now only counted within the device's 5-year licensed life</w:t>
+      </w:r>
+    </w:p>
+    <w:p>
+      <w:r>
+        <w:rPr>
+          <w:b/>
+        </w:rPr>
+        <w:t>New features</w:t>
       </w:r>
     </w:p>
     <w:p>
@@ -985,10 +934,10 @@
         <w:rPr>
           <w:b/>
         </w:rPr>
-        <w:t>v3.26.x (2026-06-02)</w:t>
+        <w:t>v3.50.0 (2026-06-10)</w:t>
       </w:r>
       <w:r>
-        <w:t xml:space="preserve"> — Vaccination eligibility alerts (flu/COVID per JCVI 2025/26); per-chip dismiss and vaccine snooze; QOF chip fixes on care-record views</w:t>
+        <w:t xml:space="preserve"> — Patient Passport: one-click printable plain-English health summary for the patient</w:t>
       </w:r>
     </w:p>
     <w:p>
@@ -999,10 +948,10 @@
         <w:rPr>
           <w:b/>
         </w:rPr>
-        <w:t>v3.25.x (2026-06-02)</w:t>
+        <w:t>v3.49.0 (2026-06-10)</w:t>
       </w:r>
       <w:r>
-        <w:t xml:space="preserve"> — BP Trend and Renal Monitoring tabs added</w:t>
+        <w:t xml:space="preserve"> — Pre-Consultation Brief: collapsible risk-summary card at the top of the Sentinel panel</w:t>
       </w:r>
     </w:p>
     <w:p>
@@ -1013,10 +962,10 @@
         <w:rPr>
           <w:b/>
         </w:rPr>
-        <w:t>v3.24.0 (2026-06-02)</w:t>
+        <w:t>v3.48.0 (2026-06-10)</w:t>
       </w:r>
       <w:r>
-        <w:t xml:space="preserve"> — ADHD stimulant monitoring rules for methylphenidate, lisdexamfetamine, dexamfetamine, atomoxetine, and guanfacine (paediatric and adult)</w:t>
+        <w:t xml:space="preserve"> — Action Packs: copy-ready blood forms, recall SMS/letters, escalation SMS, and task lines per chip</w:t>
       </w:r>
     </w:p>
     <w:p>
@@ -1027,10 +976,10 @@
         <w:rPr>
           <w:b/>
         </w:rPr>
-        <w:t>v3.23.0 (2026-06-02)</w:t>
+        <w:t>v3.47.0 (2026-06-10)</w:t>
       </w:r>
       <w:r>
-        <w:t xml:space="preserve"> — Smoking status recall chips for disease registers; carbamazepine drug monitoring added</w:t>
+        <w:t xml:space="preserve"> — Per-patient evaluation audit trail with exportable JSON log for DCB0129/0160 assurance</w:t>
       </w:r>
     </w:p>
     <w:p>
@@ -1041,10 +990,18 @@
         <w:rPr>
           <w:b/>
         </w:rPr>
-        <w:t>v3.22.0 (2026-06-01)</w:t>
+        <w:t>v3.42.0 (2026-06-10)</w:t>
       </w:r>
       <w:r>
-        <w:t xml:space="preserve"> — Custom Alert Builder: cohort fields exposed, medication-exclude fix, drug-monitoring patient filters, live preview for all five rule types</w:t>
+        <w:t xml:space="preserve"> — Knowledge tab: new practice-owned reference base with near-duplicate detection and LLM starter-pack import</w:t>
+      </w:r>
+    </w:p>
+    <w:p>
+      <w:r>
+        <w:rPr>
+          <w:b/>
+        </w:rPr>
+        <w:t>Practice operations</w:t>
       </w:r>
     </w:p>
     <w:p>
@@ -1055,10 +1012,10 @@
         <w:rPr>
           <w:b/>
         </w:rPr>
-        <w:t>v3.20–v3.21.x (2026-06-01)</w:t>
+        <w:t>v3.46.0 (2026-06-10)</w:t>
       </w:r>
       <w:r>
-        <w:t xml:space="preserve"> — QOF clinical-correctness fixes (age filter fail-open, negation-aware problem matching, STIA register, DM register false-positive fix); backup/restore data-loss fixes; lifecycle and race-condition reliability fixes</w:t>
+        <w:t xml:space="preserve"> — Triage Lens expanded by 52 new rules: 17 red (stroke/TIA, sepsis, anaphylaxis, obstetric emergencies, paediatric red flags), 27 amber (2WW cancer patterns, DKA/HHS, perinatal mental health, contraception), 8 info</w:t>
       </w:r>
     </w:p>
     <w:p>
@@ -1069,10 +1026,10 @@
         <w:rPr>
           <w:b/>
         </w:rPr>
-        <w:t>v3.18–v3.19.x (2026-05-31)</w:t>
+        <w:t>v3.44.0 (2026-06-10)</w:t>
       </w:r>
       <w:r>
-        <w:t xml:space="preserve"> — Service worker fixed (icon reliably opens side panel); falling eGFR and hyperkalaemia alerts shipped as defaults; extraction-health canary wired to side panel</w:t>
+        <w:t xml:space="preserve"> — Sweep printable reception handout: appointment-time-ordered tick-box worklist with plain-English booking instructions for non-clinical staff</w:t>
       </w:r>
     </w:p>
     <w:p>
@@ -1083,10 +1040,10 @@
         <w:rPr>
           <w:b/>
         </w:rPr>
-        <w:t>v3.13–v3.17.x (2026-05-30)</w:t>
+        <w:t>v3.43.0 (2026-06-10)</w:t>
       </w:r>
       <w:r>
-        <w:t xml:space="preserve"> — Triage Lens pattern expansion (106 to 620 patterns); Pharmacy First signposting for all 7 pathways; STOPP/START prescribing-safety flags; CI test suite added; eGFR trend and PSA trend monitors</w:t>
+        <w:t xml:space="preserve"> — Practice Profile v2: push configuration from a shared folder to every practice PC, with self-updating extension deployment and a one-click publish UI</w:t>
       </w:r>
     </w:p>
     <w:p>
@@ -1099,12 +1056,7 @@
     </w:p>
     <w:p>
       <w:r>
-        <w:t>Medicus Suite is a passive display tool. It reads data the clinician is already authorised to see in Medicus, processes everything locally in the browser, and writes nothing to any patient record or external system. No patient data is transmitted outside the browser. It does not produce clinical diagnoses or recommendations; all displayed values are drawn from the source record and all clinical decisions remain solely with the clinician.</w:t>
-      </w:r>
-    </w:p>
-    <w:p>
-      <w:r>
-        <w:t>For a full statement, see INTENDED-PURPOSE.md and HAZARD-LOG.md.</w:t>
+        <w:t>Medicus Suite is passive display software. It reads data already present in Medicus, processes it locally in the browser, and shows the result to a clinician. It does not write to any patient record, does not transmit patient data to any server, performs no AI inference, and makes no clinical decisions. All alerts are prompts to review, not recommendations to act. See docs/INTENDED-PURPOSE.md for the full intended-purpose statement and docs/CLINICAL-SAFETY-NOTICE.md for documented limitations.</w:t>
       </w:r>
     </w:p>
     <w:sectPr>

--- a/docs/feature-list.docx
+++ b/docs/feature-list.docx
@@ -18,7 +18,7 @@
         <w:t>Version:</w:t>
       </w:r>
       <w:r>
-        <w:t xml:space="preserve"> v3.54.0</w:t>
+        <w:t xml:space="preserve"> v3.77.3</w:t>
       </w:r>
     </w:p>
     <w:p>
@@ -29,7 +29,7 @@
         <w:t>Generated:</w:t>
       </w:r>
       <w:r>
-        <w:t xml:space="preserve"> 2026-06-11 (automated)</w:t>
+        <w:t xml:space="preserve"> 2026-06-14 (automated)</w:t>
       </w:r>
     </w:p>
     <w:p>
@@ -42,7 +42,7 @@
     </w:p>
     <w:p>
       <w:r>
-        <w:t>Medicus Suite is a Chrome browser extension for UK GP practices that runs alongside the Medicus electronic patient record system. It adds a side panel and optional on-page overlays to surface monitoring alerts, demand data, appointment capacity, and clinical decision prompts directly within the Medicus interface. All processing happens locally in the browser; no patient data is transmitted to any external service, no record is written to, and no clinical inference is performed — everything shown is derived from data already present in Medicus.</w:t>
+        <w:t>Medicus Suite is a Chrome browser extension for UK GP practices that runs alongside the Medicus electronic patient record system (Medicus Health Ltd / Doctolib). It adds a side panel and optional on-page overlays that surface monitoring alerts, demand data, appointment capacity, investigation result triage, and clinical reference directly within the Medicus interface. All processing happens locally in the browser; no patient data is transmitted to any external service, no record is written to, and no clinical inference is performed — everything shown is derived from data already present in Medicus.</w:t>
       </w:r>
     </w:p>
     <w:p>
@@ -58,7 +58,7 @@
         <w:pStyle w:val="ListBullet"/>
       </w:pPr>
       <w:r>
-        <w:t>11 side-panel modules covering monitoring, demand, capacity, workflow, and reference</w:t>
+        <w:t>12 side-panel modules covering monitoring, demand, capacity, workflow, knowledge, and analytics</w:t>
       </w:r>
     </w:p>
     <w:p>
@@ -74,7 +74,7 @@
         <w:pStyle w:val="ListBullet"/>
       </w:pPr>
       <w:r>
-        <w:t>6 rule types in the alert engine</w:t>
+        <w:t>7 rule types in the alert engine</w:t>
       </w:r>
     </w:p>
     <w:p>
@@ -82,7 +82,7 @@
         <w:pStyle w:val="ListBullet"/>
       </w:pPr>
       <w:r>
-        <w:t>22 bundled starter alerts in the prescribing-safety library (PINCER/NICE-based)</w:t>
+        <w:t>25 drug-monitoring rules, 61 QOF rules, 21 bundled investigation result rules, and 22 starter alerts in the prescribing-safety library</w:t>
       </w:r>
     </w:p>
     <w:p>
@@ -98,12 +98,12 @@
         <w:pStyle w:val="Heading2"/>
       </w:pPr>
       <w:r>
-        <w:t>Sentinel (Monitoring)</w:t>
+        <w:t>Today (Morning command centre)</w:t>
       </w:r>
     </w:p>
     <w:p>
       <w:r>
-        <w:t>Sentinel is the core per-patient alerting module. When a patient record is open in Medicus, it evaluates the practice's monitoring rules against that patient's medications, observations, problems, and vaccination history, and displays colour-coded chips for anything overdue, due soon, or not achieved.</w:t>
+        <w:t>The default tab. One glance answers "what does today look like?" before clinic starts. Each card deep-links to its own module.</w:t>
       </w:r>
     </w:p>
     <w:p>
@@ -111,7 +111,13 @@
         <w:pStyle w:val="ListBullet"/>
       </w:pPr>
       <w:r>
-        <w:t>Drug-monitoring chips show which specific blood tests are overdue and by how long, with the monitoring interval and source citation</w:t>
+        <w:rPr>
+          <w:b/>
+        </w:rPr>
+        <w:t>Waiting room</w:t>
+      </w:r>
+      <w:r>
+        <w:t>: live arrived-patient count with max-wait amber/red colouring</w:t>
       </w:r>
     </w:p>
     <w:p>
@@ -119,7 +125,13 @@
         <w:pStyle w:val="ListBullet"/>
       </w:pPr>
       <w:r>
-        <w:t>QOF indicator chips flag register members whose targets are not met or approaching the threshold</w:t>
+        <w:rPr>
+          <w:b/>
+        </w:rPr>
+        <w:t>Triage load</w:t>
+      </w:r>
+      <w:r>
+        <w:t>: request-monitor bucket counts when the monitor is configured</w:t>
       </w:r>
     </w:p>
     <w:p>
@@ -127,7 +139,92 @@
         <w:pStyle w:val="ListBullet"/>
       </w:pPr>
       <w:r>
-        <w:t>Vaccine chips reflect seasonal campaign windows — flu and COVID chips only appear during the active season</w:t>
+        <w:rPr>
+          <w:b/>
+        </w:rPr>
+        <w:t>Demand today</w:t>
+      </w:r>
+      <w:r>
+        <w:t>: medical and admin task totals against the practice's thresholds</w:t>
+      </w:r>
+    </w:p>
+    <w:p>
+      <w:pPr>
+        <w:pStyle w:val="ListBullet"/>
+      </w:pPr>
+      <w:r>
+        <w:rPr>
+          <w:b/>
+        </w:rPr>
+        <w:t>Slots remaining</w:t>
+      </w:r>
+      <w:r>
+        <w:t>: live available-slot count for today</w:t>
+      </w:r>
+    </w:p>
+    <w:p>
+      <w:pPr>
+        <w:pStyle w:val="ListBullet"/>
+      </w:pPr>
+      <w:r>
+        <w:rPr>
+          <w:b/>
+        </w:rPr>
+        <w:t>Morning sweep</w:t>
+      </w:r>
+      <w:r>
+        <w:t>: last sweep summary (time and action-needed count) or a prompt to run it</w:t>
+      </w:r>
+    </w:p>
+    <w:p>
+      <w:pPr>
+        <w:pStyle w:val="ListBullet"/>
+      </w:pPr>
+      <w:r>
+        <w:rPr>
+          <w:b/>
+        </w:rPr>
+        <w:t>Recent alerts</w:t>
+      </w:r>
+      <w:r>
+        <w:t>: last few operational alert events — counts and labels only, never patient identifiers</w:t>
+      </w:r>
+    </w:p>
+    <w:p>
+      <w:pPr>
+        <w:pStyle w:val="Heading2"/>
+      </w:pPr>
+      <w:r>
+        <w:t>Sentinel (Monitoring)</w:t>
+      </w:r>
+    </w:p>
+    <w:p>
+      <w:r>
+        <w:t>The core per-patient alerting module. When a patient record is open in Medicus, Sentinel evaluates the practice's monitoring rules against that patient's medications, observations, problems, and vaccination history, and displays colour-coded chips for anything overdue, due soon, or not achieved.</w:t>
+      </w:r>
+    </w:p>
+    <w:p>
+      <w:pPr>
+        <w:pStyle w:val="ListBullet"/>
+      </w:pPr>
+      <w:r>
+        <w:t>Drug-monitoring chips show which specific blood tests are overdue and by how long, with monitoring interval and source citation</w:t>
+      </w:r>
+    </w:p>
+    <w:p>
+      <w:pPr>
+        <w:pStyle w:val="ListBullet"/>
+      </w:pPr>
+      <w:r>
+        <w:t>QOF indicator chips flag register members whose targets are not met or approaching threshold</w:t>
+      </w:r>
+    </w:p>
+    <w:p>
+      <w:pPr>
+        <w:pStyle w:val="ListBullet"/>
+      </w:pPr>
+      <w:r>
+        <w:t>Vaccine chips reflect seasonal campaign windows (flu and COVID appear only during the active season)</w:t>
       </w:r>
     </w:p>
     <w:p>
@@ -144,7 +241,7 @@
         <w:t>Brief</w:t>
       </w:r>
       <w:r>
-        <w:t xml:space="preserve"> card at the top gives a 30-second risk summary: patient line, red/amber counts, and the four highest-priority signals</w:t>
+        <w:t xml:space="preserve"> card gives a 30-second risk summary: patient line, red/amber count, and the four highest-priority signals</w:t>
       </w:r>
     </w:p>
     <w:p>
@@ -158,7 +255,7 @@
         <w:t>Action Packs</w:t>
       </w:r>
       <w:r>
-        <w:t>: each actionable chip carries copy-ready text — blood form with only overdue tests listed, recall SMS (≤320 characters), escalation SMS, letter, and task line for admin</w:t>
+        <w:t>: each actionable chip carries copy-ready text — blood form, recall SMS, escalation SMS, letter, and task line for admin</w:t>
       </w:r>
     </w:p>
     <w:p>
@@ -169,10 +266,10 @@
         <w:rPr>
           <w:b/>
         </w:rPr>
-        <w:t>Appts summary</w:t>
+        <w:t>Patient Passport</w:t>
       </w:r>
       <w:r>
-        <w:t xml:space="preserve"> button generates a plain-text booking instruction for admin, for pasting into a Medicus internal message without narrating each item verbally</w:t>
+        <w:t>: plain-English summary (reading age 9–11) for handing to the patient in the room</w:t>
       </w:r>
     </w:p>
     <w:p>
@@ -180,13 +277,7 @@
         <w:pStyle w:val="ListBullet"/>
       </w:pPr>
       <w:r>
-        <w:rPr>
-          <w:b/>
-        </w:rPr>
-        <w:t>Print patient summary</w:t>
-      </w:r>
-      <w:r>
-        <w:t xml:space="preserve"> opens a Patient Passport: a plain-English (reading age 9–11) summary of what monitoring is due and what key numbers mean, for handing to the patient in the room</w:t>
+        <w:t>Dismissed chips resurface automatically when their status escalates — an overdue chip cannot stay permanently hidden</w:t>
       </w:r>
     </w:p>
     <w:p>
@@ -194,15 +285,7 @@
         <w:pStyle w:val="ListBullet"/>
       </w:pPr>
       <w:r>
-        <w:t>Dismissed chips resurface automatically if their status escalates (an overdue chip cannot stay permanently hidden when it becomes severely overdue)</w:t>
-      </w:r>
-    </w:p>
-    <w:p>
-      <w:pPr>
-        <w:pStyle w:val="ListBullet"/>
-      </w:pPr>
-      <w:r>
-        <w:t>A "Meds without a monitoring rule" audit view shows medications not matched by any enabled rule, so brand-coverage gaps are visible rather than silent</w:t>
+        <w:t>"Meds without a monitoring rule" audit view shows medications not matched by any enabled rule, so brand-coverage gaps are visible rather than silent</w:t>
       </w:r>
     </w:p>
     <w:p>
@@ -215,7 +298,7 @@
     </w:p>
     <w:p>
       <w:r>
-        <w:t>Sweep runs the same monitoring rules as Sentinel across all patients booked in today's appointment book — before clinic starts. It produces a worst-first worklist so overdue bloods and recalls can be arranged before the GP sees the patient.</w:t>
+        <w:t>Runs the same monitoring rules as Sentinel across all patients booked in today's appointment book — before clinic starts — to produce a worst-first worklist so overdue recalls can be arranged before consultation.</w:t>
       </w:r>
     </w:p>
     <w:p>
@@ -223,7 +306,7 @@
         <w:pStyle w:val="ListBullet"/>
       </w:pPr>
       <w:r>
-        <w:t>Manual trigger only; large practices are processed in batches of 40 with a "Check next N" button</w:t>
+        <w:t>Manual trigger only; large practices processed in batches of 40 with a "Check next N" button</w:t>
       </w:r>
     </w:p>
     <w:p>
@@ -239,7 +322,7 @@
         <w:pStyle w:val="ListBullet"/>
       </w:pPr>
       <w:r>
-        <w:t>Per-patient API failures render explicitly — a patient with partial data cannot appear as clear</w:t>
+        <w:t>Per-patient API failures render explicitly — a patient with partial data cannot appear clear</w:t>
       </w:r>
     </w:p>
     <w:p>
@@ -253,7 +336,308 @@
         <w:t>Print reception handout</w:t>
       </w:r>
       <w:r>
-        <w:t xml:space="preserve"> produces a tick-box worklist for the receptionist with plain-English booking instructions per patient (blood tests, check-ups, reviews, or flag to duty clinician), deduplicated and sorted by appointment time</w:t>
+        <w:t>: tick-box worklist with plain-English booking instructions per patient, sorted by appointment time</w:t>
+      </w:r>
+    </w:p>
+    <w:p>
+      <w:pPr>
+        <w:pStyle w:val="ListBullet"/>
+      </w:pPr>
+      <w:r>
+        <w:t>Last sweep survives tab switches for up to 2 hours, with the run time shown so staleness is visible</w:t>
+      </w:r>
+    </w:p>
+    <w:p>
+      <w:pPr>
+        <w:pStyle w:val="Heading2"/>
+      </w:pPr>
+      <w:r>
+        <w:t>Slots (Appointment slot counter)</w:t>
+      </w:r>
+    </w:p>
+    <w:p>
+      <w:r>
+        <w:t>Displays appointment slot availability for today or any selected date, drawn from the Medicus scheduling API.</w:t>
+      </w:r>
+    </w:p>
+    <w:p>
+      <w:pPr>
+        <w:pStyle w:val="ListBullet"/>
+      </w:pPr>
+      <w:r>
+        <w:t>Type-pill view: available slots by appointment type with per-type colour-coding (organise via drag-and-drop)</w:t>
+      </w:r>
+    </w:p>
+    <w:p>
+      <w:pPr>
+        <w:pStyle w:val="ListBullet"/>
+      </w:pPr>
+      <w:r>
+        <w:t>Threshold alerts: amber/red per appointment type at configurable counts; safety-alert colours always override user custom colours</w:t>
+      </w:r>
+    </w:p>
+    <w:p>
+      <w:pPr>
+        <w:pStyle w:val="ListBullet"/>
+      </w:pPr>
+      <w:r>
+        <w:t>CSV export; freshness ticker; slot alert strip in the side panel</w:t>
+      </w:r>
+    </w:p>
+    <w:p>
+      <w:pPr>
+        <w:pStyle w:val="Heading2"/>
+      </w:pPr>
+      <w:r>
+        <w:t>Capacity Forecast</w:t>
+      </w:r>
+    </w:p>
+    <w:p>
+      <w:r>
+        <w:t>Aggregates slot and session data across a configurable date range to show week-level capacity against the practice's daily minimum.</w:t>
+      </w:r>
+    </w:p>
+    <w:p>
+      <w:pPr>
+        <w:pStyle w:val="ListBullet"/>
+      </w:pPr>
+      <w:r>
+        <w:t>Week and month views; green/amber/red by sufficient/tight/low/critical thresholds</w:t>
+      </w:r>
+    </w:p>
+    <w:p>
+      <w:pPr>
+        <w:pStyle w:val="ListBullet"/>
+      </w:pPr>
+      <w:r>
+        <w:t>Configurable presets for appointment-type subsets (e.g. face-to-face only, one clinician)</w:t>
+      </w:r>
+    </w:p>
+    <w:p>
+      <w:pPr>
+        <w:pStyle w:val="ListBullet"/>
+      </w:pPr>
+      <w:r>
+        <w:t>Weekend toggle; historic dates shown as "Past"</w:t>
+      </w:r>
+    </w:p>
+    <w:p>
+      <w:pPr>
+        <w:pStyle w:val="Heading2"/>
+      </w:pPr>
+      <w:r>
+        <w:t>Submissions Tracker</w:t>
+      </w:r>
+    </w:p>
+    <w:p>
+      <w:r>
+        <w:t>Live dashboard of patient submission task counts, split by type (Medical, Admin, Investigations, Routine Rx, Non-routine Rx) and presented as a stacked bar or area chart over a configurable date range.</w:t>
+      </w:r>
+    </w:p>
+    <w:p>
+      <w:pPr>
+        <w:pStyle w:val="ListBullet"/>
+      </w:pPr>
+      <w:r>
+        <w:t>Threshold amber/red washes per type; RAG alert strip in the side panel</w:t>
+      </w:r>
+    </w:p>
+    <w:p>
+      <w:pPr>
+        <w:pStyle w:val="ListBullet"/>
+      </w:pPr>
+      <w:r>
+        <w:t>CSV export; configurable date presets and freshness ticker</w:t>
+      </w:r>
+    </w:p>
+    <w:p>
+      <w:pPr>
+        <w:pStyle w:val="Heading2"/>
+      </w:pPr>
+      <w:r>
+        <w:t>Activity Report</w:t>
+      </w:r>
+    </w:p>
+    <w:p>
+      <w:r>
+        <w:t>Fetches the Medicus activity report for a configurable date range and renders period totals as a stacked horizontal bar chart broken down by staff member.</w:t>
+      </w:r>
+    </w:p>
+    <w:p>
+      <w:pPr>
+        <w:pStyle w:val="ListBullet"/>
+      </w:pPr>
+      <w:r>
+        <w:t>Period totals per clinician and per metric; stacked, total, or single-metric view</w:t>
+      </w:r>
+    </w:p>
+    <w:p>
+      <w:pPr>
+        <w:pStyle w:val="ListBullet"/>
+      </w:pPr>
+      <w:r>
+        <w:t>Configurable date presets; CSV export</w:t>
+      </w:r>
+    </w:p>
+    <w:p>
+      <w:pPr>
+        <w:pStyle w:val="Heading2"/>
+      </w:pPr>
+      <w:r>
+        <w:t>Referrals Tracker</w:t>
+      </w:r>
+    </w:p>
+    <w:p>
+      <w:r>
+        <w:t>Displays referral audit data drawn from Medicus, with breakdowns by specialty, clinician, priority, and status.</w:t>
+      </w:r>
+    </w:p>
+    <w:p>
+      <w:pPr>
+        <w:pStyle w:val="ListBullet"/>
+      </w:pPr>
+      <w:r>
+        <w:t>Configurable priority and status filters; top-15 specialty chart</w:t>
+      </w:r>
+    </w:p>
+    <w:p>
+      <w:pPr>
+        <w:pStyle w:val="ListBullet"/>
+      </w:pPr>
+      <w:r>
+        <w:t>Referrals activity overlay (submissions and referrals on the same timeline)</w:t>
+      </w:r>
+    </w:p>
+    <w:p>
+      <w:pPr>
+        <w:pStyle w:val="ListBullet"/>
+      </w:pPr>
+      <w:r>
+        <w:t>Diagnostics panel for configuration troubleshooting</w:t>
+      </w:r>
+    </w:p>
+    <w:p>
+      <w:pPr>
+        <w:pStyle w:val="Heading2"/>
+      </w:pPr>
+      <w:r>
+        <w:t>Condor (Practice analytics)</w:t>
+      </w:r>
+    </w:p>
+    <w:p>
+      <w:r>
+        <w:t>A live analytics dashboard pulling from multiple Medicus data streams into eight metric cards.</w:t>
+      </w:r>
+    </w:p>
+    <w:p>
+      <w:pPr>
+        <w:pStyle w:val="ListBullet"/>
+      </w:pPr>
+      <w:r>
+        <w:rPr>
+          <w:b/>
+        </w:rPr>
+        <w:t>PPI</w:t>
+      </w:r>
+      <w:r>
+        <w:t xml:space="preserve"> (demand intensity), </w:t>
+      </w:r>
+      <w:r>
+        <w:rPr>
+          <w:b/>
+        </w:rPr>
+        <w:t>Demand gap</w:t>
+      </w:r>
+      <w:r>
+        <w:t xml:space="preserve"> (capacity minus demand), </w:t>
+      </w:r>
+      <w:r>
+        <w:rPr>
+          <w:b/>
+        </w:rPr>
+        <w:t>Velocity</w:t>
+      </w:r>
+      <w:r>
+        <w:t xml:space="preserve"> (task throughput), </w:t>
+      </w:r>
+      <w:r>
+        <w:rPr>
+          <w:b/>
+        </w:rPr>
+        <w:t>Task age</w:t>
+      </w:r>
+      <w:r>
+        <w:t xml:space="preserve"> (outstanding task age distribution)</w:t>
+      </w:r>
+    </w:p>
+    <w:p>
+      <w:pPr>
+        <w:pStyle w:val="ListBullet"/>
+      </w:pPr>
+      <w:r>
+        <w:rPr>
+          <w:b/>
+        </w:rPr>
+        <w:t>Workload</w:t>
+      </w:r>
+      <w:r>
+        <w:t xml:space="preserve"> (clinician-level load), </w:t>
+      </w:r>
+      <w:r>
+        <w:rPr>
+          <w:b/>
+        </w:rPr>
+        <w:t>Waiting room</w:t>
+      </w:r>
+      <w:r>
+        <w:t xml:space="preserve"> (arrived count and wait), </w:t>
+      </w:r>
+      <w:r>
+        <w:rPr>
+          <w:b/>
+        </w:rPr>
+        <w:t>Day score</w:t>
+      </w:r>
+      <w:r>
+        <w:t xml:space="preserve"> (configurable end-of-day score with manual entry), </w:t>
+      </w:r>
+      <w:r>
+        <w:rPr>
+          <w:b/>
+        </w:rPr>
+        <w:t>Activity</w:t>
+      </w:r>
+      <w:r>
+        <w:t xml:space="preserve"> (session activity count)</w:t>
+      </w:r>
+    </w:p>
+    <w:p>
+      <w:pPr>
+        <w:pStyle w:val="Heading2"/>
+      </w:pPr>
+      <w:r>
+        <w:t>Trends (Observation trends)</w:t>
+      </w:r>
+    </w:p>
+    <w:p>
+      <w:r>
+        <w:t>Displays sparkline charts of a patient's longitudinal observations for quick clinical context when the record is open.</w:t>
+      </w:r>
+    </w:p>
+    <w:p>
+      <w:pPr>
+        <w:pStyle w:val="ListBullet"/>
+      </w:pPr>
+      <w:r>
+        <w:t>HbA1c, cholesterol, weight, blood pressure, eGFR, and albumin-creatinine ratio</w:t>
+      </w:r>
+    </w:p>
+    <w:p>
+      <w:pPr>
+        <w:pStyle w:val="ListBullet"/>
+      </w:pPr>
+      <w:r>
+        <w:t>KDIGO stage grid (eGFR G-stage × ACR A-stage); BP targets derived from patient age and diabetes/CKD register status</w:t>
       </w:r>
     </w:p>
     <w:p>
@@ -266,7 +650,7 @@
     </w:p>
     <w:p>
       <w:r>
-        <w:t>A reception-facing panel designed for non-clinical front-desk staff:</w:t>
+        <w:t>A reception-facing panel designed for non-clinical front-desk staff.</w:t>
       </w:r>
     </w:p>
     <w:p>
@@ -294,7 +678,7 @@
         <w:t>Guided capture</w:t>
       </w:r>
       <w:r>
-        <w:t>: configurable question sets per presenting problem (sore throat, earache, adult cough, urinary symptoms, headache, low back pain, feverish child, rash, general) with Pharmacy First suitability hints. Red-flag questions come first; any YES immediately shows a 999 or duty-clinician escalation banner. Output is a plain-text structured history block for copy-paste into the Medicus triage entry. All pathways ship disabled — a practice administrator must accept an explicit disclaimer before enabling any</w:t>
+        <w:t>: configurable question sets per presenting problem (sore throat, earache, adult cough, urinary symptoms, headache, low back pain, feverish child, rash, general) with Pharmacy First suitability hints. Red-flag questions come first; any YES shows an immediate 999 or duty-clinician escalation banner</w:t>
       </w:r>
     </w:p>
     <w:p>
@@ -302,7 +686,7 @@
         <w:pStyle w:val="ListBullet"/>
       </w:pPr>
       <w:r>
-        <w:t>Practices can edit bundled pathways and author custom ones in Options</w:t>
+        <w:t>Output is a structured plain-text history block for copy-paste into the Medicus triage entry — the tool never triages, diagnoses, or advises beyond red-flag escalation</w:t>
       </w:r>
     </w:p>
     <w:p>
@@ -310,20 +694,7 @@
         <w:pStyle w:val="ListBullet"/>
       </w:pPr>
       <w:r>
-        <w:t>Tile grid is organise-able: colour-code, drag-and-drop reorder, or A–Z sort</w:t>
-      </w:r>
-    </w:p>
-    <w:p>
-      <w:pPr>
-        <w:pStyle w:val="Heading2"/>
-      </w:pPr>
-      <w:r>
-        <w:t>Triage Lens</w:t>
-      </w:r>
-    </w:p>
-    <w:p>
-      <w:r>
-        <w:t>The Triage Lens overlays the Medicus request queue with semantic triage chips. Chips are red (same-day or 999), amber (urgent or soon), or info-level. The engine applies pattern-matching rules against the request text.</w:t>
+        <w:t>All pathways ship disabled; a practice administrator must accept an explicit disclaimer before enabling any</w:t>
       </w:r>
     </w:p>
     <w:p>
@@ -331,234 +702,7 @@
         <w:pStyle w:val="ListBullet"/>
       </w:pPr>
       <w:r>
-        <w:t>77+ built-in rules across clinical domains including chest pain, sepsis, stroke/TIA, anaphylaxis, obstetric emergencies, mental health crisis, paediatric red flags, 2WW cancer patterns, and common acute presentations</w:t>
-      </w:r>
-    </w:p>
-    <w:p>
-      <w:pPr>
-        <w:pStyle w:val="ListBullet"/>
-      </w:pPr>
-      <w:r>
-        <w:t>Chips are severity-ordered: red chips always appear before amber, amber before info</w:t>
-      </w:r>
-    </w:p>
-    <w:p>
-      <w:pPr>
-        <w:pStyle w:val="ListBullet"/>
-      </w:pPr>
-      <w:r>
-        <w:t>New rules added since the last stored config are merged in automatically — existing users receive new builtins without a destructive reset, and rules they deliberately deleted stay deleted</w:t>
-      </w:r>
-    </w:p>
-    <w:p>
-      <w:pPr>
-        <w:pStyle w:val="ListBullet"/>
-      </w:pPr>
-      <w:r>
-        <w:t>An LLM-assisted authoring flow (copy prompt → external LLM → paste JSON → validate → import) is available for authoring custom rules</w:t>
-      </w:r>
-    </w:p>
-    <w:p>
-      <w:pPr>
-        <w:pStyle w:val="Heading2"/>
-      </w:pPr>
-      <w:r>
-        <w:t>Trends</w:t>
-      </w:r>
-    </w:p>
-    <w:p>
-      <w:r>
-        <w:t>Displays sparkline charts of a patient's longitudinal observations for quick clinical context: HbA1c, cholesterol, weight, blood pressure, eGFR, and albumin-creatinine ratio (ACR/KDIGO stage grid).</w:t>
-      </w:r>
-    </w:p>
-    <w:p>
-      <w:pPr>
-        <w:pStyle w:val="ListBullet"/>
-      </w:pPr>
-      <w:r>
-        <w:t>Charts pull from the extracted observation history for the current patient</w:t>
-      </w:r>
-    </w:p>
-    <w:p>
-      <w:pPr>
-        <w:pStyle w:val="ListBullet"/>
-      </w:pPr>
-      <w:r>
-        <w:t>eGFR chart shows the KDIGO risk grid and monitoring frequency recommendation</w:t>
-      </w:r>
-    </w:p>
-    <w:p>
-      <w:pPr>
-        <w:pStyle w:val="ListBullet"/>
-      </w:pPr>
-      <w:r>
-        <w:t>BP chart shows target bands and whether the most recent reading meets target</w:t>
-      </w:r>
-    </w:p>
-    <w:p>
-      <w:pPr>
-        <w:pStyle w:val="Heading2"/>
-      </w:pPr>
-      <w:r>
-        <w:t>Condor (Live operations dashboard)</w:t>
-      </w:r>
-    </w:p>
-    <w:p>
-      <w:r>
-        <w:t>A live operational dashboard for the practice, updating automatically:</w:t>
-      </w:r>
-    </w:p>
-    <w:p>
-      <w:pPr>
-        <w:pStyle w:val="ListBullet"/>
-      </w:pPr>
-      <w:r>
-        <w:rPr>
-          <w:b/>
-        </w:rPr>
-        <w:t>PPI score</w:t>
-      </w:r>
-      <w:r>
-        <w:t xml:space="preserve"> (Practice Pressure Index): a composite daily demand score</w:t>
-      </w:r>
-    </w:p>
-    <w:p>
-      <w:pPr>
-        <w:pStyle w:val="ListBullet"/>
-      </w:pPr>
-      <w:r>
-        <w:rPr>
-          <w:b/>
-        </w:rPr>
-        <w:t>Demand gap</w:t>
-      </w:r>
-      <w:r>
-        <w:t xml:space="preserve">: task backlog vs available capacity; </w:t>
-      </w:r>
-      <w:r>
-        <w:rPr>
-          <w:b/>
-        </w:rPr>
-        <w:t>Velocity</w:t>
-      </w:r>
-      <w:r>
-        <w:t>: task clearance rate</w:t>
-      </w:r>
-    </w:p>
-    <w:p>
-      <w:pPr>
-        <w:pStyle w:val="ListBullet"/>
-      </w:pPr>
-      <w:r>
-        <w:rPr>
-          <w:b/>
-        </w:rPr>
-        <w:t>Task age</w:t>
-      </w:r>
-      <w:r>
-        <w:t>: inbox age distribution (integrates with the Request Monitor)</w:t>
-      </w:r>
-    </w:p>
-    <w:p>
-      <w:pPr>
-        <w:pStyle w:val="ListBullet"/>
-      </w:pPr>
-      <w:r>
-        <w:rPr>
-          <w:b/>
-        </w:rPr>
-        <w:t>Workload</w:t>
-      </w:r>
-      <w:r>
-        <w:t xml:space="preserve">: per-clinician task counts; </w:t>
-      </w:r>
-      <w:r>
-        <w:rPr>
-          <w:b/>
-        </w:rPr>
-        <w:t>Waiting room</w:t>
-      </w:r>
-      <w:r>
-        <w:t>: current patient count</w:t>
-      </w:r>
-    </w:p>
-    <w:p>
-      <w:pPr>
-        <w:pStyle w:val="ListBullet"/>
-      </w:pPr>
-      <w:r>
-        <w:rPr>
-          <w:b/>
-        </w:rPr>
-        <w:t>Day score</w:t>
-      </w:r>
-      <w:r>
-        <w:t>: end-of-day performance rating, saveable for trend analysis</w:t>
-      </w:r>
-    </w:p>
-    <w:p>
-      <w:pPr>
-        <w:pStyle w:val="Heading2"/>
-      </w:pPr>
-      <w:r>
-        <w:t>Slots (Slot Counter)</w:t>
-      </w:r>
-    </w:p>
-    <w:p>
-      <w:r>
-        <w:t>Displays live appointment slot availability from the Medicus scheduling API for any selected date. Slots are grouped by type; types can be hidden. Configurable amber/red alert rules trigger when slot counts fall below practice-defined thresholds.</w:t>
-      </w:r>
-    </w:p>
-    <w:p>
-      <w:pPr>
-        <w:pStyle w:val="Heading2"/>
-      </w:pPr>
-      <w:r>
-        <w:t>Capacity (Capacity Forecast)</w:t>
-      </w:r>
-    </w:p>
-    <w:p>
-      <w:r>
-        <w:t>A calendar view showing daily available appointment capacity against user-defined minimum thresholds, coloured green/amber/red/critical. Supports daily, weekly, and monthly views.</w:t>
-      </w:r>
-    </w:p>
-    <w:p>
-      <w:pPr>
-        <w:pStyle w:val="Heading2"/>
-      </w:pPr>
-      <w:r>
-        <w:t>Submissions (Submissions Tracker)</w:t>
-      </w:r>
-    </w:p>
-    <w:p>
-      <w:r>
-        <w:t>Tracks task and submission counts by type (medical requests, admin, investigations, prescriptions) for a configurable date or range, with configurable amber/red thresholds and a stacked bar chart. Useful for monitoring request volumes at a glance.</w:t>
-      </w:r>
-    </w:p>
-    <w:p>
-      <w:pPr>
-        <w:pStyle w:val="Heading2"/>
-      </w:pPr>
-      <w:r>
-        <w:t>Activity</w:t>
-      </w:r>
-    </w:p>
-    <w:p>
-      <w:r>
-        <w:t>Fetches and displays the Medicus activity report for a configurable period, broken down by staff member. Rendered as period totals and a stacked horizontal bar chart.</w:t>
-      </w:r>
-    </w:p>
-    <w:p>
-      <w:pPr>
-        <w:pStyle w:val="Heading2"/>
-      </w:pPr>
-      <w:r>
-        <w:t>Referrals</w:t>
-      </w:r>
-    </w:p>
-    <w:p>
-      <w:r>
-        <w:t>Fetches and displays referral audit data from Medicus: total count, specialty breakdown, clinician breakdown, priority (routine/urgent/2WW) and status (completed/incomplete/cancelled) filters, and a chart view.</w:t>
+        <w:t>In-progress captures auto-save as a local draft (≤4 hours) with a timestamped Restore/Discard banner</w:t>
       </w:r>
     </w:p>
     <w:p>
@@ -571,7 +715,7 @@
     </w:p>
     <w:p>
       <w:r>
-        <w:t>A practice-owned searchable reference base for referral criteria, key contacts, local pathways, and templates. Reference material only — not clinical decision support.</w:t>
+        <w:t>Practice-owned reference base for referral criteria, contacts, clinical pathways, and templates.</w:t>
       </w:r>
     </w:p>
     <w:p>
@@ -579,7 +723,7 @@
         <w:pStyle w:val="ListBullet"/>
       </w:pPr>
       <w:r>
-        <w:t>Add/edit/search cards directly on the tab</w:t>
+        <w:t>Add, edit, search, and categorise reference entries; near-duplicate detection on save</w:t>
       </w:r>
     </w:p>
     <w:p>
@@ -587,7 +731,7 @@
         <w:pStyle w:val="ListBullet"/>
       </w:pPr>
       <w:r>
-        <w:t>Near-duplicate detection surfaces similar existing entries as you type a title, to avoid bloat</w:t>
+        <w:t>LLM-assisted starter-pack import (Options → Knowledge): paste structured JSON from an external LLM to pre-populate entries in bulk</w:t>
       </w:r>
     </w:p>
     <w:p>
@@ -595,23 +739,7 @@
         <w:pStyle w:val="ListBullet"/>
       </w:pPr>
       <w:r>
-        <w:t>LLM starter-pack in Options: copy a prompt, paste the JSON reply back, validate, and import. AI-generated entries are badged "Unreviewed" until a human marks each one reviewed</w:t>
-      </w:r>
-    </w:p>
-    <w:p>
-      <w:pPr>
-        <w:pStyle w:val="ListBullet"/>
-      </w:pPr>
-      <w:r>
-        <w:t>Cards carry an optional review-by date; expired ones show a "Review due" badge</w:t>
-      </w:r>
-    </w:p>
-    <w:p>
-      <w:pPr>
-        <w:pStyle w:val="ListBullet"/>
-      </w:pPr>
-      <w:r>
-        <w:t>Backup/restore via the suite-wide envelope</w:t>
+        <w:t>Expandable detail cards; keyword search; category filter</w:t>
       </w:r>
     </w:p>
     <w:p>
@@ -624,7 +752,13 @@
     </w:p>
     <w:p>
       <w:r>
-        <w:t>These run in every Medicus tab at page load and do not require the side panel to be open.</w:t>
+        <w:rPr>
+          <w:b/>
+        </w:rPr>
+        <w:t>Triage Lens — request queue</w:t>
+      </w:r>
+      <w:r>
+        <w:t xml:space="preserve"> (all Medicus pages): overlays the patient request queue with semantic triage chips. Red = same-day or 999; amber = urgent; info = supplementary. 77+ built-in rules across chest pain, sepsis, stroke/TIA, anaphylaxis, obstetric emergencies, mental health crisis, paediatric red flags, 2WW cancer patterns, and common acute presentations. New built-in rules reach existing users automatically; rules deliberately deleted stay deleted.</w:t>
       </w:r>
     </w:p>
     <w:p>
@@ -632,10 +766,10 @@
         <w:rPr>
           <w:b/>
         </w:rPr>
-        <w:t>Triage Lens</w:t>
+        <w:t>Triage Lens — investigation results queue</w:t>
       </w:r>
       <w:r>
-        <w:t xml:space="preserve"> (content.js + page-world.js) — Active on all *.medicus.health pages. Overlays the triage queue with colour-coded semantic chips based on pattern matching against request text. On the patient record view it also surfaces STOPP/START-style prescribing combination prompts, a risk-tool signpost chip (links to QRISK3/QCancer/eFI calculators — computes no score), and Pharmacy First signposting.</w:t>
+        <w:t xml:space="preserve"> (Medicus Investigation Results filing queue): decorates each pending result row with per-row severity chips — Urgent (red, lab's own flag), N abnormal (amber, lab's above/below-reference flags), Under-prioritised (red, result severity exceeds assigned priority), and Unmatched patient (amber). User-authored analyte threshold rules and text-classification rules (e.g. MSU/urine culture) can escalate severity but can never lower or suppress a laboratory's own urgent or abnormal flag. 21 built-in result rules ship enabled; new custom rules arrive disabled and require clinician review before firing.</w:t>
       </w:r>
     </w:p>
     <w:p>
@@ -643,10 +777,10 @@
         <w:rPr>
           <w:b/>
         </w:rPr>
-        <w:t>Sentinel</w:t>
+        <w:t>Sentinel content script</w:t>
       </w:r>
       <w:r>
-        <w:t xml:space="preserve"> (sentinel.js) — Runs the monitoring rules engine on every patient record page and publishes the chip snapshot to the side panel. Shows an amber drift-detection banner if extraction quality degrades, so "no alerts" is distinguishable from "extraction may have missed data."</w:t>
+        <w:t xml:space="preserve"> (all Medicus pages): provides per-patient monitoring data to the Sentinel side-panel module. Also drives prescribing-safety combination chips (STOPP/START-style), QRISK3/QCancer/eFI risk-calculator signpost chips, and NHS Pharmacy First pathway hints on the patient record view.</w:t>
       </w:r>
     </w:p>
     <w:p>
@@ -654,10 +788,10 @@
         <w:rPr>
           <w:b/>
         </w:rPr>
-        <w:t>Referrals Discovery</w:t>
+        <w:t>Pusher relay</w:t>
       </w:r>
       <w:r>
-        <w:t xml:space="preserve"> (referrals-discovery.js) — Passively discovers the referral data endpoint from the current Medicus page and caches it for the Referrals module.</w:t>
+        <w:t xml:space="preserve"> (all Medicus pages): bridges real-time Medicus push events to the side panel so alert strips and the Today module update without polling.</w:t>
       </w:r>
     </w:p>
     <w:p>
@@ -665,10 +799,10 @@
         <w:rPr>
           <w:b/>
         </w:rPr>
-        <w:t>Pusher Relay</w:t>
+        <w:t>Referrals discovery</w:t>
       </w:r>
       <w:r>
-        <w:t xml:space="preserve"> (pusher-relay.js) — Relays real-time demand events (waiting-room counts, new-request notifications) to the side panel, powering the three global demand strips and the Condor waiting-room card.</w:t>
+        <w:t xml:space="preserve"> (all Medicus pages): detects the practice's Medicus referrals API endpoint and stores it for the Referrals Tracker.</w:t>
       </w:r>
     </w:p>
     <w:p>
@@ -681,7 +815,7 @@
     </w:p>
     <w:p>
       <w:r>
-        <w:t>The rules engine evaluates patient data against six rule types:</w:t>
+        <w:t>The rules engine evaluates patient data against seven rule types:</w:t>
       </w:r>
     </w:p>
     <w:p>
@@ -695,7 +829,7 @@
         <w:t>drug-monitoring</w:t>
       </w:r>
       <w:r>
-        <w:t xml:space="preserve"> — Flag when a drug's required blood test or clinical check is overdue (configurable interval, overdue window, due-soon window, recent-initiation grace period). Supports test-name matching and SNOMED code lookup</w:t>
+        <w:t>: drug X must have test Y within Z days. Fires overdue/due-soon/in-date chips with exact test names and intervals. 25 built-in rules covering lithium, methotrexate, azathioprine, ciclosporin, leflunomide, hydroxychloroquine, amiodarone, clozapine, and more</w:t>
       </w:r>
     </w:p>
     <w:p>
@@ -709,7 +843,7 @@
         <w:t>qof-register</w:t>
       </w:r>
       <w:r>
-        <w:t xml:space="preserve"> — Confirm whether the patient's active problems place them on a QOF register (e.g. diabetes, hypertension, CKD). Register membership gates indicator evaluation</w:t>
+        <w:t>: detects QOF register membership from active problems. 13 built-in registers (diabetes, CKD, hypertension, COPD, asthma, AF, CHD, heart failure, dementia, depression, mental health, palliative care, obesity)</w:t>
       </w:r>
     </w:p>
     <w:p>
@@ -723,7 +857,7 @@
         <w:t>qof-indicator</w:t>
       </w:r>
       <w:r>
-        <w:t xml:space="preserve"> — Threshold check against a recent observation or medication record. Sub-kinds: observation-threshold (numeric value vs target), observation-recent (done in the QOF year?), medication-present (drug prescribed?), medication-all-of (all drug classes present — used for HFrEF four-pillar therapy), observation-bundle (a set of care processes all must be done — used for DM037)</w:t>
+        <w:t>: evaluates a target (observation value, medication presence, or observation trend) against a QOF threshold. 48 bundled indicators covering the major QOF 2025/26 clinical domains</w:t>
       </w:r>
     </w:p>
     <w:p>
@@ -737,7 +871,7 @@
         <w:t>drug-combo</w:t>
       </w:r>
       <w:r>
-        <w:t xml:space="preserve"> — Detect concurrent medications matching two or more drug sets (PINCER/STOPP pattern). Supports age and sex gates, mustNotBePresent (gastroprotection detection), and problem-based requires/excludes</w:t>
+        <w:t>: flags clinically significant prescribing combinations (STOPP/START, PINCER-style). Age and sex filters; problem-list suppression. 22 starter alerts in the prescribing-safety library</w:t>
       </w:r>
     </w:p>
     <w:p>
@@ -751,7 +885,7 @@
         <w:t>event-count</w:t>
       </w:r>
       <w:r>
-        <w:t xml:space="preserve"> — Count coded events over a rolling window and alert when the count crosses a threshold</w:t>
+        <w:t>: fires on presence or count of coded events (e.g. A&amp;E attendances ≥3 in 12 months). Supports count/min/max operators</w:t>
       </w:r>
     </w:p>
     <w:p>
@@ -765,7 +899,26 @@
         <w:t>composite</w:t>
       </w:r>
       <w:r>
-        <w:t xml:space="preserve"> — Combine any of the above rules with AND or OR logic, enabling complex multi-condition alerts</w:t>
+        <w:t>: combines the results of other rules with AND/OR logic for complex multi-condition alerts</w:t>
+      </w:r>
+    </w:p>
+    <w:p>
+      <w:pPr>
+        <w:pStyle w:val="ListBullet"/>
+      </w:pPr>
+      <w:r>
+        <w:rPr>
+          <w:b/>
+        </w:rPr>
+        <w:t>vaccine</w:t>
+      </w:r>
+      <w:r>
+        <w:t>: seasonal window rules; flu and COVID chips appear only during the active campaign period</w:t>
+      </w:r>
+    </w:p>
+    <w:p>
+      <w:r>
+        <w:t>Rules are practice-editable via a form-based editor in Options with a live engine preview against an editable test patient. An LLM-assisted authoring flow (copy prompt → external LLM → paste JSON → validate → import disabled) is available for custom rules.</w:t>
       </w:r>
     </w:p>
     <w:p>
@@ -773,7 +926,7 @@
         <w:pStyle w:val="Heading1"/>
       </w:pPr>
       <w:r>
-        <w:t>Settings and customisation</w:t>
+        <w:t>Settings &amp; customisation</w:t>
       </w:r>
     </w:p>
     <w:p>
@@ -787,7 +940,7 @@
         <w:t>Practice Profile</w:t>
       </w:r>
       <w:r>
-        <w:t xml:space="preserve"> — A practice-profile.json file in a shared folder is applied to every PC on a 15-minute cycle. Practice managers can push module configuration (merge to fill gaps, or enforce practice-wide) without touching individual installs. Also handles self-updating: new extension files dropped in the shared folder cause each PC to reload when next idle</w:t>
+        <w:t>: shared-folder managed deployment — a practice administrator can push config and rules to all seats from a single JSON on a shared drive</w:t>
       </w:r>
     </w:p>
     <w:p>
@@ -801,7 +954,7 @@
         <w:t>Backup / restore</w:t>
       </w:r>
       <w:r>
-        <w:t xml:space="preserve"> — A suite-wide envelope captures all module configuration into a single signed JSON file for export and restore</w:t>
+        <w:t>: full suite-wide envelope export and import covering all modules and rule sets</w:t>
       </w:r>
     </w:p>
     <w:p>
@@ -815,7 +968,7 @@
         <w:t>Display preferences</w:t>
       </w:r>
       <w:r>
-        <w:t xml:space="preserve"> — Light/dark theme, three text sizes, and a colour-blind mode (from the side-panel toolbar)</w:t>
+        <w:t>: theme (light/dark/auto), size (compact/medium/large), and colourblind mode</w:t>
       </w:r>
     </w:p>
     <w:p>
@@ -826,24 +979,10 @@
         <w:rPr>
           <w:b/>
         </w:rPr>
-        <w:t>Custom monitoring rules</w:t>
+        <w:t>Options</w:t>
       </w:r>
       <w:r>
-        <w:t xml:space="preserve"> — Five rule types in the Sentinel custom-rule builder, with a live test-patient preview</w:t>
-      </w:r>
-    </w:p>
-    <w:p>
-      <w:pPr>
-        <w:pStyle w:val="ListBullet"/>
-      </w:pPr>
-      <w:r>
-        <w:rPr>
-          <w:b/>
-        </w:rPr>
-        <w:t>Tab order</w:t>
-      </w:r>
-      <w:r>
-        <w:t xml:space="preserve"> — Drag-and-drop reordering of side-panel nav tabs; order persists and is shared with the pop-out window</w:t>
+        <w:t>: per-module configuration including triage-lens system chips, result rule editing, reception pathway management, knowledge base starter import, and QOF submission thresholds</w:t>
       </w:r>
     </w:p>
     <w:p>
@@ -855,11 +994,17 @@
       </w:r>
     </w:p>
     <w:p>
+      <w:pPr>
+        <w:pStyle w:val="ListBullet"/>
+      </w:pPr>
       <w:r>
         <w:rPr>
           <w:b/>
         </w:rPr>
-        <w:t>Clinical safety and rules</w:t>
+        <w:t>v3.77.3 (2026-06-14)</w:t>
+      </w:r>
+      <w:r>
+        <w:t xml:space="preserve"> — Result rules settings: scope note, directional ↑/↓ glyphs on threshold rules, UX fixes from GP appraisal; deleting a built-in result rule now tombstones it so it is not silently re-added on config updates</w:t>
       </w:r>
     </w:p>
     <w:p>
@@ -870,10 +1015,10 @@
         <w:rPr>
           <w:b/>
         </w:rPr>
-        <w:t>v3.54.0 / v3.51.3 (2026-06-11)</w:t>
+        <w:t>v3.77.2 (2026-06-14)</w:t>
       </w:r>
       <w:r>
-        <w:t xml:space="preserve"> — The Keeper clinical-currency passes: completed the UK systemic NSAID, VKA (acenocoumarol, phenindione), ACEi/ARB, and diuretic drug sets across both the active triage engine and the patient record visualiser; 28 of 36 documented parity divergences resolved</w:t>
+        <w:t xml:space="preserve"> — Four result rules enabled after Clinical Safety Officer sign-off: hypocalcaemia, hypomagnesaemia, high-TSH, suppressed-TSH; TSH rules suppress on coded thyroid diagnosis in the problem list</w:t>
       </w:r>
     </w:p>
     <w:p>
@@ -884,10 +1029,10 @@
         <w:rPr>
           <w:b/>
         </w:rPr>
-        <w:t>v3.52.0 (2026-06-11)</w:t>
+        <w:t>v3.77.1 (2026-06-14)</w:t>
       </w:r>
       <w:r>
-        <w:t xml:space="preserve"> — DKA/HHS now fires a red chip (same-day/999) separately from routine diabetes amber chips; clinical-letter curly-quote normalisation so patterns match regardless of source punctuation; threshold rules now fail closed on non-numeric inputs</w:t>
+        <w:t xml:space="preserve"> — Design-crit polish on Result rules settings: severity badges on every rule row, semantic badge colours, WCAG AA contrast, dark-mode fixes</w:t>
       </w:r>
     </w:p>
     <w:p>
@@ -898,10 +1043,10 @@
         <w:rPr>
           <w:b/>
         </w:rPr>
-        <w:t>v3.51.0 (2026-06-10)</w:t>
+        <w:t>v3.77.0 (2026-06-14)</w:t>
       </w:r>
       <w:r>
-        <w:t xml:space="preserve"> — New SMR tab in the patient record visualiser: ACB anticholinergic burden scoring (Boustani scale), STOPP/START v3 (2023) flags for 13 criteria, and a printable NHS DES-aligned SMR documentation skeleton</w:t>
+        <w:t xml:space="preserve"> — Four new built-in result rules added (shipped disabled pending CSO review): hypocalcaemia, hypomagnesaemia, high-TSH, suppressed-TSH</w:t>
       </w:r>
     </w:p>
     <w:p>
@@ -912,18 +1057,10 @@
         <w:rPr>
           <w:b/>
         </w:rPr>
-        <w:t>v3.47.0 (2026-06-10)</w:t>
+        <w:t>v3.76.1 (2026-06-14)</w:t>
       </w:r>
       <w:r>
-        <w:t xml:space="preserve"> — Vaccine schedule expanded (pneumococcal PPV23, shingles/Shingrix, RSV); QOF HF009 enabled (HFrEF four-pillar therapy); HRT IUS cover now only counted within the device's 5-year licensed life</w:t>
-      </w:r>
-    </w:p>
-    <w:p>
-      <w:r>
-        <w:rPr>
-          <w:b/>
-        </w:rPr>
-        <w:t>New features</w:t>
+        <w:t xml:space="preserve"> — Result-rule labels simplified to short clinical names; absent chip explicitly stated as not an all-clear; tooltips added to built-in and Unreviewed badges</w:t>
       </w:r>
     </w:p>
     <w:p>
@@ -934,10 +1071,10 @@
         <w:rPr>
           <w:b/>
         </w:rPr>
-        <w:t>v3.50.0 (2026-06-10)</w:t>
+        <w:t>v3.76.0 (2026-06-13)</w:t>
       </w:r>
       <w:r>
-        <w:t xml:space="preserve"> — Patient Passport: one-click printable plain-English health summary for the patient</w:t>
+        <w:t xml:space="preserve"> — Six new built-in investigation result rules: high lithium, high digoxin, critical low potassium, high adjusted calcium, low eGFR (CKD G4), and blood culture text rule</w:t>
       </w:r>
     </w:p>
     <w:p>
@@ -948,10 +1085,10 @@
         <w:rPr>
           <w:b/>
         </w:rPr>
-        <w:t>v3.49.0 (2026-06-10)</w:t>
+        <w:t>v3.75.3 (2026-06-13)</w:t>
       </w:r>
       <w:r>
-        <w:t xml:space="preserve"> — Pre-Consultation Brief: collapsible risk-summary card at the top of the Sentinel panel</w:t>
+        <w:t xml:space="preserve"> — Shipped-config version lock enforced in CI; prevents silent config drift when defaults change without a version bump</w:t>
       </w:r>
     </w:p>
     <w:p>
@@ -962,88 +1099,10 @@
         <w:rPr>
           <w:b/>
         </w:rPr>
-        <w:t>v3.48.0 (2026-06-10)</w:t>
+        <w:t>v3.75.2 (2026-06-13)</w:t>
       </w:r>
       <w:r>
-        <w:t xml:space="preserve"> — Action Packs: copy-ready blood forms, recall SMS/letters, escalation SMS, and task lines per chip</w:t>
-      </w:r>
-    </w:p>
-    <w:p>
-      <w:pPr>
-        <w:pStyle w:val="ListBullet"/>
-      </w:pPr>
-      <w:r>
-        <w:rPr>
-          <w:b/>
-        </w:rPr>
-        <w:t>v3.47.0 (2026-06-10)</w:t>
-      </w:r>
-      <w:r>
-        <w:t xml:space="preserve"> — Per-patient evaluation audit trail with exportable JSON log for DCB0129/0160 assurance</w:t>
-      </w:r>
-    </w:p>
-    <w:p>
-      <w:pPr>
-        <w:pStyle w:val="ListBullet"/>
-      </w:pPr>
-      <w:r>
-        <w:rPr>
-          <w:b/>
-        </w:rPr>
-        <w:t>v3.42.0 (2026-06-10)</w:t>
-      </w:r>
-      <w:r>
-        <w:t xml:space="preserve"> — Knowledge tab: new practice-owned reference base with near-duplicate detection and LLM starter-pack import</w:t>
-      </w:r>
-    </w:p>
-    <w:p>
-      <w:r>
-        <w:rPr>
-          <w:b/>
-        </w:rPr>
-        <w:t>Practice operations</w:t>
-      </w:r>
-    </w:p>
-    <w:p>
-      <w:pPr>
-        <w:pStyle w:val="ListBullet"/>
-      </w:pPr>
-      <w:r>
-        <w:rPr>
-          <w:b/>
-        </w:rPr>
-        <w:t>v3.46.0 (2026-06-10)</w:t>
-      </w:r>
-      <w:r>
-        <w:t xml:space="preserve"> — Triage Lens expanded by 52 new rules: 17 red (stroke/TIA, sepsis, anaphylaxis, obstetric emergencies, paediatric red flags), 27 amber (2WW cancer patterns, DKA/HHS, perinatal mental health, contraception), 8 info</w:t>
-      </w:r>
-    </w:p>
-    <w:p>
-      <w:pPr>
-        <w:pStyle w:val="ListBullet"/>
-      </w:pPr>
-      <w:r>
-        <w:rPr>
-          <w:b/>
-        </w:rPr>
-        <w:t>v3.44.0 (2026-06-10)</w:t>
-      </w:r>
-      <w:r>
-        <w:t xml:space="preserve"> — Sweep printable reception handout: appointment-time-ordered tick-box worklist with plain-English booking instructions for non-clinical staff</w:t>
-      </w:r>
-    </w:p>
-    <w:p>
-      <w:pPr>
-        <w:pStyle w:val="ListBullet"/>
-      </w:pPr>
-      <w:r>
-        <w:rPr>
-          <w:b/>
-        </w:rPr>
-        <w:t>v3.43.0 (2026-06-10)</w:t>
-      </w:r>
-      <w:r>
-        <w:t xml:space="preserve"> — Practice Profile v2: push configuration from a shared folder to every practice PC, with self-updating extension deployment and a one-click publish UI</w:t>
+        <w:t xml:space="preserve"> — Fix: config changes from v3.75.0 never reached existing users; migration now retires stale chip labels and appends the bowel-screening result rule</w:t>
       </w:r>
     </w:p>
     <w:p>
@@ -1056,7 +1115,7 @@
     </w:p>
     <w:p>
       <w:r>
-        <w:t>Medicus Suite is passive display software. It reads data already present in Medicus, processes it locally in the browser, and shows the result to a clinician. It does not write to any patient record, does not transmit patient data to any server, performs no AI inference, and makes no clinical decisions. All alerts are prompts to review, not recommendations to act. See docs/INTENDED-PURPOSE.md for the full intended-purpose statement and docs/CLINICAL-SAFETY-NOTICE.md for documented limitations.</w:t>
+        <w:t>Medicus Suite is a passive display tool. It reads data already present in Medicus and presents it in the browser — it writes to no patient record, performs no AI inference, transmits no patient data to any external service, and makes no clinical decisions. All computation happens locally in the extension. See INTENDED-PURPOSE.md.</w:t>
       </w:r>
     </w:p>
     <w:sectPr>

--- a/docs/feature-list.docx
+++ b/docs/feature-list.docx
@@ -18,7 +18,7 @@
         <w:t>Version:</w:t>
       </w:r>
       <w:r>
-        <w:t xml:space="preserve"> v3.77.3</w:t>
+        <w:t xml:space="preserve"> v3.126.0</w:t>
       </w:r>
     </w:p>
     <w:p>
@@ -29,7 +29,7 @@
         <w:t>Generated:</w:t>
       </w:r>
       <w:r>
-        <w:t xml:space="preserve"> 2026-06-14 (automated)</w:t>
+        <w:t xml:space="preserve"> 2026-06-21 (automated)</w:t>
       </w:r>
     </w:p>
     <w:p>
@@ -58,7 +58,7 @@
         <w:pStyle w:val="ListBullet"/>
       </w:pPr>
       <w:r>
-        <w:t>12 side-panel modules covering monitoring, demand, capacity, workflow, knowledge, and analytics</w:t>
+        <w:t>13 side-panel modules covering monitoring, demand, capacity, workflow, knowledge, analytics, and the live patient record</w:t>
       </w:r>
     </w:p>
     <w:p>
@@ -74,6 +74,14 @@
         <w:pStyle w:val="ListBullet"/>
       </w:pPr>
       <w:r>
+        <w:t>2 full-tab generated reports (Practice Report; CQC Inspection Readiness)</w:t>
+      </w:r>
+    </w:p>
+    <w:p>
+      <w:pPr>
+        <w:pStyle w:val="ListBullet"/>
+      </w:pPr>
+      <w:r>
         <w:t>7 rule types in the alert engine</w:t>
       </w:r>
     </w:p>
@@ -82,7 +90,7 @@
         <w:pStyle w:val="ListBullet"/>
       </w:pPr>
       <w:r>
-        <w:t>25 drug-monitoring rules, 61 QOF rules, 21 bundled investigation result rules, and 22 starter alerts in the prescribing-safety library</w:t>
+        <w:t>27 drug-monitoring rules, 50 QOF indicators, 13 QOF registers, 5 vaccine rules, 35 bundled investigation result rules, and 26 starter alerts in the prescribing-safety library</w:t>
       </w:r>
     </w:p>
     <w:p>
@@ -216,6 +224,14 @@
         <w:pStyle w:val="ListBullet"/>
       </w:pPr>
       <w:r>
+        <w:t>Each drug-monitoring chip shows the matched rule term as a hover tooltip so a clinician can confirm a correct hit rather than a lucky substring match</w:t>
+      </w:r>
+    </w:p>
+    <w:p>
+      <w:pPr>
+        <w:pStyle w:val="ListBullet"/>
+      </w:pPr>
+      <w:r>
         <w:t>QOF indicator chips flag register members whose targets are not met or approaching threshold</w:t>
       </w:r>
     </w:p>
@@ -224,7 +240,7 @@
         <w:pStyle w:val="ListBullet"/>
       </w:pPr>
       <w:r>
-        <w:t>Vaccine chips reflect seasonal campaign windows (flu and COVID appear only during the active season)</w:t>
+        <w:t>Vaccine chips reflect seasonal campaign windows (flu and COVID appear only during the active campaign period)</w:t>
       </w:r>
     </w:p>
     <w:p>
@@ -241,7 +257,7 @@
         <w:t>Brief</w:t>
       </w:r>
       <w:r>
-        <w:t xml:space="preserve"> card gives a 30-second risk summary: patient line, red/amber count, and the four highest-priority signals</w:t>
+        <w:t xml:space="preserve"> card gives a 30-second risk summary: patient line, red/amber count, and the four highest-priority signals. The "+N more" overflow line annotates how many hidden chips are red, so a red signal beyond the top-4 is never silently swallowed</w:t>
       </w:r>
     </w:p>
     <w:p>
@@ -277,6 +293,20 @@
         <w:pStyle w:val="ListBullet"/>
       </w:pPr>
       <w:r>
+        <w:rPr>
+          <w:b/>
+        </w:rPr>
+        <w:t>Patient identity banner</w:t>
+      </w:r>
+      <w:r>
+        <w:t>: name / NHS number / DOB / age with a "Verify in Medicus" footnote and a "Monitoring for" lead-in label so the subject is unmistakable</w:t>
+      </w:r>
+    </w:p>
+    <w:p>
+      <w:pPr>
+        <w:pStyle w:val="ListBullet"/>
+      </w:pPr>
+      <w:r>
         <w:t>Dismissed chips resurface automatically when their status escalates — an overdue chip cannot stay permanently hidden</w:t>
       </w:r>
     </w:p>
@@ -285,7 +315,7 @@
         <w:pStyle w:val="ListBullet"/>
       </w:pPr>
       <w:r>
-        <w:t>"Meds without a monitoring rule" audit view shows medications not matched by any enabled rule, so brand-coverage gaps are visible rather than silent</w:t>
+        <w:t>"Meds without a monitoring rule" audit view shows medications not matched by any enabled rule, with a "Report missing brand" mailto link so brand-coverage gaps are visible rather than silent</w:t>
       </w:r>
     </w:p>
     <w:p>
@@ -306,7 +336,13 @@
         <w:pStyle w:val="ListBullet"/>
       </w:pPr>
       <w:r>
-        <w:t>Manual trigger only; large practices processed in batches of 40 with a "Check next N" button</w:t>
+        <w:rPr>
+          <w:b/>
+        </w:rPr>
+        <w:t>Choose the sweep day</w:t>
+      </w:r>
+      <w:r>
+        <w:t>: sweep today or any other day (past or future); the appointment book and clinician picker update for the selected day</w:t>
       </w:r>
     </w:p>
     <w:p>
@@ -314,7 +350,21 @@
         <w:pStyle w:val="ListBullet"/>
       </w:pPr>
       <w:r>
-        <w:t>Clinician filter: sweep one clinician's list or the whole practice</w:t>
+        <w:rPr>
+          <w:b/>
+        </w:rPr>
+        <w:t>Multi-clinician filter</w:t>
+      </w:r>
+      <w:r>
+        <w:t>: select any combination of the day's clinicians (or leave "All"); an empty selection always means all — it can never silently sweep zero patients. Printed handouts label the audience accordingly (single clinician, named list, or all)</w:t>
+      </w:r>
+    </w:p>
+    <w:p>
+      <w:pPr>
+        <w:pStyle w:val="ListBullet"/>
+      </w:pPr>
+      <w:r>
+        <w:t>Manual trigger only; large practices processed in batches of 40 with a "Check next N" button</w:t>
       </w:r>
     </w:p>
     <w:p>
@@ -336,7 +386,7 @@
         <w:t>Print reception handout</w:t>
       </w:r>
       <w:r>
-        <w:t>: tick-box worklist with plain-English booking instructions per patient, sorted by appointment time</w:t>
+        <w:t>: tick-box worklist with plain-English booking instructions per patient, sorted by appointment time. The clinic day and audience are stated on every printout</w:t>
       </w:r>
     </w:p>
     <w:p>
@@ -344,7 +394,7 @@
         <w:pStyle w:val="ListBullet"/>
       </w:pPr>
       <w:r>
-        <w:t>Last sweep survives tab switches for up to 2 hours, with the run time shown so staleness is visible</w:t>
+        <w:t>Last sweep survives tab switches for up to 2 hours, with the run time and swept day shown so staleness is visible</w:t>
       </w:r>
     </w:p>
     <w:p>
@@ -418,6 +468,14 @@
         <w:pStyle w:val="ListBullet"/>
       </w:pPr>
       <w:r>
+        <w:t>Per-weekday minimum configuration: set different minimum slot counts for each day of the week, with graceful fallback to the legacy flat daily minimum for existing presets</w:t>
+      </w:r>
+    </w:p>
+    <w:p>
+      <w:pPr>
+        <w:pStyle w:val="ListBullet"/>
+      </w:pPr>
+      <w:r>
         <w:t>Weekend toggle; historic dates shown as "Past"</w:t>
       </w:r>
     </w:p>
@@ -439,7 +497,7 @@
         <w:pStyle w:val="ListBullet"/>
       </w:pPr>
       <w:r>
-        <w:t>Threshold amber/red washes per type; RAG alert strip in the side panel</w:t>
+        <w:t>Threshold amber/red washes per type; RAG alert strip in the side panel (shared threshold logic with the strip to prevent silent drift)</w:t>
       </w:r>
     </w:p>
     <w:p>
@@ -526,7 +584,7 @@
     </w:p>
     <w:p>
       <w:r>
-        <w:t>A live analytics dashboard pulling from multiple Medicus data streams into eight metric cards.</w:t>
+        <w:t>A live analytics dashboard pulling from multiple Medicus data streams into eight metric cards. Jargon terms (RAG, PPI, eFI, triage load) carry click-to-explain glossary tooltips.</w:t>
       </w:r>
     </w:p>
     <w:p>
@@ -613,6 +671,14 @@
     </w:p>
     <w:p>
       <w:pPr>
+        <w:pStyle w:val="ListBullet"/>
+      </w:pPr>
+      <w:r>
+        <w:t>Daily snapshots captured automatically for the Practice Report trend views</w:t>
+      </w:r>
+    </w:p>
+    <w:p>
+      <w:pPr>
         <w:pStyle w:val="Heading2"/>
       </w:pPr>
       <w:r>
@@ -664,7 +730,7 @@
         <w:t>Patient status pill</w:t>
       </w:r>
       <w:r>
-        <w:t>: single green/amber/red indicator for the patient whose record is open; click to expand action-needed monitoring detail</w:t>
+        <w:t>: single green/amber/red indicator for the patient whose record is open; click to expand action-needed monitoring detail. RAG codes and clinical jargon carry glossary tooltips so non-clinical staff are not left guessing</w:t>
       </w:r>
     </w:p>
     <w:p>
@@ -707,6 +773,14 @@
     </w:p>
     <w:p>
       <w:pPr>
+        <w:pStyle w:val="ListBullet"/>
+      </w:pPr>
+      <w:r>
+        <w:t>Reception pathways are CSO-signed-off (v1.3): five red flags promoted from urgent-duty to 999 following clinical review (suspected SJS/TEN, sepsis with rigors, cauda equina, mastoiditis, acute-angle-closure glaucoma)</w:t>
+      </w:r>
+    </w:p>
+    <w:p>
+      <w:pPr>
         <w:pStyle w:val="Heading2"/>
       </w:pPr>
       <w:r>
@@ -740,6 +814,67 @@
       </w:pPr>
       <w:r>
         <w:t>Expandable detail cards; keyword search; category filter</w:t>
+      </w:r>
+    </w:p>
+    <w:p>
+      <w:pPr>
+        <w:pStyle w:val="ListBullet"/>
+      </w:pPr>
+      <w:r>
+        <w:t>Central practice attestation: if the practice administrator has accepted the knowledge notice via a published Practice Profile, individual clinicians see it activate without a per-seat click</w:t>
+      </w:r>
+    </w:p>
+    <w:p>
+      <w:pPr>
+        <w:pStyle w:val="Heading2"/>
+      </w:pPr>
+      <w:r>
+        <w:t>Record (Live patient summary)</w:t>
+      </w:r>
+    </w:p>
+    <w:p>
+      <w:r>
+        <w:t>A live-first snapshot of the patient currently open in Medicus, sourced from the same API the suite already calls — no PDF export needed.</w:t>
+      </w:r>
+    </w:p>
+    <w:p>
+      <w:pPr>
+        <w:pStyle w:val="ListBullet"/>
+      </w:pPr>
+      <w:r>
+        <w:t>Demographics, coded active problems, current medications (with doses and overdue/review flags), recent results (latest value per test, with above/below-range flags)</w:t>
+      </w:r>
+    </w:p>
+    <w:p>
+      <w:pPr>
+        <w:pStyle w:val="ListBullet"/>
+      </w:pPr>
+      <w:r>
+        <w:t>Deterministic prescribing-safety prompts (anticholinergic burden, STOPP/START) plus the live drug-monitoring and QOF chips the Monitoring engine computes</w:t>
+      </w:r>
+    </w:p>
+    <w:p>
+      <w:pPr>
+        <w:pStyle w:val="ListBullet"/>
+      </w:pPr>
+      <w:r>
+        <w:t>Clinical-safety framing is load-bearing: a persistent "live snapshot, not a complete record" banner; allergies, immunisations and consultation history render as explicit gap-markers (absence does not mean "none recorded"); every safety score carries an inline caveat that it excludes allergies and uses coded data only</w:t>
+      </w:r>
+    </w:p>
+    <w:p>
+      <w:pPr>
+        <w:pStyle w:val="ListBullet"/>
+      </w:pPr>
+      <w:r>
+        <w:t>"Open full visualiser" footer link to the full multi-year Patient Record Visualiser (built from an exported record PDF) for the deep view</w:t>
+      </w:r>
+    </w:p>
+    <w:p>
+      <w:pPr>
+        <w:pStyle w:val="ListBullet"/>
+      </w:pPr>
+      <w:r>
+        <w:t>Available in both the side panel and the pop-out window</w:t>
       </w:r>
     </w:p>
     <w:p>
@@ -769,7 +904,7 @@
         <w:t>Triage Lens — investigation results queue</w:t>
       </w:r>
       <w:r>
-        <w:t xml:space="preserve"> (Medicus Investigation Results filing queue): decorates each pending result row with per-row severity chips — Urgent (red, lab's own flag), N abnormal (amber, lab's above/below-reference flags), Under-prioritised (red, result severity exceeds assigned priority), and Unmatched patient (amber). User-authored analyte threshold rules and text-classification rules (e.g. MSU/urine culture) can escalate severity but can never lower or suppress a laboratory's own urgent or abnormal flag. 21 built-in result rules ship enabled; new custom rules arrive disabled and require clinician review before firing.</w:t>
+        <w:t xml:space="preserve"> (Medicus Investigation Results filing queue): decorates each pending result row with per-row severity chips — Urgent (red, lab's own flag), N abnormal (amber, lab's above/below-reference flags), Under-prioritised (red, result severity exceeds assigned priority), and Unmatched patient (amber). User-authored analyte threshold rules and text-classification rules (e.g. MSU/urine culture) can escalate severity but can never lower or suppress a laboratory's own urgent or abnormal flag. Result rules can be scoped to a specimen so a threshold applies only to the right sample type, with fail-open behaviour when no specimen is present. 35 built-in result rules ship enabled — biochemistry/haematology thresholds (eGFR, potassium, sodium, calcium, magnesium, haemoglobin, platelets, neutrophils, INR, HbA1c, lithium, digoxin, TSH, ferritin, B12, FIB-4) and microbiology/imaging text classifiers (blood/urine/throat/wound/ear/genital culture, stool MC&amp;S, H. pylori, STI NAAT, EBV serology, histology, ultrasound, bowel-screening); new custom rules arrive disabled and require clinician review before firing.</w:t>
       </w:r>
     </w:p>
     <w:p>
@@ -829,7 +964,16 @@
         <w:t>drug-monitoring</w:t>
       </w:r>
       <w:r>
-        <w:t>: drug X must have test Y within Z days. Fires overdue/due-soon/in-date chips with exact test names and intervals. 25 built-in rules covering lithium, methotrexate, azathioprine, ciclosporin, leflunomide, hydroxychloroquine, amiodarone, clozapine, and more</w:t>
+        <w:t xml:space="preserve">: drug X must have test Y within Z days. Fires overdue/due-soon/in-date chips with exact test names and intervals. Supports </w:t>
+      </w:r>
+      <w:r>
+        <w:rPr>
+          <w:b/>
+        </w:rPr>
+        <w:t>value-banded intervals</w:t>
+      </w:r>
+      <w:r>
+        <w:t xml:space="preserve"> (intervalByBand): if a result falls into an abnormal band the monitoring interval shortens automatically — the engine always applies the shortest applicable interval (escalate-only; never extends beyond the baseline). 27 built-in rules covering lithium, methotrexate, azathioprine, ciclosporin, leflunomide, hydroxychloroquine, amiodarone, clozapine, combined hormonal contraception, and more</w:t>
       </w:r>
     </w:p>
     <w:p>
@@ -857,7 +1001,7 @@
         <w:t>qof-indicator</w:t>
       </w:r>
       <w:r>
-        <w:t>: evaluates a target (observation value, medication presence, or observation trend) against a QOF threshold. 48 bundled indicators covering the major QOF 2025/26 clinical domains</w:t>
+        <w:t>: evaluates a target (observation value, medication presence, or observation trend) against a QOF threshold. 50 bundled indicators covering the major QOF 2025/26 clinical domains</w:t>
       </w:r>
     </w:p>
     <w:p>
@@ -871,7 +1015,7 @@
         <w:t>drug-combo</w:t>
       </w:r>
       <w:r>
-        <w:t>: flags clinically significant prescribing combinations (STOPP/START, PINCER-style). Age and sex filters; problem-list suppression. 22 starter alerts in the prescribing-safety library</w:t>
+        <w:t>: flags clinically significant prescribing combinations (STOPP/START, PINCER-style). Age and sex filters; problem-list suppression. 26 starter alerts in the prescribing-safety library, including named PINCER interactions (methotrexate + trimethoprim/co-trimoxazole; allopurinol/febuxostat + azathioprine/mercaptopurine; ACEi/ARB + potassium-sparing diuretics)</w:t>
       </w:r>
     </w:p>
     <w:p>
@@ -913,7 +1057,7 @@
         <w:t>vaccine</w:t>
       </w:r>
       <w:r>
-        <w:t>: seasonal window rules; flu and COVID chips appear only during the active campaign period</w:t>
+        <w:t>: seasonal window rules; flu and COVID chips appear only during the active campaign period (dates refreshed to 2026/27 JCVI guidance)</w:t>
       </w:r>
     </w:p>
     <w:p>
@@ -940,7 +1084,35 @@
         <w:t>Practice Profile</w:t>
       </w:r>
       <w:r>
-        <w:t>: shared-folder managed deployment — a practice administrator can push config and rules to all seats from a single JSON on a shared drive</w:t>
+        <w:t>: shared-folder managed deployment — a practice administrator can push config and rules to all seats from a single JSON on a shared drive. Central attestation support: gates accepted by the administrator propagate to managed seats without a per-user click</w:t>
+      </w:r>
+    </w:p>
+    <w:p>
+      <w:pPr>
+        <w:pStyle w:val="ListBullet"/>
+      </w:pPr>
+      <w:r>
+        <w:rPr>
+          <w:b/>
+        </w:rPr>
+        <w:t>Single "Accept this for practice" switch</w:t>
+      </w:r>
+      <w:r>
+        <w:t xml:space="preserve"> (Options → Clinical Safety): one administrator control accepts all three central attestations (reception pathways, knowledge base, and managed config) together, rather than a separate click per gate</w:t>
+      </w:r>
+    </w:p>
+    <w:p>
+      <w:pPr>
+        <w:pStyle w:val="ListBullet"/>
+      </w:pPr>
+      <w:r>
+        <w:rPr>
+          <w:b/>
+        </w:rPr>
+        <w:t>Choose your tabs</w:t>
+      </w:r>
+      <w:r>
+        <w:t>: pick which side-panel tabs appear and in what order — discoverable in Options, and surfaced for managed installs so a Practice Profile can ship a tailored tab set per seat</w:t>
       </w:r>
     </w:p>
     <w:p>
@@ -954,7 +1126,7 @@
         <w:t>Backup / restore</w:t>
       </w:r>
       <w:r>
-        <w:t>: full suite-wide envelope export and import covering all modules and rule sets</w:t>
+        <w:t>: full suite-wide envelope export and import covering all modules and rule sets. All backups contain configuration only — no patient-identifiable data is ever included</w:t>
       </w:r>
     </w:p>
     <w:p>
@@ -982,7 +1154,21 @@
         <w:t>Options</w:t>
       </w:r>
       <w:r>
-        <w:t>: per-module configuration including triage-lens system chips, result rule editing, reception pathway management, knowledge base starter import, and QOF submission thresholds</w:t>
+        <w:t>: per-module configuration including triage-lens system chips, result rule editing (with a live result inspector that loads a recent result on demand — no JSON paste needed — and specimen-scope/name suggestions drawn from the open queue), reception pathway management, knowledge base starter import, and QOF submission thresholds</w:t>
+      </w:r>
+    </w:p>
+    <w:p>
+      <w:pPr>
+        <w:pStyle w:val="ListBullet"/>
+      </w:pPr>
+      <w:r>
+        <w:rPr>
+          <w:b/>
+        </w:rPr>
+        <w:t>Glossary tooltips</w:t>
+      </w:r>
+      <w:r>
+        <w:t>: clinical codes, jargon, and pressure indices carry click-to-explain inline tooltips across the Condor, Reception, and Sentinel modules</w:t>
       </w:r>
     </w:p>
     <w:p>
@@ -1001,10 +1187,10 @@
         <w:rPr>
           <w:b/>
         </w:rPr>
-        <w:t>v3.77.3 (2026-06-14)</w:t>
+        <w:t>v3.126.0 (2026-06-20)</w:t>
       </w:r>
       <w:r>
-        <w:t xml:space="preserve"> — Result rules settings: scope note, directional ↑/↓ glyphs on threshold rules, UX fixes from GP appraisal; deleting a built-in result rule now tombstones it so it is not silently re-added on config updates</w:t>
+        <w:t xml:space="preserve"> — Value-banded monitoring intervals: drug-monitoring rules can now shorten the monitoring interval when a result falls into an abnormal band — shortest interval always wins, baseline is the fallback. CHC (combined hormonal contraception) monitoring rule enabled. Levomepromazine/methotrimeprazine added to the ACB scale at score 3</w:t>
       </w:r>
     </w:p>
     <w:p>
@@ -1015,10 +1201,10 @@
         <w:rPr>
           <w:b/>
         </w:rPr>
-        <w:t>v3.77.2 (2026-06-14)</w:t>
+        <w:t>v3.125.0 (2026-06-20)</w:t>
       </w:r>
       <w:r>
-        <w:t xml:space="preserve"> — Four result rules enabled after Clinical Safety Officer sign-off: hypocalcaemia, hypomagnesaemia, high-TSH, suppressed-TSH; TSH rules suppress on coded thyroid diagnosis in the problem list</w:t>
+        <w:t xml:space="preserve"> — Urine electrolytes false-positive fix (patient-safety): urine electrolytes can no longer wrongly clear an outstanding blood U&amp;E request. Twelve new shipped result rules promoted to built-in defaults: ultrasound, histology, H. pylori, STI NAAT, stool MC&amp;S, vaginal/wound/ear swab, EBV serology (text classifiers), plus FIB-4 elevated, low ferritin, and low B12 thresholds</w:t>
       </w:r>
     </w:p>
     <w:p>
@@ -1029,10 +1215,10 @@
         <w:rPr>
           <w:b/>
         </w:rPr>
-        <w:t>v3.77.1 (2026-06-14)</w:t>
+        <w:t>v3.124.0 (2026-06-20)</w:t>
       </w:r>
       <w:r>
-        <w:t xml:space="preserve"> — Design-crit polish on Result rules settings: severity badges on every rule row, semantic badge colours, WCAG AA contrast, dark-mode fixes</w:t>
+        <w:t xml:space="preserve"> — Three new drug-combination alerts: methotrexate + trimethoprim/co-trimoxazole (red, named PINCER never-event); allopurinol/febuxostat + azathioprine/mercaptopurine (red, life-threatening myelosuppression); ACEi/ARB + potassium-sparing diuretic (amber, monitoring required). ACB scale additions: carbamazepine, oxcarbazepine, amantadine, pethidine (score 2)</w:t>
       </w:r>
     </w:p>
     <w:p>
@@ -1043,10 +1229,10 @@
         <w:rPr>
           <w:b/>
         </w:rPr>
-        <w:t>v3.77.0 (2026-06-14)</w:t>
+        <w:t>v3.114.0 (2026-06-17)</w:t>
       </w:r>
       <w:r>
-        <w:t xml:space="preserve"> — Four new built-in result rules added (shipped disabled pending CSO review): hypocalcaemia, hypomagnesaemia, high-TSH, suppressed-TSH</w:t>
+        <w:t xml:space="preserve"> — Whole-suite clinical-matching hardening: single canonical ACB scorer across queue and panel (strong anticholinergics now score identically everywhere); STOPP NSAID term list brought to full UK generic + brand coverage; producer→consumer contract tests lock the engine↔renderer interface; CQC evidence pack updated with honest cohort counts; provenance canon centralises clinical caveats</w:t>
       </w:r>
     </w:p>
     <w:p>
@@ -1057,10 +1243,10 @@
         <w:rPr>
           <w:b/>
         </w:rPr>
-        <w:t>v3.76.1 (2026-06-14)</w:t>
+        <w:t>v3.111.0–v3.113.0 (2026-06-16)</w:t>
       </w:r>
       <w:r>
-        <w:t xml:space="preserve"> — Result-rule labels simplified to short clinical names; absent chip explicitly stated as not an all-clear; tooltips added to built-in and Unreviewed badges</w:t>
+        <w:t xml:space="preserve"> — Whole-suite UX from a Practice appraisal: plain-language + legibility lift on load-bearing labels, "All tabs" menu (every tab reachable by name in one click), keyboard tab navigation, and Condor CSV export</w:t>
       </w:r>
     </w:p>
     <w:p>
@@ -1071,10 +1257,10 @@
         <w:rPr>
           <w:b/>
         </w:rPr>
-        <w:t>v3.76.0 (2026-06-13)</w:t>
+        <w:t>v3.110.0–v3.110.2 (2026-06-16)</w:t>
       </w:r>
       <w:r>
-        <w:t xml:space="preserve"> — Six new built-in investigation result rules: high lithium, high digoxin, critical low potassium, high adjusted calcium, low eGFR (CKD G4), and blood culture text rule</w:t>
+        <w:t xml:space="preserve"> — CQC Inspection Readiness: a new page turning the monitoring rule-set and its dated currency into Safe/Well-led evidence — internal readiness check plus a gated, sign-off-stamped Evidence export. Now also discoverable as a Settings tab (Options → CQC Readiness)</w:t>
       </w:r>
     </w:p>
     <w:p>
@@ -1085,10 +1271,10 @@
         <w:rPr>
           <w:b/>
         </w:rPr>
-        <w:t>v3.75.3 (2026-06-13)</w:t>
+        <w:t>v3.109.0 (2026-06-16)</w:t>
       </w:r>
       <w:r>
-        <w:t xml:space="preserve"> — Shipped-config version lock enforced in CI; prevents silent config drift when defaults change without a version bump</w:t>
+        <w:t xml:space="preserve"> — Record tab: a live-first patient summary (problems, meds, results, prescribing-safety prompts) with the full visualiser nested behind it</w:t>
       </w:r>
     </w:p>
     <w:p>
@@ -1099,10 +1285,52 @@
         <w:rPr>
           <w:b/>
         </w:rPr>
-        <w:t>v3.75.2 (2026-06-13)</w:t>
+        <w:t>v3.100.0–v3.108.0 (2026-06-16)</w:t>
       </w:r>
       <w:r>
-        <w:t xml:space="preserve"> — Fix: config changes from v3.75.0 never reached existing users; migration now retires stale chip labels and appends the bowel-screening result rule</w:t>
+        <w:t xml:space="preserve"> — Practice Report (periodised with three audience profiles, print→PDF + CSV); "Select all" for Outstanding Investigation Requests (with safety confirm dialog); practice letterhead auto-fill for recall letters and SMS</w:t>
+      </w:r>
+    </w:p>
+    <w:p>
+      <w:pPr>
+        <w:pStyle w:val="ListBullet"/>
+      </w:pPr>
+      <w:r>
+        <w:rPr>
+          <w:b/>
+        </w:rPr>
+        <w:t>v3.91.0–v3.99.0 (2026-06-15)</w:t>
+      </w:r>
+      <w:r>
+        <w:t xml:space="preserve"> — Choose your tabs; result-rule inspector (loads a recent result live on demand); specimen-scope UI; single "Accept for practice" switch; brand identity icon; whole-suite gap-to-9 UX fixes; user-editable alert thresholds; referrals headless population</w:t>
+      </w:r>
+    </w:p>
+    <w:p>
+      <w:pPr>
+        <w:pStyle w:val="ListBullet"/>
+      </w:pPr>
+      <w:r>
+        <w:rPr>
+          <w:b/>
+        </w:rPr>
+        <w:t>v3.84.0–v3.91.2 (2026-06-14–15)</w:t>
+      </w:r>
+      <w:r>
+        <w:t xml:space="preserve"> — Sweep multi-clinician filter and day-picker; security fixes (XSS closed in chip renderers, PDF.js CVE-2024-4367 patched); Triage Lens preview aligned to live rule matcher</w:t>
+      </w:r>
+    </w:p>
+    <w:p>
+      <w:pPr>
+        <w:pStyle w:val="ListBullet"/>
+      </w:pPr>
+      <w:r>
+        <w:rPr>
+          <w:b/>
+        </w:rPr>
+        <w:t>v3.0.0–v3.83.0 (2026-05-28–2026-06-14)</w:t>
+      </w:r>
+      <w:r>
+        <w:t xml:space="preserve"> — Major version uplift: Practice Profile managed deployment; Knowledge base; Reception guided capture (CSO-signed-off pathways); Trends; pop-out window; theme system; Submissions, Activity, Referrals, Capacity, Condor modules; Triage Lens result-severity chips and drug-combo alerts; full suite backup/restore</w:t>
       </w:r>
     </w:p>
     <w:p>

--- a/docs/feature-list.docx
+++ b/docs/feature-list.docx
@@ -18,7 +18,7 @@
         <w:t>Version:</w:t>
       </w:r>
       <w:r>
-        <w:t xml:space="preserve"> v3.126.0</w:t>
+        <w:t xml:space="preserve"> v3.134.6</w:t>
       </w:r>
     </w:p>
     <w:p>
@@ -29,7 +29,7 @@
         <w:t>Generated:</w:t>
       </w:r>
       <w:r>
-        <w:t xml:space="preserve"> 2026-06-21 (automated)</w:t>
+        <w:t xml:space="preserve"> 2026-06-28 (automated)</w:t>
       </w:r>
     </w:p>
     <w:p>
@@ -66,7 +66,7 @@
         <w:pStyle w:val="ListBullet"/>
       </w:pPr>
       <w:r>
-        <w:t>4 in-page content-script features (on-screen overlays and relays)</w:t>
+        <w:t>6 in-page content-script features (on-screen overlays, workflow buttons, and relays)</w:t>
       </w:r>
     </w:p>
     <w:p>
@@ -90,7 +90,7 @@
         <w:pStyle w:val="ListBullet"/>
       </w:pPr>
       <w:r>
-        <w:t>27 drug-monitoring rules, 50 QOF indicators, 13 QOF registers, 5 vaccine rules, 35 bundled investigation result rules, and 26 starter alerts in the prescribing-safety library</w:t>
+        <w:t>27 drug-monitoring rules, 52 QOF indicators, 13 QOF registers, 5 vaccine rules, 35 bundled investigation result rules, and 26 starter alerts in the prescribing-safety library</w:t>
       </w:r>
     </w:p>
     <w:p>
@@ -424,6 +424,20 @@
       </w:pPr>
       <w:r>
         <w:t>Threshold alerts: amber/red per appointment type at configurable counts; safety-alert colours always override user custom colours</w:t>
+      </w:r>
+    </w:p>
+    <w:p>
+      <w:pPr>
+        <w:pStyle w:val="ListBullet"/>
+      </w:pPr>
+      <w:r>
+        <w:rPr>
+          <w:b/>
+        </w:rPr>
+        <w:t>Embedded appointment booking</w:t>
+      </w:r>
+      <w:r>
+        <w:t>: a collapsible "Book appointment for patient" panel built into the Slots tab — picks up the current patient automatically, fetches available slot types and times, reserves a slot, and books through the Medicus scheduling API including server-triggered patient SMS/email confirmation</w:t>
       </w:r>
     </w:p>
     <w:p>
@@ -912,6 +926,39 @@
         <w:rPr>
           <w:b/>
         </w:rPr>
+        <w:t>Prescribing workflow button</w:t>
+      </w:r>
+      <w:r>
+        <w:t xml:space="preserve"> (prescription-request task overview): a one-click "send to routine prescriptions" button that re-assigns the task to the configured prescribing team by driving Medicus's own re-assign UI. Configurable team and commit mode (confirm/manual/auto); never makes network calls or reads patient-data field values.</w:t>
+      </w:r>
+    </w:p>
+    <w:p>
+      <w:r>
+        <w:rPr>
+          <w:b/>
+        </w:rPr>
+        <w:t>Inline appointment booking</w:t>
+      </w:r>
+      <w:r>
+        <w:t xml:space="preserve"> (all Medicus task overview pages): a collapsible "Book appointment for this patient" panel injected directly below the "Codes &amp; actions" card. Resolves the current patient from the task, fetches available slot types and times, and books through the Medicus scheduling API — including server-triggered patient notifications. Abandoned bookings release the slot reservation via a keepalive request on navigation.</w:t>
+      </w:r>
+    </w:p>
+    <w:p>
+      <w:r>
+        <w:rPr>
+          <w:b/>
+        </w:rPr>
+        <w:t>Inline task creation</w:t>
+      </w:r>
+      <w:r>
+        <w:t xml:space="preserve"> (all Medicus task overview pages): a collapsible "Create task for this patient" panel that drives the Medicus task API directly. On open it resolves the patient and fetches the create form to populate Assign to (teams and staff) and Priority; Create posts to the task API with description, assignee, priority, and optional snooze date.</w:t>
+      </w:r>
+    </w:p>
+    <w:p>
+      <w:r>
+        <w:rPr>
+          <w:b/>
+        </w:rPr>
         <w:t>Sentinel content script</w:t>
       </w:r>
       <w:r>
@@ -1001,7 +1048,7 @@
         <w:t>qof-indicator</w:t>
       </w:r>
       <w:r>
-        <w:t>: evaluates a target (observation value, medication presence, or observation trend) against a QOF threshold. 50 bundled indicators covering the major QOF 2025/26 clinical domains</w:t>
+        <w:t>: evaluates a target (observation value, medication presence, or observation trend) against a QOF threshold. 52 bundled indicators covering the major QOF 2025/26 clinical domains</w:t>
       </w:r>
     </w:p>
     <w:p>
@@ -1187,6 +1234,62 @@
         <w:rPr>
           <w:b/>
         </w:rPr>
+        <w:t>v3.134.4–6 (2026-06-26)</w:t>
+      </w:r>
+      <w:r>
+        <w:t xml:space="preserve"> — Outstanding investigation matching: HbA1c, TSH-only thyroid reports, and combined B12/Folate requests now correctly matched to their outstanding requests and auto-ticked on result; triage monitor UUID field now accepts the full Medicus inbox URL (UUID extracted automatically)</w:t>
+      </w:r>
+    </w:p>
+    <w:p>
+      <w:pPr>
+        <w:pStyle w:val="ListBullet"/>
+      </w:pPr>
+      <w:r>
+        <w:rPr>
+          <w:b/>
+        </w:rPr>
+        <w:t>v3.134.0–2 (2026-06-23)</w:t>
+      </w:r>
+      <w:r>
+        <w:t xml:space="preserve"> — New inline "Create task for this patient" widget on task overview pages (prescribing, medical, admin): drives the Medicus task API directly with assignee, priority, description and snooze; inline booking widget now also appears on prescribing overviews (universal fallback anchor); slot-reservation keepalive prevents abandoned bookings from locking slots</w:t>
+      </w:r>
+    </w:p>
+    <w:p>
+      <w:pPr>
+        <w:pStyle w:val="ListBullet"/>
+      </w:pPr>
+      <w:r>
+        <w:rPr>
+          <w:b/>
+        </w:rPr>
+        <w:t>v3.131.0–133.5 (2026-06-21–23)</w:t>
+      </w:r>
+      <w:r>
+        <w:t xml:space="preserve"> — One-click "send to routine prescriptions" button on prescription-request overviews (drives Medicus's own re-assign UI; configurable team/commit mode; H-035 hazard logged); inline "Book appointment for patient" widget injected into Medicus task pages; shared DOM-observer hub cuts per-feature observer count from 3 to 1 (performance); observer fast-paths eliminate reflow storms on idle SPA re-renders</w:t>
+      </w:r>
+    </w:p>
+    <w:p>
+      <w:pPr>
+        <w:pStyle w:val="ListBullet"/>
+      </w:pPr>
+      <w:r>
+        <w:rPr>
+          <w:b/>
+        </w:rPr>
+        <w:t>v3.127.0–128.2 (2026-06-21)</w:t>
+      </w:r>
+      <w:r>
+        <w:t xml:space="preserve"> — "Road to 10" UX pass: action buttons recast to sentence-case, amber/blue accent palette reserved for genuine clinical/capacity signals only, Today recomposed as a hero card plus quiet supporting stack, overlay entrance motion (prefers-reduced-motion guarded), reticle brand spinner introduced</w:t>
+      </w:r>
+    </w:p>
+    <w:p>
+      <w:pPr>
+        <w:pStyle w:val="ListBullet"/>
+      </w:pPr>
+      <w:r>
+        <w:rPr>
+          <w:b/>
+        </w:rPr>
         <w:t>v3.126.0 (2026-06-20)</w:t>
       </w:r>
       <w:r>
@@ -1232,7 +1335,7 @@
         <w:t>v3.114.0 (2026-06-17)</w:t>
       </w:r>
       <w:r>
-        <w:t xml:space="preserve"> — Whole-suite clinical-matching hardening: single canonical ACB scorer across queue and panel (strong anticholinergics now score identically everywhere); STOPP NSAID term list brought to full UK generic + brand coverage; producer→consumer contract tests lock the engine↔renderer interface; CQC evidence pack updated with honest cohort counts; provenance canon centralises clinical caveats</w:t>
+        <w:t xml:space="preserve"> — Whole-suite clinical-matching hardening: single canonical ACB scorer across queue and panel (strong anticholinergics now score identically everywhere); STOPP NSAID term list brought to full UK generic + brand coverage; producer→consumer contract tests lock the engine↔renderer interface</w:t>
       </w:r>
     </w:p>
     <w:p>
@@ -1243,10 +1346,10 @@
         <w:rPr>
           <w:b/>
         </w:rPr>
-        <w:t>v3.111.0–v3.113.0 (2026-06-16)</w:t>
+        <w:t>v3.109.0–113.0 (2026-06-16)</w:t>
       </w:r>
       <w:r>
-        <w:t xml:space="preserve"> — Whole-suite UX from a Practice appraisal: plain-language + legibility lift on load-bearing labels, "All tabs" menu (every tab reachable by name in one click), keyboard tab navigation, and Condor CSV export</w:t>
+        <w:t xml:space="preserve"> — Record tab (live patient summary with problems, meds, results, prescribing-safety prompts); plain-language legibility lift; "All tabs" menu; keyboard tab navigation; Condor CSV export; CQC Inspection Readiness tab</w:t>
       </w:r>
     </w:p>
     <w:p>
@@ -1257,80 +1360,10 @@
         <w:rPr>
           <w:b/>
         </w:rPr>
-        <w:t>v3.110.0–v3.110.2 (2026-06-16)</w:t>
+        <w:t>v3.84.0–108.0 (2026-05-28–2026-06-16)</w:t>
       </w:r>
       <w:r>
-        <w:t xml:space="preserve"> — CQC Inspection Readiness: a new page turning the monitoring rule-set and its dated currency into Safe/Well-led evidence — internal readiness check plus a gated, sign-off-stamped Evidence export. Now also discoverable as a Settings tab (Options → CQC Readiness)</w:t>
-      </w:r>
-    </w:p>
-    <w:p>
-      <w:pPr>
-        <w:pStyle w:val="ListBullet"/>
-      </w:pPr>
-      <w:r>
-        <w:rPr>
-          <w:b/>
-        </w:rPr>
-        <w:t>v3.109.0 (2026-06-16)</w:t>
-      </w:r>
-      <w:r>
-        <w:t xml:space="preserve"> — Record tab: a live-first patient summary (problems, meds, results, prescribing-safety prompts) with the full visualiser nested behind it</w:t>
-      </w:r>
-    </w:p>
-    <w:p>
-      <w:pPr>
-        <w:pStyle w:val="ListBullet"/>
-      </w:pPr>
-      <w:r>
-        <w:rPr>
-          <w:b/>
-        </w:rPr>
-        <w:t>v3.100.0–v3.108.0 (2026-06-16)</w:t>
-      </w:r>
-      <w:r>
-        <w:t xml:space="preserve"> — Practice Report (periodised with three audience profiles, print→PDF + CSV); "Select all" for Outstanding Investigation Requests (with safety confirm dialog); practice letterhead auto-fill for recall letters and SMS</w:t>
-      </w:r>
-    </w:p>
-    <w:p>
-      <w:pPr>
-        <w:pStyle w:val="ListBullet"/>
-      </w:pPr>
-      <w:r>
-        <w:rPr>
-          <w:b/>
-        </w:rPr>
-        <w:t>v3.91.0–v3.99.0 (2026-06-15)</w:t>
-      </w:r>
-      <w:r>
-        <w:t xml:space="preserve"> — Choose your tabs; result-rule inspector (loads a recent result live on demand); specimen-scope UI; single "Accept for practice" switch; brand identity icon; whole-suite gap-to-9 UX fixes; user-editable alert thresholds; referrals headless population</w:t>
-      </w:r>
-    </w:p>
-    <w:p>
-      <w:pPr>
-        <w:pStyle w:val="ListBullet"/>
-      </w:pPr>
-      <w:r>
-        <w:rPr>
-          <w:b/>
-        </w:rPr>
-        <w:t>v3.84.0–v3.91.2 (2026-06-14–15)</w:t>
-      </w:r>
-      <w:r>
-        <w:t xml:space="preserve"> — Sweep multi-clinician filter and day-picker; security fixes (XSS closed in chip renderers, PDF.js CVE-2024-4367 patched); Triage Lens preview aligned to live rule matcher</w:t>
-      </w:r>
-    </w:p>
-    <w:p>
-      <w:pPr>
-        <w:pStyle w:val="ListBullet"/>
-      </w:pPr>
-      <w:r>
-        <w:rPr>
-          <w:b/>
-        </w:rPr>
-        <w:t>v3.0.0–v3.83.0 (2026-05-28–2026-06-14)</w:t>
-      </w:r>
-      <w:r>
-        <w:t xml:space="preserve"> — Major version uplift: Practice Profile managed deployment; Knowledge base; Reception guided capture (CSO-signed-off pathways); Trends; pop-out window; theme system; Submissions, Activity, Referrals, Capacity, Condor modules; Triage Lens result-severity chips and drug-combo alerts; full suite backup/restore</w:t>
+        <w:t xml:space="preserve"> — Sweep multi-clinician filter and day-picker; Practice Report (periodised, three audience profiles, print→PDF + CSV); choose-your-tabs; result-rule live inspector; single "Accept for practice" switch; Reception guided capture (CSO-signed-off); Knowledge base; Referrals Tracker; Capacity, Condor, Activity, Submissions modules; pop-out window; Practice Profile managed deployment; full suite backup/restore</w:t>
       </w:r>
     </w:p>
     <w:p>

--- a/docs/feature-list.docx
+++ b/docs/feature-list.docx
@@ -18,7 +18,7 @@
         <w:t>Version:</w:t>
       </w:r>
       <w:r>
-        <w:t xml:space="preserve"> v3.152.0</w:t>
+        <w:t xml:space="preserve"> v3.159.0</w:t>
       </w:r>
     </w:p>
     <w:p>
@@ -29,7 +29,7 @@
         <w:t>Generated:</w:t>
       </w:r>
       <w:r>
-        <w:t xml:space="preserve"> 2026-07-05 (automated)</w:t>
+        <w:t xml:space="preserve"> 2026-07-12 (automated)</w:t>
       </w:r>
     </w:p>
     <w:p>
@@ -58,7 +58,7 @@
         <w:pStyle w:val="ListBullet"/>
       </w:pPr>
       <w:r>
-        <w:t>14 side-panel modules covering monitoring, demand, capacity, workflow, knowledge and the live patient record</w:t>
+        <w:t>15 side-panel modules covering monitoring, demand, capacity, workflow, knowledge and the live patient record</w:t>
       </w:r>
     </w:p>
     <w:p>
@@ -155,7 +155,20 @@
     </w:p>
     <w:p>
       <w:r>
-        <w:t>Daily inbound task counts — medical, admin, investigations, prescriptions — with a today view, a custom date range, and day-vs-day comparison. Amber/red thresholds flag unusual volume before it becomes a backlog.</w:t>
+        <w:t>Daily inbound task counts — medical, admin, investigations, prescriptions — with a today view, a custom date range, and day-vs-day comparison. Amber/red thresholds flag unusual volume before it becomes a backlog. Because Medicus only reports still-open tasks, the suite keeps its own day ledger of every request it has seen, so counts reflect true received volume and no longer fall as the team completes work; days the suite wasn't watching are flagged as undercounts rather than shown as history.</w:t>
+      </w:r>
+    </w:p>
+    <w:p>
+      <w:pPr>
+        <w:pStyle w:val="Heading2"/>
+      </w:pPr>
+      <w:r>
+        <w:t>Signing Queue</w:t>
+      </w:r>
+    </w:p>
+    <w:p>
+      <w:r>
+        <w:t>Every open repeat-prescription request shown with the requesting patient's recorded drug-monitoring currency alongside — the same engine checks as Monitoring and Sweep — sorted riskiest first, with the loudest flag when the requested drug is itself the one overdue, the latest recorded eGFR (with its age) on every checked row, and each request's collection route at a glance (house glyph = practice dispensary, Rx glyph = community pharmacy) with location filter pills and counts — hidden red flags always called out. Display only: "no flag" is explicitly not an all-clear, records that could not be read sort above quiet rows, and authorisation happens only in Medicus.</w:t>
       </w:r>
     </w:p>
     <w:p>
@@ -666,6 +679,104 @@
         <w:rPr>
           <w:b/>
         </w:rPr>
+        <w:t>v3.159.0 (2026-07-07)</w:t>
+      </w:r>
+      <w:r>
+        <w:t xml:space="preserve"> — One warm line on the genuinely finished signing pile (“✓ Pile’s clear — nothing waiting on you.”) — panel-vetted: static text, no emoji, no animation, and never shown when filters merely hide requests.</w:t>
+      </w:r>
+    </w:p>
+    <w:p>
+      <w:pPr>
+        <w:pStyle w:val="ListBullet"/>
+      </w:pPr>
+      <w:r>
+        <w:rPr>
+          <w:b/>
+        </w:rPr>
+        <w:t>v3.158.0 (2026-07-07)</w:t>
+      </w:r>
+      <w:r>
+        <w:t xml:space="preserve"> — Signing gains location filter pills with counts (“Dispensary 6 · No location 3”, hidden red flags always called out) and glanceable collection glyphs after the name; Monitoring gains Sweep’s “Create task” button for the open patient — one explicit confirm, Medicus’s own task workflow.</w:t>
+      </w:r>
+    </w:p>
+    <w:p>
+      <w:pPr>
+        <w:pStyle w:val="ListBullet"/>
+      </w:pPr>
+      <w:r>
+        <w:rPr>
+          <w:b/>
+        </w:rPr>
+        <w:t>v3.157.0 (2026-07-07)</w:t>
+      </w:r>
+      <w:r>
+        <w:t xml:space="preserve"> — Signing rows show each request’s recorded collection location (e.g. “Dispensary”) — the dispensing-patient flag for dispensing practices. Verbatim from the task row, zero extra fetches.</w:t>
+      </w:r>
+    </w:p>
+    <w:p>
+      <w:pPr>
+        <w:pStyle w:val="ListBullet"/>
+      </w:pPr>
+      <w:r>
+        <w:rPr>
+          <w:b/>
+        </w:rPr>
+        <w:t>v3.156.0 (2026-07-07)</w:t>
+      </w:r>
+      <w:r>
+        <w:t xml:space="preserve"> — Signing rows now carry the patient’s latest recorded eGFR with its age; stale or absent renal data gets amber salience on flagged rows. Verbatim recorded fact only — no bands, no dose logic.</w:t>
+      </w:r>
+    </w:p>
+    <w:p>
+      <w:pPr>
+        <w:pStyle w:val="ListBullet"/>
+      </w:pPr>
+      <w:r>
+        <w:rPr>
+          <w:b/>
+        </w:rPr>
+        <w:t>v3.155.0 (2026-07-07)</w:t>
+      </w:r>
+      <w:r>
+        <w:t xml:space="preserve"> — New Signing tab: the repeat-prescription pile with each patient’s recorded monitoring alongside, riskiest first — built for the 6pm signing session. Display only; never says "safe".</w:t>
+      </w:r>
+    </w:p>
+    <w:p>
+      <w:pPr>
+        <w:pStyle w:val="ListBullet"/>
+      </w:pPr>
+      <w:r>
+        <w:rPr>
+          <w:b/>
+        </w:rPr>
+        <w:t>v3.154.0 (2026-07-06)</w:t>
+      </w:r>
+      <w:r>
+        <w:t xml:space="preserve"> — Quick-leaflet button in the panel header: search NHS patient leaflets from any tab (built for mid-triage use), with open/copy-link and a hand-off into the full Leaflets tab.</w:t>
+      </w:r>
+    </w:p>
+    <w:p>
+      <w:pPr>
+        <w:pStyle w:val="ListBullet"/>
+      </w:pPr>
+      <w:r>
+        <w:rPr>
+          <w:b/>
+        </w:rPr>
+        <w:t>v3.153.0 (2026-07-06)</w:t>
+      </w:r>
+      <w:r>
+        <w:t xml:space="preserve"> — Demand counts fixed to reflect true received volume: a new day ledger remembers requests after the team completes them (Medicus itself only reports still-open tasks), correcting a systematic undercount across Submissions, Today, the demand strip and Condor.</w:t>
+      </w:r>
+    </w:p>
+    <w:p>
+      <w:pPr>
+        <w:pStyle w:val="ListBullet"/>
+      </w:pPr>
+      <w:r>
+        <w:rPr>
+          <w:b/>
+        </w:rPr>
         <w:t>v3.152.0 (2026-07-03)</w:t>
       </w:r>
       <w:r>
@@ -782,34 +893,6 @@
       </w:r>
       <w:r>
         <w:t xml:space="preserve"> — New "Record" tab: a live one-screen patient summary, no PDF export needed, alongside a new printable Practice Report for meetings and ICB returns.</w:t>
-      </w:r>
-    </w:p>
-    <w:p>
-      <w:pPr>
-        <w:pStyle w:val="ListBullet"/>
-      </w:pPr>
-      <w:r>
-        <w:rPr>
-          <w:b/>
-        </w:rPr>
-        <w:t>v3.60.0 (2026-06-12)</w:t>
-      </w:r>
-      <w:r>
-        <w:t xml:space="preserve"> — New "Today" morning-briefing tab, a command palette to jump anywhere, and a suite-wide visual redesign.</w:t>
-      </w:r>
-    </w:p>
-    <w:p>
-      <w:pPr>
-        <w:pStyle w:val="ListBullet"/>
-      </w:pPr>
-      <w:r>
-        <w:rPr>
-          <w:b/>
-        </w:rPr>
-        <w:t>v3.38.0 (2026-06-10)</w:t>
-      </w:r>
-      <w:r>
-        <w:t xml:space="preserve"> — Three front-desk tabs launched together: guided-capture Reception scripts, Pre-clinic Sweep, and a practice-owned Knowledge base.</w:t>
       </w:r>
     </w:p>
     <w:p>

--- a/docs/feature-list.docx
+++ b/docs/feature-list.docx
@@ -18,7 +18,7 @@
         <w:t>Version:</w:t>
       </w:r>
       <w:r>
-        <w:t xml:space="preserve"> v3.159.0</w:t>
+        <w:t xml:space="preserve"> v3.175.0</w:t>
       </w:r>
     </w:p>
     <w:p>
@@ -29,7 +29,7 @@
         <w:t>Generated:</w:t>
       </w:r>
       <w:r>
-        <w:t xml:space="preserve"> 2026-07-12 (automated)</w:t>
+        <w:t xml:space="preserve"> 2026-07-19 (automated)</w:t>
       </w:r>
     </w:p>
     <w:p>
@@ -42,7 +42,7 @@
     </w:p>
     <w:p>
       <w:r>
-        <w:t>Medicus Suite is a Chrome browser extension for UK GP practices that runs alongside the Medicus electronic patient record system. It adds a side panel and a handful of on-page overlays that surface monitoring alerts, demand data, appointment capacity, investigation-result triage, and clinical reference material directly inside Medicus. Everything shown is derived from data already present in Medicus; all processing happens locally in the browser, and no patient data is sent anywhere else. The only writes back to Medicus are explicit, user-initiated actions carried out through Medicus's own controls (booking an appointment, creating a task, re-assigning a prescription request, and — the newest — filing a lab result confirmed all-normal). Medicus remains the system of record throughout.</w:t>
+        <w:t>Medicus Suite is a Chrome browser extension for UK GP practices that runs alongside the Medicus electronic patient record system. It adds a side panel and a handful of on-page overlays that surface monitoring alerts, demand data, appointment capacity, investigation-result triage, and clinical reference material directly inside Medicus. Everything shown is derived from data already present in Medicus; all processing happens locally in the browser, and no patient data is sent anywhere else. The only writes back to Medicus are explicit, user-initiated actions carried out through Medicus's own controls (booking an appointment, creating a task, re-assigning a prescription request, and filing a lab result confirmed all-normal). Medicus remains the system of record throughout.</w:t>
       </w:r>
     </w:p>
     <w:p>
@@ -58,7 +58,7 @@
         <w:pStyle w:val="ListBullet"/>
       </w:pPr>
       <w:r>
-        <w:t>15 side-panel modules covering monitoring, demand, capacity, workflow, knowledge and the live patient record</w:t>
+        <w:t>17 side-panel modules covering monitoring, demand, capacity, workflow, knowledge, per-patient practice flags and the live patient record</w:t>
       </w:r>
     </w:p>
     <w:p>
@@ -66,7 +66,7 @@
         <w:pStyle w:val="ListBullet"/>
       </w:pPr>
       <w:r>
-        <w:t>8 in-page content-script features (queue overlays, workflow buttons and relays) plus 2 full-tab generated reports</w:t>
+        <w:t>8 in-page content-script features (queue overlays, workflow buttons and relays) plus 3 full-tab tools (two generated reports and a record-cleanup tool)</w:t>
       </w:r>
     </w:p>
     <w:p>
@@ -74,7 +74,7 @@
         <w:pStyle w:val="ListBullet"/>
       </w:pPr>
       <w:r>
-        <w:t>7 rule types in the alert engine</w:t>
+        <w:t>8 rule types in the alert engine</w:t>
       </w:r>
     </w:p>
     <w:p>
@@ -82,7 +82,7 @@
         <w:pStyle w:val="ListBullet"/>
       </w:pPr>
       <w:r>
-        <w:t>27 drug-monitoring rules, 65 QOF register/indicator rules, 5 vaccine rules, 44 investigation-result rules, and 26 starter alerts in the prescribing-safety library</w:t>
+        <w:t>33 drug-monitoring rules, 74 QOF register/indicator rules, 5 vaccine rules, 44 investigation-result rules, and 32 starter alerts in the prescribing-safety library</w:t>
       </w:r>
     </w:p>
     <w:p>
@@ -116,7 +116,7 @@
     </w:p>
     <w:p>
       <w:r>
-        <w:t>The core per-patient alerting module. With a record open, Sentinel checks the patient's medications, problems and results against drug-monitoring guidance and QOF indicators and shows colour-coded chips for anything overdue, due, or not achieved. A "Brief" gives a 30-second worst-first summary; a "Patient Passport" turns it into a plain-English handout; "Action Packs" attach copy-ready recall/booking text to each chip. Passive display only — no advice, no record writes; every value must be checked against the source.</w:t>
+        <w:t>The core per-patient alerting module. With a record open, Sentinel checks medications, problems, results and (where the feed carries it) recorded allergies against drug-monitoring guidance, QOF indicators, prescribing-safety combinations and seasonal vaccination status, and shows colour-coded chips for anything overdue, due, not achieved, or clinically conflicting. A "Brief" gives a 30-second worst-first summary; a "Patient Passport" turns it into a plain-English handout; "Action Packs" attach copy-ready recall/booking text to each chip. Passive display only — no advice, no record writes; every value must be checked against the source.</w:t>
       </w:r>
     </w:p>
     <w:p>
@@ -155,7 +155,7 @@
     </w:p>
     <w:p>
       <w:r>
-        <w:t>Daily inbound task counts — medical, admin, investigations, prescriptions — with a today view, a custom date range, and day-vs-day comparison. Amber/red thresholds flag unusual volume before it becomes a backlog. Because Medicus only reports still-open tasks, the suite keeps its own day ledger of every request it has seen, so counts reflect true received volume and no longer fall as the team completes work; days the suite wasn't watching are flagged as undercounts rather than shown as history.</w:t>
+        <w:t>Daily inbound task counts — medical, admin, investigations, prescriptions — with a today view, a custom date range, and day-vs-day comparison. Amber/red thresholds flag unusual volume before it becomes a backlog. Because Medicus only reports still-open tasks, the suite keeps its own day ledger of every request it has seen, so counts reflect true received volume and don't fall as the team completes work; days the suite wasn't watching are flagged as undercounts rather than shown as history.</w:t>
       </w:r>
     </w:p>
     <w:p>
@@ -168,7 +168,20 @@
     </w:p>
     <w:p>
       <w:r>
-        <w:t>Every open repeat-prescription request shown with the requesting patient's recorded drug-monitoring currency alongside — the same engine checks as Monitoring and Sweep — sorted riskiest first, with the loudest flag when the requested drug is itself the one overdue, the latest recorded eGFR (with its age) on every checked row, and each request's collection route at a glance (house glyph = practice dispensary, Rx glyph = community pharmacy) with location filter pills and counts — hidden red flags always called out. Display only: "no flag" is explicitly not an all-clear, records that could not be read sort above quiet rows, and authorisation happens only in Medicus.</w:t>
+        <w:t>Every open repeat-prescription request shown with the patient's recorded drug-monitoring currency alongside — the same engine checks as Monitoring and Sweep — sorted riskiest first, with the loudest flag when the requested drug is itself overdue, any conflicting prescribing-safety combination called out at signing, the latest eGFR (with its age) on every row, and each request's collection route at a glance (house = dispensary, Rx = pharmacy) with location filter pills. Display only: "no flag" is not an all-clear, unreadable records sort above quiet rows, and authorisation happens only in Medicus.</w:t>
+      </w:r>
+    </w:p>
+    <w:p>
+      <w:pPr>
+        <w:pStyle w:val="Heading2"/>
+      </w:pPr>
+      <w:r>
+        <w:t>Follow-ups</w:t>
+      </w:r>
+    </w:p>
+    <w:p>
+      <w:r>
+        <w:t>A personal safety-net reminder list — "MSU pending, chase Friday" logged in seconds and resurfaced once the due date passes. Entries can be typed directly on the tab (free text) or added from the Monitoring tab against the patient currently open, carrying that patient's identity across so the reminder never drifts onto the wrong person. A fixed line makes clear this is a personal chase list, not the clinical record — safety-netting must still be documented in Medicus as usual. Stored on this machine only and excluded from suite backups, since entries can carry patient-identifiable free text; capped and automatically pruned once marked done.</w:t>
       </w:r>
     </w:p>
     <w:p>
@@ -194,7 +207,7 @@
     </w:p>
     <w:p>
       <w:r>
-        <w:t>Audits referrals sent over a date range by priority and status, with charts by clinician, specialty and hospital. A standing safety-net worklist surfaces open Two-Week-Wait suspected-cancer referrals that haven't yet reached a confirmed outcome.</w:t>
+        <w:t>Audits referrals sent over a date range by priority and status, with charts by clinician, specialty and hospital. A standing safety-net worklist surfaces open Two-Week-Wait suspected-cancer referrals with no confirmed outcome yet.</w:t>
       </w:r>
     </w:p>
     <w:p>
@@ -259,7 +272,7 @@
     </w:p>
     <w:p>
       <w:r>
-        <w:t>A practice-owned reference library — referral criteria, contacts, local pathways, templates — searchable and editable directly from the tab, with near-duplicate detection and a bulk starter-pack import handled in Settings.</w:t>
+        <w:t>A practice-owned reference library — referral criteria, contacts, local pathways, templates — searchable and editable from the tab, with near-duplicate detection and a bulk starter-pack import in Settings.</w:t>
       </w:r>
     </w:p>
     <w:p>
@@ -272,7 +285,7 @@
     </w:p>
     <w:p>
       <w:r>
-        <w:t>Finds and shares official NHS patient information without leaving the panel. Tier 1 is always-on: instant local search over a curated NHS index with a guaranteed "search nhs.uk" fallback. Tier 2 is optional: with a configured key, selected leaflets render in-panel with NHS attribution, falling back cleanly to open-in-tab if the live lookup fails.</w:t>
+        <w:t>Finds and shares official NHS patient information without leaving the panel. Tier 1 is always-on: instant local search over a curated NHS index with a guaranteed "search nhs.uk" fallback. Tier 2 is optional: with a configured key, selected leaflets render in-panel with NHS attribution, falling back cleanly to open-in-tab if the live lookup fails. A quick-leaflet popover in the panel header offers the same search from any tab.</w:t>
       </w:r>
     </w:p>
     <w:p>
@@ -286,6 +299,19 @@
     <w:p>
       <w:r>
         <w:t>A live, on-screen snapshot of the patient open in Medicus — problems, medications, recent results and standard prescribing-safety scores — sourced from the same data Medicus already shows, not from an export. Display-copy only: it transcribes what's on screen with a provenance note baked into any copy, and marks gaps (allergies, immunisations, full history) explicitly rather than hiding them.</w:t>
+      </w:r>
+    </w:p>
+    <w:p>
+      <w:pPr>
+        <w:pStyle w:val="Heading2"/>
+      </w:pPr>
+      <w:r>
+        <w:t>Patient Alerts</w:t>
+      </w:r>
+    </w:p>
+    <w:p>
+      <w:r>
+        <w:t>Practice-defined per-patient flags — interpreter required, safeguarding concern, medication-seeking behaviour, or anything custom — that appear on a global alert strip and the Monitoring banner the moment that patient's record is opened. Managed from the Pt Alerts tab (add/edit/remove, browse all flagged patients, customisable quick-add presets, three severities). Stored locally per browser profile and shareable practice-wide via backup files; not written to the clinical record, and an absent flag is never an all-clear.</w:t>
       </w:r>
     </w:p>
     <w:p>
@@ -307,7 +333,7 @@
         <w:t>Triage Lens — request queue</w:t>
       </w:r>
       <w:r>
-        <w:t>: overlays the patient request queue with severity chips (red/amber/info/routine) from ~80 built-in rules covering chest pain, sepsis, stroke, anaphylaxis, paediatric red flags and more, plus Pharmacy First signposting — decision support only, never auto-triage.</w:t>
+        <w:t>: overlays the patient request queue with severity chips (red/amber/info/routine) from ~80 built-in rules covering chest pain, sepsis, stroke, anaphylaxis, paediatric red flags and more, plus Pharmacy First signposting and keyboard-driven triage — decision support only, never auto-triage.</w:t>
       </w:r>
     </w:p>
     <w:p>
@@ -321,7 +347,7 @@
         <w:t>Triage Lens — investigation results queue</w:t>
       </w:r>
       <w:r>
-        <w:t>: per-row severity chips on the lab-results filing queue (Urgent, N abnormal, Under-prioritised, Unmatched), a live red/amber/clear status bar, trend arrows and a detail popover per chip, keyboard triage (j/k/Enter/n), and an honest "not yet assessed" state rather than a false "clear."</w:t>
+        <w:t>: per-row severity chips on the lab-results filing queue (Urgent, N abnormal, Under-prioritised, Unmatched), a live red/amber/clear status bar, trend arrows and a detail popover per chip, and an honest "not yet assessed" state rather than a false "clear".</w:t>
       </w:r>
     </w:p>
     <w:p>
@@ -349,7 +375,7 @@
         <w:t>Prescribing workflow button</w:t>
       </w:r>
       <w:r>
-        <w:t>: one-click "send to routine prescriptions," driving Medicus's own re-assign control with a configurable team and commit mode, fully audited.</w:t>
+        <w:t>: one-click "send to routine prescriptions," driving Medicus's own re-assign control with a configurable team, fully audited.</w:t>
       </w:r>
     </w:p>
     <w:p>
@@ -422,11 +448,13 @@
         <w:rPr>
           <w:b/>
         </w:rPr>
-        <w:t>Full-tab reports:</w:t>
+        <w:t>Full-tab tools:</w:t>
       </w:r>
-      <w:r>
-        <w:t xml:space="preserve"> a periodised </w:t>
-      </w:r>
+    </w:p>
+    <w:p>
+      <w:pPr>
+        <w:pStyle w:val="ListBullet"/>
+      </w:pPr>
       <w:r>
         <w:rPr>
           <w:b/>
@@ -434,8 +462,13 @@
         <w:t>Practice Report</w:t>
       </w:r>
       <w:r>
-        <w:t xml:space="preserve"> (three audience profiles — management, staff, ICB — the staff version always whole-practice, never per-clinician) and a </w:t>
+        <w:t>: a periodised report with three audience profiles — management, staff, ICB — the staff version always whole-practice, never per-clinician.</w:t>
       </w:r>
+    </w:p>
+    <w:p>
+      <w:pPr>
+        <w:pStyle w:val="ListBullet"/>
+      </w:pPr>
       <w:r>
         <w:rPr>
           <w:b/>
@@ -443,7 +476,21 @@
         <w:t>CQC Inspection Readiness</w:t>
       </w:r>
       <w:r>
-        <w:t xml:space="preserve"> page giving a plain "ready or not" verdict plus an evidence export.</w:t>
+        <w:t>: a plain "ready or not" verdict against inspection criteria, plus an evidence export.</w:t>
+      </w:r>
+    </w:p>
+    <w:p>
+      <w:pPr>
+        <w:pStyle w:val="ListBullet"/>
+      </w:pPr>
+      <w:r>
+        <w:rPr>
+          <w:b/>
+        </w:rPr>
+        <w:t>Record duplicate cleanup tool</w:t>
+      </w:r>
+      <w:r>
+        <w:t xml:space="preserve"> *(new)*: scans the active patient list for records likely duplicated by a GP2GP transfer, then lets a user work through one patient's problems, notes, prescriptions and documents entry by entry. Matches are graded EXACT, HIGH or REVIEW by confidence — only EXACT/HIGH are offered for one-click bulk removal, documents are never bulk-removed (manual review only), and anything ambiguous is left for a human decision. Direct links out to Medicus support a final check before removal, which isn't easily reversible.</w:t>
       </w:r>
     </w:p>
     <w:p>
@@ -456,7 +503,7 @@
     </w:p>
     <w:p>
       <w:r>
-        <w:t>Sentinel's rules engine scans a patient's medications, problems and results and raises a flag whenever a configured clinical condition is met, via seven rule types:</w:t>
+        <w:t>Sentinel's rules engine scans a patient's medications, problems, results and allergies and raises a flag whenever a configured clinical condition is met, via eight rule types:</w:t>
       </w:r>
     </w:p>
     <w:p>
@@ -523,6 +570,20 @@
         <w:rPr>
           <w:b/>
         </w:rPr>
+        <w:t>Drug/allergy conflict</w:t>
+      </w:r>
+      <w:r>
+        <w:t xml:space="preserve"> — flags a prescribed drug that co-occurs with a documented allergy to it or a related substance, where the practice's feed carries structured allergy data.</w:t>
+      </w:r>
+    </w:p>
+    <w:p>
+      <w:pPr>
+        <w:pStyle w:val="ListBullet"/>
+      </w:pPr>
+      <w:r>
+        <w:rPr>
+          <w:b/>
+        </w:rPr>
         <w:t>Event count</w:t>
       </w:r>
       <w:r>
@@ -537,10 +598,10 @@
         <w:rPr>
           <w:b/>
         </w:rPr>
-        <w:t>Composite</w:t>
+        <w:t>Vaccine</w:t>
       </w:r>
       <w:r>
-        <w:t xml:space="preserve"> — combines other rules with AND/OR logic for escalated multi-factor warnings.</w:t>
+        <w:t xml:space="preserve"> — flags a patient eligible for a seasonal vaccination who hasn't yet had it recorded as given, checking for a recorded decline first so it's never mistaken for one still due.</w:t>
       </w:r>
     </w:p>
     <w:p>
@@ -551,10 +612,10 @@
         <w:rPr>
           <w:b/>
         </w:rPr>
-        <w:t>Observation trend</w:t>
+        <w:t>Composite</w:t>
       </w:r>
       <w:r>
-        <w:t xml:space="preserve"> — flags a series of results moving in a concerning direction over time.</w:t>
+        <w:t xml:space="preserve"> — combines other rules with AND/OR logic, including a result trending in a concerning direction over time, for escalated warnings.</w:t>
       </w:r>
     </w:p>
     <w:p>
@@ -565,10 +626,10 @@
         <w:rPr>
           <w:b/>
         </w:rPr>
-        <w:t>26 starter alerts</w:t>
+        <w:t>32 starter alerts</w:t>
       </w:r>
       <w:r>
-        <w:t xml:space="preserve"> — 23 prescribing-safety combinations (drug interactions, teratogenicity safeguards, monitoring recalls for drugs like warfarin, lithium and amiodarone) and 3 clinical-review alerts (recurrent UTIs, recurrent falls, rising PSA), all drawn from recognised UK sources (PINCER, MHRA, NICE). Every bundled rule is an editable starting point — practices can adjust thresholds, author their own rules from the same seven patterns, and export/import rule sets at whole-practice or per-clinician level.</w:t>
+        <w:t xml:space="preserve"> — 29 prescribing-safety combinations (drug interactions, teratogenicity safeguards, monitoring recalls for drugs like warfarin, lithium and amiodarone) and 3 clinical-review alerts (recurrent UTIs, recurrent falls, rising PSA), drawn from recognised UK sources (PINCER, MHRA, NICE) and periodically re-checked for currency. Every bundled rule is an editable starting point — practices can adjust thresholds, author their own rules, and export/import rule sets at whole-practice or per-clinician level.</w:t>
       </w:r>
     </w:p>
     <w:p>
@@ -618,7 +679,7 @@
         <w:t>Backup / restore</w:t>
       </w:r>
       <w:r>
-        <w:t>: a full suite-wide export/import covering every module and rule set — configuration only, never patient-identifiable data</w:t>
+        <w:t>: a full suite-wide export/import covering every module and rule set — configuration only, with one deliberate exception: the Patient Alerts scope carries the practice's own per-patient flags (names, NHS numbers, alert text), and both the export card and the import preview warn loudly that such a file is a patient-identifiable document</w:t>
       </w:r>
     </w:p>
     <w:p>
@@ -660,7 +721,7 @@
         <w:t>Suite health</w:t>
       </w:r>
       <w:r>
-        <w:t>: the extension self-diagnoses its Medicus integration points and shows a calm amber warning (never red) if a Medicus interface change has degraded a feature, instead of the feature silently going quiet</w:t>
+        <w:t>: the extension self-diagnoses its Medicus integration points and shows a calm amber warning (never red) if a Medicus interface change has degraded a feature, with a per-warning acknowledge/snooze</w:t>
       </w:r>
     </w:p>
     <w:p>
@@ -679,10 +740,10 @@
         <w:rPr>
           <w:b/>
         </w:rPr>
-        <w:t>v3.159.0 (2026-07-07)</w:t>
+        <w:t>v3.175.0 (2026-07-18)</w:t>
       </w:r>
       <w:r>
-        <w:t xml:space="preserve"> — One warm line on the genuinely finished signing pile (“✓ Pile’s clear — nothing waiting on you.”) — panel-vetted: static text, no emoji, no animation, and never shown when filters merely hide requests.</w:t>
+        <w:t xml:space="preserve"> — New Pt Alerts tab: per-patient flags (interpreter needed, safeguarding, behaviour, anything custom) on a global strip and the Monitoring banner whenever that patient is open.</w:t>
       </w:r>
     </w:p>
     <w:p>
@@ -693,10 +754,10 @@
         <w:rPr>
           <w:b/>
         </w:rPr>
-        <w:t>v3.158.0 (2026-07-07)</w:t>
+        <w:t>v3.174.0 (2026-07-16)</w:t>
       </w:r>
       <w:r>
-        <w:t xml:space="preserve"> — Signing gains location filter pills with counts (“Dispensary 6 · No location 3”, hidden red flags always called out) and glanceable collection glyphs after the name; Monitoring gains Sweep’s “Create task” button for the open patient — one explicit confirm, Medicus’s own task workflow.</w:t>
+        <w:t xml:space="preserve"> — One authoritative smoking-status line added to the Sentinel patient banner, replacing scattered recording-currency cards.</w:t>
       </w:r>
     </w:p>
     <w:p>
@@ -707,10 +768,10 @@
         <w:rPr>
           <w:b/>
         </w:rPr>
-        <w:t>v3.157.0 (2026-07-07)</w:t>
+        <w:t>v3.160.0–v3.173.0 (2026-07-07 to 07-14)</w:t>
       </w:r>
       <w:r>
-        <w:t xml:space="preserve"> — Signing rows show each request’s recorded collection location (e.g. “Dispensary”) — the dispensing-patient flag for dispensing practices. Verbatim from the task row, zero extra fetches.</w:t>
+        <w:t xml:space="preserve"> — New Record duplicate cleanup tool: detects GP2GP-related record duplication across the patient list and, within a record, grades likely duplicates by confidence, with safe bulk removal for the clearest matches and manual review for the rest.</w:t>
       </w:r>
     </w:p>
     <w:p>
@@ -721,10 +782,10 @@
         <w:rPr>
           <w:b/>
         </w:rPr>
-        <w:t>v3.156.0 (2026-07-07)</w:t>
+        <w:t>v3.161.0 (2026-07-11)</w:t>
       </w:r>
       <w:r>
-        <w:t xml:space="preserve"> — Signing rows now carry the patient’s latest recorded eGFR with its age; stale or absent renal data gets amber salience on flagged rows. Verbatim recorded fact only — no bands, no dose logic.</w:t>
+        <w:t xml:space="preserve"> — Scheduled clinical-rule currency check refreshed the drug-monitoring, QOF and starter-alert libraries against their UK source guidance (now 33 drug rules, 74 QOF rules, 32 starter alerts).</w:t>
       </w:r>
     </w:p>
     <w:p>
@@ -735,10 +796,10 @@
         <w:rPr>
           <w:b/>
         </w:rPr>
-        <w:t>v3.155.0 (2026-07-07)</w:t>
+        <w:t>v3.160.0–v3.161.0 (2026-07-07 to 07-08)</w:t>
       </w:r>
       <w:r>
-        <w:t xml:space="preserve"> — New Signing tab: the repeat-prescription pile with each patient’s recorded monitoring alongside, riskiest first — built for the 6pm signing session. Display only; never says "safe".</w:t>
+        <w:t xml:space="preserve"> — New Follow-ups tab (personal safety-net reminders); new Signing Queue tab (repeat-prescription pile with monitoring context, later gaining renal context, collection-location flags and prescribing-safety warnings); new drug/allergy conflict alerts where the feed carries structured allergy data; new seasonal vaccine-due alerts.</w:t>
       </w:r>
     </w:p>
     <w:p>
@@ -752,7 +813,7 @@
         <w:t>v3.154.0 (2026-07-06)</w:t>
       </w:r>
       <w:r>
-        <w:t xml:space="preserve"> — Quick-leaflet button in the panel header: search NHS patient leaflets from any tab (built for mid-triage use), with open/copy-link and a hand-off into the full Leaflets tab.</w:t>
+        <w:t xml:space="preserve"> — Quick-leaflet popover in the panel header for searching NHS patient leaflets from any tab.</w:t>
       </w:r>
     </w:p>
     <w:p>
@@ -766,21 +827,7 @@
         <w:t>v3.153.0 (2026-07-06)</w:t>
       </w:r>
       <w:r>
-        <w:t xml:space="preserve"> — Demand counts fixed to reflect true received volume: a new day ledger remembers requests after the team completes them (Medicus itself only reports still-open tasks), correcting a systematic undercount across Submissions, Today, the demand strip and Condor.</w:t>
-      </w:r>
-    </w:p>
-    <w:p>
-      <w:pPr>
-        <w:pStyle w:val="ListBullet"/>
-      </w:pPr>
-      <w:r>
-        <w:rPr>
-          <w:b/>
-        </w:rPr>
-        <w:t>v3.152.0 (2026-07-03)</w:t>
-      </w:r>
-      <w:r>
-        <w:t xml:space="preserve"> — Sweep and Today gained plain-English "checks due" summaries and named skipped appointments; the open patient's monitoring status now shows from any tab; Reception pathways link straight to matching NHS leaflets.</w:t>
+        <w:t xml:space="preserve"> — Demand counts fixed to reflect true received volume via a day ledger, correcting a systematic undercount across Submissions, Today and Condor.</w:t>
       </w:r>
     </w:p>
     <w:p>
@@ -794,7 +841,7 @@
         <w:t>v3.151.0 (2026-07-02)</w:t>
       </w:r>
       <w:r>
-        <w:t xml:space="preserve"> — Triage Lens queue reworked to keep more routine requests off the GP's desk: keyboard-driven triage, prepared Pharmacy First replies, and safer grading of borderline results.</w:t>
+        <w:t xml:space="preserve"> — Triage Lens queue reworked: keyboard-driven triage, prepared Pharmacy First replies, and safer grading of borderline results.</w:t>
       </w:r>
     </w:p>
     <w:p>
@@ -808,7 +855,7 @@
         <w:t>v3.147.0 (2026-07-02)</w:t>
       </w:r>
       <w:r>
-        <w:t xml:space="preserve"> — New Leaflets tab: find and share the right NHS patient information from inside the panel instead of a web search.</w:t>
+        <w:t xml:space="preserve"> — New Leaflets tab; the suite began noticing when Medicus changes its own screens and warns instead of a feature silently breaking.</w:t>
       </w:r>
     </w:p>
     <w:p>
@@ -819,10 +866,10 @@
         <w:rPr>
           <w:b/>
         </w:rPr>
-        <w:t>v3.146.0 (2026-07-02)</w:t>
+        <w:t>v3.143.0–v3.145.0 (2026-06-30 to 07-01)</w:t>
       </w:r>
       <w:r>
-        <w:t xml:space="preserve"> — The suite now notices when Medicus changes its own screens and shows a clear warning instead of a feature silently breaking.</w:t>
+        <w:t xml:space="preserve"> — New "File all normal" lab-results auto-filing button; a pre-prescribing risk check, a safety-alert log, and a week-on-week practice workload trend.</w:t>
       </w:r>
     </w:p>
     <w:p>
@@ -833,66 +880,10 @@
         <w:rPr>
           <w:b/>
         </w:rPr>
-        <w:t>v3.145.0 (2026-07-01)</w:t>
+        <w:t>v3.138.0–v3.142.0 (2026-06-29)</w:t>
       </w:r>
       <w:r>
-        <w:t xml:space="preserve"> — Three new tools: a pre-prescribing risk check, a log of every safety alert shown, and a week-on-week practice workload trend.</w:t>
-      </w:r>
-    </w:p>
-    <w:p>
-      <w:pPr>
-        <w:pStyle w:val="ListBullet"/>
-      </w:pPr>
-      <w:r>
-        <w:rPr>
-          <w:b/>
-        </w:rPr>
-        <w:t>v3.144.0 (2026-07-01)</w:t>
-      </w:r>
-      <w:r>
-        <w:t xml:space="preserve"> — Today opens with a "what needs you now" summary; Slots, Condor and Referrals gained adjustable thresholds and filters.</w:t>
-      </w:r>
-    </w:p>
-    <w:p>
-      <w:pPr>
-        <w:pStyle w:val="ListBullet"/>
-      </w:pPr>
-      <w:r>
-        <w:rPr>
-          <w:b/>
-        </w:rPr>
-        <w:t>v3.143.0 (2026-06-30)</w:t>
-      </w:r>
-      <w:r>
-        <w:t xml:space="preserve"> — New "File all normal" button auto-files confirmed-clear lab results — the suite's first feature that can act on the patient record, with strict safety checks and full audit.</w:t>
-      </w:r>
-    </w:p>
-    <w:p>
-      <w:pPr>
-        <w:pStyle w:val="ListBullet"/>
-      </w:pPr>
-      <w:r>
-        <w:rPr>
-          <w:b/>
-        </w:rPr>
-        <w:t>v3.141.0 (2026-06-29)</w:t>
-      </w:r>
-      <w:r>
-        <w:t xml:space="preserve"> — Pre-clinic Sweep can now book the recall itself and rank QOF gaps by points at risk; Referrals flags suspected-cancer referrals that have gone quiet.</w:t>
-      </w:r>
-    </w:p>
-    <w:p>
-      <w:pPr>
-        <w:pStyle w:val="ListBullet"/>
-      </w:pPr>
-      <w:r>
-        <w:rPr>
-          <w:b/>
-        </w:rPr>
-        <w:t>v3.109.0 (2026-06-16)</w:t>
-      </w:r>
-      <w:r>
-        <w:t xml:space="preserve"> — New "Record" tab: a live one-screen patient summary, no PDF export needed, alongside a new printable Practice Report for meetings and ICB returns.</w:t>
+        <w:t xml:space="preserve"> — Sweep and Sentinel gained a blind-spot guard for unmonitored high-risk drugs and a QOF points-at-risk prioritiser; Referrals gained a Two-Week-Wait safety-net worklist; Sweep can now book a recall in one click.</w:t>
       </w:r>
     </w:p>
     <w:p>
@@ -905,7 +896,7 @@
     </w:p>
     <w:p>
       <w:r>
-        <w:t>Medicus Suite is primarily a passive display tool: it reads data already present in Medicus and presents it in the browser. It performs no AI inference, transmits no patient data to any external service, and makes no clinical decisions. The only writes are explicit, user-initiated actions carried out through Medicus's own controls (booking an appointment, creating a task, re-assigning a prescription request, and Lab Results Auto-Filing) — Medicus stays the system of record and nothing is written automatically. Lab Results Auto-Filing is the most safety-significant of these and is correspondingly gated: admin-only configuration, disabled-until-reviewed profiles, an all-normal fail-closed gate, and a per-install kill switch. All computation happens locally in the extension. See INTENDED-PURPOSE.md, HAZARD-LOG.md and CLINICAL-SAFETY-NOTICE.md.</w:t>
+        <w:t>Medicus Suite is primarily a passive display tool: it reads data already present in Medicus and presents it in the browser. It performs no AI inference, transmits no patient data to any external service, and makes no clinical decisions. The only writes are explicit, user-initiated actions carried out through Medicus's own controls (booking an appointment, creating a task, re-assigning a prescription request, and Lab Results Auto-Filing) — Medicus stays the system of record and nothing is written automatically. Lab Results Auto-Filing is the most safety-significant of these and is correspondingly gated: admin-only configuration, disabled-until-reviewed profiles, an all-normal fail-closed gate, and a per-install kill switch. The Record duplicate cleanup tool is display-and-flag only for anything ambiguous; its bulk removals are limited to the highest-confidence matches and are not easily reversible, so it says so plainly first. All computation happens locally in the extension. See INTENDED-PURPOSE.md, HAZARD-LOG.md and CLINICAL-SAFETY-NOTICE.md.</w:t>
       </w:r>
     </w:p>
     <w:sectPr>

--- a/docs/feature-list.docx
+++ b/docs/feature-list.docx
@@ -18,7 +18,7 @@
         <w:t>Version:</w:t>
       </w:r>
       <w:r>
-        <w:t xml:space="preserve"> v3.175.0</w:t>
+        <w:t xml:space="preserve"> v3.210.0</w:t>
       </w:r>
     </w:p>
     <w:p>
@@ -29,7 +29,7 @@
         <w:t>Generated:</w:t>
       </w:r>
       <w:r>
-        <w:t xml:space="preserve"> 2026-07-19 (automated)</w:t>
+        <w:t xml:space="preserve"> 2026-08-02 (automated)</w:t>
       </w:r>
     </w:p>
     <w:p>
@@ -42,7 +42,7 @@
     </w:p>
     <w:p>
       <w:r>
-        <w:t>Medicus Suite is a Chrome browser extension for UK GP practices that runs alongside the Medicus electronic patient record system. It adds a side panel and a handful of on-page overlays that surface monitoring alerts, demand data, appointment capacity, investigation-result triage, and clinical reference material directly inside Medicus. Everything shown is derived from data already present in Medicus; all processing happens locally in the browser, and no patient data is sent anywhere else. The only writes back to Medicus are explicit, user-initiated actions carried out through Medicus's own controls (booking an appointment, creating a task, re-assigning a prescription request, and filing a lab result confirmed all-normal). Medicus remains the system of record throughout.</w:t>
+        <w:t>Medicus Suite is a Chrome extension that sits alongside the Medicus electronic patient record. It adds a side panel with 18 tabs plus a small number of full-tab tools, and a handful of in-page additions on top of Medicus's own screens (queue chips, monitoring context, inline booking, and similar). Everything it shows is drawn from data already in Medicus — it displays, checks, and reminds; it does not diagnose, does not recommend treatment, and does not use AI to interpret anything. A short, explicitly listed set of actions (appointment booking, task creation, document filing, and a few others) can write back to Medicus, and every one of those requires the user to review and confirm before anything happens.</w:t>
       </w:r>
     </w:p>
     <w:p>
@@ -58,7 +58,7 @@
         <w:pStyle w:val="ListBullet"/>
       </w:pPr>
       <w:r>
-        <w:t>17 side-panel modules covering monitoring, demand, capacity, workflow, knowledge, per-patient practice flags and the live patient record</w:t>
+        <w:t>18 side-panel modules covering morning workflow, monitoring, capacity/demand, reception, referrals, reminders, and reference material</w:t>
       </w:r>
     </w:p>
     <w:p>
@@ -66,7 +66,7 @@
         <w:pStyle w:val="ListBullet"/>
       </w:pPr>
       <w:r>
-        <w:t>8 in-page content-script features (queue overlays, workflow buttons and relays) plus 3 full-tab tools (two generated reports and a record-cleanup tool)</w:t>
+        <w:t>5 full-tab-style tools: two opened from the panel (Patient Record Visualiser, Duplicate Problem Checker), one triggered from Medicus's own contacts page (Contacts Management), and two reached from Options/Condor (Practice Report, CQC Inspection Readiness)</w:t>
       </w:r>
     </w:p>
     <w:p>
@@ -74,7 +74,7 @@
         <w:pStyle w:val="ListBullet"/>
       </w:pPr>
       <w:r>
-        <w:t>8 rule types in the alert engine</w:t>
+        <w:t>roughly 15 in-page content-script features layered onto live Medicus screens (queue chips, inline booking/task/document widgets, code-cleanup tools)</w:t>
       </w:r>
     </w:p>
     <w:p>
@@ -82,7 +82,15 @@
         <w:pStyle w:val="ListBullet"/>
       </w:pPr>
       <w:r>
-        <w:t>33 drug-monitoring rules, 74 QOF register/indicator rules, 5 vaccine rules, 44 investigation-result rules, and 32 starter alerts in the prescribing-safety library</w:t>
+        <w:t>8 rule types in the clinical alert engine (drug-monitoring, drug-combo, drug/allergy conflict, qof-register, qof-indicator, event-count, vaccine, composite)</w:t>
+      </w:r>
+    </w:p>
+    <w:p>
+      <w:pPr>
+        <w:pStyle w:val="ListBullet"/>
+      </w:pPr>
+      <w:r>
+        <w:t>34 drug-monitoring rules, 74 QOF rules (14 register + 60 indicator), 5 vaccine rules, 44 investigation-result rules, and 35 starter alerts in the practice alert library (32 prescribing-safety, 3 clinical-review)</w:t>
       </w:r>
     </w:p>
     <w:p>
@@ -103,20 +111,39 @@
     </w:p>
     <w:p>
       <w:r>
-        <w:t>The default tab — a morning command centre. A one-line "what needs you now" summary sits above cards for waiting-room load, triage volume, today's medical/admin demand, remaining slots and the pre-clinic sweep, so nothing needs checking screen by screen before clinic starts.</w:t>
+        <w:t>One morning screen: a headline sentence plus waiting-room count, triage queue load, today's medical/admin demand, today's available slots, and the last pre-clinic Sweep status — answering "what needs me right now?" without opening five other tabs.</w:t>
       </w:r>
     </w:p>
     <w:p>
       <w:pPr>
-        <w:pStyle w:val="Heading2"/>
+        <w:pStyle w:val="ListBullet"/>
       </w:pPr>
       <w:r>
-        <w:t>Sentinel (Monitoring)</w:t>
+        <w:t>Headline sentence rolled up from the cards below</w:t>
       </w:r>
     </w:p>
     <w:p>
+      <w:pPr>
+        <w:pStyle w:val="ListBullet"/>
+      </w:pPr>
       <w:r>
-        <w:t>The core per-patient alerting module. With a record open, Sentinel checks medications, problems, results and (where the feed carries it) recorded allergies against drug-monitoring guidance, QOF indicators, prescribing-safety combinations and seasonal vaccination status, and shows colour-coded chips for anything overdue, due, not achieved, or clinically conflicting. A "Brief" gives a 30-second worst-first summary; a "Patient Passport" turns it into a plain-English handout; "Action Packs" attach copy-ready recall/booking text to each chip. Passive display only — no advice, no record writes; every value must be checked against the source.</w:t>
+        <w:t>Waiting-room count with amber/red wait thresholds</w:t>
+      </w:r>
+    </w:p>
+    <w:p>
+      <w:pPr>
+        <w:pStyle w:val="ListBullet"/>
+      </w:pPr>
+      <w:r>
+        <w:t>Triage load and today's demand, both with threshold colouring</w:t>
+      </w:r>
+    </w:p>
+    <w:p>
+      <w:pPr>
+        <w:pStyle w:val="ListBullet"/>
+      </w:pPr>
+      <w:r>
+        <w:t>Today's available slot count and a link into the last Sweep</w:t>
       </w:r>
     </w:p>
     <w:p>
@@ -129,7 +156,121 @@
     </w:p>
     <w:p>
       <w:r>
-        <w:t>Live appointment-slot counts by type for any date, pulled from the scheduling API rather than requiring the scheduling page to be open. Configurable colour thresholds, CSV export, and an embedded mini-booking flow that reserves and confirms a slot without leaving the panel.</w:t>
+        <w:t>Available appointment slots by type for any date, read directly from the Medicus scheduling API. Updates live while a Medicus tab is open.</w:t>
+      </w:r>
+    </w:p>
+    <w:p>
+      <w:pPr>
+        <w:pStyle w:val="ListBullet"/>
+      </w:pPr>
+      <w:r>
+        <w:t>Slot counts by appointment type, with configurable alert thresholds</w:t>
+      </w:r>
+    </w:p>
+    <w:p>
+      <w:pPr>
+        <w:pStyle w:val="ListBullet"/>
+      </w:pPr>
+      <w:r>
+        <w:t>CSV export</w:t>
+      </w:r>
+    </w:p>
+    <w:p>
+      <w:pPr>
+        <w:pStyle w:val="ListBullet"/>
+      </w:pPr>
+      <w:r>
+        <w:t>Live updates via the practice's Pusher feed, without the scheduling page open</w:t>
+      </w:r>
+    </w:p>
+    <w:p>
+      <w:pPr>
+        <w:pStyle w:val="Heading2"/>
+      </w:pPr>
+      <w:r>
+        <w:t>Monitoring (Sentinel)</w:t>
+      </w:r>
+    </w:p>
+    <w:p>
+      <w:r>
+        <w:t>The clinical context sidebar for whichever patient record is open. Checks active medications, problems, and recent results against drug-monitoring intervals and this year's QOF indicators, showing a plain green/amber/red chip for each. Passive display only — never writes to the record, never orders anything, never tells the clinician what to do.</w:t>
+      </w:r>
+    </w:p>
+    <w:p>
+      <w:pPr>
+        <w:pStyle w:val="ListBullet"/>
+      </w:pPr>
+      <w:r>
+        <w:t>Drug-monitoring interval chips (overdue / due soon / in date)</w:t>
+      </w:r>
+    </w:p>
+    <w:p>
+      <w:pPr>
+        <w:pStyle w:val="ListBullet"/>
+      </w:pPr>
+      <w:r>
+        <w:t>QOF register and indicator achievement chips</w:t>
+      </w:r>
+    </w:p>
+    <w:p>
+      <w:pPr>
+        <w:pStyle w:val="ListBullet"/>
+      </w:pPr>
+      <w:r>
+        <w:t>Prescribing-safety scores (ACB, STOPP/START-style)</w:t>
+      </w:r>
+    </w:p>
+    <w:p>
+      <w:pPr>
+        <w:pStyle w:val="ListBullet"/>
+      </w:pPr>
+      <w:r>
+        <w:t>Practice custom alert rules, editable from Options</w:t>
+      </w:r>
+    </w:p>
+    <w:p>
+      <w:pPr>
+        <w:pStyle w:val="ListBullet"/>
+      </w:pPr>
+      <w:r>
+        <w:t>Coverage view showing meds/problems with no matching rule</w:t>
+      </w:r>
+    </w:p>
+    <w:p>
+      <w:pPr>
+        <w:pStyle w:val="ListBullet"/>
+      </w:pPr>
+      <w:r>
+        <w:t>One-click "create task" / "add to Follow-ups" from an action chip</w:t>
+      </w:r>
+    </w:p>
+    <w:p>
+      <w:pPr>
+        <w:pStyle w:val="Heading2"/>
+      </w:pPr>
+      <w:r>
+        <w:t>Trends</w:t>
+      </w:r>
+    </w:p>
+    <w:p>
+      <w:r>
+        <w:t>Charts a patient's blood pressure, renal function, HbA1c, cholesterol and weight over time, from the same live data Monitoring uses.</w:t>
+      </w:r>
+    </w:p>
+    <w:p>
+      <w:pPr>
+        <w:pStyle w:val="ListBullet"/>
+      </w:pPr>
+      <w:r>
+        <w:t>Line charts for BP, eGFR/ACR, HbA1c, cholesterol, weight, with clinical zone bands</w:t>
+      </w:r>
+    </w:p>
+    <w:p>
+      <w:pPr>
+        <w:pStyle w:val="ListBullet"/>
+      </w:pPr>
+      <w:r>
+        <w:t>CSV export of the underlying series</w:t>
       </w:r>
     </w:p>
     <w:p>
@@ -142,7 +283,23 @@
     </w:p>
     <w:p>
       <w:r>
-        <w:t>A calendar view of upcoming appointment capacity against a practice-set minimum, with separate targets per weekday. Week/month views are colour-coded Sufficient/Tight/Low/Critical, and multiple named presets let different services or teams be checked side by side.</w:t>
+        <w:t>A calendar comparing available appointment capacity against the practice's own configured daily minimums, so a slot gap is visible days or weeks ahead rather than discovered on the day.</w:t>
+      </w:r>
+    </w:p>
+    <w:p>
+      <w:pPr>
+        <w:pStyle w:val="ListBullet"/>
+      </w:pPr>
+      <w:r>
+        <w:t>Day/week/month calendar views with per-day red/amber/green status</w:t>
+      </w:r>
+    </w:p>
+    <w:p>
+      <w:pPr>
+        <w:pStyle w:val="ListBullet"/>
+      </w:pPr>
+      <w:r>
+        <w:t>Per-day minimum presets, editable per weekday, and a per-session-type breakdown</w:t>
       </w:r>
     </w:p>
     <w:p>
@@ -155,7 +312,163 @@
     </w:p>
     <w:p>
       <w:r>
-        <w:t>Daily inbound task counts — medical, admin, investigations, prescriptions — with a today view, a custom date range, and day-vs-day comparison. Amber/red thresholds flag unusual volume before it becomes a backlog. Because Medicus only reports still-open tasks, the suite keeps its own day ledger of every request it has seen, so counts reflect true received volume and don't fall as the team completes work; days the suite wasn't watching are flagged as undercounts rather than shown as history.</w:t>
+        <w:t>Counts inbound requests (medical, admin, investigation, prescription) arriving each day, compared against a rolling baseline so a genuinely unusual day stands out.</w:t>
+      </w:r>
+    </w:p>
+    <w:p>
+      <w:pPr>
+        <w:pStyle w:val="ListBullet"/>
+      </w:pPr>
+      <w:r>
+        <w:t>Daily counts by task category, date-range and day-vs-day comparison</w:t>
+      </w:r>
+    </w:p>
+    <w:p>
+      <w:pPr>
+        <w:pStyle w:val="ListBullet"/>
+      </w:pPr>
+      <w:r>
+        <w:t>RAG-threshold alert strip when a category runs hot; CSV export</w:t>
+      </w:r>
+    </w:p>
+    <w:p>
+      <w:pPr>
+        <w:pStyle w:val="Heading2"/>
+      </w:pPr>
+      <w:r>
+        <w:t>Activity Report</w:t>
+      </w:r>
+    </w:p>
+    <w:p>
+      <w:r>
+        <w:t>Practice activity per staff member over a configurable date range — consultations, prescription requests, medication reviews, document tasks, investigation results — as a stacked bar chart and period totals.</w:t>
+      </w:r>
+    </w:p>
+    <w:p>
+      <w:pPr>
+        <w:pStyle w:val="ListBullet"/>
+      </w:pPr>
+      <w:r>
+        <w:t>Per-staff-member breakdown, configurable date range</w:t>
+      </w:r>
+    </w:p>
+    <w:p>
+      <w:pPr>
+        <w:pStyle w:val="ListBullet"/>
+      </w:pPr>
+      <w:r>
+        <w:t>Optional "per session" adjustment for fair comparison; CSV export</w:t>
+      </w:r>
+    </w:p>
+    <w:p>
+      <w:pPr>
+        <w:pStyle w:val="Heading2"/>
+      </w:pPr>
+      <w:r>
+        <w:t>Referrals Tracker</w:t>
+      </w:r>
+    </w:p>
+    <w:p>
+      <w:r>
+        <w:t>Referral audit data over a configurable date range: totals, priority mix (Routine/Urgent/2WW), and status, broken down by clinician, specialty, and receiving hospital.</w:t>
+      </w:r>
+    </w:p>
+    <w:p>
+      <w:pPr>
+        <w:pStyle w:val="ListBullet"/>
+      </w:pPr>
+      <w:r>
+        <w:t>Bar charts by clinician, specialty, hospital</w:t>
+      </w:r>
+    </w:p>
+    <w:p>
+      <w:pPr>
+        <w:pStyle w:val="ListBullet"/>
+      </w:pPr>
+      <w:r>
+        <w:t>Configurable date presets and letterhead-aware export</w:t>
+      </w:r>
+    </w:p>
+    <w:p>
+      <w:pPr>
+        <w:pStyle w:val="Heading2"/>
+      </w:pPr>
+      <w:r>
+        <w:t>Condor</w:t>
+      </w:r>
+    </w:p>
+    <w:p>
+      <w:r>
+        <w:t>A single live "practice pressure" gauge combining waiting-room load, queue backlog, urgent-task count, and remaining capacity into one score with an amber/red threshold — a busy morning as one number, not four tabs.</w:t>
+      </w:r>
+    </w:p>
+    <w:p>
+      <w:pPr>
+        <w:pStyle w:val="ListBullet"/>
+      </w:pPr>
+      <w:r>
+        <w:t>Composite Practice Pressure Index with configurable weightings/thresholds</w:t>
+      </w:r>
+    </w:p>
+    <w:p>
+      <w:pPr>
+        <w:pStyle w:val="ListBullet"/>
+      </w:pPr>
+      <w:r>
+        <w:t>A capacity safety floor: never shows green while demand already exceeds capacity</w:t>
+      </w:r>
+    </w:p>
+    <w:p>
+      <w:pPr>
+        <w:pStyle w:val="ListBullet"/>
+      </w:pPr>
+      <w:r>
+        <w:t>Daily snapshot history feeding the Practice Report tool; 7-/30-day pulse view</w:t>
+      </w:r>
+    </w:p>
+    <w:p>
+      <w:pPr>
+        <w:pStyle w:val="Heading2"/>
+      </w:pPr>
+      <w:r>
+        <w:t>Reception</w:t>
+      </w:r>
+    </w:p>
+    <w:p>
+      <w:r>
+        <w:t>A reception-facing view of whichever patient's record is open, plus optional guided-capture question sets for common presenting problems and an inline appointment-booking panel. Guided pathways ship switched off until a practice administrator accepts the disclaimer; booking is only offered when no red flag has been raised.</w:t>
+      </w:r>
+    </w:p>
+    <w:p>
+      <w:pPr>
+        <w:pStyle w:val="ListBullet"/>
+      </w:pPr>
+      <w:r>
+        <w:t>Single-glance patient status pill (practice-configurable which chips show)</w:t>
+      </w:r>
+    </w:p>
+    <w:p>
+      <w:pPr>
+        <w:pStyle w:val="ListBullet"/>
+      </w:pPr>
+      <w:r>
+        <w:t>Guided capture pathways per presenting problem, red flags surfaced first</w:t>
+      </w:r>
+    </w:p>
+    <w:p>
+      <w:pPr>
+        <w:pStyle w:val="ListBullet"/>
+      </w:pPr>
+      <w:r>
+        <w:t>Structured plain-text output to paste into the triage entry — capture only, never a diagnosis</w:t>
+      </w:r>
+    </w:p>
+    <w:p>
+      <w:pPr>
+        <w:pStyle w:val="ListBullet"/>
+      </w:pPr>
+      <w:r>
+        <w:t>Inline "book an appointment" panel, gated to an open record with no unresolved red flag</w:t>
       </w:r>
     </w:p>
     <w:p>
@@ -168,7 +481,31 @@
     </w:p>
     <w:p>
       <w:r>
-        <w:t>Every open repeat-prescription request shown with the patient's recorded drug-monitoring currency alongside — the same engine checks as Monitoring and Sweep — sorted riskiest first, with the loudest flag when the requested drug is itself overdue, any conflicting prescribing-safety combination called out at signing, the latest eGFR (with its age) on every row, and each request's collection route at a glance (house = dispensary, Rx = pharmacy) with location filter pills. Display only: "no flag" is not an all-clear, unreadable records sort above quiet rows, and authorisation happens only in Medicus.</w:t>
+        <w:t>Every open repeat-prescription request, alongside that patient's recorded drug-monitoring currency, so the end-of-day signing pile can be worked riskiest-first instead of opening each record blind.</w:t>
+      </w:r>
+    </w:p>
+    <w:p>
+      <w:pPr>
+        <w:pStyle w:val="ListBullet"/>
+      </w:pPr>
+      <w:r>
+        <w:t>Monitoring-currency verdict and renal context per queued request</w:t>
+      </w:r>
+    </w:p>
+    <w:p>
+      <w:pPr>
+        <w:pStyle w:val="ListBullet"/>
+      </w:pPr>
+      <w:r>
+        <w:t>Location/collection filter pills</w:t>
+      </w:r>
+    </w:p>
+    <w:p>
+      <w:pPr>
+        <w:pStyle w:val="ListBullet"/>
+      </w:pPr>
+      <w:r>
+        <w:t>A closing "nothing outstanding" line that never implies a request is safe to sign, only that no flag was found</w:t>
       </w:r>
     </w:p>
     <w:p>
@@ -181,72 +518,23 @@
     </w:p>
     <w:p>
       <w:r>
-        <w:t>A personal safety-net reminder list — "MSU pending, chase Friday" logged in seconds and resurfaced once the due date passes. Entries can be typed directly on the tab (free text) or added from the Monitoring tab against the patient currently open, carrying that patient's identity across so the reminder never drifts onto the wrong person. A fixed line makes clear this is a personal chase list, not the clinical record — safety-netting must still be documented in Medicus as usual. Stored on this machine only and excluded from suite backups, since entries can carry patient-identifiable free text; capped and automatically pruned once marked done.</w:t>
+        <w:t>A personal safety-net reminder list — "chase Friday" logged in seconds, resurfacing when the due date passes. Explicitly a personal reminder, not the clinical safety-netting record; the header says so every time it's open.</w:t>
       </w:r>
     </w:p>
     <w:p>
       <w:pPr>
-        <w:pStyle w:val="Heading2"/>
+        <w:pStyle w:val="ListBullet"/>
       </w:pPr>
       <w:r>
-        <w:t>Activity Report</w:t>
+        <w:t>Quick-add reminders, optionally linked to the patient open in Monitoring</w:t>
       </w:r>
     </w:p>
     <w:p>
+      <w:pPr>
+        <w:pStyle w:val="ListBullet"/>
+      </w:pPr>
       <w:r>
-        <w:t>Shows how much work each staff member has processed over a chosen date range — consultations, prescriptions, reviews, documents, results — as period totals and a per-person stacked bar chart, useful for workload reviews and rota planning.</w:t>
-      </w:r>
-    </w:p>
-    <w:p>
-      <w:pPr>
-        <w:pStyle w:val="Heading2"/>
-      </w:pPr>
-      <w:r>
-        <w:t>Referrals Tracker</w:t>
-      </w:r>
-    </w:p>
-    <w:p>
-      <w:r>
-        <w:t>Audits referrals sent over a date range by priority and status, with charts by clinician, specialty and hospital. A standing safety-net worklist surfaces open Two-Week-Wait suspected-cancer referrals with no confirmed outcome yet.</w:t>
-      </w:r>
-    </w:p>
-    <w:p>
-      <w:pPr>
-        <w:pStyle w:val="Heading2"/>
-      </w:pPr>
-      <w:r>
-        <w:t>Condor (Practice Pressure)</w:t>
-      </w:r>
-    </w:p>
-    <w:p>
-      <w:r>
-        <w:t>A live whole-practice dashboard distilling waiting-room load, task queue, urgent workload and capacity into one Green/Amber/Red Practice Pressure Index — with a built-in safety floor that will never show "all clear" while demand has outstripped capacity. Supporting cards cover workload balance, task-backlog age, demand velocity and a day-on-day trend view (Pulse). Generates a one-click Practice Report for management, staff or ICB audiences (the staff version stays whole-practice, never per-clinician).</w:t>
-      </w:r>
-    </w:p>
-    <w:p>
-      <w:pPr>
-        <w:pStyle w:val="Heading2"/>
-      </w:pPr>
-      <w:r>
-        <w:t>Trends</w:t>
-      </w:r>
-    </w:p>
-    <w:p>
-      <w:r>
-        <w:t>Line-chart history of a patient's key readings — blood pressure, kidney function, HbA1c, cholesterol, weight — for quick context alongside the record, with blood pressure shown against target and kidney readings mapped to standard staging. Read-only; adds no commentary.</w:t>
-      </w:r>
-    </w:p>
-    <w:p>
-      <w:pPr>
-        <w:pStyle w:val="Heading2"/>
-      </w:pPr>
-      <w:r>
-        <w:t>Reception</w:t>
-      </w:r>
-    </w:p>
-    <w:p>
-      <w:r>
-        <w:t>A front-desk companion: a single red/amber/green status for the open patient (expandable to what's overdue), plus guided call-handling question sets for common presenting problems with immediate escalation on any red-flag answer. Produces a copy-ready note for the record — it never triages. Pathways are practice-editable and need explicit manager sign-off before use.</w:t>
+        <w:t>Due/overdue sorting and counts; entries stay device-local, not part of suite backups, by design</w:t>
       </w:r>
     </w:p>
     <w:p>
@@ -259,33 +547,81 @@
     </w:p>
     <w:p>
       <w:r>
-        <w:t>Checks a day's booked list (one clinician or the whole practice) against the monitoring rules before clinic starts, so gaps can be arranged in advance rather than found mid-consultation. Ranks QOF points at risk, works through large lists in batches, and can raise a recall task or print a reception handout directly from the results. Results are a temporary snapshot, cleared after a couple of hours.</w:t>
+        <w:t>Runs the Monitoring rules across every patient booked in today's clinic (or one clinician's list), producing a morning-huddle worklist of overdue monitoring before, not during, the consultation.</w:t>
       </w:r>
     </w:p>
     <w:p>
       <w:pPr>
+        <w:pStyle w:val="ListBullet"/>
+      </w:pPr>
+      <w:r>
+        <w:t>Practice-wide or per-clinician run, in batches to avoid hammering the API</w:t>
+      </w:r>
+    </w:p>
+    <w:p>
+      <w:pPr>
+        <w:pStyle w:val="ListBullet"/>
+      </w:pPr>
+      <w:r>
+        <w:t>Printable reception handout of the day's action list</w:t>
+      </w:r>
+    </w:p>
+    <w:p>
+      <w:pPr>
+        <w:pStyle w:val="ListBullet"/>
+      </w:pPr>
+      <w:r>
+        <w:t>Deliberately ignores per-workstation dismissed-rule settings — a recall list must not inherit one user's suppressions</w:t>
+      </w:r>
+    </w:p>
+    <w:p>
+      <w:pPr>
         <w:pStyle w:val="Heading2"/>
       </w:pPr>
       <w:r>
-        <w:t>Knowledge</w:t>
+        <w:t>Practice Knowledge</w:t>
       </w:r>
     </w:p>
     <w:p>
       <w:r>
-        <w:t>A practice-owned reference library — referral criteria, contacts, local pathways, templates — searchable and editable from the tab, with near-duplicate detection and a bulk starter-pack import in Settings.</w:t>
+        <w:t>A practice-owned reference base — referral criteria, contacts, pathways, template text — searchable from the panel, with near-duplicate detection when adding new entries.</w:t>
       </w:r>
     </w:p>
     <w:p>
       <w:pPr>
+        <w:pStyle w:val="ListBullet"/>
+      </w:pPr>
+      <w:r>
+        <w:t>Add/edit/search, categorised browsing, optional starter-pack import</w:t>
+      </w:r>
+    </w:p>
+    <w:p>
+      <w:pPr>
         <w:pStyle w:val="Heading2"/>
       </w:pPr>
       <w:r>
-        <w:t>Leaflets (NHS Patient Leaflets)</w:t>
+        <w:t>NHS Patient Leaflets</w:t>
       </w:r>
     </w:p>
     <w:p>
       <w:r>
-        <w:t>Finds and shares official NHS patient information without leaving the panel. Tier 1 is always-on: instant local search over a curated NHS index with a guaranteed "search nhs.uk" fallback. Tier 2 is optional: with a configured key, selected leaflets render in-panel with NHS attribution, falling back cleanly to open-in-tab if the live lookup fails. A quick-leaflet popover in the panel header offers the same search from any tab.</w:t>
+        <w:t>Search of the NHS conditions/medicines leaflet index, with an "Open on nhs.uk" link for every result and, if a practice has configured an API key, the leaflet text rendered in-panel.</w:t>
+      </w:r>
+    </w:p>
+    <w:p>
+      <w:pPr>
+        <w:pStyle w:val="ListBullet"/>
+      </w:pPr>
+      <w:r>
+        <w:t>Fuzzy search over the bundled NHS A-Z index, "Open"/"Copy link" per result</w:t>
+      </w:r>
+    </w:p>
+    <w:p>
+      <w:pPr>
+        <w:pStyle w:val="ListBullet"/>
+      </w:pPr>
+      <w:r>
+        <w:t>Optional in-panel leaflet rendering (text only, practice opt-in) and a recent-searches list</w:t>
       </w:r>
     </w:p>
     <w:p>
@@ -298,7 +634,31 @@
     </w:p>
     <w:p>
       <w:r>
-        <w:t>A live, on-screen snapshot of the patient open in Medicus — problems, medications, recent results and standard prescribing-safety scores — sourced from the same data Medicus already shows, not from an export. Display-copy only: it transcribes what's on screen with a provenance note baked into any copy, and marks gaps (allergies, immunisations, full history) explicitly rather than hiding them.</w:t>
+        <w:t>A live snapshot of the patient currently open — demographics, coded problems, current medications, recent results, and the same prescribing-safety scores and monitoring/QOF chips Monitoring computes — sourced from the API rather than an exported PDF. Explicitly incomplete (no allergies or immunisations live) and says so on screen; the deep multi-year view stays in the full PDF visualiser.</w:t>
+      </w:r>
+    </w:p>
+    <w:p>
+      <w:pPr>
+        <w:pStyle w:val="ListBullet"/>
+      </w:pPr>
+      <w:r>
+        <w:t>Demographics, problems, medications, recent results in one screen</w:t>
+      </w:r>
+    </w:p>
+    <w:p>
+      <w:pPr>
+        <w:pStyle w:val="ListBullet"/>
+      </w:pPr>
+      <w:r>
+        <w:t>Gap-markers (not silent blanks) where data isn't available live</w:t>
+      </w:r>
+    </w:p>
+    <w:p>
+      <w:pPr>
+        <w:pStyle w:val="ListBullet"/>
+      </w:pPr>
+      <w:r>
+        <w:t>Copy-to-clipboard summary, watermarked as a live snapshot to verify against the record</w:t>
       </w:r>
     </w:p>
     <w:p>
@@ -311,7 +671,52 @@
     </w:p>
     <w:p>
       <w:r>
-        <w:t>Practice-defined per-patient flags — interpreter required, safeguarding concern, medication-seeking behaviour, or anything custom — that appear on a global alert strip and the Monitoring banner the moment that patient's record is opened. Managed from the Pt Alerts tab (add/edit/remove, browse all flagged patients, customisable quick-add presets, three severities). Stored locally per browser profile and shareable practice-wide via backup files; not written to the clinical record, and an absent flag is never an all-clear.</w:t>
+        <w:t>Per-patient custom flags a practice defines itself (interpreter required, safeguarding concern, etc.) that surface automatically whenever that patient's record is open — in the panel, an on-page banner, and queue chips.</w:t>
+      </w:r>
+    </w:p>
+    <w:p>
+      <w:pPr>
+        <w:pStyle w:val="ListBullet"/>
+      </w:pPr>
+      <w:r>
+        <w:t>Add/edit/remove flags, browse every flagged patient, customisable quick-add palette</w:t>
+      </w:r>
+    </w:p>
+    <w:p>
+      <w:pPr>
+        <w:pStyle w:val="ListBullet"/>
+      </w:pPr>
+      <w:r>
+        <w:t>Flags follow patient identity, not a name — nothing shows if identity can't be confirmed</w:t>
+      </w:r>
+    </w:p>
+    <w:p>
+      <w:pPr>
+        <w:pStyle w:val="Heading2"/>
+      </w:pPr>
+      <w:r>
+        <w:t>Phrases</w:t>
+      </w:r>
+    </w:p>
+    <w:p>
+      <w:r>
+        <w:t>A personal library of reusable message text blocks (opener, substance, safety-net, next step, sign-off) that combine into one message the clinician copies into Medicus's own message/comment box. Copy-only: nothing is sent or written by the extension itself.</w:t>
+      </w:r>
+    </w:p>
+    <w:p>
+      <w:pPr>
+        <w:pStyle w:val="ListBullet"/>
+      </w:pPr>
+      <w:r>
+        <w:t>Compose mode: quick slot-chip rows build one message fast; Library mode: full search/categories/edit</w:t>
+      </w:r>
+    </w:p>
+    <w:p>
+      <w:pPr>
+        <w:pStyle w:val="ListBullet"/>
+      </w:pPr>
+      <w:r>
+        <w:t>Placeholder text (***) must be manually filled before copying — the Copy button blocks a careless copy</w:t>
       </w:r>
     </w:p>
     <w:p>
@@ -330,10 +735,10 @@
         <w:rPr>
           <w:b/>
         </w:rPr>
-        <w:t>Triage Lens — request queue</w:t>
+        <w:t>Triage Lens</w:t>
       </w:r>
       <w:r>
-        <w:t>: overlays the patient request queue with severity chips (red/amber/info/routine) from ~80 built-in rules covering chest pain, sepsis, stroke, anaphylaxis, paediatric red flags and more, plus Pharmacy First signposting and keyboard-driven triage — decision support only, never auto-triage.</w:t>
+        <w:t xml:space="preserve"> — decoration chips on the request queue (age, flags) plus keyword-based red-flag detection with linked actions (Samaritans, risk-assessment snippets)</w:t>
       </w:r>
     </w:p>
     <w:p>
@@ -344,10 +749,10 @@
         <w:rPr>
           <w:b/>
         </w:rPr>
-        <w:t>Triage Lens — investigation results queue</w:t>
+        <w:t>Triage Lens investigation-results queue</w:t>
       </w:r>
       <w:r>
-        <w:t>: per-row severity chips on the lab-results filing queue (Urgent, N abnormal, Under-prioritised, Unmatched), a live red/amber/clear status bar, trend arrows and a detail popover per chip, and an honest "not yet assessed" state rather than a false "clear".</w:t>
+        <w:t xml:space="preserve"> — the same overlay applied to the lab-results queue, flagging results against configured thresholds</w:t>
       </w:r>
     </w:p>
     <w:p>
@@ -361,7 +766,7 @@
         <w:t>Lab Results Auto-Filing button</w:t>
       </w:r>
       <w:r>
-        <w:t>: a one-click "File all normal" action that appears only when every value on a result task is confirmed within normal limits — the suite's first feature that writes to the clinical record, gated behind an all-normal fail-closed check, admin-configured profiles that ship disabled, and a per-install kill switch.</w:t>
+        <w:t xml:space="preserve"> — files a lab result as normal (driving Medicus's own filing controls) only when every parameter is confirmed within normal limits</w:t>
       </w:r>
     </w:p>
     <w:p>
@@ -375,7 +780,7 @@
         <w:t>Prescribing workflow button</w:t>
       </w:r>
       <w:r>
-        <w:t>: one-click "send to routine prescriptions," driving Medicus's own re-assign control with a configurable team, fully audited.</w:t>
+        <w:t xml:space="preserve"> — one-click re-assignment of a routine prescription request to the practice's configured team, driving Medicus's own UI</w:t>
       </w:r>
     </w:p>
     <w:p>
@@ -386,10 +791,10 @@
         <w:rPr>
           <w:b/>
         </w:rPr>
-        <w:t>Inline appointment booking</w:t>
+        <w:t>Inline appointment booking / task creation</w:t>
       </w:r>
       <w:r>
-        <w:t>: a "Book appointment for this patient" panel on task pages, booking through the Medicus scheduling API.</w:t>
+        <w:t xml:space="preserve"> — booking and create-task panels injected on task/patient pages, using Medicus's own scheduling and task-creation endpoints</w:t>
       </w:r>
     </w:p>
     <w:p>
@@ -400,10 +805,10 @@
         <w:rPr>
           <w:b/>
         </w:rPr>
-        <w:t>Inline task creation</w:t>
+        <w:t>Save attachment as document</w:t>
       </w:r>
       <w:r>
-        <w:t>: a "Create task for this patient" panel on task pages, posting directly to the Medicus task API.</w:t>
+        <w:t xml:space="preserve"> — one-click filing of a patient-submitted photo/attachment as a clinical document, via Medicus's own upload endpoint</w:t>
       </w:r>
     </w:p>
     <w:p>
@@ -417,7 +822,49 @@
         <w:t>Sentinel content script</w:t>
       </w:r>
       <w:r>
-        <w:t>: feeds per-patient monitoring data to the Sentinel module and drives prescribing-safety and risk-calculator signpost chips on the record view.</w:t>
+        <w:t xml:space="preserve"> — the data pipeline feeding Monitoring's drug/QOF chips and Trends' charts</w:t>
+      </w:r>
+    </w:p>
+    <w:p>
+      <w:pPr>
+        <w:pStyle w:val="ListBullet"/>
+      </w:pPr>
+      <w:r>
+        <w:rPr>
+          <w:b/>
+        </w:rPr>
+        <w:t>Reception quick-actions composer</w:t>
+      </w:r>
+      <w:r>
+        <w:t xml:space="preserve"> — three chip rows (Action / With whom / Timeframe) above a task's Internal Comment box; inserts plain-English text only, the clinician still presses Medicus's own Submit</w:t>
+      </w:r>
+    </w:p>
+    <w:p>
+      <w:pPr>
+        <w:pStyle w:val="ListBullet"/>
+      </w:pPr>
+      <w:r>
+        <w:rPr>
+          <w:b/>
+        </w:rPr>
+        <w:t>Clean up code</w:t>
+      </w:r>
+      <w:r>
+        <w:t xml:space="preserve"> — flags outdated/retired SNOMED problem-list codes and suggests a cleaner description or replacement code</w:t>
+      </w:r>
+    </w:p>
+    <w:p>
+      <w:pPr>
+        <w:pStyle w:val="ListBullet"/>
+      </w:pPr>
+      <w:r>
+        <w:rPr>
+          <w:b/>
+        </w:rPr>
+        <w:t>Bulk end problems</w:t>
+      </w:r>
+      <w:r>
+        <w:t xml:space="preserve"> — inline checkboxes next to every active problem on the Clinical Summary, for ending several entries in one batch</w:t>
       </w:r>
     </w:p>
     <w:p>
@@ -431,8 +878,13 @@
         <w:t>Pusher relay</w:t>
       </w:r>
       <w:r>
-        <w:t xml:space="preserve"> and </w:t>
+        <w:t xml:space="preserve"> — keeps the panel's live data current via the practice's real-time feed</w:t>
       </w:r>
+    </w:p>
+    <w:p>
+      <w:pPr>
+        <w:pStyle w:val="ListBullet"/>
+      </w:pPr>
       <w:r>
         <w:rPr>
           <w:b/>
@@ -440,7 +892,7 @@
         <w:t>Referrals discovery</w:t>
       </w:r>
       <w:r>
-        <w:t>: background plumbing — real-time updates without polling, and automatic detection of the practice's referrals endpoint.</w:t>
+        <w:t xml:space="preserve"> — watches the referrals audit-report page and feeds discovered data to the Referrals Tracker tab</w:t>
       </w:r>
     </w:p>
     <w:p>
@@ -459,10 +911,52 @@
         <w:rPr>
           <w:b/>
         </w:rPr>
+        <w:t>Patient Record Visualiser</w:t>
+      </w:r>
+      <w:r>
+        <w:t xml:space="preserve"> — analyses an exported Medicus PDF locally to build a multi-tab clinical dashboard: continuity indices, investigation trends, medication-monitoring compliance, frailty index, prescribing-safety flags, QOF register status, and an event timeline. Nothing leaves the browser.</w:t>
+      </w:r>
+    </w:p>
+    <w:p>
+      <w:pPr>
+        <w:pStyle w:val="ListBullet"/>
+      </w:pPr>
+      <w:r>
+        <w:rPr>
+          <w:b/>
+        </w:rPr>
+        <w:t>Duplicate Problem Checker</w:t>
+      </w:r>
+      <w:r>
+        <w:t xml:space="preserve"> — finds likely duplicate problems, notes, and documents (including ones carried over via GP2GP) and offers a guided compare/merge/remove workflow, always requiring explicit confirmation before anything is removed.</w:t>
+      </w:r>
+    </w:p>
+    <w:p>
+      <w:pPr>
+        <w:pStyle w:val="ListBullet"/>
+      </w:pPr>
+      <w:r>
+        <w:rPr>
+          <w:b/>
+        </w:rPr>
+        <w:t>Contacts Management</w:t>
+      </w:r>
+      <w:r>
+        <w:t xml:space="preserve"> — a drag-and-drop family-tree canvas for a patient's next-of-kin and other contacts, opened from a button on Medicus's own contacts page: places candidate contacts visually, flags next-of-kin/copy-correspondence status, matches contacts across GP2GP-merged records by name (including non-English naming patterns), and lets a wrongly-placed contact be removed from the tree.</w:t>
+      </w:r>
+    </w:p>
+    <w:p>
+      <w:pPr>
+        <w:pStyle w:val="ListBullet"/>
+      </w:pPr>
+      <w:r>
+        <w:rPr>
+          <w:b/>
+        </w:rPr>
         <w:t>Practice Report</w:t>
       </w:r>
       <w:r>
-        <w:t>: a periodised report with three audience profiles — management, staff, ICB — the staff version always whole-practice, never per-clinician.</w:t>
+        <w:t xml:space="preserve"> — a printable snapshot report built from Condor's daily pressure-index history.</w:t>
       </w:r>
     </w:p>
     <w:p>
@@ -476,21 +970,7 @@
         <w:t>CQC Inspection Readiness</w:t>
       </w:r>
       <w:r>
-        <w:t>: a plain "ready or not" verdict against inspection criteria, plus an evidence export.</w:t>
-      </w:r>
-    </w:p>
-    <w:p>
-      <w:pPr>
-        <w:pStyle w:val="ListBullet"/>
-      </w:pPr>
-      <w:r>
-        <w:rPr>
-          <w:b/>
-        </w:rPr>
-        <w:t>Record duplicate cleanup tool</w:t>
-      </w:r>
-      <w:r>
-        <w:t xml:space="preserve"> *(new)*: scans the active patient list for records likely duplicated by a GP2GP transfer, then lets a user work through one patient's problems, notes, prescriptions and documents entry by entry. Matches are graded EXACT, HIGH or REVIEW by confidence — only EXACT/HIGH are offered for one-click bulk removal, documents are never bulk-removed (manual review only), and anything ambiguous is left for a human decision. Direct links out to Medicus support a final check before removal, which isn't easily reversible.</w:t>
+        <w:t xml:space="preserve"> — a printable summary for inspection preparation, reached from Options or the command palette.</w:t>
       </w:r>
     </w:p>
     <w:p>
@@ -503,7 +983,7 @@
     </w:p>
     <w:p>
       <w:r>
-        <w:t>Sentinel's rules engine scans a patient's medications, problems, results and allergies and raises a flag whenever a configured clinical condition is met, via eight rule types:</w:t>
+        <w:t>The Monitoring tab and Sweep both run patient data through the same rules engine. Every rule type is a passive check — none of them recommend treatment or write to the record.</w:t>
       </w:r>
     </w:p>
     <w:p>
@@ -514,10 +994,38 @@
         <w:rPr>
           <w:b/>
         </w:rPr>
-        <w:t>Drug monitoring</w:t>
+        <w:t>Drug-monitoring</w:t>
       </w:r>
       <w:r>
-        <w:t xml:space="preserve"> — flags an overdue blood test or review for a specific medication, at guidance-defined intervals (which can shorten automatically if a related result has worsened).</w:t>
+        <w:t xml:space="preserve"> — drug X requires test Y within an interval; flags overdue/due-soon/stale</w:t>
+      </w:r>
+    </w:p>
+    <w:p>
+      <w:pPr>
+        <w:pStyle w:val="ListBullet"/>
+      </w:pPr>
+      <w:r>
+        <w:rPr>
+          <w:b/>
+        </w:rPr>
+        <w:t>Drug-combination</w:t>
+      </w:r>
+      <w:r>
+        <w:t xml:space="preserve"> — a set of co-prescribed drugs (optionally requiring or excluding a problem, or requiring/forbidding another drug) triggers a review flag, e.g. NSAID without gastroprotection</w:t>
+      </w:r>
+    </w:p>
+    <w:p>
+      <w:pPr>
+        <w:pStyle w:val="ListBullet"/>
+      </w:pPr>
+      <w:r>
+        <w:rPr>
+          <w:b/>
+        </w:rPr>
+        <w:t>Drug/allergy conflict</w:t>
+      </w:r>
+      <w:r>
+        <w:t xml:space="preserve"> — an active medication matched against a recorded active allergy</w:t>
       </w:r>
     </w:p>
     <w:p>
@@ -531,7 +1039,7 @@
         <w:t>QOF register</w:t>
       </w:r>
       <w:r>
-        <w:t xml:space="preserve"> — detects membership of a long-term-condition register from coded diagnoses.</w:t>
+        <w:t xml:space="preserve"> — problem-list membership of a QOF register</w:t>
       </w:r>
     </w:p>
     <w:p>
@@ -545,35 +1053,7 @@
         <w:t>QOF indicator</w:t>
       </w:r>
       <w:r>
-        <w:t xml:space="preserve"> — flags a register member who hasn't yet met a specific care target within its time window.</w:t>
-      </w:r>
-    </w:p>
-    <w:p>
-      <w:pPr>
-        <w:pStyle w:val="ListBullet"/>
-      </w:pPr>
-      <w:r>
-        <w:rPr>
-          <w:b/>
-        </w:rPr>
-        <w:t>Drug combination</w:t>
-      </w:r>
-      <w:r>
-        <w:t xml:space="preserve"> — flags clinically significant prescribing combinations (interaction or missing-safeguard checks), with age/sex filters.</w:t>
-      </w:r>
-    </w:p>
-    <w:p>
-      <w:pPr>
-        <w:pStyle w:val="ListBullet"/>
-      </w:pPr>
-      <w:r>
-        <w:rPr>
-          <w:b/>
-        </w:rPr>
-        <w:t>Drug/allergy conflict</w:t>
-      </w:r>
-      <w:r>
-        <w:t xml:space="preserve"> — flags a prescribed drug that co-occurs with a documented allergy to it or a related substance, where the practice's feed carries structured allergy data.</w:t>
+        <w:t xml:space="preserve"> — threshold check against an observation or medication for a 2025/26 QOF indicator</w:t>
       </w:r>
     </w:p>
     <w:p>
@@ -587,7 +1067,7 @@
         <w:t>Event count</w:t>
       </w:r>
       <w:r>
-        <w:t xml:space="preserve"> — flags something happening too often in a time window (e.g. repeated falls or infections).</w:t>
+        <w:t xml:space="preserve"> — counts qualifying events (e.g. exacerbations) within a rolling window against a threshold</w:t>
       </w:r>
     </w:p>
     <w:p>
@@ -601,7 +1081,7 @@
         <w:t>Vaccine</w:t>
       </w:r>
       <w:r>
-        <w:t xml:space="preserve"> — flags a patient eligible for a seasonal vaccination who hasn't yet had it recorded as given, checking for a recorded decline first so it's never mistaken for one still due.</w:t>
+        <w:t xml:space="preserve"> — eligibility and due/given/declined status against seasonal or one-off vaccination schedules</w:t>
       </w:r>
     </w:p>
     <w:p>
@@ -615,21 +1095,12 @@
         <w:t>Composite</w:t>
       </w:r>
       <w:r>
-        <w:t xml:space="preserve"> — combines other rules with AND/OR logic, including a result trending in a concerning direction over time, for escalated warnings.</w:t>
+        <w:t xml:space="preserve"> — combines the results of several other rules into one higher-level flag</w:t>
       </w:r>
     </w:p>
     <w:p>
       <w:r>
-        <w:t xml:space="preserve">The bundled library ships </w:t>
-      </w:r>
-      <w:r>
-        <w:rPr>
-          <w:b/>
-        </w:rPr>
-        <w:t>32 starter alerts</w:t>
-      </w:r>
-      <w:r>
-        <w:t xml:space="preserve"> — 29 prescribing-safety combinations (drug interactions, teratogenicity safeguards, monitoring recalls for drugs like warfarin, lithium and amiodarone) and 3 clinical-review alerts (recurrent UTIs, recurrent falls, rising PSA), drawn from recognised UK sources (PINCER, MHRA, NICE) and periodically re-checked for currency. Every bundled rule is an editable starting point — practices can adjust thresholds, author their own rules, and export/import rule sets at whole-practice or per-clinician level.</w:t>
+        <w:t>The shipped alert library carries 35 starter alerts a practice can enable (32 prescribing-safety, largely sourced from the PINCER prescribing-safety indicator set, plus 3 clinical-review alerts), alongside 34 built-in drug-monitoring rules, 74 QOF rules (14 register, 60 indicator), 5 vaccine rules, and 44 investigation-result threshold rules for the results queue. Practices can also author their own rules of any type from Options, which arrive disabled by default and must be reviewed and switched on by a clinician before they fire.</w:t>
       </w:r>
     </w:p>
     <w:p>
@@ -651,7 +1122,7 @@
         <w:t>Practice Profile</w:t>
       </w:r>
       <w:r>
-        <w:t>: shared-folder managed deployment — an administrator can push config and rules to every seat from one file, with central attestation so accepted gates propagate without a per-user click</w:t>
+        <w:t xml:space="preserve"> — shared-folder managed deployment so config (rules, thresholds, pathways) can be published once and picked up across every machine in the practice</w:t>
       </w:r>
     </w:p>
     <w:p>
@@ -665,7 +1136,7 @@
         <w:t>Choose your tabs</w:t>
       </w:r>
       <w:r>
-        <w:t>: pick which side-panel tabs appear and in what order</w:t>
+        <w:t xml:space="preserve"> — show/hide/reorder which side-panel tabs appear</w:t>
       </w:r>
     </w:p>
     <w:p>
@@ -679,7 +1150,7 @@
         <w:t>Backup / restore</w:t>
       </w:r>
       <w:r>
-        <w:t>: a full suite-wide export/import covering every module and rule set — configuration only, with one deliberate exception: the Patient Alerts scope carries the practice's own per-patient flags (names, NHS numbers, alert text), and both the export card and the import preview warn loudly that such a file is a patient-identifiable document</w:t>
+        <w:t xml:space="preserve"> — a suite-wide export/import covering every module's settings in one file</w:t>
       </w:r>
     </w:p>
     <w:p>
@@ -693,7 +1164,7 @@
         <w:t>Display preferences</w:t>
       </w:r>
       <w:r>
-        <w:t>: theme (light/dark/auto), density, and colourblind mode</w:t>
+        <w:t xml:space="preserve"> — theme, density, and a colour-blind mode</w:t>
       </w:r>
     </w:p>
     <w:p>
@@ -707,7 +1178,7 @@
         <w:t>Event Ledger</w:t>
       </w:r>
       <w:r>
-        <w:t>: a capped, machine-local record of what the suite displayed or did, filterable by patient UUID and date, with CSV export — patients recorded by UUID only, excluded from backups</w:t>
+        <w:t xml:space="preserve"> — a machine-local record of what the suite has flagged, for audit and troubleshooting</w:t>
       </w:r>
     </w:p>
     <w:p>
@@ -721,7 +1192,7 @@
         <w:t>Suite health</w:t>
       </w:r>
       <w:r>
-        <w:t>: the extension self-diagnoses its Medicus integration points and shows a calm amber warning (never red) if a Medicus interface change has degraded a feature, with a per-warning acknowledge/snooze</w:t>
+        <w:t xml:space="preserve"> — self-diagnosis of the extension's own data pipeline, surfaced as an amber-only strip when something is degraded</w:t>
       </w:r>
     </w:p>
     <w:p>
@@ -740,10 +1211,10 @@
         <w:rPr>
           <w:b/>
         </w:rPr>
-        <w:t>v3.175.0 (2026-07-18)</w:t>
+        <w:t>v3.192.0–v3.210.0 (26 Jul – 1 Aug)</w:t>
       </w:r>
       <w:r>
-        <w:t xml:space="preserve"> — New Pt Alerts tab: per-patient flags (interpreter needed, safeguarding, behaviour, anything custom) on a global strip and the Monitoring banner whenever that patient is open.</w:t>
+        <w:t xml:space="preserve"> — Contacts Management: a new tool for managing a patient's next-of-kin and family contacts as a drag-and-drop family tree, with review-driven fixes for wrong-record flagging safety, a confirmable and repairable "remove from tree" action, and better name-matching for contacts carried over from a previous practice.</w:t>
       </w:r>
     </w:p>
     <w:p>
@@ -754,10 +1225,10 @@
         <w:rPr>
           <w:b/>
         </w:rPr>
-        <w:t>v3.174.0 (2026-07-16)</w:t>
+        <w:t>v3.176.13–v3.196.0 (22–28 Jul)</w:t>
       </w:r>
       <w:r>
-        <w:t xml:space="preserve"> — One authoritative smoking-status line added to the Sentinel patient banner, replacing scattered recording-currency cards.</w:t>
+        <w:t xml:space="preserve"> — Clean up code (renamed from "Fix description"): flags outdated/retired SNOMED problem-list codes and suggests a cleaner replacement, extended to catch more patterns, plus a "bulk end problems" companion tool and per-practice learning of preferred replacements.</w:t>
       </w:r>
     </w:p>
     <w:p>
@@ -768,10 +1239,10 @@
         <w:rPr>
           <w:b/>
         </w:rPr>
-        <w:t>v3.160.0–v3.173.0 (2026-07-07 to 07-14)</w:t>
+        <w:t>v3.197.0–v3.206.0 (28–31 Jul)</w:t>
       </w:r>
       <w:r>
-        <w:t xml:space="preserve"> — New Record duplicate cleanup tool: detects GP2GP-related record duplication across the patient list and, within a record, grades likely duplicates by confidence, with safe bulk removal for the clearest matches and manual review for the rest.</w:t>
+        <w:t xml:space="preserve"> — Reception's quick-actions composer went through three rounds of layout hardening after feedback that the comment box was being visually crushed, plus clearer two-step "insert, then submit" wording.</w:t>
       </w:r>
     </w:p>
     <w:p>
@@ -782,10 +1253,10 @@
         <w:rPr>
           <w:b/>
         </w:rPr>
-        <w:t>v3.161.0 (2026-07-11)</w:t>
+        <w:t>Duplicate-checker enhancements (through 8–17 Jul)</w:t>
       </w:r>
       <w:r>
-        <w:t xml:space="preserve"> — Scheduled clinical-rule currency check refreshed the drug-monitoring, QOF and starter-alert libraries against their UK source guidance (now 33 drug rules, 74 QOF rules, 32 starter alerts).</w:t>
+        <w:t xml:space="preserve"> — cross-record file-matching, document removal, and side-by-side note/consultation comparison added, continuing its build-out for GP2GP-merged records.</w:t>
       </w:r>
     </w:p>
     <w:p>
@@ -796,10 +1267,10 @@
         <w:rPr>
           <w:b/>
         </w:rPr>
-        <w:t>v3.160.0–v3.161.0 (2026-07-07 to 07-08)</w:t>
+        <w:t>New tabs (7–31 Jul)</w:t>
       </w:r>
       <w:r>
-        <w:t xml:space="preserve"> — New Follow-ups tab (personal safety-net reminders); new Signing Queue tab (repeat-prescription pile with monitoring context, later gaining renal context, collection-location flags and prescribing-safety warnings); new drug/allergy conflict alerts where the feed carries structured allergy data; new seasonal vaccine-due alerts.</w:t>
+        <w:t xml:space="preserve"> — Follow-ups (personal safety-net reminders), Signing Queue (monitoring context on the repeat-prescription pile), and Phrases (copy-only message blocks) all launched.</w:t>
       </w:r>
     </w:p>
     <w:p>
@@ -810,10 +1281,10 @@
         <w:rPr>
           <w:b/>
         </w:rPr>
-        <w:t>v3.154.0 (2026-07-06)</w:t>
+        <w:t>Patient Alerts (16–18 Jul)</w:t>
       </w:r>
       <w:r>
-        <w:t xml:space="preserve"> — Quick-leaflet popover in the panel header for searching NHS patient leaflets from any tab.</w:t>
+        <w:t xml:space="preserve"> — a new per-patient custom-flag feature (interpreter required, safeguarding concern), surfaced across the panel, an on-page banner, and queue chips.</w:t>
       </w:r>
     </w:p>
     <w:p>
@@ -824,10 +1295,10 @@
         <w:rPr>
           <w:b/>
         </w:rPr>
-        <w:t>v3.153.0 (2026-07-06)</w:t>
+        <w:t>The Keeper rule-set updates (25 Jul, 1 Aug)</w:t>
       </w:r>
       <w:r>
-        <w:t xml:space="preserve"> — Demand counts fixed to reflect true received volume via a day ledger, correcting a systematic undercount across Submissions, Today and Condor.</w:t>
+        <w:t xml:space="preserve"> — clinical rule-content refreshes, including a vaccine-eligibility fix, a guard against a vaccine wrongly marked as given, and groundwork for digoxin monitoring.</w:t>
       </w:r>
     </w:p>
     <w:p>
@@ -838,10 +1309,10 @@
         <w:rPr>
           <w:b/>
         </w:rPr>
-        <w:t>v3.151.0 (2026-07-02)</w:t>
+        <w:t>Transactional feed groundwork (7–9 Jul)</w:t>
       </w:r>
       <w:r>
-        <w:t xml:space="preserve"> — Triage Lens queue reworked: keyboard-driven triage, prepared Pharmacy First replies, and safer grading of borderline results.</w:t>
+        <w:t xml:space="preserve"> — an alternative, off-by-default data source for Monitoring/Trends behind a practice-level switch, bringing a new drug/allergy conflict rule type; dormant unless explicitly turned on.</w:t>
       </w:r>
     </w:p>
     <w:p>
@@ -852,38 +1323,10 @@
         <w:rPr>
           <w:b/>
         </w:rPr>
-        <w:t>v3.147.0 (2026-07-02)</w:t>
+        <w:t>Suite reliability fixes (throughout)</w:t>
       </w:r>
       <w:r>
-        <w:t xml:space="preserve"> — New Leaflets tab; the suite began noticing when Medicus changes its own screens and warns instead of a feature silently breaking.</w:t>
-      </w:r>
-    </w:p>
-    <w:p>
-      <w:pPr>
-        <w:pStyle w:val="ListBullet"/>
-      </w:pPr>
-      <w:r>
-        <w:rPr>
-          <w:b/>
-        </w:rPr>
-        <w:t>v3.143.0–v3.145.0 (2026-06-30 to 07-01)</w:t>
-      </w:r>
-      <w:r>
-        <w:t xml:space="preserve"> — New "File all normal" lab-results auto-filing button; a pre-prescribing risk check, a safety-alert log, and a week-on-week practice workload trend.</w:t>
-      </w:r>
-    </w:p>
-    <w:p>
-      <w:pPr>
-        <w:pStyle w:val="ListBullet"/>
-      </w:pPr>
-      <w:r>
-        <w:rPr>
-          <w:b/>
-        </w:rPr>
-        <w:t>v3.138.0–v3.142.0 (2026-06-29)</w:t>
-      </w:r>
-      <w:r>
-        <w:t xml:space="preserve"> — Sweep and Sentinel gained a blind-spot guard for unmonitored high-risk drugs and a QOF points-at-risk prioritiser; Referrals gained a Two-Week-Wait safety-net worklist; Sweep can now book a recall in one click.</w:t>
+        <w:t xml:space="preserve"> — fixes to demand-count accuracy, a false-alarming health strip, backup/restore failures, and cross-machine profile sync — none changing what a tab displays, only making it more trustworthy.</w:t>
       </w:r>
     </w:p>
     <w:p>
@@ -896,7 +1339,7 @@
     </w:p>
     <w:p>
       <w:r>
-        <w:t>Medicus Suite is primarily a passive display tool: it reads data already present in Medicus and presents it in the browser. It performs no AI inference, transmits no patient data to any external service, and makes no clinical decisions. The only writes are explicit, user-initiated actions carried out through Medicus's own controls (booking an appointment, creating a task, re-assigning a prescription request, and Lab Results Auto-Filing) — Medicus stays the system of record and nothing is written automatically. Lab Results Auto-Filing is the most safety-significant of these and is correspondingly gated: admin-only configuration, disabled-until-reviewed profiles, an all-normal fail-closed gate, and a per-install kill switch. The Record duplicate cleanup tool is display-and-flag only for anything ambiguous; its bulk removals are limited to the highest-confidence matches and are not easily reversible, so it says so plainly first. All computation happens locally in the extension. See INTENDED-PURPOSE.md, HAZARD-LOG.md and CLINICAL-SAFETY-NOTICE.md.</w:t>
+        <w:t>Medicus Suite is a passive display layer by default: everything it shows is read from data already recorded in Medicus, and it makes no clinical recommendation, orders nothing, and runs no AI-based inference on patient data. A small, deliberately enumerated set of actions can write back to Medicus — appointment booking, general-task creation, inbound-document filing, normal-lab-result filing, routine-prescription re-assignment, and problem-list tidying — and every one of them is user-initiated, explicitly confirmed at the point of commit, and executed through Medicus's own controls under the clinician's own session, so Medicus's own validation, access control and audit trail apply as normal. No patient data leaves the browser except through the one optional, off-by-default Transactional API read path a practice must deliberately configure. Full detail on scope, hazards, and residual risk is maintained in docs/INTENDED-PURPOSE.md, docs/HAZARD-LOG.md, and docs/CLINICAL-SAFETY-NOTICE.md.</w:t>
       </w:r>
     </w:p>
     <w:sectPr>

--- a/docs/feature-list.docx
+++ b/docs/feature-list.docx
@@ -18,7 +18,7 @@
         <w:t>Version:</w:t>
       </w:r>
       <w:r>
-        <w:t xml:space="preserve"> v3.210.0</w:t>
+        <w:t xml:space="preserve"> v3.232.0</w:t>
       </w:r>
     </w:p>
     <w:p>
@@ -29,7 +29,7 @@
         <w:t>Generated:</w:t>
       </w:r>
       <w:r>
-        <w:t xml:space="preserve"> 2026-08-02 (automated)</w:t>
+        <w:t xml:space="preserve"> 2026-08-16 (automated)</w:t>
       </w:r>
     </w:p>
     <w:p>
@@ -42,7 +42,7 @@
     </w:p>
     <w:p>
       <w:r>
-        <w:t>Medicus Suite is a Chrome extension that sits alongside the Medicus electronic patient record. It adds a side panel with 18 tabs plus a small number of full-tab tools, and a handful of in-page additions on top of Medicus's own screens (queue chips, monitoring context, inline booking, and similar). Everything it shows is drawn from data already in Medicus — it displays, checks, and reminds; it does not diagnose, does not recommend treatment, and does not use AI to interpret anything. A short, explicitly listed set of actions (appointment booking, task creation, document filing, and a few others) can write back to Medicus, and every one of those requires the user to review and confirm before anything happens.</w:t>
+        <w:t>Medicus Suite is a Chrome extension that sits alongside the Medicus electronic patient record. It adds a side panel with 19 tabs plus a small number of full-tab tools, and a handful of in-page additions on top of Medicus's own screens (queue chips, monitoring context, inline booking, and similar). Everything it shows is drawn from data already in Medicus — it displays, checks, and reminds; it does not diagnose, does not recommend treatment, and does not use AI to interpret anything. A short, explicitly listed set of actions (appointment booking, task creation, document filing, and a few others) can write back to Medicus, and every one of those requires the user to review and confirm before anything happens.</w:t>
       </w:r>
     </w:p>
     <w:p>
@@ -58,7 +58,7 @@
         <w:pStyle w:val="ListBullet"/>
       </w:pPr>
       <w:r>
-        <w:t>18 side-panel modules covering morning workflow, monitoring, capacity/demand, reception, referrals, reminders, and reference material</w:t>
+        <w:t>19 side-panel modules covering morning workflow, monitoring, capacity/demand, reception, referrals, reminders, staff rota and reference material</w:t>
       </w:r>
     </w:p>
     <w:p>
@@ -66,7 +66,7 @@
         <w:pStyle w:val="ListBullet"/>
       </w:pPr>
       <w:r>
-        <w:t>5 full-tab-style tools: two opened from the panel (Patient Record Visualiser, Duplicate Problem Checker), one triggered from Medicus's own contacts page (Contacts Management), and two reached from Options/Condor (Practice Report, CQC Inspection Readiness)</w:t>
+        <w:t>6 full-tab-style tools: three opened from the panel (Patient Record Visualiser, Duplicate Problem Checker, Rota manager), one triggered from Medicus's own contacts page (Contacts Management), and two reached from Options/Condor (Practice Report, CQC Inspection Readiness)</w:t>
       </w:r>
     </w:p>
     <w:p>
@@ -74,7 +74,7 @@
         <w:pStyle w:val="ListBullet"/>
       </w:pPr>
       <w:r>
-        <w:t>roughly 15 in-page content-script features layered onto live Medicus screens (queue chips, inline booking/task/document widgets, code-cleanup tools)</w:t>
+        <w:t>roughly 16 in-page content-script features layered onto live Medicus screens (queue chips, inline booking/task/document widgets, code-cleanup tools)</w:t>
       </w:r>
     </w:p>
     <w:p>
@@ -185,6 +185,22 @@
     </w:p>
     <w:p>
       <w:pPr>
+        <w:pStyle w:val="ListBullet"/>
+      </w:pPr>
+      <w:r>
+        <w:t>"First available appointment" lookup: starred favourite types as one-click tiles, plus a typable type filter — earliest slot in the next 4 weeks, with a "Book →" handoff into the booking section (type + day pre-filled; patient checks unchanged); the same section appears as a card on the Reception tab</w:t>
+      </w:r>
+    </w:p>
+    <w:p>
+      <w:pPr>
+        <w:pStyle w:val="ListBullet"/>
+      </w:pPr>
+      <w:r>
+        <w:t>Typable appointment-type filter on the booking section's picker (type "acute" to narrow the list; a single match auto-selects)</w:t>
+      </w:r>
+    </w:p>
+    <w:p>
+      <w:pPr>
         <w:pStyle w:val="Heading2"/>
       </w:pPr>
       <w:r>
@@ -473,6 +489,22 @@
     </w:p>
     <w:p>
       <w:pPr>
+        <w:pStyle w:val="ListBullet"/>
+      </w:pPr>
+      <w:r>
+        <w:t>"First available appointment" card (shared with the Slot Counter tab): one-click "when is the next FCP?" answers for the phone — no patient record needed, with a "Book →" handoff into the Slots booking section</w:t>
+      </w:r>
+    </w:p>
+    <w:p>
+      <w:pPr>
+        <w:pStyle w:val="ListBullet"/>
+      </w:pPr>
+      <w:r>
+        <w:t>Typable appointment-type filter on the booking panel's picker (type "acute" to narrow the list; a single match auto-selects)</w:t>
+      </w:r>
+    </w:p>
+    <w:p>
+      <w:pPr>
         <w:pStyle w:val="Heading2"/>
       </w:pPr>
       <w:r>
@@ -716,7 +748,105 @@
         <w:pStyle w:val="ListBullet"/>
       </w:pPr>
       <w:r>
-        <w:t>Placeholder text (***) must be manually filled before copying — the Copy button blocks a careless copy</w:t>
+        <w:t>Placeholder text (\*\*\*) must be manually filled before copying — the Copy button blocks a careless copy</w:t>
+      </w:r>
+    </w:p>
+    <w:p>
+      <w:pPr>
+        <w:pStyle w:val="Heading2"/>
+      </w:pPr>
+      <w:r>
+        <w:t>Rota (Practice rota)</w:t>
+      </w:r>
+    </w:p>
+    <w:p>
+      <w:r>
+        <w:t xml:space="preserve">The compact, glanceable half of the Rota Manager — available in both the side panel and the pop-out window. The full application opens in its own browser tab from the </w:t>
+      </w:r>
+      <w:r>
+        <w:rPr>
+          <w:b/>
+        </w:rPr>
+        <w:t>Rota manager</w:t>
+      </w:r>
+      <w:r>
+        <w:t xml:space="preserve"> tab (side panel) or Ctrl+K → "Open Rota manager".</w:t>
+      </w:r>
+    </w:p>
+    <w:p>
+      <w:pPr>
+        <w:pStyle w:val="ListBullet"/>
+      </w:pPr>
+      <w:r>
+        <w:t>Duty cover for today, AM and PM, with an OK/Gap state and the named duty doctors</w:t>
+      </w:r>
+    </w:p>
+    <w:p>
+      <w:pPr>
+        <w:pStyle w:val="ListBullet"/>
+      </w:pPr>
+      <w:r>
+        <w:t>Who is on approved leave today; upcoming sessions still flagged as vacancies needing cover</w:t>
+      </w:r>
+    </w:p>
+    <w:p>
+      <w:pPr>
+        <w:pStyle w:val="ListBullet"/>
+      </w:pPr>
+      <w:r>
+        <w:t>This week's high-priority safe-staffing warnings (duty cover, registrar supervision, HCA supervision)</w:t>
+      </w:r>
+    </w:p>
+    <w:p>
+      <w:pPr>
+        <w:pStyle w:val="ListBullet"/>
+      </w:pPr>
+      <w:r>
+        <w:t>Estimated GP appointments this week against the ~72-per-1,000-patients access benchmark</w:t>
+      </w:r>
+    </w:p>
+    <w:p>
+      <w:pPr>
+        <w:pStyle w:val="ListBullet"/>
+      </w:pPr>
+      <w:r>
+        <w:rPr>
+          <w:b/>
+        </w:rPr>
+        <w:t>Live drift card</w:t>
+      </w:r>
+      <w:r>
+        <w:t>: reconciles today's rota against the live Medicus appointment book each minute (read-only fetch, counted transiently, never persisted); green only after a completed zero-finding check, red for missing/ghost clinics, amber for minor drift or an unavailable check — with an opt-in notification on new red drift</w:t>
+      </w:r>
+    </w:p>
+    <w:p>
+      <w:pPr>
+        <w:pStyle w:val="ListBullet"/>
+      </w:pPr>
+      <w:r>
+        <w:t>Reads local extension storage plus the read-only appointment-book check above; persists no patient-identifiable data</w:t>
+      </w:r>
+    </w:p>
+    <w:p>
+      <w:pPr>
+        <w:pStyle w:val="ListBullet"/>
+      </w:pPr>
+      <w:r>
+        <w:t>When the rota's passcode protection is set to strict, the module stops fetching and shows a locked card instead</w:t>
+      </w:r>
+    </w:p>
+    <w:p>
+      <w:r>
+        <w:t xml:space="preserve">The </w:t>
+      </w:r>
+      <w:r>
+        <w:rPr>
+          <w:b/>
+        </w:rPr>
+        <w:t>full Rota Manager</w:t>
+      </w:r>
+      <w:r>
+        <w:t xml:space="preserve"> (its own browser tab) covers working patterns and multi-week templates, session-accounted leave on an April–March leave year, Bradford-factor and fit-note flags, the cover worklist and shift swaps, duty fairness pro-rata to contracted sessions, demand-led planning, and read-only reconciliation against the Medicus appointment book. Its safe-staffing rules encode BMA/CQC/NHSE guidance, not law — they warn, they never block, and every threshold is a practice setting. A first-run setup assistant goes from install to a working rota in about three minutes (connect to Medicus with a review-before-import step, load a sample practice, or set up by hand), and an optional passcode gate keeps editing to partners and managers — staff view stays read-only with self-service leave requests and swap proposals, or a strict mode locks the app entirely. The grid supports drag-and-drop with live validity feedback, Excel-style rectangle selection, copy/paste, undo/redo, an interactive rooms view, and a discoverable shortcuts strip; the annealing solver additionally allocates enhanced-access sessions, respects avoid-duty preferences, and resolves room clashes, explaining its score dimension by dimension.</w:t>
       </w:r>
     </w:p>
     <w:p>
@@ -850,7 +980,7 @@
         <w:t>Clean up code</w:t>
       </w:r>
       <w:r>
-        <w:t xml:space="preserve"> — flags outdated/retired SNOMED problem-list codes and suggests a cleaner description or replacement code</w:t>
+        <w:t xml:space="preserve"> — flags outdated/retired SNOMED problem-list codes and suggests a cleaner description or replacement code. Also detects journal (consultation) entries that duplicate the problem's clinical event — matched by Medicus's own linked-problems references, date and wording across nine confidence tiers, with the true per-note record date fetched to disambiguate several identically-worded candidates — and can sync the problem's cleaned-up code (and separately its cleaned "additional info" text) into the matching journal entry, via a per-match button or an automatic prompt right after a fix; every journal write is individually confirmed, names the exact before/after, and carries a one-click Undo that restores the entry's previous code or text</w:t>
       </w:r>
     </w:p>
     <w:p>
@@ -864,7 +994,63 @@
         <w:t>Bulk end problems</w:t>
       </w:r>
       <w:r>
-        <w:t xml:space="preserve"> — inline checkboxes next to every active problem on the Clinical Summary, for ending several entries in one batch</w:t>
+        <w:t xml:space="preserve"> — inline checkboxes next to every active problem on the Clinical Summary (wherever the summary panel renders: care-record page, task view, appointment view, consultation view), for ending several entries in one batch</w:t>
+      </w:r>
+    </w:p>
+    <w:p>
+      <w:pPr>
+        <w:pStyle w:val="ListBullet"/>
+      </w:pPr>
+      <w:r>
+        <w:rPr>
+          <w:b/>
+        </w:rPr>
+        <w:t>Organise problems</w:t>
+      </w:r>
+      <w:r>
+        <w:t xml:space="preserve"> — an "Organise problems?" trigger on the Clinical Summary (wherever the summary panel renders): a "Merge duplicate copies" flow (keeper chosen, others retired via the Duplicate Checker's confirmed removal write), a "Change significance" batch re-grader riding Medicus's own edit form, and an "Organise on canvas…" full-screen drag-and-drop canvas replacing the former suggestion/manual-link accordion sections — problem list as a date-sorted parent/child tree, a SNOMED/practice-override suggestion tray with connector lines, drag (or keyboard pick-up/drop) any tile onto any other to propose a link (a drop offers both nesting and a flat "related problems" link), per-tile "Remove link" / "Edit problem…" actions, read-only linked-problems visualisation; cycle-guarded, every write individually confirmed (with an explicit "will move" disclosure when a nest replaces an existing link). The tray also surfaces "(Grouped with X)" GP2GP import-text references resolved against the patient's own problem list (exact/word-overlap matching only, ties never guessed) as link/nest offers with automatic import-text cleanup after commit, and flags Unknown-significance problems for an explicit Major/Minor choice; the same "(Grouped with X)" offer appears inline in the Clean-up-code panel with its own two-step confirm</w:t>
+      </w:r>
+    </w:p>
+    <w:p>
+      <w:pPr>
+        <w:pStyle w:val="ListBullet"/>
+      </w:pPr>
+      <w:r>
+        <w:rPr>
+          <w:b/>
+        </w:rPr>
+        <w:t>Allergy cleanup suite</w:t>
+      </w:r>
+      <w:r>
+        <w:t xml:space="preserve"> — one "Clean up allergies?" trigger on the Clinical Summary (care-record page and the task view's embedded summary panel alike) covering junk/import-artefact code removal, duplicate-entry merge (with per-card exclude and an explicit clinical-decision review step), clearing a stale legacy code alongside an already-correct one, and converting a legacy pre-defined-allergy code to a proper coded substance — every action requires explicit confirmation, nothing is auto-applied</w:t>
+      </w:r>
+    </w:p>
+    <w:p>
+      <w:pPr>
+        <w:pStyle w:val="ListBullet"/>
+      </w:pPr>
+      <w:r>
+        <w:rPr>
+          <w:b/>
+        </w:rPr>
+        <w:t>Bulk task actions</w:t>
+      </w:r>
+      <w:r>
+        <w:t xml:space="preserve"> — "Bulk acknowledge?" / "Bulk discard?" checklists on two routine, low-risk task queues (Privacy Officer Alerts and EPS Cancellation Failures), where Medicus's own UI is one dialog per row; tasks are ticked from a standalone checklist keyed by each task's stable identifier (never grid-row position), reviewed on an explicit confirm step listing exactly what will be acted on and what is kept, then committed through Medicus's own task endpoints</w:t>
+      </w:r>
+    </w:p>
+    <w:p>
+      <w:pPr>
+        <w:pStyle w:val="ListBullet"/>
+      </w:pPr>
+      <w:r>
+        <w:rPr>
+          <w:b/>
+        </w:rPr>
+        <w:t>Task presence</w:t>
+      </w:r>
+      <w:r>
+        <w:t xml:space="preserve"> — stops two clinicians unknowingly working the same triage request: a "👁 name" chip on any queue row a colleague currently has open, and an advisory banner when you open a request they're already in. The store is the practice's own shared folder — presence files on your own network, nothing sent anywhere else; setup is one click per machine (Options → Task Presence → Choose folder, docs/task-presence-setup.md). Advisory only, never a lock; absence of a chip never means nobody is there. (Hosted-store alternative remains for practices without a shared folder.)</w:t>
       </w:r>
     </w:p>
     <w:p>
@@ -1122,7 +1308,7 @@
         <w:t>Practice Profile</w:t>
       </w:r>
       <w:r>
-        <w:t xml:space="preserve"> — shared-folder managed deployment so config (rules, thresholds, pathways) can be published once and picked up across every machine in the practice</w:t>
+        <w:t xml:space="preserve"> — shared-folder managed deployment so config (rules, thresholds, pathways) can be published once and picked up across every machine in the practice; machines can also contribute their own "Clean up code" preference tallies back to the shared pool (one-time "Connect shared file" grant per machine, then silent on side-panel open) without becoming a publisher of anything else</w:t>
       </w:r>
     </w:p>
     <w:p>
@@ -1211,6 +1397,220 @@
         <w:rPr>
           <w:b/>
         </w:rPr>
+        <w:t>v3.232.0 (2026-08-14)</w:t>
+      </w:r>
+      <w:r>
+        <w:t xml:space="preserve"> — Rota Manager major upgrade: optional passcode protection (staff read-only view with self-service leave/swap requests, or strict full lock; hashed config, synced and backed up with the practice data); a first-run setup assistant (connect to Medicus with review-before-import, sample practice, or by-hand — install to working rota in about three minutes) plus a "Finish setting up" dashboard checklist; grid drag-and-drop upgrades (live validity greying, Excel-style rectangle selection, copy/paste, redo, undo toasts, right-click menu, shortcuts strip, interactive rooms view); Solver v2 (enhanced-access allocation, avoid-duty preference repair, room-clash-aware proposals with per-dimension score explanation); and a live drift card in the compact Rota module reconciling today's rota against the Medicus appointment book each minute with an opt-in alert on serious drift.</w:t>
+      </w:r>
+    </w:p>
+    <w:p>
+      <w:pPr>
+        <w:pStyle w:val="ListBullet"/>
+      </w:pPr>
+      <w:r>
+        <w:rPr>
+          <w:b/>
+        </w:rPr>
+        <w:t>v3.230.0–v3.231.0 (2026-08-12–14)</w:t>
+      </w:r>
+      <w:r>
+        <w:t xml:space="preserve"> — Journal–code sync: the Clean-up-code panel now finds journal entries duplicating the problem's clinical event (nine confidence tiers: structural linked-problems references, verified true record dates, day-group date + wording, and two fuzzy fallbacks), warns when several match (GP2GP can duplicate whole records) and flags the one whose own record date exactly confirms against the problem, and can write the problem's current code — and separately its cleaned "additional info" text — into the matching entry, per-match or auto-prompted right after a fix. v3.231.0 adds the post-review fixes (one row per journal entry even when two detection passes find the same note; unknown confidence tiers rank last) and a one-click Undo for both journal writes, restoring the entry's previous code or text via the same confirmed contract. Also new: the {Episodicity…} / Problem Info: Problem Notes: GP2GP wrapper patterns join the generic-import-text rules, and "Date records held from" joins the Bulk-remove admin-code roots.</w:t>
+      </w:r>
+    </w:p>
+    <w:p>
+      <w:pPr>
+        <w:pStyle w:val="ListBullet"/>
+      </w:pPr>
+      <w:r>
+        <w:rPr>
+          <w:b/>
+        </w:rPr>
+        <w:t>v3.227.0–.1 (2026-08-09)</w:t>
+      </w:r>
+      <w:r>
+        <w:t xml:space="preserve"> — "(Grouped with X)" GP2GP import text now resolves to a real relationship offer (flat link or nest in either direction) in both the Clean-up-code panel and the Organise-problems canvas tray, with existing-relationship detection, automatic import-text cleanup on commit, canvas locator lines, drag-and-drop flat links, and Unknown-significance flagging. v3.227.1 adds the review fixes: an authoritative fail-closed cycle guard on the no-scan surface, a two-step confirm on the inline relationship buttons, ambiguous-match refusal, truthful strip feedback, per-choice confirm copy, and scan-race/card-lifecycle corrections.</w:t>
+      </w:r>
+    </w:p>
+    <w:p>
+      <w:pPr>
+        <w:pStyle w:val="ListBullet"/>
+      </w:pPr>
+      <w:r>
+        <w:rPr>
+          <w:b/>
+        </w:rPr>
+        <w:t>v3.226.0 (2026-08-08)</w:t>
+      </w:r>
+      <w:r>
+        <w:t xml:space="preserve"> — Cleanup Code Preferences gain automatic practice-pool contribution (a machine's own tallies merge back to the shared profile without a full publish; additive-only, never touches the practice-wide enforced choice), and "Bulk acknowledge?" / "Bulk discard?" checklists arrive on the Privacy Officer Alerts and EPS Cancellation Failures task queues, each batch explicitly confirmed.</w:t>
+      </w:r>
+    </w:p>
+    <w:p>
+      <w:pPr>
+        <w:pStyle w:val="ListBullet"/>
+      </w:pPr>
+      <w:r>
+        <w:rPr>
+          <w:b/>
+        </w:rPr>
+        <w:t>v3.225.0–.1 (2026-08-08)</w:t>
+      </w:r>
+      <w:r>
+        <w:t xml:space="preserve"> — "Organise problems" canvas: the suggestion/manual-link accordion sections replaced by a full-screen drag-and-drop canvas (date-sorted parent/child tree, SNOMED + practice-override suggestion tray with connector lines, per-tile Remove link / Edit problem… actions embedding the Clean-up-code panel, read-only linked-problems visualisation with per-set lanes/colours). v3.225.1 adds the review fixes: patient-change guard on the open canvas, post-save Edit-problem state reset, re-parent "will move" disclosure, rescan after a code edit, full keyboard operability, parent-map cycle rescue, and lazy linked-problem prefill.</w:t>
+      </w:r>
+    </w:p>
+    <w:p>
+      <w:pPr>
+        <w:pStyle w:val="ListBullet"/>
+      </w:pPr>
+      <w:r>
+        <w:rPr>
+          <w:b/>
+        </w:rPr>
+        <w:t>v3.219.0 (2026-08-03)</w:t>
+      </w:r>
+      <w:r>
+        <w:t xml:space="preserve"> — "Change significance": batch re-grade problems between Major/Minor/Unknown via Medicus's own edit form, with per-row current-grade display and explicit move-by-move confirm; the problems widget trigger renamed to "Organise problems?".</w:t>
+      </w:r>
+    </w:p>
+    <w:p>
+      <w:pPr>
+        <w:pStyle w:val="ListBullet"/>
+      </w:pPr>
+      <w:r>
+        <w:rPr>
+          <w:b/>
+        </w:rPr>
+        <w:t>v3.218.0 (2026-08-03)</w:t>
+      </w:r>
+      <w:r>
+        <w:t xml:space="preserve"> — The record-tidy widgets (bulk end, nesting, allergy cleanup) now work on any page that renders the Clinical Summary panel — appointment and consultation views included — via a page-world bridge that reads the patient from the page's own summary fetch, with a wrong-patient row-match guard.</w:t>
+      </w:r>
+    </w:p>
+    <w:p>
+      <w:pPr>
+        <w:pStyle w:val="ListBullet"/>
+      </w:pPr>
+      <w:r>
+        <w:rPr>
+          <w:b/>
+        </w:rPr>
+        <w:t>v3.217.0 (2026-08-03)</w:t>
+      </w:r>
+      <w:r>
+        <w:t xml:space="preserve"> — Nest problems gains an in-panel "Merge duplicate copies" section: same-code duplicate problems merged down to a chosen keeper using the Duplicate Checker's confirmed removal contract, with children-protected copies excluded and additional-info copies cautioned.</w:t>
+      </w:r>
+    </w:p>
+    <w:p>
+      <w:pPr>
+        <w:pStyle w:val="ListBullet"/>
+      </w:pPr>
+      <w:r>
+        <w:rPr>
+          <w:b/>
+        </w:rPr>
+        <w:t>v3.216.0 (2026-08-03)</w:t>
+      </w:r>
+      <w:r>
+        <w:t xml:space="preserve"> — Nest problems' manual builder goes parent-first and multi-child: tick several problems and nest them under one parent in a single confirmed batch.</w:t>
+      </w:r>
+    </w:p>
+    <w:p>
+      <w:pPr>
+        <w:pStyle w:val="ListBullet"/>
+      </w:pPr>
+      <w:r>
+        <w:rPr>
+          <w:b/>
+        </w:rPr>
+        <w:t>v3.215.0 (2026-08-03)</w:t>
+      </w:r>
+      <w:r>
+        <w:t xml:space="preserve"> — Nest problems gains a manual "Link manually" builder: nest any problem under any other (re-parenting and same-code pairs included, cycle-guarded), alongside the SNOMED-ancestry suggestions.</w:t>
+      </w:r>
+    </w:p>
+    <w:p>
+      <w:pPr>
+        <w:pStyle w:val="ListBullet"/>
+      </w:pPr>
+      <w:r>
+        <w:rPr>
+          <w:b/>
+        </w:rPr>
+        <w:t>v3.214.0 (2026-08-03)</w:t>
+      </w:r>
+      <w:r>
+        <w:t xml:space="preserve"> — "Nest problems?": suggested parent/child problem links on the Clinical Summary, driven by SNOMED ancestry between the problems already on the record, each link individually reviewed and confirmed; works on both the care-record and task ("split") pages.</w:t>
+      </w:r>
+    </w:p>
+    <w:p>
+      <w:pPr>
+        <w:pStyle w:val="ListBullet"/>
+      </w:pPr>
+      <w:r>
+        <w:rPr>
+          <w:b/>
+        </w:rPr>
+        <w:t>v3.213.0 (2026-08-03)</w:t>
+      </w:r>
+      <w:r>
+        <w:t xml:space="preserve"> — "Bulk remove?" and "Clean up allergies?" now also run on the task ("split") page's embedded Clinical Summary panel, not just the full care-record page — same scans, review steps and confirmations, with the patient resolved from the task itself.</w:t>
+      </w:r>
+    </w:p>
+    <w:p>
+      <w:pPr>
+        <w:pStyle w:val="ListBullet"/>
+      </w:pPr>
+      <w:r>
+        <w:rPr>
+          <w:b/>
+        </w:rPr>
+        <w:t>v3.212.0 (2026-08-02)</w:t>
+      </w:r>
+      <w:r>
+        <w:t xml:space="preserve"> — Allergy cleanup suite: a single "Clean up allergies?" trigger folding in junk/low-relevance-code removal, duplicate-entry merge, dual-coded (legacy code alongside an already-correct substance) cleanup, and pre-defined-allergy-to-substance conversion, each with its own review step appropriate to how much clinical judgement it needs.</w:t>
+      </w:r>
+    </w:p>
+    <w:p>
+      <w:pPr>
+        <w:pStyle w:val="ListBullet"/>
+      </w:pPr>
+      <w:r>
+        <w:rPr>
+          <w:b/>
+        </w:rPr>
+        <w:t>v3.211.0 (2026-08-02)</w:t>
+      </w:r>
+      <w:r>
+        <w:t xml:space="preserve"> — Rota Manager subsumed into the suite: a full rota application in its own browser tab (</w:t>
+      </w:r>
+      <w:r>
+        <w:rPr>
+          <w:b/>
+        </w:rPr>
+        <w:t>Rota manager</w:t>
+      </w:r>
+      <w:r>
+        <w:t xml:space="preserve">) plus a compact </w:t>
+      </w:r>
+      <w:r>
+        <w:rPr>
+          <w:b/>
+        </w:rPr>
+        <w:t>Rota</w:t>
+      </w:r>
+      <w:r>
+        <w:t xml:space="preserve"> module in the panel and pop-out; all eight rota.* storage keys covered by the suite backup. The standalone Medicus Rota Manager extension is deprecated.</w:t>
+      </w:r>
+    </w:p>
+    <w:p>
+      <w:pPr>
+        <w:pStyle w:val="ListBullet"/>
+      </w:pPr>
+      <w:r>
+        <w:rPr>
+          <w:b/>
+        </w:rPr>
         <w:t>v3.192.0–v3.210.0 (26 Jul – 1 Aug)</w:t>
       </w:r>
       <w:r>
@@ -1339,7 +1739,7 @@
     </w:p>
     <w:p>
       <w:r>
-        <w:t>Medicus Suite is a passive display layer by default: everything it shows is read from data already recorded in Medicus, and it makes no clinical recommendation, orders nothing, and runs no AI-based inference on patient data. A small, deliberately enumerated set of actions can write back to Medicus — appointment booking, general-task creation, inbound-document filing, normal-lab-result filing, routine-prescription re-assignment, and problem-list tidying — and every one of them is user-initiated, explicitly confirmed at the point of commit, and executed through Medicus's own controls under the clinician's own session, so Medicus's own validation, access control and audit trail apply as normal. No patient data leaves the browser except through the one optional, off-by-default Transactional API read path a practice must deliberately configure. Full detail on scope, hazards, and residual risk is maintained in docs/INTENDED-PURPOSE.md, docs/HAZARD-LOG.md, and docs/CLINICAL-SAFETY-NOTICE.md.</w:t>
+        <w:t>Medicus Suite is a passive display layer by default: everything it shows is read from data already recorded in Medicus, and it makes no clinical recommendation, orders nothing, and runs no AI-based inference on patient data. A small, deliberately enumerated set of actions can write back to Medicus — appointment booking, general-task creation, inbound-document filing, normal-lab-result filing, routine-prescription re-assignment, problem-list tidying, and bulk acknowledge/discard of two routine task types (Privacy Officer Alerts, EPS cancellation failures) — and every one of them is user-initiated, explicitly confirmed at the point of commit, and executed through Medicus's own controls under the clinician's own session, so Medicus's own validation, access control and audit trail apply as normal. No patient data leaves the browser except through the one optional, off-by-default Transactional API read path a practice must deliberately configure. Full detail on scope, hazards, and residual risk is maintained in docs/INTENDED-PURPOSE.md, docs/HAZARD-LOG.md, and docs/CLINICAL-SAFETY-NOTICE.md.</w:t>
       </w:r>
     </w:p>
     <w:sectPr>

--- a/docs/feature-list.docx
+++ b/docs/feature-list.docx
@@ -18,7 +18,7 @@
         <w:t>Version:</w:t>
       </w:r>
       <w:r>
-        <w:t xml:space="preserve"> v3.232.0</w:t>
+        <w:t xml:space="preserve"> v3.236.25</w:t>
       </w:r>
     </w:p>
     <w:p>
@@ -29,7 +29,7 @@
         <w:t>Generated:</w:t>
       </w:r>
       <w:r>
-        <w:t xml:space="preserve"> 2026-08-16 (automated)</w:t>
+        <w:t xml:space="preserve"> 2026-08-23 (automated)</w:t>
       </w:r>
     </w:p>
     <w:p>
@@ -42,7 +42,7 @@
     </w:p>
     <w:p>
       <w:r>
-        <w:t>Medicus Suite is a Chrome extension that sits alongside the Medicus electronic patient record. It adds a side panel with 19 tabs plus a small number of full-tab tools, and a handful of in-page additions on top of Medicus's own screens (queue chips, monitoring context, inline booking, and similar). Everything it shows is drawn from data already in Medicus — it displays, checks, and reminds; it does not diagnose, does not recommend treatment, and does not use AI to interpret anything. A short, explicitly listed set of actions (appointment booking, task creation, document filing, and a few others) can write back to Medicus, and every one of those requires the user to review and confirm before anything happens.</w:t>
+        <w:t>Medicus Suite is a Chrome extension that sits alongside the Medicus electronic patient record. It adds a side panel with 19 tabs, a handful of full-tab tools, and a set of small additions layered onto Medicus's own screens (queue chips, monitoring context, inline booking, and similar). Everything it shows is drawn from data already in Medicus — it displays, checks and reminds, never diagnoses, never recommends treatment, and runs no AI-based interpretation of patient data. A short, explicitly listed set of actions can write back to Medicus (booking, task creation, document filing, problem-list tidying and a few others), and each one requires the user to review and confirm before anything happens.</w:t>
       </w:r>
     </w:p>
     <w:p>
@@ -66,7 +66,7 @@
         <w:pStyle w:val="ListBullet"/>
       </w:pPr>
       <w:r>
-        <w:t>6 full-tab-style tools: three opened from the panel (Patient Record Visualiser, Duplicate Problem Checker, Rota manager), one triggered from Medicus's own contacts page (Contacts Management), and two reached from Options/Condor (Practice Report, CQC Inspection Readiness)</w:t>
+        <w:t>5 full-tab tools reached from the panel or from Medicus's own pages (Patient Record Visualiser, Duplicate Problem Checker, Rota Manager, Contacts Management, Practice Report / CQC Inspection Readiness)</w:t>
       </w:r>
     </w:p>
     <w:p>
@@ -74,7 +74,7 @@
         <w:pStyle w:val="ListBullet"/>
       </w:pPr>
       <w:r>
-        <w:t>roughly 16 in-page content-script features layered onto live Medicus screens (queue chips, inline booking/task/document widgets, code-cleanup tools)</w:t>
+        <w:t>around 14 in-page feature groups layered onto live Medicus screens (queue chips, inline booking/task/document widgets, problem and allergy tidying tools)</w:t>
       </w:r>
     </w:p>
     <w:p>
@@ -82,7 +82,7 @@
         <w:pStyle w:val="ListBullet"/>
       </w:pPr>
       <w:r>
-        <w:t>8 rule types in the clinical alert engine (drug-monitoring, drug-combo, drug/allergy conflict, qof-register, qof-indicator, event-count, vaccine, composite)</w:t>
+        <w:t>8 rule types in the clinical alert engine</w:t>
       </w:r>
     </w:p>
     <w:p>
@@ -90,7 +90,7 @@
         <w:pStyle w:val="ListBullet"/>
       </w:pPr>
       <w:r>
-        <w:t>34 drug-monitoring rules, 74 QOF rules (14 register + 60 indicator), 5 vaccine rules, 44 investigation-result rules, and 35 starter alerts in the practice alert library (32 prescribing-safety, 3 clinical-review)</w:t>
+        <w:t>32 built-in drug-monitoring rules (31 enabled), 74 QOF rules (14 register + 60 indicator), 5 vaccine rules, 44 investigation-result threshold rules, and 37 starter alerts in the practice alert library (34 prescribing safety, 3 clinical review)</w:t>
       </w:r>
     </w:p>
     <w:p>
@@ -106,12 +106,12 @@
         <w:pStyle w:val="Heading2"/>
       </w:pPr>
       <w:r>
-        <w:t>Today</w:t>
+        <w:t>Today — v1.0</w:t>
       </w:r>
     </w:p>
     <w:p>
       <w:r>
-        <w:t>One morning screen: a headline sentence plus waiting-room count, triage queue load, today's medical/admin demand, today's available slots, and the last pre-clinic Sweep status — answering "what needs me right now?" without opening five other tabs.</w:t>
+        <w:t>One morning screen: a headline sentence plus waiting-room count, triage queue load, today's demand, today's available slots, and the last pre-clinic sweep status.</w:t>
       </w:r>
     </w:p>
     <w:p>
@@ -135,7 +135,7 @@
         <w:pStyle w:val="ListBullet"/>
       </w:pPr>
       <w:r>
-        <w:t>Triage load and today's demand, both with threshold colouring</w:t>
+        <w:t>Triage load and demand counts, both threshold-coloured</w:t>
       </w:r>
     </w:p>
     <w:p>
@@ -143,7 +143,7 @@
         <w:pStyle w:val="ListBullet"/>
       </w:pPr>
       <w:r>
-        <w:t>Today's available slot count and a link into the last Sweep</w:t>
+        <w:t>Link into today's slot count and the last sweep run</w:t>
       </w:r>
     </w:p>
     <w:p>
@@ -151,12 +151,12 @@
         <w:pStyle w:val="Heading2"/>
       </w:pPr>
       <w:r>
-        <w:t>Slot Counter</w:t>
+        <w:t>Slot Counter — v2.2</w:t>
       </w:r>
     </w:p>
     <w:p>
       <w:r>
-        <w:t>Available appointment slots by type for any date, read directly from the Medicus scheduling API. Updates live while a Medicus tab is open.</w:t>
+        <w:t>Available appointment slots by type for any date, read directly from Medicus's scheduling data, with live updates while a Medicus tab is open.</w:t>
       </w:r>
     </w:p>
     <w:p>
@@ -164,7 +164,7 @@
         <w:pStyle w:val="ListBullet"/>
       </w:pPr>
       <w:r>
-        <w:t>Slot counts by appointment type, with configurable alert thresholds</w:t>
+        <w:t>Slot counts by type with configurable alert thresholds</w:t>
       </w:r>
     </w:p>
     <w:p>
@@ -180,7 +180,7 @@
         <w:pStyle w:val="ListBullet"/>
       </w:pPr>
       <w:r>
-        <w:t>Live updates via the practice's Pusher feed, without the scheduling page open</w:t>
+        <w:t>"First available appointment" lookup with a one-click booking handoff</w:t>
       </w:r>
     </w:p>
     <w:p>
@@ -188,28 +188,20 @@
         <w:pStyle w:val="ListBullet"/>
       </w:pPr>
       <w:r>
-        <w:t>"First available appointment" lookup: starred favourite types as one-click tiles, plus a typable type filter — earliest slot in the next 4 weeks, with a "Book →" handoff into the booking section (type + day pre-filled; patient checks unchanged); the same section appears as a card on the Reception tab</w:t>
+        <w:t>Typable appointment-type filter on the booking picker</w:t>
       </w:r>
     </w:p>
     <w:p>
       <w:pPr>
-        <w:pStyle w:val="ListBullet"/>
+        <w:pStyle w:val="Heading2"/>
       </w:pPr>
       <w:r>
-        <w:t>Typable appointment-type filter on the booking section's picker (type "acute" to narrow the list; a single match auto-selects)</w:t>
-      </w:r>
-    </w:p>
-    <w:p>
-      <w:pPr>
-        <w:pStyle w:val="Heading2"/>
-      </w:pPr>
-      <w:r>
-        <w:t>Monitoring (Sentinel)</w:t>
+        <w:t>Monitoring (Sentinel) — v0.5.1</w:t>
       </w:r>
     </w:p>
     <w:p>
       <w:r>
-        <w:t>The clinical context sidebar for whichever patient record is open. Checks active medications, problems, and recent results against drug-monitoring intervals and this year's QOF indicators, showing a plain green/amber/red chip for each. Passive display only — never writes to the record, never orders anything, never tells the clinician what to do.</w:t>
+        <w:t>The clinical context sidebar for whichever patient record is open. Checks active medications, problems and recent results against drug-monitoring intervals and this year's QOF indicators, showing a plain green/amber/red chip for each. Passive display only — never writes to the record, never orders anything, never tells the clinician what to do.</w:t>
       </w:r>
     </w:p>
     <w:p>
@@ -241,7 +233,7 @@
         <w:pStyle w:val="ListBullet"/>
       </w:pPr>
       <w:r>
-        <w:t>Practice custom alert rules, editable from Options</w:t>
+        <w:t>Practice-editable custom alert rules</w:t>
       </w:r>
     </w:p>
     <w:p>
@@ -257,7 +249,7 @@
         <w:pStyle w:val="ListBullet"/>
       </w:pPr>
       <w:r>
-        <w:t>One-click "create task" / "add to Follow-ups" from an action chip</w:t>
+        <w:t>One-click "create task" / "add to Follow-ups" from a chip</w:t>
       </w:r>
     </w:p>
     <w:p>
@@ -278,7 +270,7 @@
         <w:pStyle w:val="ListBullet"/>
       </w:pPr>
       <w:r>
-        <w:t>Line charts for BP, eGFR/ACR, HbA1c, cholesterol, weight, with clinical zone bands</w:t>
+        <w:t>Line charts with clinical zone bands</w:t>
       </w:r>
     </w:p>
     <w:p>
@@ -299,7 +291,7 @@
     </w:p>
     <w:p>
       <w:r>
-        <w:t>A calendar comparing available appointment capacity against the practice's own configured daily minimums, so a slot gap is visible days or weeks ahead rather than discovered on the day.</w:t>
+        <w:t>A calendar comparing available appointment capacity against the practice's own configured daily minimums, so a slot gap is visible days or weeks ahead.</w:t>
       </w:r>
     </w:p>
     <w:p>
@@ -307,7 +299,7 @@
         <w:pStyle w:val="ListBullet"/>
       </w:pPr>
       <w:r>
-        <w:t>Day/week/month calendar views with per-day red/amber/green status</w:t>
+        <w:t>Day/week/month views with per-day red/amber/green status</w:t>
       </w:r>
     </w:p>
     <w:p>
@@ -315,7 +307,7 @@
         <w:pStyle w:val="ListBullet"/>
       </w:pPr>
       <w:r>
-        <w:t>Per-day minimum presets, editable per weekday, and a per-session-type breakdown</w:t>
+        <w:t>Per-weekday minimum presets and a per-session-type breakdown</w:t>
       </w:r>
     </w:p>
     <w:p>
@@ -323,12 +315,12 @@
         <w:pStyle w:val="Heading2"/>
       </w:pPr>
       <w:r>
-        <w:t>Submissions Tracker</w:t>
+        <w:t>Submissions Tracker — v1.0</w:t>
       </w:r>
     </w:p>
     <w:p>
       <w:r>
-        <w:t>Counts inbound requests (medical, admin, investigation, prescription) arriving each day, compared against a rolling baseline so a genuinely unusual day stands out.</w:t>
+        <w:t>Counts inbound requests (medical, admin, investigation, prescription) arriving each day against a rolling baseline, so an unusual day stands out.</w:t>
       </w:r>
     </w:p>
     <w:p>
@@ -336,7 +328,7 @@
         <w:pStyle w:val="ListBullet"/>
       </w:pPr>
       <w:r>
-        <w:t>Daily counts by task category, date-range and day-vs-day comparison</w:t>
+        <w:t>Daily counts by category, date-range and day-vs-day comparison</w:t>
       </w:r>
     </w:p>
     <w:p>
@@ -344,7 +336,7 @@
         <w:pStyle w:val="ListBullet"/>
       </w:pPr>
       <w:r>
-        <w:t>RAG-threshold alert strip when a category runs hot; CSV export</w:t>
+        <w:t>RAG-threshold alert strip; CSV export</w:t>
       </w:r>
     </w:p>
     <w:p>
@@ -352,12 +344,12 @@
         <w:pStyle w:val="Heading2"/>
       </w:pPr>
       <w:r>
-        <w:t>Activity Report</w:t>
+        <w:t>Activity Report — v1.0</w:t>
       </w:r>
     </w:p>
     <w:p>
       <w:r>
-        <w:t>Practice activity per staff member over a configurable date range — consultations, prescription requests, medication reviews, document tasks, investigation results — as a stacked bar chart and period totals.</w:t>
+        <w:t>Practice activity per staff member over a configurable date range, as a stacked bar chart and period totals.</w:t>
       </w:r>
     </w:p>
     <w:p>
@@ -373,7 +365,7 @@
         <w:pStyle w:val="ListBullet"/>
       </w:pPr>
       <w:r>
-        <w:t>Optional "per session" adjustment for fair comparison; CSV export</w:t>
+        <w:t>Optional "per session" adjustment; CSV export</w:t>
       </w:r>
     </w:p>
     <w:p>
@@ -381,12 +373,12 @@
         <w:pStyle w:val="Heading2"/>
       </w:pPr>
       <w:r>
-        <w:t>Referrals Tracker</w:t>
+        <w:t>Referrals Tracker — v1.0</w:t>
       </w:r>
     </w:p>
     <w:p>
       <w:r>
-        <w:t>Referral audit data over a configurable date range: totals, priority mix (Routine/Urgent/2WW), and status, broken down by clinician, specialty, and receiving hospital.</w:t>
+        <w:t>Referral audit data over a configurable date range: totals, priority mix (Routine/Urgent/2WW) and status.</w:t>
       </w:r>
     </w:p>
     <w:p>
@@ -415,7 +407,7 @@
     </w:p>
     <w:p>
       <w:r>
-        <w:t>A single live "practice pressure" gauge combining waiting-room load, queue backlog, urgent-task count, and remaining capacity into one score with an amber/red threshold — a busy morning as one number, not four tabs.</w:t>
+        <w:t>A single live "practice pressure" gauge combining waiting-room load, queue backlog, urgent-task count and remaining capacity into one score — a busy morning as one number.</w:t>
       </w:r>
     </w:p>
     <w:p>
@@ -423,7 +415,7 @@
         <w:pStyle w:val="ListBullet"/>
       </w:pPr>
       <w:r>
-        <w:t>Composite Practice Pressure Index with configurable weightings/thresholds</w:t>
+        <w:t>Composite pressure index with configurable weightings/thresholds</w:t>
       </w:r>
     </w:p>
     <w:p>
@@ -439,7 +431,7 @@
         <w:pStyle w:val="ListBullet"/>
       </w:pPr>
       <w:r>
-        <w:t>Daily snapshot history feeding the Practice Report tool; 7-/30-day pulse view</w:t>
+        <w:t>Daily snapshot history feeding the Practice Report tool</w:t>
       </w:r>
     </w:p>
     <w:p>
@@ -452,7 +444,7 @@
     </w:p>
     <w:p>
       <w:r>
-        <w:t>A reception-facing view of whichever patient's record is open, plus optional guided-capture question sets for common presenting problems and an inline appointment-booking panel. Guided pathways ship switched off until a practice administrator accepts the disclaimer; booking is only offered when no red flag has been raised.</w:t>
+        <w:t>A reception-facing view of whichever patient's record is open, plus optional guided-capture question sets for common presenting problems and an inline appointment-booking panel. Guided pathways ship switched off until a practice administrator accepts the disclaimer.</w:t>
       </w:r>
     </w:p>
     <w:p>
@@ -460,7 +452,7 @@
         <w:pStyle w:val="ListBullet"/>
       </w:pPr>
       <w:r>
-        <w:t>Single-glance patient status pill (practice-configurable which chips show)</w:t>
+        <w:t>Single-glance, practice-configurable patient status pill</w:t>
       </w:r>
     </w:p>
     <w:p>
@@ -468,7 +460,7 @@
         <w:pStyle w:val="ListBullet"/>
       </w:pPr>
       <w:r>
-        <w:t>Guided capture pathways per presenting problem, red flags surfaced first</w:t>
+        <w:t>Guided capture pathways with a signed-off call script (red flags, then a short history set)</w:t>
       </w:r>
     </w:p>
     <w:p>
@@ -476,7 +468,7 @@
         <w:pStyle w:val="ListBullet"/>
       </w:pPr>
       <w:r>
-        <w:t>Structured plain-text output to paste into the triage entry — capture only, never a diagnosis</w:t>
+        <w:t>Structured plain-text output to paste into the triage entry</w:t>
       </w:r>
     </w:p>
     <w:p>
@@ -484,7 +476,7 @@
         <w:pStyle w:val="ListBullet"/>
       </w:pPr>
       <w:r>
-        <w:t>Inline "book an appointment" panel, gated to an open record with no unresolved red flag</w:t>
+        <w:t>Inline booking panel, gated to an open record with no unresolved red flag</w:t>
       </w:r>
     </w:p>
     <w:p>
@@ -492,28 +484,20 @@
         <w:pStyle w:val="ListBullet"/>
       </w:pPr>
       <w:r>
-        <w:t>"First available appointment" card (shared with the Slot Counter tab): one-click "when is the next FCP?" answers for the phone — no patient record needed, with a "Book →" handoff into the Slots booking section</w:t>
+        <w:t>"First available appointment" card for phone answers with no patient record needed</w:t>
       </w:r>
     </w:p>
     <w:p>
       <w:pPr>
-        <w:pStyle w:val="ListBullet"/>
+        <w:pStyle w:val="Heading2"/>
       </w:pPr>
       <w:r>
-        <w:t>Typable appointment-type filter on the booking panel's picker (type "acute" to narrow the list; a single match auto-selects)</w:t>
-      </w:r>
-    </w:p>
-    <w:p>
-      <w:pPr>
-        <w:pStyle w:val="Heading2"/>
-      </w:pPr>
-      <w:r>
-        <w:t>Signing Queue</w:t>
+        <w:t>Signing Queue — v1.0</w:t>
       </w:r>
     </w:p>
     <w:p>
       <w:r>
-        <w:t>Every open repeat-prescription request, alongside that patient's recorded drug-monitoring currency, so the end-of-day signing pile can be worked riskiest-first instead of opening each record blind.</w:t>
+        <w:t>Every open repeat-prescription request, alongside that patient's recorded drug-monitoring currency, so the pile can be worked riskiest-first.</w:t>
       </w:r>
     </w:p>
     <w:p>
@@ -521,7 +505,7 @@
         <w:pStyle w:val="ListBullet"/>
       </w:pPr>
       <w:r>
-        <w:t>Monitoring-currency verdict and renal context per queued request</w:t>
+        <w:t>Monitoring-currency verdict and renal context per request</w:t>
       </w:r>
     </w:p>
     <w:p>
@@ -537,7 +521,7 @@
         <w:pStyle w:val="ListBullet"/>
       </w:pPr>
       <w:r>
-        <w:t>A closing "nothing outstanding" line that never implies a request is safe to sign, only that no flag was found</w:t>
+        <w:t>Never implies a request is safe to sign — only that no flag was found</w:t>
       </w:r>
     </w:p>
     <w:p>
@@ -545,12 +529,12 @@
         <w:pStyle w:val="Heading2"/>
       </w:pPr>
       <w:r>
-        <w:t>Follow-ups</w:t>
+        <w:t>Follow-ups — v1.0</w:t>
       </w:r>
     </w:p>
     <w:p>
       <w:r>
-        <w:t>A personal safety-net reminder list — "chase Friday" logged in seconds, resurfacing when the due date passes. Explicitly a personal reminder, not the clinical safety-netting record; the header says so every time it's open.</w:t>
+        <w:t>A personal safety-net reminder list — "chase Friday" logged in seconds, resurfacing when the due date passes. Explicitly a personal reminder, not the clinical safety-netting record.</w:t>
       </w:r>
     </w:p>
     <w:p>
@@ -558,7 +542,7 @@
         <w:pStyle w:val="ListBullet"/>
       </w:pPr>
       <w:r>
-        <w:t>Quick-add reminders, optionally linked to the patient open in Monitoring</w:t>
+        <w:t>Quick-add reminders, optionally linked to the open patient</w:t>
       </w:r>
     </w:p>
     <w:p>
@@ -566,7 +550,7 @@
         <w:pStyle w:val="ListBullet"/>
       </w:pPr>
       <w:r>
-        <w:t>Due/overdue sorting and counts; entries stay device-local, not part of suite backups, by design</w:t>
+        <w:t>Due/overdue sorting; entries stay device-local, not part of suite backups</w:t>
       </w:r>
     </w:p>
     <w:p>
@@ -579,7 +563,7 @@
     </w:p>
     <w:p>
       <w:r>
-        <w:t>Runs the Monitoring rules across every patient booked in today's clinic (or one clinician's list), producing a morning-huddle worklist of overdue monitoring before, not during, the consultation.</w:t>
+        <w:t>Runs the Monitoring rules across every patient booked in today's clinic (or one clinician's list), producing a morning-huddle worklist before the consultation.</w:t>
       </w:r>
     </w:p>
     <w:p>
@@ -587,7 +571,7 @@
         <w:pStyle w:val="ListBullet"/>
       </w:pPr>
       <w:r>
-        <w:t>Practice-wide or per-clinician run, in batches to avoid hammering the API</w:t>
+        <w:t>Practice-wide or per-clinician run, in batches</w:t>
       </w:r>
     </w:p>
     <w:p>
@@ -595,7 +579,7 @@
         <w:pStyle w:val="ListBullet"/>
       </w:pPr>
       <w:r>
-        <w:t>Printable reception handout of the day's action list</w:t>
+        <w:t>Printable reception handout</w:t>
       </w:r>
     </w:p>
     <w:p>
@@ -603,7 +587,7 @@
         <w:pStyle w:val="ListBullet"/>
       </w:pPr>
       <w:r>
-        <w:t>Deliberately ignores per-workstation dismissed-rule settings — a recall list must not inherit one user's suppressions</w:t>
+        <w:t>Ignores per-workstation dismissed-rule settings by design</w:t>
       </w:r>
     </w:p>
     <w:p>
@@ -616,7 +600,7 @@
     </w:p>
     <w:p>
       <w:r>
-        <w:t>A practice-owned reference base — referral criteria, contacts, pathways, template text — searchable from the panel, with near-duplicate detection when adding new entries.</w:t>
+        <w:t>A practice-owned reference base — referral criteria, contacts, pathways, template text — searchable from the panel, with near-duplicate detection.</w:t>
       </w:r>
     </w:p>
     <w:p>
@@ -637,7 +621,7 @@
     </w:p>
     <w:p>
       <w:r>
-        <w:t>Search of the NHS conditions/medicines leaflet index, with an "Open on nhs.uk" link for every result and, if a practice has configured an API key, the leaflet text rendered in-panel.</w:t>
+        <w:t>Search of the NHS conditions/medicines leaflet index, with an "Open on nhs.uk" link for every result and, if a practice has configured an API key, leaflet text rendered in-panel.</w:t>
       </w:r>
     </w:p>
     <w:p>
@@ -645,7 +629,7 @@
         <w:pStyle w:val="ListBullet"/>
       </w:pPr>
       <w:r>
-        <w:t>Fuzzy search over the bundled NHS A-Z index, "Open"/"Copy link" per result</w:t>
+        <w:t>Fuzzy search over the bundled NHS A-Z index</w:t>
       </w:r>
     </w:p>
     <w:p>
@@ -653,7 +637,7 @@
         <w:pStyle w:val="ListBullet"/>
       </w:pPr>
       <w:r>
-        <w:t>Optional in-panel leaflet rendering (text only, practice opt-in) and a recent-searches list</w:t>
+        <w:t>Optional in-panel leaflet rendering (text only) and a recent-searches list</w:t>
       </w:r>
     </w:p>
     <w:p>
@@ -666,7 +650,7 @@
     </w:p>
     <w:p>
       <w:r>
-        <w:t>A live snapshot of the patient currently open — demographics, coded problems, current medications, recent results, and the same prescribing-safety scores and monitoring/QOF chips Monitoring computes — sourced from the API rather than an exported PDF. Explicitly incomplete (no allergies or immunisations live) and says so on screen; the deep multi-year view stays in the full PDF visualiser.</w:t>
+        <w:t>A live snapshot of the patient currently open — demographics, coded problems, current medications, recent results, and the same safety scores and monitoring/QOF chips Monitoring computes. Explicitly incomplete (no allergies or immunisations live) and says so on screen.</w:t>
       </w:r>
     </w:p>
     <w:p>
@@ -682,7 +666,7 @@
         <w:pStyle w:val="ListBullet"/>
       </w:pPr>
       <w:r>
-        <w:t>Gap-markers (not silent blanks) where data isn't available live</w:t>
+        <w:t>Gap-markers, not silent blanks, where data isn't available live</w:t>
       </w:r>
     </w:p>
     <w:p>
@@ -690,7 +674,7 @@
         <w:pStyle w:val="ListBullet"/>
       </w:pPr>
       <w:r>
-        <w:t>Copy-to-clipboard summary, watermarked as a live snapshot to verify against the record</w:t>
+        <w:t>Copy-to-clipboard summary, watermarked as a live snapshot</w:t>
       </w:r>
     </w:p>
     <w:p>
@@ -703,7 +687,7 @@
     </w:p>
     <w:p>
       <w:r>
-        <w:t>Per-patient custom flags a practice defines itself (interpreter required, safeguarding concern, etc.) that surface automatically whenever that patient's record is open — in the panel, an on-page banner, and queue chips.</w:t>
+        <w:t>Per-patient custom flags a practice defines itself (interpreter required, safeguarding concern, etc.) that surface whenever that patient's record is open — in the panel, an on-page banner, and queue chips.</w:t>
       </w:r>
     </w:p>
     <w:p>
@@ -711,7 +695,7 @@
         <w:pStyle w:val="ListBullet"/>
       </w:pPr>
       <w:r>
-        <w:t>Add/edit/remove flags, browse every flagged patient, customisable quick-add palette</w:t>
+        <w:t>Add/edit/remove flags, browse every flagged patient</w:t>
       </w:r>
     </w:p>
     <w:p>
@@ -719,7 +703,7 @@
         <w:pStyle w:val="ListBullet"/>
       </w:pPr>
       <w:r>
-        <w:t>Flags follow patient identity, not a name — nothing shows if identity can't be confirmed</w:t>
+        <w:t>Flags follow confirmed patient identity, not a name</w:t>
       </w:r>
     </w:p>
     <w:p>
@@ -732,7 +716,7 @@
     </w:p>
     <w:p>
       <w:r>
-        <w:t>A personal library of reusable message text blocks (opener, substance, safety-net, next step, sign-off) that combine into one message the clinician copies into Medicus's own message/comment box. Copy-only: nothing is sent or written by the extension itself.</w:t>
+        <w:t>A personal library of reusable message text blocks that combine into one message the clinician copies into Medicus's own message/comment box. Copy-only — nothing is sent or written by the extension itself.</w:t>
       </w:r>
     </w:p>
     <w:p>
@@ -740,7 +724,7 @@
         <w:pStyle w:val="ListBullet"/>
       </w:pPr>
       <w:r>
-        <w:t>Compose mode: quick slot-chip rows build one message fast; Library mode: full search/categories/edit</w:t>
+        <w:t>Compose mode: quick slot-chip rows build one message fast</w:t>
       </w:r>
     </w:p>
     <w:p>
@@ -748,105 +732,74 @@
         <w:pStyle w:val="ListBullet"/>
       </w:pPr>
       <w:r>
-        <w:t>Placeholder text (\*\*\*) must be manually filled before copying — the Copy button blocks a careless copy</w:t>
+        <w:t>Library mode: full search, categories, edit</w:t>
       </w:r>
     </w:p>
     <w:p>
       <w:pPr>
+        <w:pStyle w:val="ListBullet"/>
+      </w:pPr>
+      <w:r>
+        <w:t>Placeholder text must be manually filled before the Copy button allows a copy</w:t>
+      </w:r>
+    </w:p>
+    <w:p>
+      <w:pPr>
         <w:pStyle w:val="Heading2"/>
       </w:pPr>
       <w:r>
-        <w:t>Rota (Practice rota)</w:t>
+        <w:t>Rota</w:t>
       </w:r>
     </w:p>
     <w:p>
       <w:r>
-        <w:t xml:space="preserve">The compact, glanceable half of the Rota Manager — available in both the side panel and the pop-out window. The full application opens in its own browser tab from the </w:t>
+        <w:t>The compact, glanceable half of the Rota Manager, available in the panel and pop-out; the full application opens in its own browser tab.</w:t>
+      </w:r>
+    </w:p>
+    <w:p>
+      <w:pPr>
+        <w:pStyle w:val="ListBullet"/>
+      </w:pPr>
+      <w:r>
+        <w:t>Today's duty cover, who's on leave, sessions still needing cover</w:t>
+      </w:r>
+    </w:p>
+    <w:p>
+      <w:pPr>
+        <w:pStyle w:val="ListBullet"/>
+      </w:pPr>
+      <w:r>
+        <w:t>This week's high-priority safe-staffing warnings</w:t>
+      </w:r>
+    </w:p>
+    <w:p>
+      <w:pPr>
+        <w:pStyle w:val="ListBullet"/>
+      </w:pPr>
+      <w:r>
+        <w:t>Live drift card: reconciles today's rota against the real Medicus appointment book each minute (read-only, never persisted)</w:t>
+      </w:r>
+    </w:p>
+    <w:p>
+      <w:pPr>
+        <w:pStyle w:val="ListBullet"/>
+      </w:pPr>
+      <w:r>
+        <w:t>Optional passcode protection can lock the module to a read-only card</w:t>
+      </w:r>
+    </w:p>
+    <w:p>
+      <w:r>
+        <w:t xml:space="preserve">The full </w:t>
       </w:r>
       <w:r>
         <w:rPr>
           <w:b/>
         </w:rPr>
-        <w:t>Rota manager</w:t>
+        <w:t>Rota Manager</w:t>
       </w:r>
       <w:r>
-        <w:t xml:space="preserve"> tab (side panel) or Ctrl+K → "Open Rota manager".</w:t>
-      </w:r>
-    </w:p>
-    <w:p>
-      <w:pPr>
-        <w:pStyle w:val="ListBullet"/>
-      </w:pPr>
-      <w:r>
-        <w:t>Duty cover for today, AM and PM, with an OK/Gap state and the named duty doctors</w:t>
-      </w:r>
-    </w:p>
-    <w:p>
-      <w:pPr>
-        <w:pStyle w:val="ListBullet"/>
-      </w:pPr>
-      <w:r>
-        <w:t>Who is on approved leave today; upcoming sessions still flagged as vacancies needing cover</w:t>
-      </w:r>
-    </w:p>
-    <w:p>
-      <w:pPr>
-        <w:pStyle w:val="ListBullet"/>
-      </w:pPr>
-      <w:r>
-        <w:t>This week's high-priority safe-staffing warnings (duty cover, registrar supervision, HCA supervision)</w:t>
-      </w:r>
-    </w:p>
-    <w:p>
-      <w:pPr>
-        <w:pStyle w:val="ListBullet"/>
-      </w:pPr>
-      <w:r>
-        <w:t>Estimated GP appointments this week against the ~72-per-1,000-patients access benchmark</w:t>
-      </w:r>
-    </w:p>
-    <w:p>
-      <w:pPr>
-        <w:pStyle w:val="ListBullet"/>
-      </w:pPr>
-      <w:r>
-        <w:rPr>
-          <w:b/>
-        </w:rPr>
-        <w:t>Live drift card</w:t>
-      </w:r>
-      <w:r>
-        <w:t>: reconciles today's rota against the live Medicus appointment book each minute (read-only fetch, counted transiently, never persisted); green only after a completed zero-finding check, red for missing/ghost clinics, amber for minor drift or an unavailable check — with an opt-in notification on new red drift</w:t>
-      </w:r>
-    </w:p>
-    <w:p>
-      <w:pPr>
-        <w:pStyle w:val="ListBullet"/>
-      </w:pPr>
-      <w:r>
-        <w:t>Reads local extension storage plus the read-only appointment-book check above; persists no patient-identifiable data</w:t>
-      </w:r>
-    </w:p>
-    <w:p>
-      <w:pPr>
-        <w:pStyle w:val="ListBullet"/>
-      </w:pPr>
-      <w:r>
-        <w:t>When the rota's passcode protection is set to strict, the module stops fetching and shows a locked card instead</w:t>
-      </w:r>
-    </w:p>
-    <w:p>
-      <w:r>
-        <w:t xml:space="preserve">The </w:t>
-      </w:r>
-      <w:r>
-        <w:rPr>
-          <w:b/>
-        </w:rPr>
-        <w:t>full Rota Manager</w:t>
-      </w:r>
-      <w:r>
-        <w:t xml:space="preserve"> (its own browser tab) covers working patterns and multi-week templates, session-accounted leave on an April–March leave year, Bradford-factor and fit-note flags, the cover worklist and shift swaps, duty fairness pro-rata to contracted sessions, demand-led planning, and read-only reconciliation against the Medicus appointment book. Its safe-staffing rules encode BMA/CQC/NHSE guidance, not law — they warn, they never block, and every threshold is a practice setting. A first-run setup assistant goes from install to a working rota in about three minutes (connect to Medicus with a review-before-import step, load a sample practice, or set up by hand), and an optional passcode gate keeps editing to partners and managers — staff view stays read-only with self-service leave requests and swap proposals, or a strict mode locks the app entirely. The grid supports drag-and-drop with live validity feedback, Excel-style rectangle selection, copy/paste, undo/redo, an interactive rooms view, and a discoverable shortcuts strip; the annealing solver additionally allocates enhanced-access sessions, respects avoid-duty preferences, and resolves room clashes, explaining its score dimension by dimension.</w:t>
+        <w:t xml:space="preserve"> (separate browser tab) additionally covers working-pattern templates, session-accounted leave, Bradford-factor/fit-note flags, a cover worklist and shift swaps, duty fairness, demand-led planning, and a drag-and-drop scheduling grid with an annealing solver. Its safe-staffing rules encode BMA/CQC/NHSE guidance, not law — they warn, never block, and every threshold is a practice setting.</w:t>
       </w:r>
     </w:p>
     <w:p>
@@ -858,6 +811,11 @@
       </w:r>
     </w:p>
     <w:p>
+      <w:r>
+        <w:t>These run directly on live Medicus pages, on top of Medicus's own UI:</w:t>
+      </w:r>
+    </w:p>
+    <w:p>
       <w:pPr>
         <w:pStyle w:val="ListBullet"/>
       </w:pPr>
@@ -865,10 +823,10 @@
         <w:rPr>
           <w:b/>
         </w:rPr>
-        <w:t>Triage Lens</w:t>
+        <w:t>Triage queue overlay</w:t>
       </w:r>
       <w:r>
-        <w:t xml:space="preserve"> — decoration chips on the request queue (age, flags) plus keyword-based red-flag detection with linked actions (Samaritans, risk-assessment snippets)</w:t>
+        <w:t xml:space="preserve"> — age/status decoration chips, drug-monitoring and result-triage chips, and keyword-based red-flag detection with linked actions, on both the main triage queue and the investigation-results queue; compresses into a compact "pulse" display on busy queues.</w:t>
       </w:r>
     </w:p>
     <w:p>
@@ -879,10 +837,10 @@
         <w:rPr>
           <w:b/>
         </w:rPr>
-        <w:t>Triage Lens investigation-results queue</w:t>
+        <w:t>Inline booking and task creation</w:t>
       </w:r>
       <w:r>
-        <w:t xml:space="preserve"> — the same overlay applied to the lab-results queue, flagging results against configured thresholds</w:t>
+        <w:t xml:space="preserve"> — appointment-booking and create-task panels injected directly on patient and task pages, using Medicus's own scheduling and task-creation controls.</w:t>
       </w:r>
     </w:p>
     <w:p>
@@ -893,66 +851,10 @@
         <w:rPr>
           <w:b/>
         </w:rPr>
-        <w:t>Lab Results Auto-Filing button</w:t>
+        <w:t>Document handling</w:t>
       </w:r>
       <w:r>
-        <w:t xml:space="preserve"> — files a lab result as normal (driving Medicus's own filing controls) only when every parameter is confirmed within normal limits</w:t>
-      </w:r>
-    </w:p>
-    <w:p>
-      <w:pPr>
-        <w:pStyle w:val="ListBullet"/>
-      </w:pPr>
-      <w:r>
-        <w:rPr>
-          <w:b/>
-        </w:rPr>
-        <w:t>Prescribing workflow button</w:t>
-      </w:r>
-      <w:r>
-        <w:t xml:space="preserve"> — one-click re-assignment of a routine prescription request to the practice's configured team, driving Medicus's own UI</w:t>
-      </w:r>
-    </w:p>
-    <w:p>
-      <w:pPr>
-        <w:pStyle w:val="ListBullet"/>
-      </w:pPr>
-      <w:r>
-        <w:rPr>
-          <w:b/>
-        </w:rPr>
-        <w:t>Inline appointment booking / task creation</w:t>
-      </w:r>
-      <w:r>
-        <w:t xml:space="preserve"> — booking and create-task panels injected on task/patient pages, using Medicus's own scheduling and task-creation endpoints</w:t>
-      </w:r>
-    </w:p>
-    <w:p>
-      <w:pPr>
-        <w:pStyle w:val="ListBullet"/>
-      </w:pPr>
-      <w:r>
-        <w:rPr>
-          <w:b/>
-        </w:rPr>
-        <w:t>Save attachment as document</w:t>
-      </w:r>
-      <w:r>
-        <w:t xml:space="preserve"> — one-click filing of a patient-submitted photo/attachment as a clinical document, via Medicus's own upload endpoint</w:t>
-      </w:r>
-    </w:p>
-    <w:p>
-      <w:pPr>
-        <w:pStyle w:val="ListBullet"/>
-      </w:pPr>
-      <w:r>
-        <w:rPr>
-          <w:b/>
-        </w:rPr>
-        <w:t>Sentinel content script</w:t>
-      </w:r>
-      <w:r>
-        <w:t xml:space="preserve"> — the data pipeline feeding Monitoring's drug/QOF chips and Trends' charts</w:t>
+        <w:t xml:space="preserve"> — one-click filing of a patient-submitted attachment as a clinical document; a checklist that turns a document's coded journal entries into new Problems.</w:t>
       </w:r>
     </w:p>
     <w:p>
@@ -966,7 +868,7 @@
         <w:t>Reception quick-actions composer</w:t>
       </w:r>
       <w:r>
-        <w:t xml:space="preserve"> — three chip rows (Action / With whom / Timeframe) above a task's Internal Comment box; inserts plain-English text only, the clinician still presses Medicus's own Submit</w:t>
+        <w:t xml:space="preserve"> — three chip rows (Action / With whom / Timeframe) above a task's comment box that insert plain-English text only; the clinician still presses Medicus's own Submit.</w:t>
       </w:r>
     </w:p>
     <w:p>
@@ -980,21 +882,7 @@
         <w:t>Clean up code</w:t>
       </w:r>
       <w:r>
-        <w:t xml:space="preserve"> — flags outdated/retired SNOMED problem-list codes and suggests a cleaner description or replacement code. Also detects journal (consultation) entries that duplicate the problem's clinical event — matched by Medicus's own linked-problems references, date and wording across nine confidence tiers, with the true per-note record date fetched to disambiguate several identically-worded candidates — and can sync the problem's cleaned-up code (and separately its cleaned "additional info" text) into the matching journal entry, via a per-match button or an automatic prompt right after a fix; every journal write is individually confirmed, names the exact before/after, and carries a one-click Undo that restores the entry's previous code or text</w:t>
-      </w:r>
-    </w:p>
-    <w:p>
-      <w:pPr>
-        <w:pStyle w:val="ListBullet"/>
-      </w:pPr>
-      <w:r>
-        <w:rPr>
-          <w:b/>
-        </w:rPr>
-        <w:t>Bulk end problems</w:t>
-      </w:r>
-      <w:r>
-        <w:t xml:space="preserve"> — inline checkboxes next to every active problem on the Clinical Summary (wherever the summary panel renders: care-record page, task view, appointment view, consultation view), for ending several entries in one batch</w:t>
+        <w:t xml:space="preserve"> — flags outdated or retired SNOMED problem-list codes, suggests a cleaner code or description, and can sync a cleaned-up code or text into a matching consultation-note entry, with one-click undo.</w:t>
       </w:r>
     </w:p>
     <w:p>
@@ -1008,7 +896,7 @@
         <w:t>Organise problems</w:t>
       </w:r>
       <w:r>
-        <w:t xml:space="preserve"> — an "Organise problems?" trigger on the Clinical Summary (wherever the summary panel renders): a "Merge duplicate copies" flow (keeper chosen, others retired via the Duplicate Checker's confirmed removal write), a "Change significance" batch re-grader riding Medicus's own edit form, and an "Organise on canvas…" full-screen drag-and-drop canvas replacing the former suggestion/manual-link accordion sections — problem list as a date-sorted parent/child tree, a SNOMED/practice-override suggestion tray with connector lines, drag (or keyboard pick-up/drop) any tile onto any other to propose a link (a drop offers both nesting and a flat "related problems" link), per-tile "Remove link" / "Edit problem…" actions, read-only linked-problems visualisation; cycle-guarded, every write individually confirmed (with an explicit "will move" disclosure when a nest replaces an existing link). The tray also surfaces "(Grouped with X)" GP2GP import-text references resolved against the patient's own problem list (exact/word-overlap matching only, ties never guessed) as link/nest offers with automatic import-text cleanup after commit, and flags Unknown-significance problems for an explicit Major/Minor choice; the same "(Grouped with X)" offer appears inline in the Clean-up-code panel with its own two-step confirm</w:t>
+        <w:t xml:space="preserve"> — a drag-and-drop canvas for ending, re-grading, nesting and linking problems, with SNOMED- and text-based suggested links; every change staged, then confirmed together.</w:t>
       </w:r>
     </w:p>
     <w:p>
@@ -1019,10 +907,24 @@
         <w:rPr>
           <w:b/>
         </w:rPr>
-        <w:t>Allergy cleanup suite</w:t>
+        <w:t>Allergy cleanup</w:t>
       </w:r>
       <w:r>
-        <w:t xml:space="preserve"> — one "Clean up allergies?" trigger on the Clinical Summary (care-record page and the task view's embedded summary panel alike) covering junk/import-artefact code removal, duplicate-entry merge (with per-card exclude and an explicit clinical-decision review step), clearing a stale legacy code alongside an already-correct one, and converting a legacy pre-defined-allergy code to a proper coded substance — every action requires explicit confirmation, nothing is auto-applied</w:t>
+        <w:t xml:space="preserve"> — a canvas for removing low-relevance allergy entries, merging duplicates, clearing stale dual-coding, and converting pre-defined allergies to a coded substance.</w:t>
+      </w:r>
+    </w:p>
+    <w:p>
+      <w:pPr>
+        <w:pStyle w:val="ListBullet"/>
+      </w:pPr>
+      <w:r>
+        <w:rPr>
+          <w:b/>
+        </w:rPr>
+        <w:t>Appointment-book organise</w:t>
+      </w:r>
+      <w:r>
+        <w:t xml:space="preserve"> — cancel, move or rebook appointments directly from the diary view.</w:t>
       </w:r>
     </w:p>
     <w:p>
@@ -1036,7 +938,7 @@
         <w:t>Bulk task actions</w:t>
       </w:r>
       <w:r>
-        <w:t xml:space="preserve"> — "Bulk acknowledge?" / "Bulk discard?" checklists on two routine, low-risk task queues (Privacy Officer Alerts and EPS Cancellation Failures), where Medicus's own UI is one dialog per row; tasks are ticked from a standalone checklist keyed by each task's stable identifier (never grid-row position), reviewed on an explicit confirm step listing exactly what will be acted on and what is kept, then committed through Medicus's own task endpoints</w:t>
+        <w:t xml:space="preserve"> — checklist-based acknowledge/discard for the Privacy Officer Alerts and EPS Cancellation Failures queues, reviewed and confirmed as one batch.</w:t>
       </w:r>
     </w:p>
     <w:p>
@@ -1050,7 +952,7 @@
         <w:t>Task presence</w:t>
       </w:r>
       <w:r>
-        <w:t xml:space="preserve"> — stops two clinicians unknowingly working the same triage request: a "👁 name" chip on any queue row a colleague currently has open, and an advisory banner when you open a request they're already in. The store is the practice's own shared folder — presence files on your own network, nothing sent anywhere else; setup is one click per machine (Options → Task Presence → Choose folder, docs/task-presence-setup.md). Advisory only, never a lock; absence of a chip never means nobody is there. (Hosted-store alternative remains for practices without a shared folder.)</w:t>
+        <w:t xml:space="preserve"> — shows a colleague's name on a queue row they already have open, backed by the practice's own shared folder; advisory only, never a lock.</w:t>
       </w:r>
     </w:p>
     <w:p>
@@ -1061,24 +963,10 @@
         <w:rPr>
           <w:b/>
         </w:rPr>
-        <w:t>Pusher relay</w:t>
+        <w:t>Background data feeds</w:t>
       </w:r>
       <w:r>
-        <w:t xml:space="preserve"> — keeps the panel's live data current via the practice's real-time feed</w:t>
-      </w:r>
-    </w:p>
-    <w:p>
-      <w:pPr>
-        <w:pStyle w:val="ListBullet"/>
-      </w:pPr>
-      <w:r>
-        <w:rPr>
-          <w:b/>
-        </w:rPr>
-        <w:t>Referrals discovery</w:t>
-      </w:r>
-      <w:r>
-        <w:t xml:space="preserve"> — watches the referrals audit-report page and feeds discovered data to the Referrals Tracker tab</w:t>
+        <w:t xml:space="preserve"> — the pipeline behind Monitoring/Trends, a live-update relay so the panel refreshes without polling, and referral-data discovery for the Referrals Tracker.</w:t>
       </w:r>
     </w:p>
     <w:p>
@@ -1100,7 +988,7 @@
         <w:t>Patient Record Visualiser</w:t>
       </w:r>
       <w:r>
-        <w:t xml:space="preserve"> — analyses an exported Medicus PDF locally to build a multi-tab clinical dashboard: continuity indices, investigation trends, medication-monitoring compliance, frailty index, prescribing-safety flags, QOF register status, and an event timeline. Nothing leaves the browser.</w:t>
+        <w:t xml:space="preserve"> — analyses an exported Medicus PDF locally into a multi-tab clinical dashboard (continuity, investigation trends, medication compliance, frailty, prescribing-safety flags, QOF status, event timeline). Nothing leaves the browser.</w:t>
       </w:r>
     </w:p>
     <w:p>
@@ -1114,7 +1002,7 @@
         <w:t>Duplicate Problem Checker</w:t>
       </w:r>
       <w:r>
-        <w:t xml:space="preserve"> — finds likely duplicate problems, notes, and documents (including ones carried over via GP2GP) and offers a guided compare/merge/remove workflow, always requiring explicit confirmation before anything is removed.</w:t>
+        <w:t xml:space="preserve"> — finds likely duplicate problems, notes and documents and offers a guided compare/merge/remove workflow.</w:t>
       </w:r>
     </w:p>
     <w:p>
@@ -1128,7 +1016,7 @@
         <w:t>Contacts Management</w:t>
       </w:r>
       <w:r>
-        <w:t xml:space="preserve"> — a drag-and-drop family-tree canvas for a patient's next-of-kin and other contacts, opened from a button on Medicus's own contacts page: places candidate contacts visually, flags next-of-kin/copy-correspondence status, matches contacts across GP2GP-merged records by name (including non-English naming patterns), and lets a wrongly-placed contact be removed from the tree.</w:t>
+        <w:t xml:space="preserve"> — a drag-and-drop family-tree canvas for a patient's next-of-kin and other contacts, opened from Medicus's own contacts page.</w:t>
       </w:r>
     </w:p>
     <w:p>
@@ -1142,7 +1030,7 @@
         <w:t>Practice Report</w:t>
       </w:r>
       <w:r>
-        <w:t xml:space="preserve"> — a printable snapshot report built from Condor's daily pressure-index history.</w:t>
+        <w:t xml:space="preserve"> — a printable snapshot built from Condor's pressure-index history.</w:t>
       </w:r>
     </w:p>
     <w:p>
@@ -1156,7 +1044,7 @@
         <w:t>CQC Inspection Readiness</w:t>
       </w:r>
       <w:r>
-        <w:t xml:space="preserve"> — a printable summary for inspection preparation, reached from Options or the command palette.</w:t>
+        <w:t xml:space="preserve"> — a printable inspection-preparation summary.</w:t>
       </w:r>
     </w:p>
     <w:p>
@@ -1169,7 +1057,7 @@
     </w:p>
     <w:p>
       <w:r>
-        <w:t>The Monitoring tab and Sweep both run patient data through the same rules engine. Every rule type is a passive check — none of them recommend treatment or write to the record.</w:t>
+        <w:t>The Monitoring tab and Sweep both run patient data through the same rules engine. Every rule type is a passive check — none recommend treatment or write to the record.</w:t>
       </w:r>
     </w:p>
     <w:p>
@@ -1183,7 +1071,7 @@
         <w:t>Drug-monitoring</w:t>
       </w:r>
       <w:r>
-        <w:t xml:space="preserve"> — drug X requires test Y within an interval; flags overdue/due-soon/stale</w:t>
+        <w:t xml:space="preserve"> — a medication requires a test within an interval; flags overdue/due-soon/stale</w:t>
       </w:r>
     </w:p>
     <w:p>
@@ -1197,7 +1085,7 @@
         <w:t>Drug-combination</w:t>
       </w:r>
       <w:r>
-        <w:t xml:space="preserve"> — a set of co-prescribed drugs (optionally requiring or excluding a problem, or requiring/forbidding another drug) triggers a review flag, e.g. NSAID without gastroprotection</w:t>
+        <w:t xml:space="preserve"> — a set of co-prescribed drugs (optionally requiring or excluding a problem or another drug) triggers a review flag</w:t>
       </w:r>
     </w:p>
     <w:p>
@@ -1239,7 +1127,7 @@
         <w:t>QOF indicator</w:t>
       </w:r>
       <w:r>
-        <w:t xml:space="preserve"> — threshold check against an observation or medication for a 2025/26 QOF indicator</w:t>
+        <w:t xml:space="preserve"> — threshold or trend check against an observation or medication for a 2025/26 QOF indicator</w:t>
       </w:r>
     </w:p>
     <w:p>
@@ -1253,7 +1141,7 @@
         <w:t>Event count</w:t>
       </w:r>
       <w:r>
-        <w:t xml:space="preserve"> — counts qualifying events (e.g. exacerbations) within a rolling window against a threshold</w:t>
+        <w:t xml:space="preserve"> — counts qualifying events within a rolling window against a threshold</w:t>
       </w:r>
     </w:p>
     <w:p>
@@ -1267,7 +1155,7 @@
         <w:t>Vaccine</w:t>
       </w:r>
       <w:r>
-        <w:t xml:space="preserve"> — eligibility and due/given/declined status against seasonal or one-off vaccination schedules</w:t>
+        <w:t xml:space="preserve"> — eligibility and due/given/declined status against seasonal or one-off schedules</w:t>
       </w:r>
     </w:p>
     <w:p>
@@ -1286,7 +1174,7 @@
     </w:p>
     <w:p>
       <w:r>
-        <w:t>The shipped alert library carries 35 starter alerts a practice can enable (32 prescribing-safety, largely sourced from the PINCER prescribing-safety indicator set, plus 3 clinical-review alerts), alongside 34 built-in drug-monitoring rules, 74 QOF rules (14 register, 60 indicator), 5 vaccine rules, and 44 investigation-result threshold rules for the results queue. Practices can also author their own rules of any type from Options, which arrive disabled by default and must be reviewed and switched on by a clinician before they fire.</w:t>
+        <w:t>The shipped alert library carries 37 starter alerts a practice can enable (34 prescribing-safety, largely drawn from the PINCER indicator set, plus 3 clinical-review alerts), alongside 32 built-in drug-monitoring rules (31 enabled), 74 QOF rules, 5 vaccine rules, and 44 investigation-result threshold rules. Practices can also author their own rules of any type, which arrive disabled until a clinician reviews and switches them on.</w:t>
       </w:r>
     </w:p>
     <w:p>
@@ -1308,7 +1196,7 @@
         <w:t>Practice Profile</w:t>
       </w:r>
       <w:r>
-        <w:t xml:space="preserve"> — shared-folder managed deployment so config (rules, thresholds, pathways) can be published once and picked up across every machine in the practice; machines can also contribute their own "Clean up code" preference tallies back to the shared pool (one-time "Connect shared file" grant per machine, then silent on side-panel open) without becoming a publisher of anything else</w:t>
+        <w:t xml:space="preserve"> — shared-folder managed deployment so rules, thresholds and pathways can be published once and picked up across every machine in the practice</w:t>
       </w:r>
     </w:p>
     <w:p>
@@ -1397,10 +1285,10 @@
         <w:rPr>
           <w:b/>
         </w:rPr>
-        <w:t>v3.232.0 (2026-08-14)</w:t>
+        <w:t>Write-path governance</w:t>
       </w:r>
       <w:r>
-        <w:t xml:space="preserve"> — Rota Manager major upgrade: optional passcode protection (staff read-only view with self-service leave/swap requests, or strict full lock; hashed config, synced and backed up with the practice data); a first-run setup assistant (connect to Medicus with review-before-import, sample practice, or by-hand — install to working rota in about three minutes) plus a "Finish setting up" dashboard checklist; grid drag-and-drop upgrades (live validity greying, Excel-style rectangle selection, copy/paste, redo, undo toasts, right-click menu, shortcuts strip, interactive rooms view); Solver v2 (enhanced-access allocation, avoid-duty preference repair, room-clash-aware proposals with per-dimension score explanation); and a live drift card in the compact Rota module reconciling today's rota against the Medicus appointment book each minute with an opt-in alert on serious drift.</w:t>
+        <w:t xml:space="preserve"> — every action that can write back to Medicus is now named in a public inventory, cross-checked by an automated test, with the public docs rewritten to describe the real (enumerated-writes) safety posture rather than a blanket "read-only" claim.</w:t>
       </w:r>
     </w:p>
     <w:p>
@@ -1411,10 +1299,10 @@
         <w:rPr>
           <w:b/>
         </w:rPr>
-        <w:t>v3.230.0–v3.231.0 (2026-08-12–14)</w:t>
+        <w:t>Record-tidying tools matured into canvases</w:t>
       </w:r>
       <w:r>
-        <w:t xml:space="preserve"> — Journal–code sync: the Clean-up-code panel now finds journal entries duplicating the problem's clinical event (nine confidence tiers: structural linked-problems references, verified true record dates, day-group date + wording, and two fuzzy fallbacks), warns when several match (GP2GP can duplicate whole records) and flags the one whose own record date exactly confirms against the problem, and can write the problem's current code — and separately its cleaned "additional info" text — into the matching entry, per-match or auto-prompted right after a fix. v3.231.0 adds the post-review fixes (one row per journal entry even when two detection passes find the same note; unknown confidence tiers rank last) and a one-click Undo for both journal writes, restoring the entry's previous code or text via the same confirmed contract. Also new: the {Episodicity…} / Problem Info: Problem Notes: GP2GP wrapper patterns join the generic-import-text rules, and "Date records held from" joins the Bulk-remove admin-code roots.</w:t>
+        <w:t xml:space="preserve"> — Organise problems, Allergy cleanup and Appointment organise moved from one-at-a-time popups to full drag-and-drop canvases where several changes are staged and then committed together; Clean up code gained the ability to sync a cleaned SNOMED code or description into a matching consultation-note entry, with one-click undo.</w:t>
       </w:r>
     </w:p>
     <w:p>
@@ -1425,10 +1313,10 @@
         <w:rPr>
           <w:b/>
         </w:rPr>
-        <w:t>v3.227.0–.1 (2026-08-09)</w:t>
+        <w:t>Reception call script signed off</w:t>
       </w:r>
       <w:r>
-        <w:t xml:space="preserve"> — "(Grouped with X)" GP2GP import text now resolves to a real relationship offer (flat link or nest in either direction) in both the Clean-up-code panel and the Organise-problems canvas tray, with existing-relationship detection, automatic import-text cleanup on commit, canvas locator lines, drag-and-drop flat links, and Unknown-significance flagging. v3.227.1 adds the review fixes: an authoritative fail-closed cycle guard on the no-scan surface, a two-step confirm on the inline relationship buttons, ambiguous-match refusal, truthful strip feedback, per-choice confirm copy, and scan-race/card-lifecycle corrections.</w:t>
+        <w:t xml:space="preserve"> — the guided-capture red-flag script was reworked to two same-tier safety-check lists plus a short history set, and formally signed off by the practice's clinical safety officer.</w:t>
       </w:r>
     </w:p>
     <w:p>
@@ -1439,10 +1327,10 @@
         <w:rPr>
           <w:b/>
         </w:rPr>
-        <w:t>v3.226.0 (2026-08-08)</w:t>
+        <w:t>Rota Manager upgrade</w:t>
       </w:r>
       <w:r>
-        <w:t xml:space="preserve"> — Cleanup Code Preferences gain automatic practice-pool contribution (a machine's own tallies merge back to the shared profile without a full publish; additive-only, never touches the practice-wide enforced choice), and "Bulk acknowledge?" / "Bulk discard?" checklists arrive on the Privacy Officer Alerts and EPS Cancellation Failures task queues, each batch explicitly confirmed.</w:t>
+        <w:t xml:space="preserve"> — optional passcode protection, a guided first-run setup assistant, drag-and-drop grid improvements (multi-select, copy/paste, undo/redo), a stronger automatic-scheduling solver, and a live check of today's rota against the real appointment book.</w:t>
       </w:r>
     </w:p>
     <w:p>
@@ -1453,10 +1341,10 @@
         <w:rPr>
           <w:b/>
         </w:rPr>
-        <w:t>v3.225.0–.1 (2026-08-08)</w:t>
+        <w:t>Task and queue polish</w:t>
       </w:r>
       <w:r>
-        <w:t xml:space="preserve"> — "Organise problems" canvas: the suggestion/manual-link accordion sections replaced by a full-screen drag-and-drop canvas (date-sorted parent/child tree, SNOMED + practice-override suggestion tray with connector lines, per-tile Remove link / Edit problem… actions embedding the Clean-up-code panel, read-only linked-problems visualisation with per-set lanes/colours). v3.225.1 adds the review fixes: patient-change guard on the open canvas, post-save Edit-problem state reset, re-parent "will move" disclosure, rescan after a code edit, full keyboard operability, parent-map cycle rescue, and lazy linked-problem prefill.</w:t>
+        <w:t xml:space="preserve"> — bulk acknowledge/discard on routine task queues, and a round of fixes keeping queue chips positioned correctly and readable on busy task and investigation-results lists.</w:t>
       </w:r>
     </w:p>
     <w:p>
@@ -1467,10 +1355,10 @@
         <w:rPr>
           <w:b/>
         </w:rPr>
-        <w:t>v3.219.0 (2026-08-03)</w:t>
+        <w:t>Contacts Management</w:t>
       </w:r>
       <w:r>
-        <w:t xml:space="preserve"> — "Change significance": batch re-grade problems between Major/Minor/Unknown via Medicus's own edit form, with per-row current-grade display and explicit move-by-move confirm; the problems widget trigger renamed to "Organise problems?".</w:t>
+        <w:t xml:space="preserve"> — a new drag-and-drop family-tree tool for a patient's next-of-kin and contacts, opened directly from Medicus's own contacts page.</w:t>
       </w:r>
     </w:p>
     <w:p>
@@ -1481,10 +1369,10 @@
         <w:rPr>
           <w:b/>
         </w:rPr>
-        <w:t>v3.218.0 (2026-08-03)</w:t>
+        <w:t>Clinical rule-set refresh</w:t>
       </w:r>
       <w:r>
-        <w:t xml:space="preserve"> — The record-tidy widgets (bulk end, nesting, allergy cleanup) now work on any page that renders the Clinical Summary panel — appointment and consultation views included — via a page-world bridge that reads the patient from the page's own summary fetch, with a wrong-patient row-match guard.</w:t>
+        <w:t xml:space="preserve"> — the periodic rule-currency review added and expanded several drug-monitoring rules, closed brand-name gaps, and corrected a vaccine-eligibility date window.</w:t>
       </w:r>
     </w:p>
     <w:p>
@@ -1495,238 +1383,10 @@
         <w:rPr>
           <w:b/>
         </w:rPr>
-        <w:t>v3.217.0 (2026-08-03)</w:t>
+        <w:t>Task presence</w:t>
       </w:r>
       <w:r>
-        <w:t xml:space="preserve"> — Nest problems gains an in-panel "Merge duplicate copies" section: same-code duplicate problems merged down to a chosen keeper using the Duplicate Checker's confirmed removal contract, with children-protected copies excluded and additional-info copies cautioned.</w:t>
-      </w:r>
-    </w:p>
-    <w:p>
-      <w:pPr>
-        <w:pStyle w:val="ListBullet"/>
-      </w:pPr>
-      <w:r>
-        <w:rPr>
-          <w:b/>
-        </w:rPr>
-        <w:t>v3.216.0 (2026-08-03)</w:t>
-      </w:r>
-      <w:r>
-        <w:t xml:space="preserve"> — Nest problems' manual builder goes parent-first and multi-child: tick several problems and nest them under one parent in a single confirmed batch.</w:t>
-      </w:r>
-    </w:p>
-    <w:p>
-      <w:pPr>
-        <w:pStyle w:val="ListBullet"/>
-      </w:pPr>
-      <w:r>
-        <w:rPr>
-          <w:b/>
-        </w:rPr>
-        <w:t>v3.215.0 (2026-08-03)</w:t>
-      </w:r>
-      <w:r>
-        <w:t xml:space="preserve"> — Nest problems gains a manual "Link manually" builder: nest any problem under any other (re-parenting and same-code pairs included, cycle-guarded), alongside the SNOMED-ancestry suggestions.</w:t>
-      </w:r>
-    </w:p>
-    <w:p>
-      <w:pPr>
-        <w:pStyle w:val="ListBullet"/>
-      </w:pPr>
-      <w:r>
-        <w:rPr>
-          <w:b/>
-        </w:rPr>
-        <w:t>v3.214.0 (2026-08-03)</w:t>
-      </w:r>
-      <w:r>
-        <w:t xml:space="preserve"> — "Nest problems?": suggested parent/child problem links on the Clinical Summary, driven by SNOMED ancestry between the problems already on the record, each link individually reviewed and confirmed; works on both the care-record and task ("split") pages.</w:t>
-      </w:r>
-    </w:p>
-    <w:p>
-      <w:pPr>
-        <w:pStyle w:val="ListBullet"/>
-      </w:pPr>
-      <w:r>
-        <w:rPr>
-          <w:b/>
-        </w:rPr>
-        <w:t>v3.213.0 (2026-08-03)</w:t>
-      </w:r>
-      <w:r>
-        <w:t xml:space="preserve"> — "Bulk remove?" and "Clean up allergies?" now also run on the task ("split") page's embedded Clinical Summary panel, not just the full care-record page — same scans, review steps and confirmations, with the patient resolved from the task itself.</w:t>
-      </w:r>
-    </w:p>
-    <w:p>
-      <w:pPr>
-        <w:pStyle w:val="ListBullet"/>
-      </w:pPr>
-      <w:r>
-        <w:rPr>
-          <w:b/>
-        </w:rPr>
-        <w:t>v3.212.0 (2026-08-02)</w:t>
-      </w:r>
-      <w:r>
-        <w:t xml:space="preserve"> — Allergy cleanup suite: a single "Clean up allergies?" trigger folding in junk/low-relevance-code removal, duplicate-entry merge, dual-coded (legacy code alongside an already-correct substance) cleanup, and pre-defined-allergy-to-substance conversion, each with its own review step appropriate to how much clinical judgement it needs.</w:t>
-      </w:r>
-    </w:p>
-    <w:p>
-      <w:pPr>
-        <w:pStyle w:val="ListBullet"/>
-      </w:pPr>
-      <w:r>
-        <w:rPr>
-          <w:b/>
-        </w:rPr>
-        <w:t>v3.211.0 (2026-08-02)</w:t>
-      </w:r>
-      <w:r>
-        <w:t xml:space="preserve"> — Rota Manager subsumed into the suite: a full rota application in its own browser tab (</w:t>
-      </w:r>
-      <w:r>
-        <w:rPr>
-          <w:b/>
-        </w:rPr>
-        <w:t>Rota manager</w:t>
-      </w:r>
-      <w:r>
-        <w:t xml:space="preserve">) plus a compact </w:t>
-      </w:r>
-      <w:r>
-        <w:rPr>
-          <w:b/>
-        </w:rPr>
-        <w:t>Rota</w:t>
-      </w:r>
-      <w:r>
-        <w:t xml:space="preserve"> module in the panel and pop-out; all eight rota.* storage keys covered by the suite backup. The standalone Medicus Rota Manager extension is deprecated.</w:t>
-      </w:r>
-    </w:p>
-    <w:p>
-      <w:pPr>
-        <w:pStyle w:val="ListBullet"/>
-      </w:pPr>
-      <w:r>
-        <w:rPr>
-          <w:b/>
-        </w:rPr>
-        <w:t>v3.192.0–v3.210.0 (26 Jul – 1 Aug)</w:t>
-      </w:r>
-      <w:r>
-        <w:t xml:space="preserve"> — Contacts Management: a new tool for managing a patient's next-of-kin and family contacts as a drag-and-drop family tree, with review-driven fixes for wrong-record flagging safety, a confirmable and repairable "remove from tree" action, and better name-matching for contacts carried over from a previous practice.</w:t>
-      </w:r>
-    </w:p>
-    <w:p>
-      <w:pPr>
-        <w:pStyle w:val="ListBullet"/>
-      </w:pPr>
-      <w:r>
-        <w:rPr>
-          <w:b/>
-        </w:rPr>
-        <w:t>v3.176.13–v3.196.0 (22–28 Jul)</w:t>
-      </w:r>
-      <w:r>
-        <w:t xml:space="preserve"> — Clean up code (renamed from "Fix description"): flags outdated/retired SNOMED problem-list codes and suggests a cleaner replacement, extended to catch more patterns, plus a "bulk end problems" companion tool and per-practice learning of preferred replacements.</w:t>
-      </w:r>
-    </w:p>
-    <w:p>
-      <w:pPr>
-        <w:pStyle w:val="ListBullet"/>
-      </w:pPr>
-      <w:r>
-        <w:rPr>
-          <w:b/>
-        </w:rPr>
-        <w:t>v3.197.0–v3.206.0 (28–31 Jul)</w:t>
-      </w:r>
-      <w:r>
-        <w:t xml:space="preserve"> — Reception's quick-actions composer went through three rounds of layout hardening after feedback that the comment box was being visually crushed, plus clearer two-step "insert, then submit" wording.</w:t>
-      </w:r>
-    </w:p>
-    <w:p>
-      <w:pPr>
-        <w:pStyle w:val="ListBullet"/>
-      </w:pPr>
-      <w:r>
-        <w:rPr>
-          <w:b/>
-        </w:rPr>
-        <w:t>Duplicate-checker enhancements (through 8–17 Jul)</w:t>
-      </w:r>
-      <w:r>
-        <w:t xml:space="preserve"> — cross-record file-matching, document removal, and side-by-side note/consultation comparison added, continuing its build-out for GP2GP-merged records.</w:t>
-      </w:r>
-    </w:p>
-    <w:p>
-      <w:pPr>
-        <w:pStyle w:val="ListBullet"/>
-      </w:pPr>
-      <w:r>
-        <w:rPr>
-          <w:b/>
-        </w:rPr>
-        <w:t>New tabs (7–31 Jul)</w:t>
-      </w:r>
-      <w:r>
-        <w:t xml:space="preserve"> — Follow-ups (personal safety-net reminders), Signing Queue (monitoring context on the repeat-prescription pile), and Phrases (copy-only message blocks) all launched.</w:t>
-      </w:r>
-    </w:p>
-    <w:p>
-      <w:pPr>
-        <w:pStyle w:val="ListBullet"/>
-      </w:pPr>
-      <w:r>
-        <w:rPr>
-          <w:b/>
-        </w:rPr>
-        <w:t>Patient Alerts (16–18 Jul)</w:t>
-      </w:r>
-      <w:r>
-        <w:t xml:space="preserve"> — a new per-patient custom-flag feature (interpreter required, safeguarding concern), surfaced across the panel, an on-page banner, and queue chips.</w:t>
-      </w:r>
-    </w:p>
-    <w:p>
-      <w:pPr>
-        <w:pStyle w:val="ListBullet"/>
-      </w:pPr>
-      <w:r>
-        <w:rPr>
-          <w:b/>
-        </w:rPr>
-        <w:t>The Keeper rule-set updates (25 Jul, 1 Aug)</w:t>
-      </w:r>
-      <w:r>
-        <w:t xml:space="preserve"> — clinical rule-content refreshes, including a vaccine-eligibility fix, a guard against a vaccine wrongly marked as given, and groundwork for digoxin monitoring.</w:t>
-      </w:r>
-    </w:p>
-    <w:p>
-      <w:pPr>
-        <w:pStyle w:val="ListBullet"/>
-      </w:pPr>
-      <w:r>
-        <w:rPr>
-          <w:b/>
-        </w:rPr>
-        <w:t>Transactional feed groundwork (7–9 Jul)</w:t>
-      </w:r>
-      <w:r>
-        <w:t xml:space="preserve"> — an alternative, off-by-default data source for Monitoring/Trends behind a practice-level switch, bringing a new drug/allergy conflict rule type; dormant unless explicitly turned on.</w:t>
-      </w:r>
-    </w:p>
-    <w:p>
-      <w:pPr>
-        <w:pStyle w:val="ListBullet"/>
-      </w:pPr>
-      <w:r>
-        <w:rPr>
-          <w:b/>
-        </w:rPr>
-        <w:t>Suite reliability fixes (throughout)</w:t>
-      </w:r>
-      <w:r>
-        <w:t xml:space="preserve"> — fixes to demand-count accuracy, a false-alarming health strip, backup/restore failures, and cross-machine profile sync — none changing what a tab displays, only making it more trustworthy.</w:t>
+        <w:t xml:space="preserve"> — a new indicator showing when a colleague already has a triage request open, to reduce duplicated work on the same request.</w:t>
       </w:r>
     </w:p>
     <w:p>
@@ -1739,7 +1399,7 @@
     </w:p>
     <w:p>
       <w:r>
-        <w:t>Medicus Suite is a passive display layer by default: everything it shows is read from data already recorded in Medicus, and it makes no clinical recommendation, orders nothing, and runs no AI-based inference on patient data. A small, deliberately enumerated set of actions can write back to Medicus — appointment booking, general-task creation, inbound-document filing, normal-lab-result filing, routine-prescription re-assignment, problem-list tidying, and bulk acknowledge/discard of two routine task types (Privacy Officer Alerts, EPS cancellation failures) — and every one of them is user-initiated, explicitly confirmed at the point of commit, and executed through Medicus's own controls under the clinician's own session, so Medicus's own validation, access control and audit trail apply as normal. No patient data leaves the browser except through the one optional, off-by-default Transactional API read path a practice must deliberately configure. Full detail on scope, hazards, and residual risk is maintained in docs/INTENDED-PURPOSE.md, docs/HAZARD-LOG.md, and docs/CLINICAL-SAFETY-NOTICE.md.</w:t>
+        <w:t>Medicus Suite is a passive display layer by default: everything it shows is read from data already recorded in Medicus, it makes no clinical recommendation, orders nothing, and runs no AI-based inference on patient data. A small, deliberately enumerated set of actions can write back to Medicus — appointment booking, task creation, document filing, routine-prescription reassignment, problem-list tidying, and bulk acknowledge/discard of two routine task types — and every one is user-initiated, explicitly confirmed before it commits, and executed through Medicus's own controls under the clinician's own session, so Medicus's own validation, access control and audit trail apply as normal. No patient data leaves the browser except through one optional, off-by-default read-only feed a practice must deliberately configure. Full detail on scope, hazards and residual risk is maintained in the suite's Intended Purpose statement, Hazard Log and Clinical Safety Notice.</w:t>
       </w:r>
     </w:p>
     <w:sectPr>

--- a/docs/feature-list.docx
+++ b/docs/feature-list.docx
@@ -18,7 +18,7 @@
         <w:t>Version:</w:t>
       </w:r>
       <w:r>
-        <w:t xml:space="preserve"> v3.236.25</w:t>
+        <w:t xml:space="preserve"> v3.253.1</w:t>
       </w:r>
     </w:p>
     <w:p>
@@ -29,7 +29,7 @@
         <w:t>Generated:</w:t>
       </w:r>
       <w:r>
-        <w:t xml:space="preserve"> 2026-08-23 (automated)</w:t>
+        <w:t xml:space="preserve"> 2026-08-30 (automated)</w:t>
       </w:r>
     </w:p>
     <w:p>
@@ -42,7 +42,7 @@
     </w:p>
     <w:p>
       <w:r>
-        <w:t>Medicus Suite is a Chrome extension that sits alongside the Medicus electronic patient record. It adds a side panel with 19 tabs, a handful of full-tab tools, and a set of small additions layered onto Medicus's own screens (queue chips, monitoring context, inline booking, and similar). Everything it shows is drawn from data already in Medicus — it displays, checks and reminds, never diagnoses, never recommends treatment, and runs no AI-based interpretation of patient data. A short, explicitly listed set of actions can write back to Medicus (booking, task creation, document filing, problem-list tidying and a few others), and each one requires the user to review and confirm before anything happens.</w:t>
+        <w:t>Medicus Suite is a Chrome extension that sits alongside the Medicus electronic patient record. It adds a side panel with 20 tabs, a handful of full-tab tools, and a set of small additions layered onto Medicus's own screens (queue chips, monitoring context, inline booking, and similar). Everything it shows is drawn from data already in Medicus — it displays, checks and reminds, never diagnoses, never recommends treatment, and runs no AI-based interpretation of patient data. A short, explicitly listed set of actions can write back to Medicus (booking, task creation, document filing, problem-list tidying and a few others), and each one requires the user to review and confirm before anything happens.</w:t>
       </w:r>
     </w:p>
     <w:p>
@@ -58,7 +58,7 @@
         <w:pStyle w:val="ListBullet"/>
       </w:pPr>
       <w:r>
-        <w:t>19 side-panel modules covering morning workflow, monitoring, capacity/demand, reception, referrals, reminders, staff rota and reference material</w:t>
+        <w:t>20 side-panel modules covering morning workflow, monitoring, capacity/demand, reception, referrals, reminders, staff rota, the Note display board and reference material</w:t>
       </w:r>
     </w:p>
     <w:p>
@@ -66,7 +66,7 @@
         <w:pStyle w:val="ListBullet"/>
       </w:pPr>
       <w:r>
-        <w:t>5 full-tab tools reached from the panel or from Medicus's own pages (Patient Record Visualiser, Duplicate Problem Checker, Rota Manager, Contacts Management, Practice Report / CQC Inspection Readiness)</w:t>
+        <w:t>6 full-tab tools reached from the panel or from Medicus's own pages (Patient Record Visualiser, Duplicate Problem Checker, Rota Manager, Contacts Management, Practice Report / CQC Inspection Readiness, Note display board)</w:t>
       </w:r>
     </w:p>
     <w:p>
@@ -90,7 +90,7 @@
         <w:pStyle w:val="ListBullet"/>
       </w:pPr>
       <w:r>
-        <w:t>32 built-in drug-monitoring rules (31 enabled), 74 QOF rules (14 register + 60 indicator), 5 vaccine rules, 44 investigation-result threshold rules, and 37 starter alerts in the practice alert library (34 prescribing safety, 3 clinical review)</w:t>
+        <w:t>39 built-in drug-monitoring rules (38 enabled), 81 QOF rules (15 register + 66 indicator), 7 vaccine rules, 44 investigation-result threshold rules, and 39 starter alerts in the practice alert library (36 prescribing safety, 3 clinical review)</w:t>
       </w:r>
     </w:p>
     <w:p>
@@ -116,38 +116,6 @@
     </w:p>
     <w:p>
       <w:pPr>
-        <w:pStyle w:val="ListBullet"/>
-      </w:pPr>
-      <w:r>
-        <w:t>Headline sentence rolled up from the cards below</w:t>
-      </w:r>
-    </w:p>
-    <w:p>
-      <w:pPr>
-        <w:pStyle w:val="ListBullet"/>
-      </w:pPr>
-      <w:r>
-        <w:t>Waiting-room count with amber/red wait thresholds</w:t>
-      </w:r>
-    </w:p>
-    <w:p>
-      <w:pPr>
-        <w:pStyle w:val="ListBullet"/>
-      </w:pPr>
-      <w:r>
-        <w:t>Triage load and demand counts, both threshold-coloured</w:t>
-      </w:r>
-    </w:p>
-    <w:p>
-      <w:pPr>
-        <w:pStyle w:val="ListBullet"/>
-      </w:pPr>
-      <w:r>
-        <w:t>Link into today's slot count and the last sweep run</w:t>
-      </w:r>
-    </w:p>
-    <w:p>
-      <w:pPr>
         <w:pStyle w:val="Heading2"/>
       </w:pPr>
       <w:r>
@@ -156,7 +124,7 @@
     </w:p>
     <w:p>
       <w:r>
-        <w:t>Available appointment slots by type for any date, read directly from Medicus's scheduling data, with live updates while a Medicus tab is open.</w:t>
+        <w:t>Available appointment slots by type for any date, read live from Medicus's scheduling data.</w:t>
       </w:r>
     </w:p>
     <w:p>
@@ -164,7 +132,7 @@
         <w:pStyle w:val="ListBullet"/>
       </w:pPr>
       <w:r>
-        <w:t>Slot counts by type with configurable alert thresholds</w:t>
+        <w:t>Slot counts by type with configurable alert thresholds; CSV export</w:t>
       </w:r>
     </w:p>
     <w:p>
@@ -172,15 +140,7 @@
         <w:pStyle w:val="ListBullet"/>
       </w:pPr>
       <w:r>
-        <w:t>CSV export</w:t>
-      </w:r>
-    </w:p>
-    <w:p>
-      <w:pPr>
-        <w:pStyle w:val="ListBullet"/>
-      </w:pPr>
-      <w:r>
-        <w:t>"First available appointment" lookup with a one-click booking handoff</w:t>
+        <w:t>"First available appointment" lookup with one-click booking handoff</w:t>
       </w:r>
     </w:p>
     <w:p>
@@ -209,7 +169,7 @@
         <w:pStyle w:val="ListBullet"/>
       </w:pPr>
       <w:r>
-        <w:t>Drug-monitoring interval chips (overdue / due soon / in date)</w:t>
+        <w:t>Drug-monitoring and QOF register/indicator chips; prescribing-safety scores (ACB, STOPP/START-style)</w:t>
       </w:r>
     </w:p>
     <w:p>
@@ -217,31 +177,7 @@
         <w:pStyle w:val="ListBullet"/>
       </w:pPr>
       <w:r>
-        <w:t>QOF register and indicator achievement chips</w:t>
-      </w:r>
-    </w:p>
-    <w:p>
-      <w:pPr>
-        <w:pStyle w:val="ListBullet"/>
-      </w:pPr>
-      <w:r>
-        <w:t>Prescribing-safety scores (ACB, STOPP/START-style)</w:t>
-      </w:r>
-    </w:p>
-    <w:p>
-      <w:pPr>
-        <w:pStyle w:val="ListBullet"/>
-      </w:pPr>
-      <w:r>
-        <w:t>Practice-editable custom alert rules</w:t>
-      </w:r>
-    </w:p>
-    <w:p>
-      <w:pPr>
-        <w:pStyle w:val="ListBullet"/>
-      </w:pPr>
-      <w:r>
-        <w:t>Coverage view showing meds/problems with no matching rule</w:t>
+        <w:t>Practice-editable custom alert rules; a coverage view for meds/problems with no matching rule</w:t>
       </w:r>
     </w:p>
     <w:p>
@@ -262,23 +198,7 @@
     </w:p>
     <w:p>
       <w:r>
-        <w:t>Charts a patient's blood pressure, renal function, HbA1c, cholesterol and weight over time, from the same live data Monitoring uses.</w:t>
-      </w:r>
-    </w:p>
-    <w:p>
-      <w:pPr>
-        <w:pStyle w:val="ListBullet"/>
-      </w:pPr>
-      <w:r>
-        <w:t>Line charts with clinical zone bands</w:t>
-      </w:r>
-    </w:p>
-    <w:p>
-      <w:pPr>
-        <w:pStyle w:val="ListBullet"/>
-      </w:pPr>
-      <w:r>
-        <w:t>CSV export of the underlying series</w:t>
+        <w:t>Charts a patient's blood pressure, renal function, DOAC creatinine clearance, HbA1c, cholesterol and weight over time, from the same live data Monitoring uses. Includes a DOAC-only view (Cockcroft-Gault CrCl, not eGFR) and CSV export.</w:t>
       </w:r>
     </w:p>
     <w:p>
@@ -291,23 +211,7 @@
     </w:p>
     <w:p>
       <w:r>
-        <w:t>A calendar comparing available appointment capacity against the practice's own configured daily minimums, so a slot gap is visible days or weeks ahead.</w:t>
-      </w:r>
-    </w:p>
-    <w:p>
-      <w:pPr>
-        <w:pStyle w:val="ListBullet"/>
-      </w:pPr>
-      <w:r>
-        <w:t>Day/week/month views with per-day red/amber/green status</w:t>
-      </w:r>
-    </w:p>
-    <w:p>
-      <w:pPr>
-        <w:pStyle w:val="ListBullet"/>
-      </w:pPr>
-      <w:r>
-        <w:t>Per-weekday minimum presets and a per-session-type breakdown</w:t>
+        <w:t>A calendar comparing available appointment capacity against the practice's own configured daily minimums, with day/week/month views, per-day red/amber/green status and per-weekday minimum presets.</w:t>
       </w:r>
     </w:p>
     <w:p>
@@ -320,23 +224,7 @@
     </w:p>
     <w:p>
       <w:r>
-        <w:t>Counts inbound requests (medical, admin, investigation, prescription) arriving each day against a rolling baseline, so an unusual day stands out.</w:t>
-      </w:r>
-    </w:p>
-    <w:p>
-      <w:pPr>
-        <w:pStyle w:val="ListBullet"/>
-      </w:pPr>
-      <w:r>
-        <w:t>Daily counts by category, date-range and day-vs-day comparison</w:t>
-      </w:r>
-    </w:p>
-    <w:p>
-      <w:pPr>
-        <w:pStyle w:val="ListBullet"/>
-      </w:pPr>
-      <w:r>
-        <w:t>RAG-threshold alert strip; CSV export</w:t>
+        <w:t>Counts inbound requests (medical, admin, investigation, prescription) arriving each day against a rolling baseline, with a RAG-threshold alert strip and CSV export.</w:t>
       </w:r>
     </w:p>
     <w:p>
@@ -349,23 +237,7 @@
     </w:p>
     <w:p>
       <w:r>
-        <w:t>Practice activity per staff member over a configurable date range, as a stacked bar chart and period totals.</w:t>
-      </w:r>
-    </w:p>
-    <w:p>
-      <w:pPr>
-        <w:pStyle w:val="ListBullet"/>
-      </w:pPr>
-      <w:r>
-        <w:t>Per-staff-member breakdown, configurable date range</w:t>
-      </w:r>
-    </w:p>
-    <w:p>
-      <w:pPr>
-        <w:pStyle w:val="ListBullet"/>
-      </w:pPr>
-      <w:r>
-        <w:t>Optional "per session" adjustment; CSV export</w:t>
+        <w:t>Practice activity per staff member over a configurable date range, as a stacked bar chart with an optional per-session adjustment and CSV export.</w:t>
       </w:r>
     </w:p>
     <w:p>
@@ -378,23 +250,7 @@
     </w:p>
     <w:p>
       <w:r>
-        <w:t>Referral audit data over a configurable date range: totals, priority mix (Routine/Urgent/2WW) and status.</w:t>
-      </w:r>
-    </w:p>
-    <w:p>
-      <w:pPr>
-        <w:pStyle w:val="ListBullet"/>
-      </w:pPr>
-      <w:r>
-        <w:t>Bar charts by clinician, specialty, hospital</w:t>
-      </w:r>
-    </w:p>
-    <w:p>
-      <w:pPr>
-        <w:pStyle w:val="ListBullet"/>
-      </w:pPr>
-      <w:r>
-        <w:t>Configurable date presets and letterhead-aware export</w:t>
+        <w:t>Referral audit data over a configurable date range: totals, priority mix (Routine/Urgent/2WW) and status, as bar charts by clinician, specialty and hospital.</w:t>
       </w:r>
     </w:p>
     <w:p>
@@ -407,7 +263,7 @@
     </w:p>
     <w:p>
       <w:r>
-        <w:t>A single live "practice pressure" gauge combining waiting-room load, queue backlog, urgent-task count and remaining capacity into one score — a busy morning as one number.</w:t>
+        <w:t>A single live "practice pressure" gauge combining waiting-room load, queue backlog, urgent-task count and remaining capacity into one score.</w:t>
       </w:r>
     </w:p>
     <w:p>
@@ -415,15 +271,7 @@
         <w:pStyle w:val="ListBullet"/>
       </w:pPr>
       <w:r>
-        <w:t>Composite pressure index with configurable weightings/thresholds</w:t>
-      </w:r>
-    </w:p>
-    <w:p>
-      <w:pPr>
-        <w:pStyle w:val="ListBullet"/>
-      </w:pPr>
-      <w:r>
-        <w:t>A capacity safety floor: never shows green while demand already exceeds capacity</w:t>
+        <w:t>Configurable weightings/thresholds and a capacity safety floor (never shows green while demand already exceeds capacity)</w:t>
       </w:r>
     </w:p>
     <w:p>
@@ -452,23 +300,7 @@
         <w:pStyle w:val="ListBullet"/>
       </w:pPr>
       <w:r>
-        <w:t>Single-glance, practice-configurable patient status pill</w:t>
-      </w:r>
-    </w:p>
-    <w:p>
-      <w:pPr>
-        <w:pStyle w:val="ListBullet"/>
-      </w:pPr>
-      <w:r>
-        <w:t>Guided capture pathways with a signed-off call script (red flags, then a short history set)</w:t>
-      </w:r>
-    </w:p>
-    <w:p>
-      <w:pPr>
-        <w:pStyle w:val="ListBullet"/>
-      </w:pPr>
-      <w:r>
-        <w:t>Structured plain-text output to paste into the triage entry</w:t>
+        <w:t>Guided capture with a signed-off call script (red flags, then a short history set), output as plain text to paste into triage</w:t>
       </w:r>
     </w:p>
     <w:p>
@@ -497,31 +329,7 @@
     </w:p>
     <w:p>
       <w:r>
-        <w:t>Every open repeat-prescription request, alongside that patient's recorded drug-monitoring currency, so the pile can be worked riskiest-first.</w:t>
-      </w:r>
-    </w:p>
-    <w:p>
-      <w:pPr>
-        <w:pStyle w:val="ListBullet"/>
-      </w:pPr>
-      <w:r>
-        <w:t>Monitoring-currency verdict and renal context per request</w:t>
-      </w:r>
-    </w:p>
-    <w:p>
-      <w:pPr>
-        <w:pStyle w:val="ListBullet"/>
-      </w:pPr>
-      <w:r>
-        <w:t>Location/collection filter pills</w:t>
-      </w:r>
-    </w:p>
-    <w:p>
-      <w:pPr>
-        <w:pStyle w:val="ListBullet"/>
-      </w:pPr>
-      <w:r>
-        <w:t>Never implies a request is safe to sign — only that no flag was found</w:t>
+        <w:t>Every open repeat-prescription request, alongside that patient's recorded drug-monitoring currency, so the pile can be worked riskiest-first. Never implies a request is safe to sign — only that no flag was found.</w:t>
       </w:r>
     </w:p>
     <w:p>
@@ -534,23 +342,7 @@
     </w:p>
     <w:p>
       <w:r>
-        <w:t>A personal safety-net reminder list — "chase Friday" logged in seconds, resurfacing when the due date passes. Explicitly a personal reminder, not the clinical safety-netting record.</w:t>
-      </w:r>
-    </w:p>
-    <w:p>
-      <w:pPr>
-        <w:pStyle w:val="ListBullet"/>
-      </w:pPr>
-      <w:r>
-        <w:t>Quick-add reminders, optionally linked to the open patient</w:t>
-      </w:r>
-    </w:p>
-    <w:p>
-      <w:pPr>
-        <w:pStyle w:val="ListBullet"/>
-      </w:pPr>
-      <w:r>
-        <w:t>Due/overdue sorting; entries stay device-local, not part of suite backups</w:t>
+        <w:t>A personal safety-net reminder list — "chase Friday" logged in seconds, resurfacing when the due date passes. Explicitly a personal reminder, not the clinical safety-netting record; entries stay device-local, not part of suite backups.</w:t>
       </w:r>
     </w:p>
     <w:p>
@@ -563,31 +355,7 @@
     </w:p>
     <w:p>
       <w:r>
-        <w:t>Runs the Monitoring rules across every patient booked in today's clinic (or one clinician's list), producing a morning-huddle worklist before the consultation.</w:t>
-      </w:r>
-    </w:p>
-    <w:p>
-      <w:pPr>
-        <w:pStyle w:val="ListBullet"/>
-      </w:pPr>
-      <w:r>
-        <w:t>Practice-wide or per-clinician run, in batches</w:t>
-      </w:r>
-    </w:p>
-    <w:p>
-      <w:pPr>
-        <w:pStyle w:val="ListBullet"/>
-      </w:pPr>
-      <w:r>
-        <w:t>Printable reception handout</w:t>
-      </w:r>
-    </w:p>
-    <w:p>
-      <w:pPr>
-        <w:pStyle w:val="ListBullet"/>
-      </w:pPr>
-      <w:r>
-        <w:t>Ignores per-workstation dismissed-rule settings by design</w:t>
+        <w:t>Runs the Monitoring rules across every patient booked in today's clinic (or one clinician's list), producing a morning-huddle worklist and printable reception handout before the consultation. Ignores per-workstation dismissed-rule settings by design.</w:t>
       </w:r>
     </w:p>
     <w:p>
@@ -600,15 +368,7 @@
     </w:p>
     <w:p>
       <w:r>
-        <w:t>A practice-owned reference base — referral criteria, contacts, pathways, template text — searchable from the panel, with near-duplicate detection.</w:t>
-      </w:r>
-    </w:p>
-    <w:p>
-      <w:pPr>
-        <w:pStyle w:val="ListBullet"/>
-      </w:pPr>
-      <w:r>
-        <w:t>Add/edit/search, categorised browsing, optional starter-pack import</w:t>
+        <w:t>A practice-owned reference base — referral criteria, contacts, pathways, template text — searchable from the panel, with near-duplicate detection and an optional starter-pack import.</w:t>
       </w:r>
     </w:p>
     <w:p>
@@ -621,23 +381,7 @@
     </w:p>
     <w:p>
       <w:r>
-        <w:t>Search of the NHS conditions/medicines leaflet index, with an "Open on nhs.uk" link for every result and, if a practice has configured an API key, leaflet text rendered in-panel.</w:t>
-      </w:r>
-    </w:p>
-    <w:p>
-      <w:pPr>
-        <w:pStyle w:val="ListBullet"/>
-      </w:pPr>
-      <w:r>
-        <w:t>Fuzzy search over the bundled NHS A-Z index</w:t>
-      </w:r>
-    </w:p>
-    <w:p>
-      <w:pPr>
-        <w:pStyle w:val="ListBullet"/>
-      </w:pPr>
-      <w:r>
-        <w:t>Optional in-panel leaflet rendering (text only) and a recent-searches list</w:t>
+        <w:t>Fuzzy search of the NHS conditions/medicines leaflet index, with an "Open on nhs.uk" link for every result and, if a practice has configured an API key, leaflet text rendered in-panel.</w:t>
       </w:r>
     </w:p>
     <w:p>
@@ -650,31 +394,7 @@
     </w:p>
     <w:p>
       <w:r>
-        <w:t>A live snapshot of the patient currently open — demographics, coded problems, current medications, recent results, and the same safety scores and monitoring/QOF chips Monitoring computes. Explicitly incomplete (no allergies or immunisations live) and says so on screen.</w:t>
-      </w:r>
-    </w:p>
-    <w:p>
-      <w:pPr>
-        <w:pStyle w:val="ListBullet"/>
-      </w:pPr>
-      <w:r>
-        <w:t>Demographics, problems, medications, recent results in one screen</w:t>
-      </w:r>
-    </w:p>
-    <w:p>
-      <w:pPr>
-        <w:pStyle w:val="ListBullet"/>
-      </w:pPr>
-      <w:r>
-        <w:t>Gap-markers, not silent blanks, where data isn't available live</w:t>
-      </w:r>
-    </w:p>
-    <w:p>
-      <w:pPr>
-        <w:pStyle w:val="ListBullet"/>
-      </w:pPr>
-      <w:r>
-        <w:t>Copy-to-clipboard summary, watermarked as a live snapshot</w:t>
+        <w:t>A live snapshot of the patient currently open — demographics, coded problems, current medications, recent results, and the same safety scores and monitoring/QOF chips Monitoring computes. Explicitly incomplete (no allergies or immunisations live) and says so on screen, with a copy-to-clipboard summary watermarked as a live snapshot.</w:t>
       </w:r>
     </w:p>
     <w:p>
@@ -687,23 +407,7 @@
     </w:p>
     <w:p>
       <w:r>
-        <w:t>Per-patient custom flags a practice defines itself (interpreter required, safeguarding concern, etc.) that surface whenever that patient's record is open — in the panel, an on-page banner, and queue chips.</w:t>
-      </w:r>
-    </w:p>
-    <w:p>
-      <w:pPr>
-        <w:pStyle w:val="ListBullet"/>
-      </w:pPr>
-      <w:r>
-        <w:t>Add/edit/remove flags, browse every flagged patient</w:t>
-      </w:r>
-    </w:p>
-    <w:p>
-      <w:pPr>
-        <w:pStyle w:val="ListBullet"/>
-      </w:pPr>
-      <w:r>
-        <w:t>Flags follow confirmed patient identity, not a name</w:t>
+        <w:t>Per-patient custom flags a practice defines itself (interpreter required, safeguarding concern, etc.) that surface whenever that patient's record is open — in the panel, an on-page banner, and queue chips. Flags follow confirmed patient identity, not a name.</w:t>
       </w:r>
     </w:p>
     <w:p>
@@ -716,31 +420,7 @@
     </w:p>
     <w:p>
       <w:r>
-        <w:t>A personal library of reusable message text blocks that combine into one message the clinician copies into Medicus's own message/comment box. Copy-only — nothing is sent or written by the extension itself.</w:t>
-      </w:r>
-    </w:p>
-    <w:p>
-      <w:pPr>
-        <w:pStyle w:val="ListBullet"/>
-      </w:pPr>
-      <w:r>
-        <w:t>Compose mode: quick slot-chip rows build one message fast</w:t>
-      </w:r>
-    </w:p>
-    <w:p>
-      <w:pPr>
-        <w:pStyle w:val="ListBullet"/>
-      </w:pPr>
-      <w:r>
-        <w:t>Library mode: full search, categories, edit</w:t>
-      </w:r>
-    </w:p>
-    <w:p>
-      <w:pPr>
-        <w:pStyle w:val="ListBullet"/>
-      </w:pPr>
-      <w:r>
-        <w:t>Placeholder text must be manually filled before the Copy button allows a copy</w:t>
+        <w:t>A personal library of reusable message text blocks that combine into one message the clinician copies into Medicus's own message/comment box. Copy-only — nothing is sent or written by the extension itself. Placeholder text must be manually filled before the Copy button allows a copy.</w:t>
       </w:r>
     </w:p>
     <w:p>
@@ -761,7 +441,7 @@
         <w:pStyle w:val="ListBullet"/>
       </w:pPr>
       <w:r>
-        <w:t>Today's duty cover, who's on leave, sessions still needing cover</w:t>
+        <w:t>Today's duty cover, who's on leave, sessions still needing cover, and this week's high-priority safe-staffing warnings</w:t>
       </w:r>
     </w:p>
     <w:p>
@@ -769,7 +449,7 @@
         <w:pStyle w:val="ListBullet"/>
       </w:pPr>
       <w:r>
-        <w:t>This week's high-priority safe-staffing warnings</w:t>
+        <w:t>Live drift card reconciling today's rota against the real Medicus appointment book each minute (read-only, never persisted)</w:t>
       </w:r>
     </w:p>
     <w:p>
@@ -777,15 +457,7 @@
         <w:pStyle w:val="ListBullet"/>
       </w:pPr>
       <w:r>
-        <w:t>Live drift card: reconciles today's rota against the real Medicus appointment book each minute (read-only, never persisted)</w:t>
-      </w:r>
-    </w:p>
-    <w:p>
-      <w:pPr>
-        <w:pStyle w:val="ListBullet"/>
-      </w:pPr>
-      <w:r>
-        <w:t>Optional passcode protection can lock the module to a read-only card</w:t>
+        <w:t>Optional passcode protection to lock the module to a read-only card</w:t>
       </w:r>
     </w:p>
     <w:p>
@@ -800,6 +472,89 @@
       </w:r>
       <w:r>
         <w:t xml:space="preserve"> (separate browser tab) additionally covers working-pattern templates, session-accounted leave, Bradford-factor/fit-note flags, a cover worklist and shift swaps, duty fairness, demand-led planning, and a drag-and-drop scheduling grid with an annealing solver. Its safe-staffing rules encode BMA/CQC/NHSE guidance, not law — they warn, never block, and every threshold is a practice setting.</w:t>
+      </w:r>
+    </w:p>
+    <w:p>
+      <w:pPr>
+        <w:pStyle w:val="Heading2"/>
+      </w:pPr>
+      <w:r>
+        <w:t>Note</w:t>
+      </w:r>
+    </w:p>
+    <w:p>
+      <w:r>
+        <w:t xml:space="preserve">Companion tab for the full-tab </w:t>
+      </w:r>
+      <w:r>
+        <w:rPr>
+          <w:b/>
+        </w:rPr>
+        <w:t>Note</w:t>
+      </w:r>
+      <w:r>
+        <w:t xml:space="preserve"> display board (waiting-room TV or staff-room monitor). Pick a style, add or rename boards, edit the flap message, toggle widgets, set the words and when the room looks busy, and open the kiosk.</w:t>
+      </w:r>
+    </w:p>
+    <w:p>
+      <w:pPr>
+        <w:pStyle w:val="ListBullet"/>
+      </w:pPr>
+      <w:r>
+        <w:rPr>
+          <w:b/>
+        </w:rPr>
+        <w:t>Waiting room</w:t>
+      </w:r>
+      <w:r>
+        <w:t xml:space="preserve"> (public TV) — flap message, people-waiting count, wait-time band (not a named wait in minutes), how-busy from occupancy only by default; a dead feed fails loud rather than painting a quiet empty room</w:t>
+      </w:r>
+    </w:p>
+    <w:p>
+      <w:pPr>
+        <w:pStyle w:val="ListBullet"/>
+      </w:pPr>
+      <w:r>
+        <w:rPr>
+          <w:b/>
+        </w:rPr>
+        <w:t>Ops overview</w:t>
+      </w:r>
+      <w:r>
+        <w:t xml:space="preserve"> (staff) — the same aggregates plus Practice Pressure Index, triage inbox and slots remaining; </w:t>
+      </w:r>
+      <w:r>
+        <w:rPr>
+          <w:b/>
+        </w:rPr>
+        <w:t>Message</w:t>
+      </w:r>
+      <w:r>
+        <w:t xml:space="preserve"> (public) — flap text and clock</w:t>
+      </w:r>
+    </w:p>
+    <w:p>
+      <w:pPr>
+        <w:pStyle w:val="ListBullet"/>
+      </w:pPr>
+      <w:r>
+        <w:t>Up to six extra public or staff boards with their own names, tiles and flap text</w:t>
+      </w:r>
+    </w:p>
+    <w:p>
+      <w:pPr>
+        <w:pStyle w:val="ListBullet"/>
+      </w:pPr>
+      <w:r>
+        <w:t>Ten styles (Standard, Clear, Plain, Service, Notice, Sign, Timetable, Console, Lobby, Plaque); Standard also has ten colour options. Paint only — the public-TV lock does not change</w:t>
+      </w:r>
+    </w:p>
+    <w:p>
+      <w:pPr>
+        <w:pStyle w:val="ListBullet"/>
+      </w:pPr>
+      <w:r>
+        <w:t>Public profiles, including custom ones, never show patient names, initials or request wording</w:t>
       </w:r>
     </w:p>
     <w:p>
@@ -826,7 +581,7 @@
         <w:t>Triage queue overlay</w:t>
       </w:r>
       <w:r>
-        <w:t xml:space="preserve"> — age/status decoration chips, drug-monitoring and result-triage chips, and keyword-based red-flag detection with linked actions, on both the main triage queue and the investigation-results queue; compresses into a compact "pulse" display on busy queues.</w:t>
+        <w:t xml:space="preserve"> — age/status decoration chips, drug-monitoring and result-triage chips, and keyword-based red-flag detection with linked actions, on both the main triage queue and the investigation-results queue</w:t>
       </w:r>
     </w:p>
     <w:p>
@@ -837,10 +592,38 @@
         <w:rPr>
           <w:b/>
         </w:rPr>
-        <w:t>Inline booking and task creation</w:t>
+        <w:t>Lab allocation canvas</w:t>
       </w:r>
       <w:r>
-        <w:t xml:space="preserve"> — appointment-booking and create-task panels injected directly on patient and task pages, using Medicus's own scheduling and task-creation controls.</w:t>
+        <w:t xml:space="preserve"> — on the investigation-results queue, an unallocated inbox pile grouped by who requested them, with clinician fields to drag reports onto; staging is local, confirming writes Medicus's own bulk-reassign (who the task sits with — it does not file the result)</w:t>
+      </w:r>
+    </w:p>
+    <w:p>
+      <w:pPr>
+        <w:pStyle w:val="ListBullet"/>
+      </w:pPr>
+      <w:r>
+        <w:rPr>
+          <w:b/>
+        </w:rPr>
+        <w:t>Workflow allocation canvas</w:t>
+      </w:r>
+      <w:r>
+        <w:t xml:space="preserve"> — the same workbench on inbound-document queues and any task-list with a workflow view, grouped by registered GP; confirming writes the same bulk-reassign (it does not file the document)</w:t>
+      </w:r>
+    </w:p>
+    <w:p>
+      <w:pPr>
+        <w:pStyle w:val="ListBullet"/>
+      </w:pPr>
+      <w:r>
+        <w:rPr>
+          <w:b/>
+        </w:rPr>
+        <w:t>Companion (inline booking, tasks, and monitoring)</w:t>
+      </w:r>
+      <w:r>
+        <w:t xml:space="preserve"> — a floating role-toggled box (Clinic / Reception / Triage / Nursing) on patient and task pages carrying appointment-booking and create-task panels plus a read-only "What's due" pocket of Sentinel chips for the page's patient. Opt-in on every Medicus screen; resize, minimise, or pop in to an edge tab</w:t>
       </w:r>
     </w:p>
     <w:p>
@@ -854,7 +637,7 @@
         <w:t>Document handling</w:t>
       </w:r>
       <w:r>
-        <w:t xml:space="preserve"> — one-click filing of a patient-submitted attachment as a clinical document; a checklist that turns a document's coded journal entries into new Problems.</w:t>
+        <w:t xml:space="preserve"> — one-click filing of a patient-submitted attachment as a clinical document, and a checklist that turns a document's coded journal entries into new Problems</w:t>
       </w:r>
     </w:p>
     <w:p>
@@ -868,7 +651,7 @@
         <w:t>Reception quick-actions composer</w:t>
       </w:r>
       <w:r>
-        <w:t xml:space="preserve"> — three chip rows (Action / With whom / Timeframe) above a task's comment box that insert plain-English text only; the clinician still presses Medicus's own Submit.</w:t>
+        <w:t xml:space="preserve"> — chip rows above a task's comment box that insert plain-English text only; the clinician still presses Medicus's own Submit</w:t>
       </w:r>
     </w:p>
     <w:p>
@@ -882,7 +665,7 @@
         <w:t>Clean up code</w:t>
       </w:r>
       <w:r>
-        <w:t xml:space="preserve"> — flags outdated or retired SNOMED problem-list codes, suggests a cleaner code or description, and can sync a cleaned-up code or text into a matching consultation-note entry, with one-click undo.</w:t>
+        <w:t xml:space="preserve"> — flags outdated or retired SNOMED problem-list codes, suggests a cleaner code or description, and can sync it into a matching consultation-note entry, with one-click undo</w:t>
       </w:r>
     </w:p>
     <w:p>
@@ -896,7 +679,7 @@
         <w:t>Organise problems</w:t>
       </w:r>
       <w:r>
-        <w:t xml:space="preserve"> — a drag-and-drop canvas for ending, re-grading, nesting and linking problems, with SNOMED- and text-based suggested links; every change staged, then confirmed together.</w:t>
+        <w:t xml:space="preserve"> — a drag-and-drop canvas for ending, re-grading, nesting and linking problems, with suggested links; several tiles can be staged and confirmed together</w:t>
       </w:r>
     </w:p>
     <w:p>
@@ -910,7 +693,21 @@
         <w:t>Allergy cleanup</w:t>
       </w:r>
       <w:r>
-        <w:t xml:space="preserve"> — a canvas for removing low-relevance allergy entries, merging duplicates, clearing stale dual-coding, and converting pre-defined allergies to a coded substance.</w:t>
+        <w:t xml:space="preserve"> — a canvas for removing low-relevance allergy entries, merging duplicates, clearing stale dual-coding, and converting pre-defined allergies to a coded substance</w:t>
+      </w:r>
+    </w:p>
+    <w:p>
+      <w:pPr>
+        <w:pStyle w:val="ListBullet"/>
+      </w:pPr>
+      <w:r>
+        <w:rPr>
+          <w:b/>
+        </w:rPr>
+        <w:t>Clean up alerts</w:t>
+      </w:r>
+      <w:r>
+        <w:t xml:space="preserve"> — pill on the patient banner; batch-clears Flag on patient banner only (W24)</w:t>
       </w:r>
     </w:p>
     <w:p>
@@ -924,7 +721,7 @@
         <w:t>Appointment-book organise</w:t>
       </w:r>
       <w:r>
-        <w:t xml:space="preserve"> — cancel, move or rebook appointments directly from the diary view.</w:t>
+        <w:t xml:space="preserve"> — cancel, move or rebook appointments directly from the diary view, with a fail-safe write path (destination re-checked before writing, failed moves auto-restored)</w:t>
       </w:r>
     </w:p>
     <w:p>
@@ -938,7 +735,7 @@
         <w:t>Bulk task actions</w:t>
       </w:r>
       <w:r>
-        <w:t xml:space="preserve"> — checklist-based acknowledge/discard for the Privacy Officer Alerts and EPS Cancellation Failures queues, reviewed and confirmed as one batch.</w:t>
+        <w:t xml:space="preserve"> — checklist-based acknowledge/discard for the Privacy Officer Alerts and EPS Cancellation Failures queues, reviewed and confirmed as one batch</w:t>
       </w:r>
     </w:p>
     <w:p>
@@ -952,7 +749,7 @@
         <w:t>Task presence</w:t>
       </w:r>
       <w:r>
-        <w:t xml:space="preserve"> — shows a colleague's name on a queue row they already have open, backed by the practice's own shared folder; advisory only, never a lock.</w:t>
+        <w:t xml:space="preserve"> — shows a colleague's name on a queue row they already have open, backed by the practice's own shared folder; advisory only, never a lock</w:t>
       </w:r>
     </w:p>
     <w:p>
@@ -966,7 +763,7 @@
         <w:t>Background data feeds</w:t>
       </w:r>
       <w:r>
-        <w:t xml:space="preserve"> — the pipeline behind Monitoring/Trends, a live-update relay so the panel refreshes without polling, and referral-data discovery for the Referrals Tracker.</w:t>
+        <w:t xml:space="preserve"> — the pipeline behind Monitoring/Trends, a live-update relay so the panel refreshes without polling, and referral-data discovery for the Referrals Tracker</w:t>
       </w:r>
     </w:p>
     <w:p>
@@ -1002,7 +799,7 @@
         <w:t>Duplicate Problem Checker</w:t>
       </w:r>
       <w:r>
-        <w:t xml:space="preserve"> — finds likely duplicate problems, notes and documents and offers a guided compare/merge/remove workflow.</w:t>
+        <w:t xml:space="preserve"> — finds likely duplicate problems, notes, documents and investigation reports and offers a guided compare/merge/remove workflow, with content-hash verification for documents.</w:t>
       </w:r>
     </w:p>
     <w:p>
@@ -1045,6 +842,20 @@
       </w:r>
       <w:r>
         <w:t xml:space="preserve"> — a printable inspection-preparation summary.</w:t>
+      </w:r>
+    </w:p>
+    <w:p>
+      <w:pPr>
+        <w:pStyle w:val="ListBullet"/>
+      </w:pPr>
+      <w:r>
+        <w:rPr>
+          <w:b/>
+        </w:rPr>
+        <w:t>Note</w:t>
+      </w:r>
+      <w:r>
+        <w:t xml:space="preserve"> — a TV/monitor kiosk (waiting room, staff ops, message, or a practice-made board). Public profiles show aggregates and practice-authored words only — never patient names.</w:t>
       </w:r>
     </w:p>
     <w:p>
@@ -1174,7 +985,7 @@
     </w:p>
     <w:p>
       <w:r>
-        <w:t>The shipped alert library carries 37 starter alerts a practice can enable (34 prescribing-safety, largely drawn from the PINCER indicator set, plus 3 clinical-review alerts), alongside 32 built-in drug-monitoring rules (31 enabled), 74 QOF rules, 5 vaccine rules, and 44 investigation-result threshold rules. Practices can also author their own rules of any type, which arrive disabled until a clinician reviews and switches them on.</w:t>
+        <w:t>The shipped alert library carries 39 starter alerts a practice can enable (36 prescribing-safety, largely drawn from the PINCER indicator set, plus 3 clinical-review alerts), alongside 39 built-in drug-monitoring rules (38 enabled), 81 QOF rules, 7 vaccine rules, and 44 investigation-result threshold rules. Practices can also author their own rules of any type, which arrive disabled until a clinician reviews and switches them on.</w:t>
       </w:r>
     </w:p>
     <w:p>
@@ -1285,10 +1096,10 @@
         <w:rPr>
           <w:b/>
         </w:rPr>
-        <w:t>Write-path governance</w:t>
+        <w:t>v3.248.0–v3.253.1 (29–30 Aug)</w:t>
       </w:r>
       <w:r>
-        <w:t xml:space="preserve"> — every action that can write back to Medicus is now named in a public inventory, cross-checked by an automated test, with the public docs rewritten to describe the real (enumerated-writes) safety posture rather than a blanket "read-only" claim.</w:t>
+        <w:t xml:space="preserve"> — Note: a new full-tab TV/monitor display board (waiting room, ops overview, message and up to six custom boards), now with ten visual styles and ten colour options on the default style</w:t>
       </w:r>
     </w:p>
     <w:p>
@@ -1299,10 +1110,10 @@
         <w:rPr>
           <w:b/>
         </w:rPr>
-        <w:t>Record-tidying tools matured into canvases</w:t>
+        <w:t>v3.249.0–v3.250.0 (29 Aug)</w:t>
       </w:r>
       <w:r>
-        <w:t xml:space="preserve"> — Organise problems, Allergy cleanup and Appointment organise moved from one-at-a-time popups to full drag-and-drop canvases where several changes are staged and then committed together; Clean up code gained the ability to sync a cleaned SNOMED code or description into a matching consultation-note entry, with one-click undo.</w:t>
+        <w:t xml:space="preserve"> — QOF monitoring rework: disease-register-driven matching, a July 2026 rule refresh, fewer false positives</w:t>
       </w:r>
     </w:p>
     <w:p>
@@ -1313,10 +1124,10 @@
         <w:rPr>
           <w:b/>
         </w:rPr>
-        <w:t>Reception call script signed off</w:t>
+        <w:t>v3.247.0 (27 Aug)</w:t>
       </w:r>
       <w:r>
-        <w:t xml:space="preserve"> — the guided-capture red-flag script was reworked to two same-tier safety-check lists plus a short history set, and formally signed off by the practice's clinical safety officer.</w:t>
+        <w:t xml:space="preserve"> — "Send to routine list": one-click routine-prescription reassignment from the task page</w:t>
       </w:r>
     </w:p>
     <w:p>
@@ -1327,10 +1138,10 @@
         <w:rPr>
           <w:b/>
         </w:rPr>
-        <w:t>Rota Manager upgrade</w:t>
+        <w:t>v3.246.0 (27 Aug)</w:t>
       </w:r>
       <w:r>
-        <w:t xml:space="preserve"> — optional passcode protection, a guided first-run setup assistant, drag-and-drop grid improvements (multi-select, copy/paste, undo/redo), a stronger automatic-scheduling solver, and a live check of today's rota against the real appointment book.</w:t>
+        <w:t xml:space="preserve"> — Workflow allocation canvas extended to inbound-document queues and team inboxes</w:t>
       </w:r>
     </w:p>
     <w:p>
@@ -1341,10 +1152,10 @@
         <w:rPr>
           <w:b/>
         </w:rPr>
-        <w:t>Task and queue polish</w:t>
+        <w:t>v3.242.0–v3.243.9 (25–26 Aug)</w:t>
       </w:r>
       <w:r>
-        <w:t xml:space="preserve"> — bulk acknowledge/discard on routine task queues, and a round of fixes keeping queue chips positioned correctly and readable on busy task and investigation-results lists.</w:t>
+        <w:t xml:space="preserve"> — Lab allocation canvas: a drag-and-drop workbench for staging unallocated investigation results by clinician</w:t>
       </w:r>
     </w:p>
     <w:p>
@@ -1355,10 +1166,10 @@
         <w:rPr>
           <w:b/>
         </w:rPr>
-        <w:t>Contacts Management</w:t>
+        <w:t>v3.239.0–v3.241.0 (24 Aug)</w:t>
       </w:r>
       <w:r>
-        <w:t xml:space="preserve"> — a new drag-and-drop family-tree tool for a patient's next-of-kin and contacts, opened directly from Medicus's own contacts page.</w:t>
+        <w:t xml:space="preserve"> — Companion HUD: booking, task-creation and a "What's due" monitoring pocket merged into one role-toggled floating box</w:t>
       </w:r>
     </w:p>
     <w:p>
@@ -1369,10 +1180,10 @@
         <w:rPr>
           <w:b/>
         </w:rPr>
-        <w:t>Clinical rule-set refresh</w:t>
+        <w:t>v3.225.0–v3.241.0 (8–24 Aug)</w:t>
       </w:r>
       <w:r>
-        <w:t xml:space="preserve"> — the periodic rule-currency review added and expanded several drug-monitoring rules, closed brand-name gaps, and corrected a vaccine-eligibility date window.</w:t>
+        <w:t xml:space="preserve"> — Organise problems, Allergy cleanup and Appointment-book organise matured into drag-and-drop, multi-select canvases with staged, fail-safe writes</w:t>
       </w:r>
     </w:p>
     <w:p>
@@ -1383,10 +1194,38 @@
         <w:rPr>
           <w:b/>
         </w:rPr>
-        <w:t>Task presence</w:t>
+        <w:t>v3.236.16–v3.237.2 (22–23 Aug)</w:t>
       </w:r>
       <w:r>
-        <w:t xml:space="preserve"> — a new indicator showing when a colleague already has a triage request open, to reduce duplicated work on the same request.</w:t>
+        <w:t xml:space="preserve"> — Clinical-safety audit remediation across write paths, plus a formally signed-off reception call script</w:t>
+      </w:r>
+    </w:p>
+    <w:p>
+      <w:pPr>
+        <w:pStyle w:val="ListBullet"/>
+      </w:pPr>
+      <w:r>
+        <w:rPr>
+          <w:b/>
+        </w:rPr>
+        <w:t>v3.232.0 (14 Aug)</w:t>
+      </w:r>
+      <w:r>
+        <w:t xml:space="preserve"> — Rota Manager: optional passcode protection, guided setup assistant, a stronger scheduling solver, and a live check against the real appointment book</w:t>
+      </w:r>
+    </w:p>
+    <w:p>
+      <w:pPr>
+        <w:pStyle w:val="ListBullet"/>
+      </w:pPr>
+      <w:r>
+        <w:rPr>
+          <w:b/>
+        </w:rPr>
+        <w:t>v3.219.0–v3.222.0 (3–4 Aug)</w:t>
+      </w:r>
+      <w:r>
+        <w:t xml:space="preserve"> — Task presence: shows when a colleague already has a triage request open, to reduce duplicated work</w:t>
       </w:r>
     </w:p>
     <w:p>
